--- a/EXPORTS/DOCX/published/niveau3/Dutch/Bronbeek.docx
+++ b/EXPORTS/DOCX/published/niveau3/Dutch/Bronbeek.docx
@@ -17,7 +17,7 @@
         <w:autoSpaceDE w:val="0"/>
         <w:widowControl/>
         <w:spacing w:line="720" w:lineRule="exact" w:before="0" w:after="0"/>
-        <w:ind w:left="20" w:right="0" w:firstLine="0"/>
+        <w:ind w:left="10" w:right="0" w:firstLine="0"/>
         <w:jc w:val="left"/>
       </w:pPr>
       <w:r>
@@ -37,7 +37,7 @@
         <w:autoSpaceDE w:val="0"/>
         <w:widowControl/>
         <w:spacing w:line="540" w:lineRule="exact" w:before="214" w:after="0"/>
-        <w:ind w:left="20" w:right="0" w:firstLine="0"/>
+        <w:ind w:left="10" w:right="0" w:firstLine="0"/>
         <w:jc w:val="left"/>
       </w:pPr>
       <w:r>
@@ -57,7 +57,7 @@
         <w:autoSpaceDE w:val="0"/>
         <w:widowControl/>
         <w:spacing w:line="288" w:lineRule="exact" w:before="292" w:after="0"/>
-        <w:ind w:left="20" w:right="0" w:firstLine="0"/>
+        <w:ind w:left="10" w:right="0" w:firstLine="0"/>
         <w:jc w:val="left"/>
       </w:pPr>
       <w:r>
@@ -100,7 +100,7 @@
         <w:autoSpaceDE w:val="0"/>
         <w:widowControl/>
         <w:spacing w:line="420" w:lineRule="exact" w:before="204" w:after="0"/>
-        <w:ind w:left="20" w:right="0" w:firstLine="0"/>
+        <w:ind w:left="10" w:right="0" w:firstLine="0"/>
         <w:jc w:val="left"/>
       </w:pPr>
       <w:r>
@@ -120,7 +120,7 @@
         <w:autoSpaceDE w:val="0"/>
         <w:widowControl/>
         <w:spacing w:line="288" w:lineRule="exact" w:before="274" w:after="0"/>
-        <w:ind w:left="20" w:right="144" w:firstLine="0"/>
+        <w:ind w:left="10" w:right="144" w:firstLine="0"/>
         <w:jc w:val="left"/>
       </w:pPr>
       <w:r>
@@ -138,7 +138,7 @@
           <w:rFonts w:ascii="Charis SIL Regular" w:hAnsi="Charis SIL Regular" w:eastAsia="Charis SIL Regular"/>
           <w:b w:val="0"/>
           <w:i w:val="0"/>
-          <w:color w:val="0066CC"/>
+          <w:color w:val="0000FF"/>
           <w:sz w:val="24"/>
           <w:u w:val="single"/>
         </w:rPr>
@@ -156,7 +156,7 @@
           <w:rFonts w:ascii="Charis SIL Regular" w:hAnsi="Charis SIL Regular" w:eastAsia="Charis SIL Regular"/>
           <w:b w:val="0"/>
           <w:i w:val="0"/>
-          <w:color w:val="0066CC"/>
+          <w:color w:val="0000FF"/>
           <w:sz w:val="24"/>
           <w:u w:val="single"/>
         </w:rPr>
@@ -167,7 +167,7 @@
           <w:rFonts w:ascii="Charis SIL Regular" w:hAnsi="Charis SIL Regular" w:eastAsia="Charis SIL Regular"/>
           <w:b w:val="0"/>
           <w:i w:val="0"/>
-          <w:color w:val="0066CC"/>
+          <w:color w:val="0000FF"/>
           <w:sz w:val="24"/>
           <w:u w:val="single"/>
         </w:rPr>
@@ -185,7 +185,7 @@
           <w:rFonts w:ascii="Charis SIL Regular" w:hAnsi="Charis SIL Regular" w:eastAsia="Charis SIL Regular"/>
           <w:b w:val="0"/>
           <w:i w:val="0"/>
-          <w:color w:val="0066CC"/>
+          <w:color w:val="0000FF"/>
           <w:sz w:val="24"/>
           <w:u w:val="single"/>
         </w:rPr>
@@ -196,7 +196,7 @@
           <w:rFonts w:ascii="Charis SIL Regular" w:hAnsi="Charis SIL Regular" w:eastAsia="Charis SIL Regular"/>
           <w:b w:val="0"/>
           <w:i w:val="0"/>
-          <w:color w:val="0066CC"/>
+          <w:color w:val="0000FF"/>
           <w:sz w:val="24"/>
           <w:u w:val="single"/>
         </w:rPr>
@@ -230,29 +230,11 @@
           <w:color w:val="000000"/>
           <w:sz w:val="24"/>
         </w:rPr>
-        <w:t>Nederl</w:t>
+        <w:t>Nederlandse S</w:t>
       </w:r>
       <w:r>
         <w:rPr>
-          <w:u w:val="single" w:color="0066cc"/>
-          <w:rFonts w:ascii="Charis SIL Regular" w:hAnsi="Charis SIL Regular" w:eastAsia="Charis SIL Regular"/>
-          <w:b w:val="0"/>
-          <w:i w:val="0"/>
-          <w:color w:val="000000"/>
-          <w:sz w:val="24"/>
-        </w:rPr>
-        <w:hyperlink r:id="rId9" w:history="1">
-          <w:r>
-            <w:rPr>
-              <w:rStyle w:val="Hyperlink"/>
-            </w:rPr>
-            <w:t>andse S</w:t>
-          </w:r>
-        </w:hyperlink>
-      </w:r>
-      <w:r>
-        <w:rPr>
-          <w:u w:val="single" w:color="0066cc"/>
+          <w:u w:val="single" w:color="0000ff"/>
           <w:rFonts w:ascii="Charis SIL Regular" w:hAnsi="Charis SIL Regular" w:eastAsia="Charis SIL Regular"/>
           <w:b w:val="0"/>
           <w:i w:val="0"/>
@@ -270,7 +252,7 @@
       </w:r>
       <w:r>
         <w:rPr>
-          <w:u w:val="single" w:color="0066cc"/>
+          <w:u w:val="single" w:color="0000ff"/>
           <w:rFonts w:ascii="Charis SIL Regular" w:hAnsi="Charis SIL Regular" w:eastAsia="Charis SIL Regular"/>
           <w:b w:val="0"/>
           <w:i w:val="0"/>
@@ -288,7 +270,7 @@
       </w:r>
       <w:r>
         <w:rPr>
-          <w:u w:val="single" w:color="0066cc"/>
+          <w:u w:val="single" w:color="0000ff"/>
           <w:rFonts w:ascii="Charis SIL Regular" w:hAnsi="Charis SIL Regular" w:eastAsia="Charis SIL Regular"/>
           <w:b w:val="0"/>
           <w:i w:val="0"/>
@@ -329,7 +311,7 @@
           <w:rFonts w:ascii="Charis SIL Regular" w:hAnsi="Charis SIL Regular" w:eastAsia="Charis SIL Regular"/>
           <w:b w:val="0"/>
           <w:i w:val="0"/>
-          <w:color w:val="0066CC"/>
+          <w:color w:val="0000FF"/>
           <w:sz w:val="24"/>
           <w:u w:val="single"/>
         </w:rPr>
@@ -347,7 +329,7 @@
           <w:rFonts w:ascii="Charis SIL Regular" w:hAnsi="Charis SIL Regular" w:eastAsia="Charis SIL Regular"/>
           <w:b w:val="0"/>
           <w:i w:val="0"/>
-          <w:color w:val="0066CC"/>
+          <w:color w:val="0000FF"/>
           <w:sz w:val="24"/>
           <w:u w:val="single"/>
         </w:rPr>
@@ -358,7 +340,7 @@
           <w:rFonts w:ascii="Charis SIL Regular" w:hAnsi="Charis SIL Regular" w:eastAsia="Charis SIL Regular"/>
           <w:b w:val="0"/>
           <w:i w:val="0"/>
-          <w:color w:val="0066CC"/>
+          <w:color w:val="0000FF"/>
           <w:sz w:val="24"/>
           <w:u w:val="single"/>
         </w:rPr>
@@ -376,7 +358,7 @@
           <w:rFonts w:ascii="Charis SIL Regular" w:hAnsi="Charis SIL Regular" w:eastAsia="Charis SIL Regular"/>
           <w:b w:val="0"/>
           <w:i w:val="0"/>
-          <w:color w:val="0066CC"/>
+          <w:color w:val="0000FF"/>
           <w:sz w:val="24"/>
           <w:u w:val="single"/>
         </w:rPr>
@@ -394,7 +376,7 @@
           <w:rFonts w:ascii="Charis SIL Regular" w:hAnsi="Charis SIL Regular" w:eastAsia="Charis SIL Regular"/>
           <w:b w:val="0"/>
           <w:i w:val="0"/>
-          <w:color w:val="0066CC"/>
+          <w:color w:val="0000FF"/>
           <w:sz w:val="24"/>
           <w:u w:val="single"/>
         </w:rPr>
@@ -405,7 +387,7 @@
           <w:rFonts w:ascii="Charis SIL Regular" w:hAnsi="Charis SIL Regular" w:eastAsia="Charis SIL Regular"/>
           <w:b w:val="0"/>
           <w:i w:val="0"/>
-          <w:color w:val="0066CC"/>
+          <w:color w:val="0000FF"/>
           <w:sz w:val="24"/>
           <w:u w:val="single"/>
         </w:rPr>
@@ -440,7 +422,7 @@
       </w:r>
       <w:r>
         <w:rPr>
-          <w:u w:val="single" w:color="0066cc"/>
+          <w:u w:val="single" w:color="0000ff"/>
           <w:rFonts w:ascii="Charis SIL Regular" w:hAnsi="Charis SIL Regular" w:eastAsia="Charis SIL Regular"/>
           <w:b w:val="0"/>
           <w:i w:val="0"/>
@@ -458,7 +440,6 @@
       </w:r>
       <w:r>
         <w:rPr>
-          <w:u w:val="single" w:color="0066cc"/>
           <w:rFonts w:ascii="Charis SIL Regular" w:hAnsi="Charis SIL Regular" w:eastAsia="Charis SIL Regular"/>
           <w:b w:val="0"/>
           <w:i w:val="0"/>
@@ -469,7 +450,7 @@
       </w:r>
       <w:r>
         <w:rPr>
-          <w:u w:val="single" w:color="0066cc"/>
+          <w:u w:val="single" w:color="0000ff"/>
           <w:rFonts w:ascii="Charis SIL Regular" w:hAnsi="Charis SIL Regular" w:eastAsia="Charis SIL Regular"/>
           <w:b w:val="0"/>
           <w:i w:val="0"/>
@@ -487,7 +468,7 @@
       </w:r>
       <w:r>
         <w:rPr>
-          <w:u w:val="single" w:color="0066cc"/>
+          <w:u w:val="single" w:color="0000ff"/>
           <w:rFonts w:ascii="Charis SIL Regular" w:hAnsi="Charis SIL Regular" w:eastAsia="Charis SIL Regular"/>
           <w:b w:val="0"/>
           <w:i w:val="0"/>
@@ -505,7 +486,7 @@
       </w:r>
       <w:r>
         <w:rPr>
-          <w:u w:val="single" w:color="0066cc"/>
+          <w:u w:val="single" w:color="0000ff"/>
           <w:rFonts w:ascii="Charis SIL Regular" w:hAnsi="Charis SIL Regular" w:eastAsia="Charis SIL Regular"/>
           <w:b w:val="0"/>
           <w:i w:val="0"/>
@@ -523,7 +504,7 @@
       </w:r>
       <w:r>
         <w:rPr>
-          <w:u w:val="single" w:color="0066cc"/>
+          <w:u w:val="single" w:color="0000ff"/>
           <w:rFonts w:ascii="Charis SIL Regular" w:hAnsi="Charis SIL Regular" w:eastAsia="Charis SIL Regular"/>
           <w:b w:val="0"/>
           <w:i w:val="0"/>
@@ -566,7 +547,7 @@
         <w:autoSpaceDE w:val="0"/>
         <w:widowControl/>
         <w:spacing w:line="288" w:lineRule="exact" w:before="240" w:after="0"/>
-        <w:ind w:left="20" w:right="0" w:firstLine="0"/>
+        <w:ind w:left="10" w:right="0" w:firstLine="0"/>
         <w:jc w:val="left"/>
       </w:pPr>
       <w:r>
@@ -606,7 +587,7 @@
         <w:autoSpaceDE w:val="0"/>
         <w:widowControl/>
         <w:spacing w:line="288" w:lineRule="exact" w:before="240" w:after="0"/>
-        <w:ind w:left="20" w:right="288" w:firstLine="0"/>
+        <w:ind w:left="10" w:right="288" w:firstLine="0"/>
         <w:jc w:val="left"/>
       </w:pPr>
       <w:r>
@@ -666,7 +647,7 @@
         <w:autoSpaceDE w:val="0"/>
         <w:widowControl/>
         <w:spacing w:line="288" w:lineRule="exact" w:before="240" w:after="0"/>
-        <w:ind w:left="20" w:right="0" w:firstLine="0"/>
+        <w:ind w:left="10" w:right="0" w:firstLine="0"/>
         <w:jc w:val="left"/>
       </w:pPr>
       <w:r>
@@ -687,7 +668,7 @@
           <w:rFonts w:ascii="Charis SIL Regular" w:hAnsi="Charis SIL Regular" w:eastAsia="Charis SIL Regular"/>
           <w:b w:val="0"/>
           <w:i w:val="0"/>
-          <w:color w:val="0066CC"/>
+          <w:color w:val="0000FF"/>
           <w:sz w:val="24"/>
           <w:u w:val="single"/>
         </w:rPr>
@@ -712,7 +693,7 @@
       </w:r>
       <w:r>
         <w:rPr>
-          <w:u w:val="single" w:color="0066cc"/>
+          <w:u w:val="single" w:color="0000ff"/>
           <w:rFonts w:ascii="Charis SIL Regular" w:hAnsi="Charis SIL Regular" w:eastAsia="Charis SIL Regular"/>
           <w:b w:val="0"/>
           <w:i w:val="0"/>
@@ -775,7 +756,7 @@
         <w:autoSpaceDE w:val="0"/>
         <w:widowControl/>
         <w:spacing w:line="352" w:lineRule="exact" w:before="176" w:after="0"/>
-        <w:ind w:left="20" w:right="0" w:firstLine="0"/>
+        <w:ind w:left="10" w:right="0" w:firstLine="0"/>
         <w:jc w:val="left"/>
       </w:pPr>
       <w:r>
@@ -795,7 +776,7 @@
         <w:autoSpaceDE w:val="0"/>
         <w:widowControl/>
         <w:spacing w:line="288" w:lineRule="exact" w:before="240" w:after="0"/>
-        <w:ind w:left="20" w:right="1008" w:firstLine="0"/>
+        <w:ind w:left="10" w:right="1008" w:firstLine="0"/>
         <w:jc w:val="left"/>
       </w:pPr>
       <w:r>
@@ -833,7 +814,7 @@
           <w:rFonts w:ascii="Charis SIL Regular" w:hAnsi="Charis SIL Regular" w:eastAsia="Charis SIL Regular"/>
           <w:b w:val="0"/>
           <w:i w:val="0"/>
-          <w:color w:val="0066CC"/>
+          <w:color w:val="0000FF"/>
           <w:sz w:val="24"/>
           <w:u w:val="single"/>
         </w:rPr>
@@ -851,7 +832,7 @@
           <w:rFonts w:ascii="Charis SIL Regular" w:hAnsi="Charis SIL Regular" w:eastAsia="Charis SIL Regular"/>
           <w:b w:val="0"/>
           <w:i w:val="0"/>
-          <w:color w:val="0066CC"/>
+          <w:color w:val="0000FF"/>
           <w:sz w:val="24"/>
           <w:u w:val="single"/>
         </w:rPr>
@@ -862,7 +843,7 @@
           <w:rFonts w:ascii="Charis SIL Regular" w:hAnsi="Charis SIL Regular" w:eastAsia="Charis SIL Regular"/>
           <w:b w:val="0"/>
           <w:i w:val="0"/>
-          <w:color w:val="0066CC"/>
+          <w:color w:val="0000FF"/>
           <w:sz w:val="24"/>
           <w:u w:val="single"/>
         </w:rPr>
@@ -880,7 +861,7 @@
           <w:rFonts w:ascii="Charis SIL Regular" w:hAnsi="Charis SIL Regular" w:eastAsia="Charis SIL Regular"/>
           <w:b w:val="0"/>
           <w:i w:val="0"/>
-          <w:color w:val="0066CC"/>
+          <w:color w:val="0000FF"/>
           <w:sz w:val="24"/>
           <w:u w:val="single"/>
         </w:rPr>
@@ -891,7 +872,7 @@
           <w:rFonts w:ascii="Charis SIL Regular" w:hAnsi="Charis SIL Regular" w:eastAsia="Charis SIL Regular"/>
           <w:b w:val="0"/>
           <w:i w:val="0"/>
-          <w:color w:val="0066CC"/>
+          <w:color w:val="0000FF"/>
           <w:sz w:val="24"/>
           <w:u w:val="single"/>
         </w:rPr>
@@ -909,7 +890,7 @@
           <w:rFonts w:ascii="Charis SIL Regular" w:hAnsi="Charis SIL Regular" w:eastAsia="Charis SIL Regular"/>
           <w:b w:val="0"/>
           <w:i w:val="0"/>
-          <w:color w:val="0066CC"/>
+          <w:color w:val="0000FF"/>
           <w:sz w:val="24"/>
           <w:u w:val="single"/>
         </w:rPr>
@@ -920,7 +901,7 @@
           <w:rFonts w:ascii="Charis SIL Regular" w:hAnsi="Charis SIL Regular" w:eastAsia="Charis SIL Regular"/>
           <w:b w:val="0"/>
           <w:i w:val="0"/>
-          <w:color w:val="0066CC"/>
+          <w:color w:val="0000FF"/>
           <w:sz w:val="24"/>
           <w:u w:val="single"/>
         </w:rPr>
@@ -938,7 +919,7 @@
           <w:rFonts w:ascii="Charis SIL Regular" w:hAnsi="Charis SIL Regular" w:eastAsia="Charis SIL Regular"/>
           <w:b w:val="0"/>
           <w:i w:val="0"/>
-          <w:color w:val="0066CC"/>
+          <w:color w:val="0000FF"/>
           <w:sz w:val="24"/>
           <w:u w:val="single"/>
         </w:rPr>
@@ -956,7 +937,7 @@
           <w:rFonts w:ascii="Charis SIL Regular" w:hAnsi="Charis SIL Regular" w:eastAsia="Charis SIL Regular"/>
           <w:b w:val="0"/>
           <w:i w:val="0"/>
-          <w:color w:val="0066CC"/>
+          <w:color w:val="0000FF"/>
           <w:sz w:val="24"/>
           <w:u w:val="single"/>
         </w:rPr>
@@ -967,7 +948,7 @@
           <w:rFonts w:ascii="Charis SIL Regular" w:hAnsi="Charis SIL Regular" w:eastAsia="Charis SIL Regular"/>
           <w:b w:val="0"/>
           <w:i w:val="0"/>
-          <w:color w:val="0066CC"/>
+          <w:color w:val="0000FF"/>
           <w:sz w:val="24"/>
           <w:u w:val="single"/>
         </w:rPr>
@@ -985,7 +966,7 @@
           <w:rFonts w:ascii="Charis SIL Regular" w:hAnsi="Charis SIL Regular" w:eastAsia="Charis SIL Regular"/>
           <w:b w:val="0"/>
           <w:i w:val="0"/>
-          <w:color w:val="0066CC"/>
+          <w:color w:val="0000FF"/>
           <w:sz w:val="24"/>
           <w:u w:val="single"/>
         </w:rPr>
@@ -996,7 +977,7 @@
           <w:rFonts w:ascii="Charis SIL Regular" w:hAnsi="Charis SIL Regular" w:eastAsia="Charis SIL Regular"/>
           <w:b w:val="0"/>
           <w:i w:val="0"/>
-          <w:color w:val="0066CC"/>
+          <w:color w:val="0000FF"/>
           <w:sz w:val="24"/>
           <w:u w:val="single"/>
         </w:rPr>
@@ -1014,7 +995,7 @@
           <w:rFonts w:ascii="Charis SIL Regular" w:hAnsi="Charis SIL Regular" w:eastAsia="Charis SIL Regular"/>
           <w:b w:val="0"/>
           <w:i w:val="0"/>
-          <w:color w:val="0066CC"/>
+          <w:color w:val="0000FF"/>
           <w:sz w:val="24"/>
           <w:u w:val="single"/>
         </w:rPr>
@@ -1025,7 +1006,7 @@
           <w:rFonts w:ascii="Charis SIL Regular" w:hAnsi="Charis SIL Regular" w:eastAsia="Charis SIL Regular"/>
           <w:b w:val="0"/>
           <w:i w:val="0"/>
-          <w:color w:val="0066CC"/>
+          <w:color w:val="0000FF"/>
           <w:sz w:val="24"/>
           <w:u w:val="single"/>
         </w:rPr>
@@ -1043,7 +1024,7 @@
           <w:rFonts w:ascii="Charis SIL Regular" w:hAnsi="Charis SIL Regular" w:eastAsia="Charis SIL Regular"/>
           <w:b w:val="0"/>
           <w:i w:val="0"/>
-          <w:color w:val="0066CC"/>
+          <w:color w:val="0000FF"/>
           <w:sz w:val="24"/>
           <w:u w:val="single"/>
         </w:rPr>
@@ -1054,7 +1035,7 @@
           <w:rFonts w:ascii="Charis SIL Regular" w:hAnsi="Charis SIL Regular" w:eastAsia="Charis SIL Regular"/>
           <w:b w:val="0"/>
           <w:i w:val="0"/>
-          <w:color w:val="0066CC"/>
+          <w:color w:val="0000FF"/>
           <w:sz w:val="24"/>
           <w:u w:val="single"/>
         </w:rPr>
@@ -1084,7 +1065,7 @@
         <w:autoSpaceDE w:val="0"/>
         <w:widowControl/>
         <w:spacing w:line="420" w:lineRule="exact" w:before="204" w:after="0"/>
-        <w:ind w:left="20" w:right="0" w:firstLine="0"/>
+        <w:ind w:left="10" w:right="0" w:firstLine="0"/>
         <w:jc w:val="left"/>
       </w:pPr>
       <w:r>
@@ -1104,7 +1085,7 @@
         <w:autoSpaceDE w:val="0"/>
         <w:widowControl/>
         <w:spacing w:line="288" w:lineRule="exact" w:before="276" w:after="0"/>
-        <w:ind w:left="20" w:right="144" w:firstLine="0"/>
+        <w:ind w:left="10" w:right="144" w:firstLine="0"/>
         <w:jc w:val="left"/>
       </w:pPr>
       <w:r>
@@ -1122,7 +1103,7 @@
           <w:rFonts w:ascii="Charis SIL Regular" w:hAnsi="Charis SIL Regular" w:eastAsia="Charis SIL Regular"/>
           <w:b w:val="0"/>
           <w:i w:val="0"/>
-          <w:color w:val="0066CC"/>
+          <w:color w:val="0000FF"/>
           <w:sz w:val="24"/>
           <w:u w:val="single"/>
         </w:rPr>
@@ -1153,22 +1134,11 @@
           <w:color w:val="000000"/>
           <w:sz w:val="24"/>
         </w:rPr>
-        <w:t>De bibliotheek met meer dan 15.000 boeken is doorzoekb</w:t>
+        <w:t>De bibliotheek met meer dan 15.000 boeken is doorzoekba</w:t>
       </w:r>
       <w:r>
         <w:rPr>
-          <w:u w:val="single" w:color="0066cc"/>
-          <w:rFonts w:ascii="Charis SIL Regular" w:hAnsi="Charis SIL Regular" w:eastAsia="Charis SIL Regular"/>
-          <w:b w:val="0"/>
-          <w:i w:val="0"/>
-          <w:color w:val="000000"/>
-          <w:sz w:val="24"/>
-        </w:rPr>
-        <w:t>a</w:t>
-      </w:r>
-      <w:r>
-        <w:rPr>
-          <w:u w:val="single" w:color="0066cc"/>
+          <w:u w:val="single" w:color="0000ff"/>
           <w:rFonts w:ascii="Charis SIL Regular" w:hAnsi="Charis SIL Regular" w:eastAsia="Charis SIL Regular"/>
           <w:b w:val="0"/>
           <w:i w:val="0"/>
@@ -1189,7 +1159,7 @@
           <w:rFonts w:ascii="Charis SIL Regular" w:hAnsi="Charis SIL Regular" w:eastAsia="Charis SIL Regular"/>
           <w:b w:val="0"/>
           <w:i w:val="0"/>
-          <w:color w:val="0066CC"/>
+          <w:color w:val="0000FF"/>
           <w:sz w:val="24"/>
           <w:u w:val="single"/>
         </w:rPr>
@@ -1219,7 +1189,7 @@
         <w:autoSpaceDE w:val="0"/>
         <w:widowControl/>
         <w:spacing w:line="288" w:lineRule="exact" w:before="240" w:after="0"/>
-        <w:ind w:left="20" w:right="144" w:firstLine="0"/>
+        <w:ind w:left="10" w:right="144" w:firstLine="0"/>
         <w:jc w:val="left"/>
       </w:pPr>
       <w:r>
@@ -1237,7 +1207,7 @@
           <w:rFonts w:ascii="Charis SIL Regular" w:hAnsi="Charis SIL Regular" w:eastAsia="Charis SIL Regular"/>
           <w:b w:val="0"/>
           <w:i w:val="0"/>
-          <w:color w:val="0066CC"/>
+          <w:color w:val="0000FF"/>
           <w:sz w:val="24"/>
           <w:u w:val="single"/>
         </w:rPr>
@@ -1255,7 +1225,7 @@
           <w:rFonts w:ascii="Charis SIL Regular" w:hAnsi="Charis SIL Regular" w:eastAsia="Charis SIL Regular"/>
           <w:b w:val="0"/>
           <w:i w:val="0"/>
-          <w:color w:val="0066CC"/>
+          <w:color w:val="0000FF"/>
           <w:sz w:val="24"/>
           <w:u w:val="single"/>
         </w:rPr>
@@ -1266,7 +1236,7 @@
           <w:rFonts w:ascii="Charis SIL Regular" w:hAnsi="Charis SIL Regular" w:eastAsia="Charis SIL Regular"/>
           <w:b w:val="0"/>
           <w:i w:val="0"/>
-          <w:color w:val="0066CC"/>
+          <w:color w:val="0000FF"/>
           <w:sz w:val="24"/>
           <w:u w:val="single"/>
         </w:rPr>
@@ -1291,7 +1261,7 @@
       </w:r>
       <w:r>
         <w:rPr>
-          <w:u w:val="single" w:color="0066cc"/>
+          <w:u w:val="single" w:color="0000ff"/>
           <w:rFonts w:ascii="Charis SIL Regular" w:hAnsi="Charis SIL Regular" w:eastAsia="Charis SIL Regular"/>
           <w:b w:val="0"/>
           <w:i w:val="0"/>
@@ -1309,7 +1279,7 @@
       </w:r>
       <w:r>
         <w:rPr>
-          <w:u w:val="single" w:color="0066cc"/>
+          <w:u w:val="single" w:color="0000ff"/>
           <w:rFonts w:ascii="Charis SIL Regular" w:hAnsi="Charis SIL Regular" w:eastAsia="Charis SIL Regular"/>
           <w:b w:val="0"/>
           <w:i w:val="0"/>
@@ -1327,7 +1297,7 @@
       </w:r>
       <w:r>
         <w:rPr>
-          <w:u w:val="single" w:color="0066cc"/>
+          <w:u w:val="single" w:color="0000ff"/>
           <w:rFonts w:ascii="Charis SIL Regular" w:hAnsi="Charis SIL Regular" w:eastAsia="Charis SIL Regular"/>
           <w:b w:val="0"/>
           <w:i w:val="0"/>
@@ -1361,7 +1331,7 @@
           <w:rFonts w:ascii="Charis SIL Regular" w:hAnsi="Charis SIL Regular" w:eastAsia="Charis SIL Regular"/>
           <w:b w:val="0"/>
           <w:i w:val="0"/>
-          <w:color w:val="0066CC"/>
+          <w:color w:val="0000FF"/>
           <w:sz w:val="24"/>
           <w:u w:val="single"/>
         </w:rPr>
@@ -1379,7 +1349,7 @@
       </w:r>
       <w:r>
         <w:rPr>
-          <w:u w:val="single" w:color="0066cc"/>
+          <w:u w:val="single" w:color="0000ff"/>
           <w:rFonts w:ascii="Charis SIL Regular" w:hAnsi="Charis SIL Regular" w:eastAsia="Charis SIL Regular"/>
           <w:b w:val="0"/>
           <w:i w:val="0"/>
@@ -1395,7 +1365,7 @@
         <w:autoSpaceDE w:val="0"/>
         <w:widowControl/>
         <w:spacing w:line="288" w:lineRule="exact" w:before="240" w:after="0"/>
-        <w:ind w:left="20" w:right="0" w:firstLine="0"/>
+        <w:ind w:left="10" w:right="0" w:firstLine="0"/>
         <w:jc w:val="left"/>
       </w:pPr>
       <w:r>
@@ -1413,7 +1383,7 @@
           <w:rFonts w:ascii="Charis SIL Regular" w:hAnsi="Charis SIL Regular" w:eastAsia="Charis SIL Regular"/>
           <w:b w:val="0"/>
           <w:i w:val="0"/>
-          <w:color w:val="0066CC"/>
+          <w:color w:val="0000FF"/>
           <w:sz w:val="24"/>
           <w:u w:val="single"/>
         </w:rPr>
@@ -1431,7 +1401,7 @@
           <w:rFonts w:ascii="Charis SIL Regular" w:hAnsi="Charis SIL Regular" w:eastAsia="Charis SIL Regular"/>
           <w:b w:val="0"/>
           <w:i w:val="0"/>
-          <w:color w:val="0066CC"/>
+          <w:color w:val="0000FF"/>
           <w:sz w:val="24"/>
           <w:u w:val="single"/>
         </w:rPr>
@@ -1442,7 +1412,7 @@
           <w:rFonts w:ascii="Charis SIL Regular" w:hAnsi="Charis SIL Regular" w:eastAsia="Charis SIL Regular"/>
           <w:b w:val="0"/>
           <w:i w:val="0"/>
-          <w:color w:val="0066CC"/>
+          <w:color w:val="0000FF"/>
           <w:sz w:val="24"/>
           <w:u w:val="single"/>
         </w:rPr>
@@ -1460,7 +1430,7 @@
           <w:rFonts w:ascii="Charis SIL Regular" w:hAnsi="Charis SIL Regular" w:eastAsia="Charis SIL Regular"/>
           <w:b w:val="0"/>
           <w:i w:val="0"/>
-          <w:color w:val="0066CC"/>
+          <w:color w:val="0000FF"/>
           <w:sz w:val="24"/>
           <w:u w:val="single"/>
         </w:rPr>
@@ -1471,7 +1441,7 @@
           <w:rFonts w:ascii="Charis SIL Regular" w:hAnsi="Charis SIL Regular" w:eastAsia="Charis SIL Regular"/>
           <w:b w:val="0"/>
           <w:i w:val="0"/>
-          <w:color w:val="0066CC"/>
+          <w:color w:val="0000FF"/>
           <w:sz w:val="24"/>
           <w:u w:val="single"/>
         </w:rPr>
@@ -1482,7 +1452,7 @@
           <w:rFonts w:ascii="Charis SIL Regular" w:hAnsi="Charis SIL Regular" w:eastAsia="Charis SIL Regular"/>
           <w:b w:val="0"/>
           <w:i w:val="0"/>
-          <w:color w:val="0066CC"/>
+          <w:color w:val="0000FF"/>
           <w:sz w:val="24"/>
           <w:u w:val="single"/>
         </w:rPr>
@@ -1500,7 +1470,7 @@
           <w:rFonts w:ascii="Charis SIL Regular" w:hAnsi="Charis SIL Regular" w:eastAsia="Charis SIL Regular"/>
           <w:b w:val="0"/>
           <w:i w:val="0"/>
-          <w:color w:val="0066CC"/>
+          <w:color w:val="0000FF"/>
           <w:sz w:val="24"/>
           <w:u w:val="single"/>
         </w:rPr>
@@ -1511,7 +1481,7 @@
           <w:rFonts w:ascii="Charis SIL Regular" w:hAnsi="Charis SIL Regular" w:eastAsia="Charis SIL Regular"/>
           <w:b w:val="0"/>
           <w:i w:val="0"/>
-          <w:color w:val="0066CC"/>
+          <w:color w:val="0000FF"/>
           <w:sz w:val="24"/>
           <w:u w:val="single"/>
         </w:rPr>
@@ -1529,9 +1499,8 @@
           <w:rFonts w:ascii="Charis SIL Regular" w:hAnsi="Charis SIL Regular" w:eastAsia="Charis SIL Regular"/>
           <w:b w:val="0"/>
           <w:i w:val="0"/>
-          <w:color w:val="0066CC"/>
+          <w:color w:val="0000FF"/>
           <w:sz w:val="24"/>
-          <w:u w:val="single"/>
         </w:rPr>
         <w:t xml:space="preserve"> </w:t>
       </w:r>
@@ -1540,7 +1509,7 @@
           <w:rFonts w:ascii="Charis SIL Regular" w:hAnsi="Charis SIL Regular" w:eastAsia="Charis SIL Regular"/>
           <w:b w:val="0"/>
           <w:i w:val="0"/>
-          <w:color w:val="0066CC"/>
+          <w:color w:val="0000FF"/>
           <w:sz w:val="24"/>
           <w:u w:val="single"/>
         </w:rPr>
@@ -1549,7 +1518,7 @@
             <w:rPr>
               <w:rStyle w:val="Hyperlink"/>
             </w:rPr>
-            <w:t>i</w:t>
+            <w:t xml:space="preserve">in </w:t>
           </w:r>
         </w:hyperlink>
       </w:r>
@@ -1558,17 +1527,7 @@
           <w:rFonts w:ascii="Charis SIL Regular" w:hAnsi="Charis SIL Regular" w:eastAsia="Charis SIL Regular"/>
           <w:b w:val="0"/>
           <w:i w:val="0"/>
-          <w:color w:val="0066CC"/>
-          <w:sz w:val="24"/>
-        </w:rPr>
-        <w:t xml:space="preserve">n </w:t>
-      </w:r>
-      <w:r>
-        <w:rPr>
-          <w:rFonts w:ascii="Charis SIL Regular" w:hAnsi="Charis SIL Regular" w:eastAsia="Charis SIL Regular"/>
-          <w:b w:val="0"/>
-          <w:i w:val="0"/>
-          <w:color w:val="0066CC"/>
+          <w:color w:val="0000FF"/>
           <w:sz w:val="24"/>
           <w:u w:val="single"/>
         </w:rPr>
@@ -1586,7 +1545,7 @@
           <w:rFonts w:ascii="Charis SIL Regular" w:hAnsi="Charis SIL Regular" w:eastAsia="Charis SIL Regular"/>
           <w:b w:val="0"/>
           <w:i w:val="0"/>
-          <w:color w:val="0066CC"/>
+          <w:color w:val="0000FF"/>
           <w:sz w:val="24"/>
           <w:u w:val="single"/>
         </w:rPr>
@@ -1597,7 +1556,7 @@
           <w:rFonts w:ascii="Charis SIL Regular" w:hAnsi="Charis SIL Regular" w:eastAsia="Charis SIL Regular"/>
           <w:b w:val="0"/>
           <w:i w:val="0"/>
-          <w:color w:val="0066CC"/>
+          <w:color w:val="0000FF"/>
           <w:sz w:val="24"/>
           <w:u w:val="single"/>
         </w:rPr>
@@ -1615,7 +1574,7 @@
           <w:rFonts w:ascii="Charis SIL Regular" w:hAnsi="Charis SIL Regular" w:eastAsia="Charis SIL Regular"/>
           <w:b w:val="0"/>
           <w:i w:val="0"/>
-          <w:color w:val="0066CC"/>
+          <w:color w:val="0000FF"/>
           <w:sz w:val="24"/>
           <w:u w:val="single"/>
         </w:rPr>
@@ -1626,7 +1585,7 @@
           <w:rFonts w:ascii="Charis SIL Regular" w:hAnsi="Charis SIL Regular" w:eastAsia="Charis SIL Regular"/>
           <w:b w:val="0"/>
           <w:i w:val="0"/>
-          <w:color w:val="0066CC"/>
+          <w:color w:val="0000FF"/>
           <w:sz w:val="24"/>
           <w:u w:val="single"/>
         </w:rPr>
@@ -1644,7 +1603,7 @@
           <w:rFonts w:ascii="Charis SIL Regular" w:hAnsi="Charis SIL Regular" w:eastAsia="Charis SIL Regular"/>
           <w:b w:val="0"/>
           <w:i w:val="0"/>
-          <w:color w:val="0066CC"/>
+          <w:color w:val="0000FF"/>
           <w:sz w:val="24"/>
           <w:u w:val="single"/>
         </w:rPr>
@@ -1669,7 +1628,7 @@
       </w:r>
       <w:r>
         <w:rPr>
-          <w:u w:val="single" w:color="0066cc"/>
+          <w:u w:val="single" w:color="0000ff"/>
           <w:rFonts w:ascii="Charis SIL Regular" w:hAnsi="Charis SIL Regular" w:eastAsia="Charis SIL Regular"/>
           <w:b w:val="0"/>
           <w:i w:val="0"/>
@@ -1687,7 +1646,7 @@
       </w:r>
       <w:r>
         <w:rPr>
-          <w:u w:val="single" w:color="0066cc"/>
+          <w:u w:val="single" w:color="0000ff"/>
           <w:rFonts w:ascii="Charis SIL Regular" w:hAnsi="Charis SIL Regular" w:eastAsia="Charis SIL Regular"/>
           <w:b w:val="0"/>
           <w:i w:val="0"/>
@@ -1705,7 +1664,7 @@
       </w:r>
       <w:r>
         <w:rPr>
-          <w:u w:val="single" w:color="0066cc"/>
+          <w:u w:val="single" w:color="0000ff"/>
           <w:rFonts w:ascii="Charis SIL Regular" w:hAnsi="Charis SIL Regular" w:eastAsia="Charis SIL Regular"/>
           <w:b w:val="0"/>
           <w:i w:val="0"/>
@@ -1723,7 +1682,7 @@
       </w:r>
       <w:r>
         <w:rPr>
-          <w:u w:val="single" w:color="0066cc"/>
+          <w:u w:val="single" w:color="0000ff"/>
           <w:rFonts w:ascii="Charis SIL Regular" w:hAnsi="Charis SIL Regular" w:eastAsia="Charis SIL Regular"/>
           <w:b w:val="0"/>
           <w:i w:val="0"/>
@@ -1741,7 +1700,7 @@
       </w:r>
       <w:r>
         <w:rPr>
-          <w:u w:val="single" w:color="0066cc"/>
+          <w:u w:val="single" w:color="0000ff"/>
           <w:rFonts w:ascii="Charis SIL Regular" w:hAnsi="Charis SIL Regular" w:eastAsia="Charis SIL Regular"/>
           <w:b w:val="0"/>
           <w:i w:val="0"/>
@@ -1759,7 +1718,7 @@
       </w:r>
       <w:r>
         <w:rPr>
-          <w:u w:val="single" w:color="0066cc"/>
+          <w:u w:val="single" w:color="0000ff"/>
           <w:rFonts w:ascii="Charis SIL Regular" w:hAnsi="Charis SIL Regular" w:eastAsia="Charis SIL Regular"/>
           <w:b w:val="0"/>
           <w:i w:val="0"/>
@@ -1780,7 +1739,7 @@
       <w:pPr>
         <w:sectPr>
           <w:pgSz w:w="11900" w:h="16840"/>
-          <w:pgMar w:top="448" w:right="932" w:bottom="454" w:left="940" w:header="720" w:footer="720" w:gutter="0"/>
+          <w:pgMar w:top="448" w:right="932" w:bottom="454" w:left="950" w:header="720" w:footer="720" w:gutter="0"/>
           <w:cols/>
           <w:docGrid w:linePitch="360"/>
         </w:sectPr>
@@ -1839,7 +1798,7 @@
           <w:rFonts w:ascii="Charis SIL Regular" w:hAnsi="Charis SIL Regular" w:eastAsia="Charis SIL Regular"/>
           <w:b w:val="0"/>
           <w:i w:val="0"/>
-          <w:color w:val="0066CC"/>
+          <w:color w:val="0000FF"/>
           <w:sz w:val="24"/>
           <w:u w:val="single"/>
         </w:rPr>
@@ -1874,7 +1833,7 @@
       </w:r>
       <w:r>
         <w:rPr>
-          <w:u w:val="single" w:color="0066cc"/>
+          <w:u w:val="single" w:color="0000ff"/>
           <w:rFonts w:ascii="Charis SIL Regular" w:hAnsi="Charis SIL Regular" w:eastAsia="Charis SIL Regular"/>
           <w:b w:val="0"/>
           <w:i w:val="0"/>
@@ -1945,7 +1904,7 @@
           <w:rFonts w:ascii="Charis SIL Regular" w:hAnsi="Charis SIL Regular" w:eastAsia="Charis SIL Regular"/>
           <w:b w:val="0"/>
           <w:i w:val="0"/>
-          <w:color w:val="0066CC"/>
+          <w:color w:val="0000FF"/>
           <w:sz w:val="24"/>
           <w:u w:val="single"/>
         </w:rPr>
@@ -1963,7 +1922,7 @@
           <w:rFonts w:ascii="Charis SIL Regular" w:hAnsi="Charis SIL Regular" w:eastAsia="Charis SIL Regular"/>
           <w:b w:val="0"/>
           <w:i w:val="0"/>
-          <w:color w:val="0066CC"/>
+          <w:color w:val="0000FF"/>
           <w:sz w:val="24"/>
           <w:u w:val="single"/>
         </w:rPr>
@@ -2031,8 +1990,9 @@
           <w:rFonts w:ascii="Charis SIL Regular" w:hAnsi="Charis SIL Regular" w:eastAsia="Charis SIL Regular"/>
           <w:b w:val="0"/>
           <w:i w:val="0"/>
-          <w:color w:val="0066CC"/>
+          <w:color w:val="0000FF"/>
           <w:sz w:val="24"/>
+          <w:u w:val="single"/>
         </w:rPr>
         <w:t>Bronnen</w:t>
       </w:r>
@@ -2054,11 +2014,22 @@
           <w:rFonts w:ascii="Charis SIL Regular" w:hAnsi="Charis SIL Regular" w:eastAsia="Charis SIL Regular"/>
           <w:b w:val="0"/>
           <w:i w:val="0"/>
-          <w:color w:val="0066CC"/>
+          <w:color w:val="0000FF"/>
           <w:sz w:val="24"/>
           <w:u w:val="single"/>
         </w:rPr>
-        <w:t>Leger- en marinepersoneel in gekoloniseerde gebieden</w:t>
+        <w:t>Leger- e</w:t>
+      </w:r>
+      <w:r>
+        <w:rPr>
+          <w:rFonts w:ascii="Charis SIL Regular" w:hAnsi="Charis SIL Regular" w:eastAsia="Charis SIL Regular"/>
+          <w:b w:val="0"/>
+          <w:i w:val="0"/>
+          <w:color w:val="0000FF"/>
+          <w:sz w:val="24"/>
+          <w:u w:val="single"/>
+        </w:rPr>
+        <w:t>n marinepersoneel in gekoloniseerde gebieden</w:t>
       </w:r>
       <w:r>
         <w:rPr>
@@ -2075,7 +2046,7 @@
           <w:rFonts w:ascii="Charis SIL Regular" w:hAnsi="Charis SIL Regular" w:eastAsia="Charis SIL Regular"/>
           <w:b w:val="0"/>
           <w:i w:val="0"/>
-          <w:color w:val="0066CC"/>
+          <w:color w:val="0000FF"/>
           <w:sz w:val="24"/>
           <w:u w:val="single"/>
         </w:rPr>
@@ -2099,7 +2070,7 @@
           <w:rFonts w:ascii="Charis SIL Regular" w:hAnsi="Charis SIL Regular" w:eastAsia="Charis SIL Regular"/>
           <w:b w:val="0"/>
           <w:i w:val="0"/>
-          <w:color w:val="0066CC"/>
+          <w:color w:val="0000FF"/>
           <w:sz w:val="24"/>
           <w:u w:val="single"/>
         </w:rPr>
@@ -2110,7 +2081,7 @@
           <w:rFonts w:ascii="Charis SIL Regular" w:hAnsi="Charis SIL Regular" w:eastAsia="Charis SIL Regular"/>
           <w:b w:val="0"/>
           <w:i w:val="0"/>
-          <w:color w:val="0066CC"/>
+          <w:color w:val="0000FF"/>
           <w:sz w:val="24"/>
           <w:u w:val="single"/>
         </w:rPr>
@@ -2134,7 +2105,7 @@
           <w:rFonts w:ascii="Charis SIL Regular" w:hAnsi="Charis SIL Regular" w:eastAsia="Charis SIL Regular"/>
           <w:b w:val="0"/>
           <w:i w:val="0"/>
-          <w:color w:val="0066CC"/>
+          <w:color w:val="0000FF"/>
           <w:sz w:val="24"/>
           <w:u w:val="single"/>
         </w:rPr>
@@ -2145,7 +2116,7 @@
           <w:rFonts w:ascii="Charis SIL Regular" w:hAnsi="Charis SIL Regular" w:eastAsia="Charis SIL Regular"/>
           <w:b w:val="0"/>
           <w:i w:val="0"/>
-          <w:color w:val="0066CC"/>
+          <w:color w:val="0000FF"/>
           <w:sz w:val="24"/>
           <w:u w:val="single"/>
         </w:rPr>
@@ -2169,7 +2140,7 @@
           <w:rFonts w:ascii="Charis SIL Regular" w:hAnsi="Charis SIL Regular" w:eastAsia="Charis SIL Regular"/>
           <w:b w:val="0"/>
           <w:i w:val="0"/>
-          <w:color w:val="0066CC"/>
+          <w:color w:val="0000FF"/>
           <w:sz w:val="24"/>
           <w:u w:val="single"/>
         </w:rPr>
@@ -2180,7 +2151,7 @@
           <w:rFonts w:ascii="Charis SIL Regular" w:hAnsi="Charis SIL Regular" w:eastAsia="Charis SIL Regular"/>
           <w:b w:val="0"/>
           <w:i w:val="0"/>
-          <w:color w:val="0066CC"/>
+          <w:color w:val="0000FF"/>
           <w:sz w:val="24"/>
           <w:u w:val="single"/>
         </w:rPr>
@@ -2321,7 +2292,7 @@
           <w:rFonts w:ascii="Charis SIL Regular" w:hAnsi="Charis SIL Regular" w:eastAsia="Charis SIL Regular"/>
           <w:b w:val="0"/>
           <w:i w:val="0"/>
-          <w:color w:val="0066CC"/>
+          <w:color w:val="0000FF"/>
           <w:sz w:val="24"/>
           <w:u w:val="single"/>
         </w:rPr>
@@ -2339,7 +2310,7 @@
           <w:rFonts w:ascii="Charis SIL Regular" w:hAnsi="Charis SIL Regular" w:eastAsia="Charis SIL Regular"/>
           <w:b w:val="0"/>
           <w:i w:val="0"/>
-          <w:color w:val="0066CC"/>
+          <w:color w:val="0000FF"/>
           <w:sz w:val="24"/>
           <w:u w:val="single"/>
         </w:rPr>
@@ -2357,7 +2328,7 @@
           <w:rFonts w:ascii="Charis SIL Regular" w:hAnsi="Charis SIL Regular" w:eastAsia="Charis SIL Regular"/>
           <w:b w:val="0"/>
           <w:i w:val="0"/>
-          <w:color w:val="0066CC"/>
+          <w:color w:val="0000FF"/>
           <w:sz w:val="24"/>
           <w:u w:val="single"/>
         </w:rPr>
@@ -2375,7 +2346,7 @@
           <w:rFonts w:ascii="Charis SIL Regular" w:hAnsi="Charis SIL Regular" w:eastAsia="Charis SIL Regular"/>
           <w:b w:val="0"/>
           <w:i w:val="0"/>
-          <w:color w:val="0066CC"/>
+          <w:color w:val="0000FF"/>
           <w:sz w:val="24"/>
           <w:u w:val="single"/>
         </w:rPr>
@@ -2393,7 +2364,7 @@
           <w:rFonts w:ascii="Charis SIL Regular" w:hAnsi="Charis SIL Regular" w:eastAsia="Charis SIL Regular"/>
           <w:b w:val="0"/>
           <w:i w:val="0"/>
-          <w:color w:val="0066CC"/>
+          <w:color w:val="0000FF"/>
           <w:sz w:val="24"/>
           <w:u w:val="single"/>
         </w:rPr>
@@ -2411,7 +2382,7 @@
           <w:rFonts w:ascii="Charis SIL Regular" w:hAnsi="Charis SIL Regular" w:eastAsia="Charis SIL Regular"/>
           <w:b w:val="0"/>
           <w:i w:val="0"/>
-          <w:color w:val="0066CC"/>
+          <w:color w:val="0000FF"/>
           <w:sz w:val="24"/>
           <w:u w:val="single"/>
         </w:rPr>
@@ -2429,7 +2400,7 @@
           <w:rFonts w:ascii="Charis SIL Regular" w:hAnsi="Charis SIL Regular" w:eastAsia="Charis SIL Regular"/>
           <w:b w:val="0"/>
           <w:i w:val="0"/>
-          <w:color w:val="0066CC"/>
+          <w:color w:val="0000FF"/>
           <w:sz w:val="24"/>
           <w:u w:val="single"/>
         </w:rPr>
@@ -2457,7 +2428,7 @@
           <w:rFonts w:ascii="Charis SIL Regular" w:hAnsi="Charis SIL Regular" w:eastAsia="Charis SIL Regular"/>
           <w:b w:val="0"/>
           <w:i w:val="0"/>
-          <w:color w:val="0066CC"/>
+          <w:color w:val="0000FF"/>
           <w:sz w:val="24"/>
           <w:u w:val="single"/>
         </w:rPr>
@@ -2475,7 +2446,7 @@
           <w:rFonts w:ascii="Charis SIL Regular" w:hAnsi="Charis SIL Regular" w:eastAsia="Charis SIL Regular"/>
           <w:b w:val="0"/>
           <w:i w:val="0"/>
-          <w:color w:val="0066CC"/>
+          <w:color w:val="0000FF"/>
           <w:sz w:val="24"/>
           <w:u w:val="single"/>
         </w:rPr>
@@ -2493,7 +2464,7 @@
           <w:rFonts w:ascii="Charis SIL Regular" w:hAnsi="Charis SIL Regular" w:eastAsia="Charis SIL Regular"/>
           <w:b w:val="0"/>
           <w:i w:val="0"/>
-          <w:color w:val="0066CC"/>
+          <w:color w:val="0000FF"/>
           <w:sz w:val="24"/>
           <w:u w:val="single"/>
         </w:rPr>
@@ -2504,11 +2475,11 @@
           <w:rFonts w:ascii="Charis SIL Regular" w:hAnsi="Charis SIL Regular" w:eastAsia="Charis SIL Regular"/>
           <w:b w:val="0"/>
           <w:i w:val="0"/>
-          <w:color w:val="0066CC"/>
+          <w:color w:val="0000FF"/>
           <w:sz w:val="24"/>
           <w:u w:val="single"/>
         </w:rPr>
-        <w:hyperlink r:id="rId19" w:history="1">
+        <w:hyperlink r:id="rId18" w:history="1">
           <w:r>
             <w:rPr>
               <w:rStyle w:val="Hyperlink"/>
@@ -2622,7 +2593,7 @@
           <w:rFonts w:ascii="Charis SIL Regular" w:hAnsi="Charis SIL Regular" w:eastAsia="Charis SIL Regular"/>
           <w:b w:val="0"/>
           <w:i w:val="0"/>
-          <w:color w:val="0066CC"/>
+          <w:color w:val="0000FF"/>
           <w:sz w:val="24"/>
           <w:u w:val="single"/>
         </w:rPr>
@@ -2640,7 +2611,7 @@
           <w:rFonts w:ascii="Charis SIL Regular" w:hAnsi="Charis SIL Regular" w:eastAsia="Charis SIL Regular"/>
           <w:b w:val="0"/>
           <w:i w:val="0"/>
-          <w:color w:val="0066CC"/>
+          <w:color w:val="0000FF"/>
           <w:sz w:val="24"/>
           <w:u w:val="single"/>
         </w:rPr>
@@ -2728,7 +2699,7 @@
           <w:rFonts w:ascii="Charis SIL Regular" w:hAnsi="Charis SIL Regular" w:eastAsia="Charis SIL Regular"/>
           <w:b w:val="0"/>
           <w:i w:val="0"/>
-          <w:color w:val="0066CC"/>
+          <w:color w:val="0000FF"/>
           <w:sz w:val="24"/>
           <w:u w:val="single"/>
         </w:rPr>
@@ -2746,7 +2717,7 @@
           <w:rFonts w:ascii="Charis SIL Regular" w:hAnsi="Charis SIL Regular" w:eastAsia="Charis SIL Regular"/>
           <w:b w:val="0"/>
           <w:i w:val="0"/>
-          <w:color w:val="0066CC"/>
+          <w:color w:val="0000FF"/>
           <w:sz w:val="24"/>
           <w:u w:val="single"/>
         </w:rPr>
@@ -2883,7 +2854,7 @@
           <w:rFonts w:ascii="Charis SIL Regular" w:hAnsi="Charis SIL Regular" w:eastAsia="Charis SIL Regular"/>
           <w:b w:val="0"/>
           <w:i w:val="0"/>
-          <w:color w:val="0066CC"/>
+          <w:color w:val="0000FF"/>
           <w:sz w:val="24"/>
           <w:u w:val="single"/>
         </w:rPr>
@@ -2901,7 +2872,7 @@
           <w:rFonts w:ascii="Charis SIL Regular" w:hAnsi="Charis SIL Regular" w:eastAsia="Charis SIL Regular"/>
           <w:b w:val="0"/>
           <w:i w:val="0"/>
-          <w:color w:val="0066CC"/>
+          <w:color w:val="0000FF"/>
           <w:sz w:val="24"/>
           <w:u w:val="single"/>
         </w:rPr>
@@ -2919,7 +2890,7 @@
           <w:rFonts w:ascii="Charis SIL Regular" w:hAnsi="Charis SIL Regular" w:eastAsia="Charis SIL Regular"/>
           <w:b w:val="0"/>
           <w:i w:val="0"/>
-          <w:color w:val="0066CC"/>
+          <w:color w:val="0000FF"/>
           <w:sz w:val="24"/>
           <w:u w:val="single"/>
         </w:rPr>
@@ -2937,7 +2908,7 @@
           <w:rFonts w:ascii="Charis SIL Regular" w:hAnsi="Charis SIL Regular" w:eastAsia="Charis SIL Regular"/>
           <w:b w:val="0"/>
           <w:i w:val="0"/>
-          <w:color w:val="0066CC"/>
+          <w:color w:val="0000FF"/>
           <w:sz w:val="24"/>
           <w:u w:val="single"/>
         </w:rPr>
@@ -2965,7 +2936,7 @@
           <w:rFonts w:ascii="Charis SIL Regular" w:hAnsi="Charis SIL Regular" w:eastAsia="Charis SIL Regular"/>
           <w:b w:val="0"/>
           <w:i w:val="0"/>
-          <w:color w:val="0066CC"/>
+          <w:color w:val="0000FF"/>
           <w:sz w:val="24"/>
           <w:u w:val="single"/>
         </w:rPr>
@@ -2983,11 +2954,11 @@
           <w:rFonts w:ascii="Charis SIL Regular" w:hAnsi="Charis SIL Regular" w:eastAsia="Charis SIL Regular"/>
           <w:b w:val="0"/>
           <w:i w:val="0"/>
-          <w:color w:val="0066CC"/>
+          <w:color w:val="0000FF"/>
           <w:sz w:val="24"/>
           <w:u w:val="single"/>
         </w:rPr>
-        <w:hyperlink r:id="rId21" w:history="1">
+        <w:hyperlink r:id="rId22" w:history="1">
           <w:r>
             <w:rPr>
               <w:rStyle w:val="Hyperlink"/>
@@ -3001,7 +2972,7 @@
           <w:rFonts w:ascii="Charis SIL Regular" w:hAnsi="Charis SIL Regular" w:eastAsia="Charis SIL Regular"/>
           <w:b w:val="0"/>
           <w:i w:val="0"/>
-          <w:color w:val="0066CC"/>
+          <w:color w:val="0000FF"/>
           <w:sz w:val="24"/>
           <w:u w:val="single"/>
         </w:rPr>
@@ -3016,21 +2987,28 @@
       </w:r>
       <w:r>
         <w:rPr>
-          <w:u w:val="single" w:color="0066cc"/>
+          <w:u w:val="single" w:color="0000ff"/>
           <w:rFonts w:ascii="Charis SIL Regular" w:hAnsi="Charis SIL Regular" w:eastAsia="Charis SIL Regular"/>
           <w:b w:val="0"/>
           <w:i w:val="0"/>
           <w:color w:val="000000"/>
           <w:sz w:val="24"/>
         </w:rPr>
-        <w:t xml:space="preserve">, </w:t>
+        <w:hyperlink r:id="rId21" w:history="1">
+          <w:r>
+            <w:rPr>
+              <w:rStyle w:val="Hyperlink"/>
+            </w:rPr>
+            <w:t xml:space="preserve">, </w:t>
+          </w:r>
+        </w:hyperlink>
       </w:r>
       <w:r>
         <w:rPr>
           <w:rFonts w:ascii="Charis SIL Regular" w:hAnsi="Charis SIL Regular" w:eastAsia="Charis SIL Regular"/>
           <w:b w:val="0"/>
           <w:i w:val="0"/>
-          <w:color w:val="0066CC"/>
+          <w:color w:val="0000FF"/>
           <w:sz w:val="24"/>
           <w:u w:val="single"/>
         </w:rPr>
@@ -3048,7 +3026,7 @@
           <w:rFonts w:ascii="Charis SIL Regular" w:hAnsi="Charis SIL Regular" w:eastAsia="Charis SIL Regular"/>
           <w:b w:val="0"/>
           <w:i w:val="0"/>
-          <w:color w:val="0066CC"/>
+          <w:color w:val="0000FF"/>
           <w:sz w:val="24"/>
           <w:u w:val="single"/>
         </w:rPr>
@@ -3059,7 +3037,7 @@
           <w:rFonts w:ascii="Charis SIL Regular" w:hAnsi="Charis SIL Regular" w:eastAsia="Charis SIL Regular"/>
           <w:b w:val="0"/>
           <w:i w:val="0"/>
-          <w:color w:val="0066CC"/>
+          <w:color w:val="0000FF"/>
           <w:sz w:val="24"/>
           <w:u w:val="single"/>
         </w:rPr>
@@ -3077,7 +3055,7 @@
           <w:rFonts w:ascii="Charis SIL Regular" w:hAnsi="Charis SIL Regular" w:eastAsia="Charis SIL Regular"/>
           <w:b w:val="0"/>
           <w:i w:val="0"/>
-          <w:color w:val="0066CC"/>
+          <w:color w:val="0000FF"/>
           <w:sz w:val="24"/>
           <w:u w:val="single"/>
         </w:rPr>

--- a/EXPORTS/DOCX/published/niveau3/Dutch/Bronbeek.docx
+++ b/EXPORTS/DOCX/published/niveau3/Dutch/Bronbeek.docx
@@ -230,7 +230,25 @@
           <w:color w:val="000000"/>
           <w:sz w:val="24"/>
         </w:rPr>
-        <w:t>Nederlandse S</w:t>
+        <w:t>Nederl</w:t>
+      </w:r>
+      <w:r>
+        <w:rPr>
+          <w:u w:val="single" w:color="0000ff"/>
+          <w:rFonts w:ascii="Charis SIL Regular" w:hAnsi="Charis SIL Regular" w:eastAsia="Charis SIL Regular"/>
+          <w:b w:val="0"/>
+          <w:i w:val="0"/>
+          <w:color w:val="000000"/>
+          <w:sz w:val="24"/>
+        </w:rPr>
+        <w:hyperlink r:id="rId9" w:history="1">
+          <w:r>
+            <w:rPr>
+              <w:rStyle w:val="Hyperlink"/>
+            </w:rPr>
+            <w:t>andse S</w:t>
+          </w:r>
+        </w:hyperlink>
       </w:r>
       <w:r>
         <w:rPr>
@@ -440,6 +458,7 @@
       </w:r>
       <w:r>
         <w:rPr>
+          <w:u w:val="single" w:color="0000ff"/>
           <w:rFonts w:ascii="Charis SIL Regular" w:hAnsi="Charis SIL Regular" w:eastAsia="Charis SIL Regular"/>
           <w:b w:val="0"/>
           <w:i w:val="0"/>
@@ -1421,7 +1440,7 @@
             <w:rPr>
               <w:rStyle w:val="Hyperlink"/>
             </w:rPr>
-            <w:t>biografieë</w:t>
+            <w:t>biografie</w:t>
           </w:r>
         </w:hyperlink>
       </w:r>
@@ -1432,7 +1451,23 @@
           <w:i w:val="0"/>
           <w:color w:val="0000FF"/>
           <w:sz w:val="24"/>
-          <w:u w:val="single"/>
+        </w:rPr>
+        <w:hyperlink r:id="rId15" w:history="1">
+          <w:r>
+            <w:rPr>
+              <w:rStyle w:val="Hyperlink"/>
+            </w:rPr>
+            <w:t>ë</w:t>
+          </w:r>
+        </w:hyperlink>
+      </w:r>
+      <w:r>
+        <w:rPr>
+          <w:rFonts w:ascii="Charis SIL Regular" w:hAnsi="Charis SIL Regular" w:eastAsia="Charis SIL Regular"/>
+          <w:b w:val="0"/>
+          <w:i w:val="0"/>
+          <w:color w:val="0000FF"/>
+          <w:sz w:val="24"/>
         </w:rPr>
         <w:t>n</w:t>
       </w:r>
@@ -1501,6 +1536,7 @@
           <w:i w:val="0"/>
           <w:color w:val="0000FF"/>
           <w:sz w:val="24"/>
+          <w:u w:val="single"/>
         </w:rPr>
         <w:t xml:space="preserve"> </w:t>
       </w:r>
@@ -2450,7 +2486,7 @@
           <w:sz w:val="24"/>
           <w:u w:val="single"/>
         </w:rPr>
-        <w:hyperlink r:id="rId19" w:history="1">
+        <w:hyperlink r:id="rId18" w:history="1">
           <w:r>
             <w:rPr>
               <w:rStyle w:val="Hyperlink"/>
@@ -2958,7 +2994,7 @@
           <w:sz w:val="24"/>
           <w:u w:val="single"/>
         </w:rPr>
-        <w:hyperlink r:id="rId22" w:history="1">
+        <w:hyperlink r:id="rId21" w:history="1">
           <w:r>
             <w:rPr>
               <w:rStyle w:val="Hyperlink"/>
@@ -2976,7 +3012,7 @@
           <w:sz w:val="24"/>
           <w:u w:val="single"/>
         </w:rPr>
-        <w:hyperlink r:id="rId22" w:history="1">
+        <w:hyperlink r:id="rId21" w:history="1">
           <w:r>
             <w:rPr>
               <w:rStyle w:val="Hyperlink"/>
@@ -3012,7 +3048,7 @@
           <w:sz w:val="24"/>
           <w:u w:val="single"/>
         </w:rPr>
-        <w:hyperlink r:id="rId23" w:history="1">
+        <w:hyperlink r:id="rId21" w:history="1">
           <w:r>
             <w:rPr>
               <w:rStyle w:val="Hyperlink"/>
@@ -3059,7 +3095,7 @@
           <w:sz w:val="24"/>
           <w:u w:val="single"/>
         </w:rPr>
-        <w:hyperlink r:id="rId21" w:history="1">
+        <w:hyperlink r:id="rId23" w:history="1">
           <w:r>
             <w:rPr>
               <w:rStyle w:val="Hyperlink"/>

--- a/EXPORTS/DOCX/published/niveau3/Dutch/Bronbeek.docx
+++ b/EXPORTS/DOCX/published/niveau3/Dutch/Bronbeek.docx
@@ -1451,15 +1451,9 @@
           <w:i w:val="0"/>
           <w:color w:val="0000FF"/>
           <w:sz w:val="24"/>
+          <w:u w:val="single"/>
         </w:rPr>
-        <w:hyperlink r:id="rId15" w:history="1">
-          <w:r>
-            <w:rPr>
-              <w:rStyle w:val="Hyperlink"/>
-            </w:rPr>
-            <w:t>ë</w:t>
-          </w:r>
-        </w:hyperlink>
+        <w:t>ë</w:t>
       </w:r>
       <w:r>
         <w:rPr>
@@ -2486,7 +2480,7 @@
           <w:sz w:val="24"/>
           <w:u w:val="single"/>
         </w:rPr>
-        <w:hyperlink r:id="rId18" w:history="1">
+        <w:hyperlink r:id="rId19" w:history="1">
           <w:r>
             <w:rPr>
               <w:rStyle w:val="Hyperlink"/>
@@ -2515,7 +2509,7 @@
           <w:sz w:val="24"/>
           <w:u w:val="single"/>
         </w:rPr>
-        <w:hyperlink r:id="rId18" w:history="1">
+        <w:hyperlink r:id="rId19" w:history="1">
           <w:r>
             <w:rPr>
               <w:rStyle w:val="Hyperlink"/>
@@ -3012,7 +3006,7 @@
           <w:sz w:val="24"/>
           <w:u w:val="single"/>
         </w:rPr>
-        <w:hyperlink r:id="rId21" w:history="1">
+        <w:hyperlink r:id="rId22" w:history="1">
           <w:r>
             <w:rPr>
               <w:rStyle w:val="Hyperlink"/>
@@ -3023,21 +3017,13 @@
       </w:r>
       <w:r>
         <w:rPr>
-          <w:u w:val="single" w:color="0000ff"/>
           <w:rFonts w:ascii="Charis SIL Regular" w:hAnsi="Charis SIL Regular" w:eastAsia="Charis SIL Regular"/>
           <w:b w:val="0"/>
           <w:i w:val="0"/>
           <w:color w:val="000000"/>
           <w:sz w:val="24"/>
         </w:rPr>
-        <w:hyperlink r:id="rId21" w:history="1">
-          <w:r>
-            <w:rPr>
-              <w:rStyle w:val="Hyperlink"/>
-            </w:rPr>
-            <w:t xml:space="preserve">, </w:t>
-          </w:r>
-        </w:hyperlink>
+        <w:t xml:space="preserve">, </w:t>
       </w:r>
       <w:r>
         <w:rPr>
@@ -3095,7 +3081,7 @@
           <w:sz w:val="24"/>
           <w:u w:val="single"/>
         </w:rPr>
-        <w:hyperlink r:id="rId23" w:history="1">
+        <w:hyperlink r:id="rId21" w:history="1">
           <w:r>
             <w:rPr>
               <w:rStyle w:val="Hyperlink"/>

--- a/EXPORTS/DOCX/published/niveau3/Dutch/Bronbeek.docx
+++ b/EXPORTS/DOCX/published/niveau3/Dutch/Bronbeek.docx
@@ -241,14 +241,7 @@
           <w:color w:val="000000"/>
           <w:sz w:val="24"/>
         </w:rPr>
-        <w:hyperlink r:id="rId9" w:history="1">
-          <w:r>
-            <w:rPr>
-              <w:rStyle w:val="Hyperlink"/>
-            </w:rPr>
-            <w:t>andse S</w:t>
-          </w:r>
-        </w:hyperlink>
+        <w:t>andse S</w:t>
       </w:r>
       <w:r>
         <w:rPr>
@@ -458,7 +451,6 @@
       </w:r>
       <w:r>
         <w:rPr>
-          <w:u w:val="single" w:color="0000ff"/>
           <w:rFonts w:ascii="Charis SIL Regular" w:hAnsi="Charis SIL Regular" w:eastAsia="Charis SIL Regular"/>
           <w:b w:val="0"/>
           <w:i w:val="0"/>
@@ -1182,7 +1174,7 @@
           <w:sz w:val="24"/>
           <w:u w:val="single"/>
         </w:rPr>
-        <w:hyperlink r:id="rId13" w:history="1">
+        <w:hyperlink r:id="rId14" w:history="1">
           <w:r>
             <w:rPr>
               <w:rStyle w:val="Hyperlink"/>
@@ -1230,7 +1222,7 @@
           <w:sz w:val="24"/>
           <w:u w:val="single"/>
         </w:rPr>
-        <w:hyperlink r:id="rId14" w:history="1">
+        <w:hyperlink r:id="rId15" w:history="1">
           <w:r>
             <w:rPr>
               <w:rStyle w:val="Hyperlink"/>
@@ -1259,7 +1251,7 @@
           <w:sz w:val="24"/>
           <w:u w:val="single"/>
         </w:rPr>
-        <w:hyperlink r:id="rId14" w:history="1">
+        <w:hyperlink r:id="rId15" w:history="1">
           <w:r>
             <w:rPr>
               <w:rStyle w:val="Hyperlink"/>
@@ -1287,7 +1279,7 @@
           <w:color w:val="000000"/>
           <w:sz w:val="24"/>
         </w:rPr>
-        <w:hyperlink r:id="rId14" w:history="1">
+        <w:hyperlink r:id="rId15" w:history="1">
           <w:r>
             <w:rPr>
               <w:rStyle w:val="Hyperlink"/>
@@ -1305,7 +1297,7 @@
           <w:color w:val="000000"/>
           <w:sz w:val="24"/>
         </w:rPr>
-        <w:hyperlink r:id="rId14" w:history="1">
+        <w:hyperlink r:id="rId15" w:history="1">
           <w:r>
             <w:rPr>
               <w:rStyle w:val="Hyperlink"/>
@@ -1323,7 +1315,7 @@
           <w:color w:val="000000"/>
           <w:sz w:val="24"/>
         </w:rPr>
-        <w:hyperlink r:id="rId14" w:history="1">
+        <w:hyperlink r:id="rId15" w:history="1">
           <w:r>
             <w:rPr>
               <w:rStyle w:val="Hyperlink"/>
@@ -1406,7 +1398,7 @@
           <w:sz w:val="24"/>
           <w:u w:val="single"/>
         </w:rPr>
-        <w:hyperlink r:id="rId15" w:history="1">
+        <w:hyperlink r:id="rId16" w:history="1">
           <w:r>
             <w:rPr>
               <w:rStyle w:val="Hyperlink"/>
@@ -1435,12 +1427,12 @@
           <w:sz w:val="24"/>
           <w:u w:val="single"/>
         </w:rPr>
-        <w:hyperlink r:id="rId15" w:history="1">
+        <w:hyperlink r:id="rId16" w:history="1">
           <w:r>
             <w:rPr>
               <w:rStyle w:val="Hyperlink"/>
             </w:rPr>
-            <w:t>biografie</w:t>
+            <w:t>biografieë</w:t>
           </w:r>
         </w:hyperlink>
       </w:r>
@@ -1452,16 +1444,6 @@
           <w:color w:val="0000FF"/>
           <w:sz w:val="24"/>
           <w:u w:val="single"/>
-        </w:rPr>
-        <w:t>ë</w:t>
-      </w:r>
-      <w:r>
-        <w:rPr>
-          <w:rFonts w:ascii="Charis SIL Regular" w:hAnsi="Charis SIL Regular" w:eastAsia="Charis SIL Regular"/>
-          <w:b w:val="0"/>
-          <w:i w:val="0"/>
-          <w:color w:val="0000FF"/>
-          <w:sz w:val="24"/>
         </w:rPr>
         <w:t>n</w:t>
       </w:r>
@@ -1485,7 +1467,7 @@
           <w:sz w:val="24"/>
           <w:u w:val="single"/>
         </w:rPr>
-        <w:hyperlink r:id="rId15" w:history="1">
+        <w:hyperlink r:id="rId16" w:history="1">
           <w:r>
             <w:rPr>
               <w:rStyle w:val="Hyperlink"/>
@@ -1514,7 +1496,7 @@
           <w:sz w:val="24"/>
           <w:u w:val="single"/>
         </w:rPr>
-        <w:hyperlink r:id="rId15" w:history="1">
+        <w:hyperlink r:id="rId16" w:history="1">
           <w:r>
             <w:rPr>
               <w:rStyle w:val="Hyperlink"/>
@@ -1543,12 +1525,12 @@
           <w:sz w:val="24"/>
           <w:u w:val="single"/>
         </w:rPr>
-        <w:hyperlink r:id="rId15" w:history="1">
+        <w:hyperlink r:id="rId16" w:history="1">
           <w:r>
             <w:rPr>
               <w:rStyle w:val="Hyperlink"/>
             </w:rPr>
-            <w:t xml:space="preserve">in </w:t>
+            <w:t>i</w:t>
           </w:r>
         </w:hyperlink>
       </w:r>
@@ -1559,9 +1541,19 @@
           <w:i w:val="0"/>
           <w:color w:val="0000FF"/>
           <w:sz w:val="24"/>
+        </w:rPr>
+        <w:t xml:space="preserve">n </w:t>
+      </w:r>
+      <w:r>
+        <w:rPr>
+          <w:rFonts w:ascii="Charis SIL Regular" w:hAnsi="Charis SIL Regular" w:eastAsia="Charis SIL Regular"/>
+          <w:b w:val="0"/>
+          <w:i w:val="0"/>
+          <w:color w:val="0000FF"/>
+          <w:sz w:val="24"/>
           <w:u w:val="single"/>
         </w:rPr>
-        <w:hyperlink r:id="rId15" w:history="1">
+        <w:hyperlink r:id="rId16" w:history="1">
           <w:r>
             <w:rPr>
               <w:rStyle w:val="Hyperlink"/>
@@ -1590,7 +1582,7 @@
           <w:sz w:val="24"/>
           <w:u w:val="single"/>
         </w:rPr>
-        <w:hyperlink r:id="rId15" w:history="1">
+        <w:hyperlink r:id="rId16" w:history="1">
           <w:r>
             <w:rPr>
               <w:rStyle w:val="Hyperlink"/>
@@ -1619,7 +1611,7 @@
           <w:sz w:val="24"/>
           <w:u w:val="single"/>
         </w:rPr>
-        <w:hyperlink r:id="rId15" w:history="1">
+        <w:hyperlink r:id="rId16" w:history="1">
           <w:r>
             <w:rPr>
               <w:rStyle w:val="Hyperlink"/>
@@ -1637,7 +1629,7 @@
           <w:sz w:val="24"/>
           <w:u w:val="single"/>
         </w:rPr>
-        <w:hyperlink r:id="rId15" w:history="1">
+        <w:hyperlink r:id="rId16" w:history="1">
           <w:r>
             <w:rPr>
               <w:rStyle w:val="Hyperlink"/>
@@ -1665,7 +1657,7 @@
           <w:color w:val="000000"/>
           <w:sz w:val="24"/>
         </w:rPr>
-        <w:hyperlink r:id="rId15" w:history="1">
+        <w:hyperlink r:id="rId16" w:history="1">
           <w:r>
             <w:rPr>
               <w:rStyle w:val="Hyperlink"/>
@@ -1683,7 +1675,7 @@
           <w:color w:val="000000"/>
           <w:sz w:val="24"/>
         </w:rPr>
-        <w:hyperlink r:id="rId15" w:history="1">
+        <w:hyperlink r:id="rId16" w:history="1">
           <w:r>
             <w:rPr>
               <w:rStyle w:val="Hyperlink"/>
@@ -1701,7 +1693,7 @@
           <w:color w:val="000000"/>
           <w:sz w:val="24"/>
         </w:rPr>
-        <w:hyperlink r:id="rId15" w:history="1">
+        <w:hyperlink r:id="rId16" w:history="1">
           <w:r>
             <w:rPr>
               <w:rStyle w:val="Hyperlink"/>
@@ -1719,7 +1711,7 @@
           <w:color w:val="000000"/>
           <w:sz w:val="24"/>
         </w:rPr>
-        <w:hyperlink r:id="rId15" w:history="1">
+        <w:hyperlink r:id="rId16" w:history="1">
           <w:r>
             <w:rPr>
               <w:rStyle w:val="Hyperlink"/>
@@ -1737,7 +1729,7 @@
           <w:color w:val="000000"/>
           <w:sz w:val="24"/>
         </w:rPr>
-        <w:hyperlink r:id="rId15" w:history="1">
+        <w:hyperlink r:id="rId16" w:history="1">
           <w:r>
             <w:rPr>
               <w:rStyle w:val="Hyperlink"/>
@@ -1755,7 +1747,7 @@
           <w:color w:val="000000"/>
           <w:sz w:val="24"/>
         </w:rPr>
-        <w:hyperlink r:id="rId15" w:history="1">
+        <w:hyperlink r:id="rId16" w:history="1">
           <w:r>
             <w:rPr>
               <w:rStyle w:val="Hyperlink"/>
@@ -1832,7 +1824,7 @@
           <w:sz w:val="24"/>
           <w:u w:val="single"/>
         </w:rPr>
-        <w:hyperlink r:id="rId16" w:history="1">
+        <w:hyperlink r:id="rId17" w:history="1">
           <w:r>
             <w:rPr>
               <w:rStyle w:val="Hyperlink"/>
@@ -1870,7 +1862,7 @@
           <w:color w:val="000000"/>
           <w:sz w:val="24"/>
         </w:rPr>
-        <w:hyperlink r:id="rId16" w:history="1">
+        <w:hyperlink r:id="rId17" w:history="1">
           <w:r>
             <w:rPr>
               <w:rStyle w:val="Hyperlink"/>
@@ -1938,7 +1930,7 @@
           <w:sz w:val="24"/>
           <w:u w:val="single"/>
         </w:rPr>
-        <w:hyperlink r:id="rId17" w:history="1">
+        <w:hyperlink r:id="rId18" w:history="1">
           <w:r>
             <w:rPr>
               <w:rStyle w:val="Hyperlink"/>
@@ -1956,7 +1948,7 @@
           <w:sz w:val="24"/>
           <w:u w:val="single"/>
         </w:rPr>
-        <w:hyperlink r:id="rId17" w:history="1">
+        <w:hyperlink r:id="rId18" w:history="1">
           <w:r>
             <w:rPr>
               <w:rStyle w:val="Hyperlink"/>
@@ -2326,7 +2318,7 @@
           <w:sz w:val="24"/>
           <w:u w:val="single"/>
         </w:rPr>
-        <w:hyperlink r:id="rId18" w:history="1">
+        <w:hyperlink r:id="rId19" w:history="1">
           <w:r>
             <w:rPr>
               <w:rStyle w:val="Hyperlink"/>
@@ -2344,7 +2336,7 @@
           <w:sz w:val="24"/>
           <w:u w:val="single"/>
         </w:rPr>
-        <w:hyperlink r:id="rId18" w:history="1">
+        <w:hyperlink r:id="rId19" w:history="1">
           <w:r>
             <w:rPr>
               <w:rStyle w:val="Hyperlink"/>
@@ -2362,7 +2354,7 @@
           <w:sz w:val="24"/>
           <w:u w:val="single"/>
         </w:rPr>
-        <w:hyperlink r:id="rId18" w:history="1">
+        <w:hyperlink r:id="rId19" w:history="1">
           <w:r>
             <w:rPr>
               <w:rStyle w:val="Hyperlink"/>
@@ -2380,7 +2372,7 @@
           <w:sz w:val="24"/>
           <w:u w:val="single"/>
         </w:rPr>
-        <w:hyperlink r:id="rId18" w:history="1">
+        <w:hyperlink r:id="rId19" w:history="1">
           <w:r>
             <w:rPr>
               <w:rStyle w:val="Hyperlink"/>
@@ -2398,7 +2390,7 @@
           <w:sz w:val="24"/>
           <w:u w:val="single"/>
         </w:rPr>
-        <w:hyperlink r:id="rId18" w:history="1">
+        <w:hyperlink r:id="rId19" w:history="1">
           <w:r>
             <w:rPr>
               <w:rStyle w:val="Hyperlink"/>
@@ -2416,7 +2408,7 @@
           <w:sz w:val="24"/>
           <w:u w:val="single"/>
         </w:rPr>
-        <w:hyperlink r:id="rId18" w:history="1">
+        <w:hyperlink r:id="rId19" w:history="1">
           <w:r>
             <w:rPr>
               <w:rStyle w:val="Hyperlink"/>
@@ -2434,7 +2426,7 @@
           <w:sz w:val="24"/>
           <w:u w:val="single"/>
         </w:rPr>
-        <w:hyperlink r:id="rId18" w:history="1">
+        <w:hyperlink r:id="rId19" w:history="1">
           <w:r>
             <w:rPr>
               <w:rStyle w:val="Hyperlink"/>
@@ -2462,7 +2454,7 @@
           <w:sz w:val="24"/>
           <w:u w:val="single"/>
         </w:rPr>
-        <w:hyperlink r:id="rId19" w:history="1">
+        <w:hyperlink r:id="rId20" w:history="1">
           <w:r>
             <w:rPr>
               <w:rStyle w:val="Hyperlink"/>
@@ -2627,7 +2619,7 @@
           <w:sz w:val="24"/>
           <w:u w:val="single"/>
         </w:rPr>
-        <w:hyperlink r:id="rId20" w:history="1">
+        <w:hyperlink r:id="rId21" w:history="1">
           <w:r>
             <w:rPr>
               <w:rStyle w:val="Hyperlink"/>
@@ -2645,7 +2637,7 @@
           <w:sz w:val="24"/>
           <w:u w:val="single"/>
         </w:rPr>
-        <w:hyperlink r:id="rId20" w:history="1">
+        <w:hyperlink r:id="rId21" w:history="1">
           <w:r>
             <w:rPr>
               <w:rStyle w:val="Hyperlink"/>
@@ -2888,7 +2880,7 @@
           <w:sz w:val="24"/>
           <w:u w:val="single"/>
         </w:rPr>
-        <w:hyperlink r:id="rId21" w:history="1">
+        <w:hyperlink r:id="rId22" w:history="1">
           <w:r>
             <w:rPr>
               <w:rStyle w:val="Hyperlink"/>
@@ -2906,7 +2898,7 @@
           <w:sz w:val="24"/>
           <w:u w:val="single"/>
         </w:rPr>
-        <w:hyperlink r:id="rId21" w:history="1">
+        <w:hyperlink r:id="rId22" w:history="1">
           <w:r>
             <w:rPr>
               <w:rStyle w:val="Hyperlink"/>
@@ -2924,7 +2916,7 @@
           <w:sz w:val="24"/>
           <w:u w:val="single"/>
         </w:rPr>
-        <w:hyperlink r:id="rId21" w:history="1">
+        <w:hyperlink r:id="rId22" w:history="1">
           <w:r>
             <w:rPr>
               <w:rStyle w:val="Hyperlink"/>
@@ -2942,7 +2934,7 @@
           <w:sz w:val="24"/>
           <w:u w:val="single"/>
         </w:rPr>
-        <w:hyperlink r:id="rId21" w:history="1">
+        <w:hyperlink r:id="rId22" w:history="1">
           <w:r>
             <w:rPr>
               <w:rStyle w:val="Hyperlink"/>
@@ -2970,7 +2962,7 @@
           <w:sz w:val="24"/>
           <w:u w:val="single"/>
         </w:rPr>
-        <w:hyperlink r:id="rId22" w:history="1">
+        <w:hyperlink r:id="rId23" w:history="1">
           <w:r>
             <w:rPr>
               <w:rStyle w:val="Hyperlink"/>
@@ -2988,7 +2980,7 @@
           <w:sz w:val="24"/>
           <w:u w:val="single"/>
         </w:rPr>
-        <w:hyperlink r:id="rId21" w:history="1">
+        <w:hyperlink r:id="rId23" w:history="1">
           <w:r>
             <w:rPr>
               <w:rStyle w:val="Hyperlink"/>
@@ -3006,7 +2998,7 @@
           <w:sz w:val="24"/>
           <w:u w:val="single"/>
         </w:rPr>
-        <w:hyperlink r:id="rId22" w:history="1">
+        <w:hyperlink r:id="rId23" w:history="1">
           <w:r>
             <w:rPr>
               <w:rStyle w:val="Hyperlink"/>
@@ -3017,13 +3009,21 @@
       </w:r>
       <w:r>
         <w:rPr>
+          <w:u w:val="single" w:color="0000ff"/>
           <w:rFonts w:ascii="Charis SIL Regular" w:hAnsi="Charis SIL Regular" w:eastAsia="Charis SIL Regular"/>
           <w:b w:val="0"/>
           <w:i w:val="0"/>
           <w:color w:val="000000"/>
           <w:sz w:val="24"/>
         </w:rPr>
-        <w:t xml:space="preserve">, </w:t>
+        <w:hyperlink r:id="rId22" w:history="1">
+          <w:r>
+            <w:rPr>
+              <w:rStyle w:val="Hyperlink"/>
+            </w:rPr>
+            <w:t xml:space="preserve">, </w:t>
+          </w:r>
+        </w:hyperlink>
       </w:r>
       <w:r>
         <w:rPr>
@@ -3034,7 +3034,7 @@
           <w:sz w:val="24"/>
           <w:u w:val="single"/>
         </w:rPr>
-        <w:hyperlink r:id="rId21" w:history="1">
+        <w:hyperlink r:id="rId22" w:history="1">
           <w:r>
             <w:rPr>
               <w:rStyle w:val="Hyperlink"/>
@@ -3063,7 +3063,7 @@
           <w:sz w:val="24"/>
           <w:u w:val="single"/>
         </w:rPr>
-        <w:hyperlink r:id="rId23" w:history="1">
+        <w:hyperlink r:id="rId24" w:history="1">
           <w:r>
             <w:rPr>
               <w:rStyle w:val="Hyperlink"/>
@@ -3081,7 +3081,7 @@
           <w:sz w:val="24"/>
           <w:u w:val="single"/>
         </w:rPr>
-        <w:hyperlink r:id="rId21" w:history="1">
+        <w:hyperlink r:id="rId24" w:history="1">
           <w:r>
             <w:rPr>
               <w:rStyle w:val="Hyperlink"/>

--- a/EXPORTS/DOCX/published/niveau3/Dutch/Bronbeek.docx
+++ b/EXPORTS/DOCX/published/niveau3/Dutch/Bronbeek.docx
@@ -241,7 +241,14 @@
           <w:color w:val="000000"/>
           <w:sz w:val="24"/>
         </w:rPr>
-        <w:t>andse S</w:t>
+        <w:hyperlink r:id="rId9" w:history="1">
+          <w:r>
+            <w:rPr>
+              <w:rStyle w:val="Hyperlink"/>
+            </w:rPr>
+            <w:t>andse S</w:t>
+          </w:r>
+        </w:hyperlink>
       </w:r>
       <w:r>
         <w:rPr>
@@ -451,6 +458,7 @@
       </w:r>
       <w:r>
         <w:rPr>
+          <w:u w:val="single" w:color="0000ff"/>
           <w:rFonts w:ascii="Charis SIL Regular" w:hAnsi="Charis SIL Regular" w:eastAsia="Charis SIL Regular"/>
           <w:b w:val="0"/>
           <w:i w:val="0"/>
@@ -1174,7 +1182,7 @@
           <w:sz w:val="24"/>
           <w:u w:val="single"/>
         </w:rPr>
-        <w:hyperlink r:id="rId14" w:history="1">
+        <w:hyperlink r:id="rId13" w:history="1">
           <w:r>
             <w:rPr>
               <w:rStyle w:val="Hyperlink"/>
@@ -1222,7 +1230,7 @@
           <w:sz w:val="24"/>
           <w:u w:val="single"/>
         </w:rPr>
-        <w:hyperlink r:id="rId15" w:history="1">
+        <w:hyperlink r:id="rId14" w:history="1">
           <w:r>
             <w:rPr>
               <w:rStyle w:val="Hyperlink"/>
@@ -1251,7 +1259,7 @@
           <w:sz w:val="24"/>
           <w:u w:val="single"/>
         </w:rPr>
-        <w:hyperlink r:id="rId15" w:history="1">
+        <w:hyperlink r:id="rId14" w:history="1">
           <w:r>
             <w:rPr>
               <w:rStyle w:val="Hyperlink"/>
@@ -1279,7 +1287,7 @@
           <w:color w:val="000000"/>
           <w:sz w:val="24"/>
         </w:rPr>
-        <w:hyperlink r:id="rId15" w:history="1">
+        <w:hyperlink r:id="rId14" w:history="1">
           <w:r>
             <w:rPr>
               <w:rStyle w:val="Hyperlink"/>
@@ -1297,7 +1305,7 @@
           <w:color w:val="000000"/>
           <w:sz w:val="24"/>
         </w:rPr>
-        <w:hyperlink r:id="rId15" w:history="1">
+        <w:hyperlink r:id="rId14" w:history="1">
           <w:r>
             <w:rPr>
               <w:rStyle w:val="Hyperlink"/>
@@ -1315,7 +1323,7 @@
           <w:color w:val="000000"/>
           <w:sz w:val="24"/>
         </w:rPr>
-        <w:hyperlink r:id="rId15" w:history="1">
+        <w:hyperlink r:id="rId14" w:history="1">
           <w:r>
             <w:rPr>
               <w:rStyle w:val="Hyperlink"/>
@@ -1398,7 +1406,7 @@
           <w:sz w:val="24"/>
           <w:u w:val="single"/>
         </w:rPr>
-        <w:hyperlink r:id="rId16" w:history="1">
+        <w:hyperlink r:id="rId15" w:history="1">
           <w:r>
             <w:rPr>
               <w:rStyle w:val="Hyperlink"/>
@@ -1427,12 +1435,12 @@
           <w:sz w:val="24"/>
           <w:u w:val="single"/>
         </w:rPr>
-        <w:hyperlink r:id="rId16" w:history="1">
+        <w:hyperlink r:id="rId15" w:history="1">
           <w:r>
             <w:rPr>
               <w:rStyle w:val="Hyperlink"/>
             </w:rPr>
-            <w:t>biografieë</w:t>
+            <w:t>biografie</w:t>
           </w:r>
         </w:hyperlink>
       </w:r>
@@ -1443,7 +1451,23 @@
           <w:i w:val="0"/>
           <w:color w:val="0000FF"/>
           <w:sz w:val="24"/>
-          <w:u w:val="single"/>
+        </w:rPr>
+        <w:hyperlink r:id="rId15" w:history="1">
+          <w:r>
+            <w:rPr>
+              <w:rStyle w:val="Hyperlink"/>
+            </w:rPr>
+            <w:t>ë</w:t>
+          </w:r>
+        </w:hyperlink>
+      </w:r>
+      <w:r>
+        <w:rPr>
+          <w:rFonts w:ascii="Charis SIL Regular" w:hAnsi="Charis SIL Regular" w:eastAsia="Charis SIL Regular"/>
+          <w:b w:val="0"/>
+          <w:i w:val="0"/>
+          <w:color w:val="0000FF"/>
+          <w:sz w:val="24"/>
         </w:rPr>
         <w:t>n</w:t>
       </w:r>
@@ -1467,7 +1491,7 @@
           <w:sz w:val="24"/>
           <w:u w:val="single"/>
         </w:rPr>
-        <w:hyperlink r:id="rId16" w:history="1">
+        <w:hyperlink r:id="rId15" w:history="1">
           <w:r>
             <w:rPr>
               <w:rStyle w:val="Hyperlink"/>
@@ -1496,7 +1520,7 @@
           <w:sz w:val="24"/>
           <w:u w:val="single"/>
         </w:rPr>
-        <w:hyperlink r:id="rId16" w:history="1">
+        <w:hyperlink r:id="rId15" w:history="1">
           <w:r>
             <w:rPr>
               <w:rStyle w:val="Hyperlink"/>
@@ -1525,12 +1549,12 @@
           <w:sz w:val="24"/>
           <w:u w:val="single"/>
         </w:rPr>
-        <w:hyperlink r:id="rId16" w:history="1">
+        <w:hyperlink r:id="rId15" w:history="1">
           <w:r>
             <w:rPr>
               <w:rStyle w:val="Hyperlink"/>
             </w:rPr>
-            <w:t>i</w:t>
+            <w:t xml:space="preserve">in </w:t>
           </w:r>
         </w:hyperlink>
       </w:r>
@@ -1541,19 +1565,9 @@
           <w:i w:val="0"/>
           <w:color w:val="0000FF"/>
           <w:sz w:val="24"/>
-        </w:rPr>
-        <w:t xml:space="preserve">n </w:t>
-      </w:r>
-      <w:r>
-        <w:rPr>
-          <w:rFonts w:ascii="Charis SIL Regular" w:hAnsi="Charis SIL Regular" w:eastAsia="Charis SIL Regular"/>
-          <w:b w:val="0"/>
-          <w:i w:val="0"/>
-          <w:color w:val="0000FF"/>
-          <w:sz w:val="24"/>
           <w:u w:val="single"/>
         </w:rPr>
-        <w:hyperlink r:id="rId16" w:history="1">
+        <w:hyperlink r:id="rId15" w:history="1">
           <w:r>
             <w:rPr>
               <w:rStyle w:val="Hyperlink"/>
@@ -1582,7 +1596,7 @@
           <w:sz w:val="24"/>
           <w:u w:val="single"/>
         </w:rPr>
-        <w:hyperlink r:id="rId16" w:history="1">
+        <w:hyperlink r:id="rId15" w:history="1">
           <w:r>
             <w:rPr>
               <w:rStyle w:val="Hyperlink"/>
@@ -1611,7 +1625,7 @@
           <w:sz w:val="24"/>
           <w:u w:val="single"/>
         </w:rPr>
-        <w:hyperlink r:id="rId16" w:history="1">
+        <w:hyperlink r:id="rId15" w:history="1">
           <w:r>
             <w:rPr>
               <w:rStyle w:val="Hyperlink"/>
@@ -1629,7 +1643,7 @@
           <w:sz w:val="24"/>
           <w:u w:val="single"/>
         </w:rPr>
-        <w:hyperlink r:id="rId16" w:history="1">
+        <w:hyperlink r:id="rId15" w:history="1">
           <w:r>
             <w:rPr>
               <w:rStyle w:val="Hyperlink"/>
@@ -1657,7 +1671,7 @@
           <w:color w:val="000000"/>
           <w:sz w:val="24"/>
         </w:rPr>
-        <w:hyperlink r:id="rId16" w:history="1">
+        <w:hyperlink r:id="rId15" w:history="1">
           <w:r>
             <w:rPr>
               <w:rStyle w:val="Hyperlink"/>
@@ -1675,7 +1689,7 @@
           <w:color w:val="000000"/>
           <w:sz w:val="24"/>
         </w:rPr>
-        <w:hyperlink r:id="rId16" w:history="1">
+        <w:hyperlink r:id="rId15" w:history="1">
           <w:r>
             <w:rPr>
               <w:rStyle w:val="Hyperlink"/>
@@ -1693,7 +1707,7 @@
           <w:color w:val="000000"/>
           <w:sz w:val="24"/>
         </w:rPr>
-        <w:hyperlink r:id="rId16" w:history="1">
+        <w:hyperlink r:id="rId15" w:history="1">
           <w:r>
             <w:rPr>
               <w:rStyle w:val="Hyperlink"/>
@@ -1711,7 +1725,7 @@
           <w:color w:val="000000"/>
           <w:sz w:val="24"/>
         </w:rPr>
-        <w:hyperlink r:id="rId16" w:history="1">
+        <w:hyperlink r:id="rId15" w:history="1">
           <w:r>
             <w:rPr>
               <w:rStyle w:val="Hyperlink"/>
@@ -1729,7 +1743,7 @@
           <w:color w:val="000000"/>
           <w:sz w:val="24"/>
         </w:rPr>
-        <w:hyperlink r:id="rId16" w:history="1">
+        <w:hyperlink r:id="rId15" w:history="1">
           <w:r>
             <w:rPr>
               <w:rStyle w:val="Hyperlink"/>
@@ -1747,7 +1761,7 @@
           <w:color w:val="000000"/>
           <w:sz w:val="24"/>
         </w:rPr>
-        <w:hyperlink r:id="rId16" w:history="1">
+        <w:hyperlink r:id="rId15" w:history="1">
           <w:r>
             <w:rPr>
               <w:rStyle w:val="Hyperlink"/>
@@ -1824,7 +1838,7 @@
           <w:sz w:val="24"/>
           <w:u w:val="single"/>
         </w:rPr>
-        <w:hyperlink r:id="rId17" w:history="1">
+        <w:hyperlink r:id="rId16" w:history="1">
           <w:r>
             <w:rPr>
               <w:rStyle w:val="Hyperlink"/>
@@ -1862,7 +1876,7 @@
           <w:color w:val="000000"/>
           <w:sz w:val="24"/>
         </w:rPr>
-        <w:hyperlink r:id="rId17" w:history="1">
+        <w:hyperlink r:id="rId16" w:history="1">
           <w:r>
             <w:rPr>
               <w:rStyle w:val="Hyperlink"/>
@@ -1930,7 +1944,7 @@
           <w:sz w:val="24"/>
           <w:u w:val="single"/>
         </w:rPr>
-        <w:hyperlink r:id="rId18" w:history="1">
+        <w:hyperlink r:id="rId17" w:history="1">
           <w:r>
             <w:rPr>
               <w:rStyle w:val="Hyperlink"/>
@@ -1948,7 +1962,7 @@
           <w:sz w:val="24"/>
           <w:u w:val="single"/>
         </w:rPr>
-        <w:hyperlink r:id="rId18" w:history="1">
+        <w:hyperlink r:id="rId17" w:history="1">
           <w:r>
             <w:rPr>
               <w:rStyle w:val="Hyperlink"/>
@@ -2318,7 +2332,7 @@
           <w:sz w:val="24"/>
           <w:u w:val="single"/>
         </w:rPr>
-        <w:hyperlink r:id="rId19" w:history="1">
+        <w:hyperlink r:id="rId18" w:history="1">
           <w:r>
             <w:rPr>
               <w:rStyle w:val="Hyperlink"/>
@@ -2336,7 +2350,7 @@
           <w:sz w:val="24"/>
           <w:u w:val="single"/>
         </w:rPr>
-        <w:hyperlink r:id="rId19" w:history="1">
+        <w:hyperlink r:id="rId18" w:history="1">
           <w:r>
             <w:rPr>
               <w:rStyle w:val="Hyperlink"/>
@@ -2354,7 +2368,7 @@
           <w:sz w:val="24"/>
           <w:u w:val="single"/>
         </w:rPr>
-        <w:hyperlink r:id="rId19" w:history="1">
+        <w:hyperlink r:id="rId18" w:history="1">
           <w:r>
             <w:rPr>
               <w:rStyle w:val="Hyperlink"/>
@@ -2372,7 +2386,7 @@
           <w:sz w:val="24"/>
           <w:u w:val="single"/>
         </w:rPr>
-        <w:hyperlink r:id="rId19" w:history="1">
+        <w:hyperlink r:id="rId18" w:history="1">
           <w:r>
             <w:rPr>
               <w:rStyle w:val="Hyperlink"/>
@@ -2390,7 +2404,7 @@
           <w:sz w:val="24"/>
           <w:u w:val="single"/>
         </w:rPr>
-        <w:hyperlink r:id="rId19" w:history="1">
+        <w:hyperlink r:id="rId18" w:history="1">
           <w:r>
             <w:rPr>
               <w:rStyle w:val="Hyperlink"/>
@@ -2408,7 +2422,7 @@
           <w:sz w:val="24"/>
           <w:u w:val="single"/>
         </w:rPr>
-        <w:hyperlink r:id="rId19" w:history="1">
+        <w:hyperlink r:id="rId18" w:history="1">
           <w:r>
             <w:rPr>
               <w:rStyle w:val="Hyperlink"/>
@@ -2426,7 +2440,7 @@
           <w:sz w:val="24"/>
           <w:u w:val="single"/>
         </w:rPr>
-        <w:hyperlink r:id="rId19" w:history="1">
+        <w:hyperlink r:id="rId18" w:history="1">
           <w:r>
             <w:rPr>
               <w:rStyle w:val="Hyperlink"/>
@@ -2454,7 +2468,7 @@
           <w:sz w:val="24"/>
           <w:u w:val="single"/>
         </w:rPr>
-        <w:hyperlink r:id="rId20" w:history="1">
+        <w:hyperlink r:id="rId18" w:history="1">
           <w:r>
             <w:rPr>
               <w:rStyle w:val="Hyperlink"/>
@@ -2472,7 +2486,7 @@
           <w:sz w:val="24"/>
           <w:u w:val="single"/>
         </w:rPr>
-        <w:hyperlink r:id="rId19" w:history="1">
+        <w:hyperlink r:id="rId18" w:history="1">
           <w:r>
             <w:rPr>
               <w:rStyle w:val="Hyperlink"/>
@@ -2619,7 +2633,7 @@
           <w:sz w:val="24"/>
           <w:u w:val="single"/>
         </w:rPr>
-        <w:hyperlink r:id="rId21" w:history="1">
+        <w:hyperlink r:id="rId20" w:history="1">
           <w:r>
             <w:rPr>
               <w:rStyle w:val="Hyperlink"/>
@@ -2637,7 +2651,7 @@
           <w:sz w:val="24"/>
           <w:u w:val="single"/>
         </w:rPr>
-        <w:hyperlink r:id="rId21" w:history="1">
+        <w:hyperlink r:id="rId20" w:history="1">
           <w:r>
             <w:rPr>
               <w:rStyle w:val="Hyperlink"/>
@@ -2880,7 +2894,7 @@
           <w:sz w:val="24"/>
           <w:u w:val="single"/>
         </w:rPr>
-        <w:hyperlink r:id="rId22" w:history="1">
+        <w:hyperlink r:id="rId21" w:history="1">
           <w:r>
             <w:rPr>
               <w:rStyle w:val="Hyperlink"/>
@@ -2898,7 +2912,7 @@
           <w:sz w:val="24"/>
           <w:u w:val="single"/>
         </w:rPr>
-        <w:hyperlink r:id="rId22" w:history="1">
+        <w:hyperlink r:id="rId21" w:history="1">
           <w:r>
             <w:rPr>
               <w:rStyle w:val="Hyperlink"/>
@@ -2916,7 +2930,7 @@
           <w:sz w:val="24"/>
           <w:u w:val="single"/>
         </w:rPr>
-        <w:hyperlink r:id="rId22" w:history="1">
+        <w:hyperlink r:id="rId21" w:history="1">
           <w:r>
             <w:rPr>
               <w:rStyle w:val="Hyperlink"/>
@@ -2934,7 +2948,7 @@
           <w:sz w:val="24"/>
           <w:u w:val="single"/>
         </w:rPr>
-        <w:hyperlink r:id="rId22" w:history="1">
+        <w:hyperlink r:id="rId21" w:history="1">
           <w:r>
             <w:rPr>
               <w:rStyle w:val="Hyperlink"/>
@@ -2962,7 +2976,7 @@
           <w:sz w:val="24"/>
           <w:u w:val="single"/>
         </w:rPr>
-        <w:hyperlink r:id="rId23" w:history="1">
+        <w:hyperlink r:id="rId22" w:history="1">
           <w:r>
             <w:rPr>
               <w:rStyle w:val="Hyperlink"/>
@@ -2980,7 +2994,7 @@
           <w:sz w:val="24"/>
           <w:u w:val="single"/>
         </w:rPr>
-        <w:hyperlink r:id="rId23" w:history="1">
+        <w:hyperlink r:id="rId21" w:history="1">
           <w:r>
             <w:rPr>
               <w:rStyle w:val="Hyperlink"/>
@@ -2998,7 +3012,7 @@
           <w:sz w:val="24"/>
           <w:u w:val="single"/>
         </w:rPr>
-        <w:hyperlink r:id="rId23" w:history="1">
+        <w:hyperlink r:id="rId22" w:history="1">
           <w:r>
             <w:rPr>
               <w:rStyle w:val="Hyperlink"/>
@@ -3016,14 +3030,7 @@
           <w:color w:val="000000"/>
           <w:sz w:val="24"/>
         </w:rPr>
-        <w:hyperlink r:id="rId22" w:history="1">
-          <w:r>
-            <w:rPr>
-              <w:rStyle w:val="Hyperlink"/>
-            </w:rPr>
-            <w:t xml:space="preserve">, </w:t>
-          </w:r>
-        </w:hyperlink>
+        <w:t xml:space="preserve">, </w:t>
       </w:r>
       <w:r>
         <w:rPr>
@@ -3034,7 +3041,7 @@
           <w:sz w:val="24"/>
           <w:u w:val="single"/>
         </w:rPr>
-        <w:hyperlink r:id="rId22" w:history="1">
+        <w:hyperlink r:id="rId23" w:history="1">
           <w:r>
             <w:rPr>
               <w:rStyle w:val="Hyperlink"/>
@@ -3063,7 +3070,7 @@
           <w:sz w:val="24"/>
           <w:u w:val="single"/>
         </w:rPr>
-        <w:hyperlink r:id="rId24" w:history="1">
+        <w:hyperlink r:id="rId23" w:history="1">
           <w:r>
             <w:rPr>
               <w:rStyle w:val="Hyperlink"/>
@@ -3081,7 +3088,7 @@
           <w:sz w:val="24"/>
           <w:u w:val="single"/>
         </w:rPr>
-        <w:hyperlink r:id="rId24" w:history="1">
+        <w:hyperlink r:id="rId21" w:history="1">
           <w:r>
             <w:rPr>
               <w:rStyle w:val="Hyperlink"/>

--- a/EXPORTS/DOCX/published/niveau3/Dutch/Bronbeek.docx
+++ b/EXPORTS/DOCX/published/niveau3/Dutch/Bronbeek.docx
@@ -230,25 +230,7 @@
           <w:color w:val="000000"/>
           <w:sz w:val="24"/>
         </w:rPr>
-        <w:t>Nederl</w:t>
-      </w:r>
-      <w:r>
-        <w:rPr>
-          <w:u w:val="single" w:color="0000ff"/>
-          <w:rFonts w:ascii="Charis SIL Regular" w:hAnsi="Charis SIL Regular" w:eastAsia="Charis SIL Regular"/>
-          <w:b w:val="0"/>
-          <w:i w:val="0"/>
-          <w:color w:val="000000"/>
-          <w:sz w:val="24"/>
-        </w:rPr>
-        <w:hyperlink r:id="rId9" w:history="1">
-          <w:r>
-            <w:rPr>
-              <w:rStyle w:val="Hyperlink"/>
-            </w:rPr>
-            <w:t>andse S</w:t>
-          </w:r>
-        </w:hyperlink>
+        <w:t>Nederlandse S</w:t>
       </w:r>
       <w:r>
         <w:rPr>
@@ -458,7 +440,6 @@
       </w:r>
       <w:r>
         <w:rPr>
-          <w:u w:val="single" w:color="0000ff"/>
           <w:rFonts w:ascii="Charis SIL Regular" w:hAnsi="Charis SIL Regular" w:eastAsia="Charis SIL Regular"/>
           <w:b w:val="0"/>
           <w:i w:val="0"/>
@@ -1406,14 +1387,7 @@
           <w:sz w:val="24"/>
           <w:u w:val="single"/>
         </w:rPr>
-        <w:hyperlink r:id="rId15" w:history="1">
-          <w:r>
-            <w:rPr>
-              <w:rStyle w:val="Hyperlink"/>
-            </w:rPr>
-            <w:t>6000</w:t>
-          </w:r>
-        </w:hyperlink>
+        <w:t>6000 biografieën van Ridders</w:t>
       </w:r>
       <w:r>
         <w:rPr>
@@ -1422,121 +1396,6 @@
           <w:i w:val="0"/>
           <w:color w:val="0000FF"/>
           <w:sz w:val="24"/>
-          <w:u w:val="single"/>
-        </w:rPr>
-        <w:t xml:space="preserve"> </w:t>
-      </w:r>
-      <w:r>
-        <w:rPr>
-          <w:rFonts w:ascii="Charis SIL Regular" w:hAnsi="Charis SIL Regular" w:eastAsia="Charis SIL Regular"/>
-          <w:b w:val="0"/>
-          <w:i w:val="0"/>
-          <w:color w:val="0000FF"/>
-          <w:sz w:val="24"/>
-          <w:u w:val="single"/>
-        </w:rPr>
-        <w:hyperlink r:id="rId15" w:history="1">
-          <w:r>
-            <w:rPr>
-              <w:rStyle w:val="Hyperlink"/>
-            </w:rPr>
-            <w:t>biografie</w:t>
-          </w:r>
-        </w:hyperlink>
-      </w:r>
-      <w:r>
-        <w:rPr>
-          <w:rFonts w:ascii="Charis SIL Regular" w:hAnsi="Charis SIL Regular" w:eastAsia="Charis SIL Regular"/>
-          <w:b w:val="0"/>
-          <w:i w:val="0"/>
-          <w:color w:val="0000FF"/>
-          <w:sz w:val="24"/>
-        </w:rPr>
-        <w:hyperlink r:id="rId15" w:history="1">
-          <w:r>
-            <w:rPr>
-              <w:rStyle w:val="Hyperlink"/>
-            </w:rPr>
-            <w:t>ë</w:t>
-          </w:r>
-        </w:hyperlink>
-      </w:r>
-      <w:r>
-        <w:rPr>
-          <w:rFonts w:ascii="Charis SIL Regular" w:hAnsi="Charis SIL Regular" w:eastAsia="Charis SIL Regular"/>
-          <w:b w:val="0"/>
-          <w:i w:val="0"/>
-          <w:color w:val="0000FF"/>
-          <w:sz w:val="24"/>
-        </w:rPr>
-        <w:t>n</w:t>
-      </w:r>
-      <w:r>
-        <w:rPr>
-          <w:rFonts w:ascii="Charis SIL Regular" w:hAnsi="Charis SIL Regular" w:eastAsia="Charis SIL Regular"/>
-          <w:b w:val="0"/>
-          <w:i w:val="0"/>
-          <w:color w:val="0000FF"/>
-          <w:sz w:val="24"/>
-          <w:u w:val="single"/>
-        </w:rPr>
-        <w:t xml:space="preserve"> </w:t>
-      </w:r>
-      <w:r>
-        <w:rPr>
-          <w:rFonts w:ascii="Charis SIL Regular" w:hAnsi="Charis SIL Regular" w:eastAsia="Charis SIL Regular"/>
-          <w:b w:val="0"/>
-          <w:i w:val="0"/>
-          <w:color w:val="0000FF"/>
-          <w:sz w:val="24"/>
-          <w:u w:val="single"/>
-        </w:rPr>
-        <w:hyperlink r:id="rId15" w:history="1">
-          <w:r>
-            <w:rPr>
-              <w:rStyle w:val="Hyperlink"/>
-            </w:rPr>
-            <w:t>van</w:t>
-          </w:r>
-        </w:hyperlink>
-      </w:r>
-      <w:r>
-        <w:rPr>
-          <w:rFonts w:ascii="Charis SIL Regular" w:hAnsi="Charis SIL Regular" w:eastAsia="Charis SIL Regular"/>
-          <w:b w:val="0"/>
-          <w:i w:val="0"/>
-          <w:color w:val="0000FF"/>
-          <w:sz w:val="24"/>
-          <w:u w:val="single"/>
-        </w:rPr>
-        <w:t xml:space="preserve"> </w:t>
-      </w:r>
-      <w:r>
-        <w:rPr>
-          <w:rFonts w:ascii="Charis SIL Regular" w:hAnsi="Charis SIL Regular" w:eastAsia="Charis SIL Regular"/>
-          <w:b w:val="0"/>
-          <w:i w:val="0"/>
-          <w:color w:val="0000FF"/>
-          <w:sz w:val="24"/>
-          <w:u w:val="single"/>
-        </w:rPr>
-        <w:hyperlink r:id="rId15" w:history="1">
-          <w:r>
-            <w:rPr>
-              <w:rStyle w:val="Hyperlink"/>
-            </w:rPr>
-            <w:t>Ridders</w:t>
-          </w:r>
-        </w:hyperlink>
-      </w:r>
-      <w:r>
-        <w:rPr>
-          <w:rFonts w:ascii="Charis SIL Regular" w:hAnsi="Charis SIL Regular" w:eastAsia="Charis SIL Regular"/>
-          <w:b w:val="0"/>
-          <w:i w:val="0"/>
-          <w:color w:val="0000FF"/>
-          <w:sz w:val="24"/>
-          <w:u w:val="single"/>
         </w:rPr>
         <w:t xml:space="preserve"> </w:t>
       </w:r>
@@ -2468,7 +2327,7 @@
           <w:sz w:val="24"/>
           <w:u w:val="single"/>
         </w:rPr>
-        <w:hyperlink r:id="rId18" w:history="1">
+        <w:hyperlink r:id="rId19" w:history="1">
           <w:r>
             <w:rPr>
               <w:rStyle w:val="Hyperlink"/>
@@ -2486,7 +2345,7 @@
           <w:sz w:val="24"/>
           <w:u w:val="single"/>
         </w:rPr>
-        <w:hyperlink r:id="rId18" w:history="1">
+        <w:hyperlink r:id="rId19" w:history="1">
           <w:r>
             <w:rPr>
               <w:rStyle w:val="Hyperlink"/>
@@ -2994,7 +2853,7 @@
           <w:sz w:val="24"/>
           <w:u w:val="single"/>
         </w:rPr>
-        <w:hyperlink r:id="rId21" w:history="1">
+        <w:hyperlink r:id="rId22" w:history="1">
           <w:r>
             <w:rPr>
               <w:rStyle w:val="Hyperlink"/>
@@ -3012,7 +2871,7 @@
           <w:sz w:val="24"/>
           <w:u w:val="single"/>
         </w:rPr>
-        <w:hyperlink r:id="rId22" w:history="1">
+        <w:hyperlink r:id="rId21" w:history="1">
           <w:r>
             <w:rPr>
               <w:rStyle w:val="Hyperlink"/>
@@ -3030,7 +2889,14 @@
           <w:color w:val="000000"/>
           <w:sz w:val="24"/>
         </w:rPr>
-        <w:t xml:space="preserve">, </w:t>
+        <w:hyperlink r:id="rId21" w:history="1">
+          <w:r>
+            <w:rPr>
+              <w:rStyle w:val="Hyperlink"/>
+            </w:rPr>
+            <w:t xml:space="preserve">, </w:t>
+          </w:r>
+        </w:hyperlink>
       </w:r>
       <w:r>
         <w:rPr>
@@ -3041,7 +2907,7 @@
           <w:sz w:val="24"/>
           <w:u w:val="single"/>
         </w:rPr>
-        <w:hyperlink r:id="rId23" w:history="1">
+        <w:hyperlink r:id="rId21" w:history="1">
           <w:r>
             <w:rPr>
               <w:rStyle w:val="Hyperlink"/>
@@ -3070,7 +2936,7 @@
           <w:sz w:val="24"/>
           <w:u w:val="single"/>
         </w:rPr>
-        <w:hyperlink r:id="rId23" w:history="1">
+        <w:hyperlink r:id="rId21" w:history="1">
           <w:r>
             <w:rPr>
               <w:rStyle w:val="Hyperlink"/>
@@ -3088,7 +2954,7 @@
           <w:sz w:val="24"/>
           <w:u w:val="single"/>
         </w:rPr>
-        <w:hyperlink r:id="rId21" w:history="1">
+        <w:hyperlink r:id="rId23" w:history="1">
           <w:r>
             <w:rPr>
               <w:rStyle w:val="Hyperlink"/>

--- a/EXPORTS/DOCX/published/niveau3/Dutch/Bronbeek.docx
+++ b/EXPORTS/DOCX/published/niveau3/Dutch/Bronbeek.docx
@@ -230,7 +230,25 @@
           <w:color w:val="000000"/>
           <w:sz w:val="24"/>
         </w:rPr>
-        <w:t>Nederlandse S</w:t>
+        <w:t>Nederl</w:t>
+      </w:r>
+      <w:r>
+        <w:rPr>
+          <w:u w:val="single" w:color="0000ff"/>
+          <w:rFonts w:ascii="Charis SIL Regular" w:hAnsi="Charis SIL Regular" w:eastAsia="Charis SIL Regular"/>
+          <w:b w:val="0"/>
+          <w:i w:val="0"/>
+          <w:color w:val="000000"/>
+          <w:sz w:val="24"/>
+        </w:rPr>
+        <w:hyperlink r:id="rId9" w:history="1">
+          <w:r>
+            <w:rPr>
+              <w:rStyle w:val="Hyperlink"/>
+            </w:rPr>
+            <w:t>andse S</w:t>
+          </w:r>
+        </w:hyperlink>
       </w:r>
       <w:r>
         <w:rPr>
@@ -1163,7 +1181,7 @@
           <w:sz w:val="24"/>
           <w:u w:val="single"/>
         </w:rPr>
-        <w:hyperlink r:id="rId13" w:history="1">
+        <w:hyperlink r:id="rId14" w:history="1">
           <w:r>
             <w:rPr>
               <w:rStyle w:val="Hyperlink"/>
@@ -1211,7 +1229,7 @@
           <w:sz w:val="24"/>
           <w:u w:val="single"/>
         </w:rPr>
-        <w:hyperlink r:id="rId14" w:history="1">
+        <w:hyperlink r:id="rId15" w:history="1">
           <w:r>
             <w:rPr>
               <w:rStyle w:val="Hyperlink"/>
@@ -1240,7 +1258,7 @@
           <w:sz w:val="24"/>
           <w:u w:val="single"/>
         </w:rPr>
-        <w:hyperlink r:id="rId14" w:history="1">
+        <w:hyperlink r:id="rId15" w:history="1">
           <w:r>
             <w:rPr>
               <w:rStyle w:val="Hyperlink"/>
@@ -1268,7 +1286,7 @@
           <w:color w:val="000000"/>
           <w:sz w:val="24"/>
         </w:rPr>
-        <w:hyperlink r:id="rId14" w:history="1">
+        <w:hyperlink r:id="rId15" w:history="1">
           <w:r>
             <w:rPr>
               <w:rStyle w:val="Hyperlink"/>
@@ -1286,7 +1304,7 @@
           <w:color w:val="000000"/>
           <w:sz w:val="24"/>
         </w:rPr>
-        <w:hyperlink r:id="rId14" w:history="1">
+        <w:hyperlink r:id="rId15" w:history="1">
           <w:r>
             <w:rPr>
               <w:rStyle w:val="Hyperlink"/>
@@ -1304,7 +1322,7 @@
           <w:color w:val="000000"/>
           <w:sz w:val="24"/>
         </w:rPr>
-        <w:hyperlink r:id="rId14" w:history="1">
+        <w:hyperlink r:id="rId15" w:history="1">
           <w:r>
             <w:rPr>
               <w:rStyle w:val="Hyperlink"/>
@@ -1387,7 +1405,14 @@
           <w:sz w:val="24"/>
           <w:u w:val="single"/>
         </w:rPr>
-        <w:t>6000 biografieën van Ridders</w:t>
+        <w:hyperlink r:id="rId16" w:history="1">
+          <w:r>
+            <w:rPr>
+              <w:rStyle w:val="Hyperlink"/>
+            </w:rPr>
+            <w:t>6000</w:t>
+          </w:r>
+        </w:hyperlink>
       </w:r>
       <w:r>
         <w:rPr>
@@ -1396,6 +1421,7 @@
           <w:i w:val="0"/>
           <w:color w:val="0000FF"/>
           <w:sz w:val="24"/>
+          <w:u w:val="single"/>
         </w:rPr>
         <w:t xml:space="preserve"> </w:t>
       </w:r>
@@ -1408,12 +1434,12 @@
           <w:sz w:val="24"/>
           <w:u w:val="single"/>
         </w:rPr>
-        <w:hyperlink r:id="rId15" w:history="1">
+        <w:hyperlink r:id="rId16" w:history="1">
           <w:r>
             <w:rPr>
               <w:rStyle w:val="Hyperlink"/>
             </w:rPr>
-            <w:t xml:space="preserve">in </w:t>
+            <w:t>biografieë</w:t>
           </w:r>
         </w:hyperlink>
       </w:r>
@@ -1426,7 +1452,115 @@
           <w:sz w:val="24"/>
           <w:u w:val="single"/>
         </w:rPr>
-        <w:hyperlink r:id="rId15" w:history="1">
+        <w:t>n</w:t>
+      </w:r>
+      <w:r>
+        <w:rPr>
+          <w:rFonts w:ascii="Charis SIL Regular" w:hAnsi="Charis SIL Regular" w:eastAsia="Charis SIL Regular"/>
+          <w:b w:val="0"/>
+          <w:i w:val="0"/>
+          <w:color w:val="0000FF"/>
+          <w:sz w:val="24"/>
+          <w:u w:val="single"/>
+        </w:rPr>
+        <w:t xml:space="preserve"> </w:t>
+      </w:r>
+      <w:r>
+        <w:rPr>
+          <w:rFonts w:ascii="Charis SIL Regular" w:hAnsi="Charis SIL Regular" w:eastAsia="Charis SIL Regular"/>
+          <w:b w:val="0"/>
+          <w:i w:val="0"/>
+          <w:color w:val="0000FF"/>
+          <w:sz w:val="24"/>
+          <w:u w:val="single"/>
+        </w:rPr>
+        <w:hyperlink r:id="rId16" w:history="1">
+          <w:r>
+            <w:rPr>
+              <w:rStyle w:val="Hyperlink"/>
+            </w:rPr>
+            <w:t>van</w:t>
+          </w:r>
+        </w:hyperlink>
+      </w:r>
+      <w:r>
+        <w:rPr>
+          <w:rFonts w:ascii="Charis SIL Regular" w:hAnsi="Charis SIL Regular" w:eastAsia="Charis SIL Regular"/>
+          <w:b w:val="0"/>
+          <w:i w:val="0"/>
+          <w:color w:val="0000FF"/>
+          <w:sz w:val="24"/>
+          <w:u w:val="single"/>
+        </w:rPr>
+        <w:t xml:space="preserve"> </w:t>
+      </w:r>
+      <w:r>
+        <w:rPr>
+          <w:rFonts w:ascii="Charis SIL Regular" w:hAnsi="Charis SIL Regular" w:eastAsia="Charis SIL Regular"/>
+          <w:b w:val="0"/>
+          <w:i w:val="0"/>
+          <w:color w:val="0000FF"/>
+          <w:sz w:val="24"/>
+          <w:u w:val="single"/>
+        </w:rPr>
+        <w:hyperlink r:id="rId16" w:history="1">
+          <w:r>
+            <w:rPr>
+              <w:rStyle w:val="Hyperlink"/>
+            </w:rPr>
+            <w:t>Ridders</w:t>
+          </w:r>
+        </w:hyperlink>
+      </w:r>
+      <w:r>
+        <w:rPr>
+          <w:rFonts w:ascii="Charis SIL Regular" w:hAnsi="Charis SIL Regular" w:eastAsia="Charis SIL Regular"/>
+          <w:b w:val="0"/>
+          <w:i w:val="0"/>
+          <w:color w:val="0000FF"/>
+          <w:sz w:val="24"/>
+          <w:u w:val="single"/>
+        </w:rPr>
+        <w:t xml:space="preserve"> </w:t>
+      </w:r>
+      <w:r>
+        <w:rPr>
+          <w:rFonts w:ascii="Charis SIL Regular" w:hAnsi="Charis SIL Regular" w:eastAsia="Charis SIL Regular"/>
+          <w:b w:val="0"/>
+          <w:i w:val="0"/>
+          <w:color w:val="0000FF"/>
+          <w:sz w:val="24"/>
+          <w:u w:val="single"/>
+        </w:rPr>
+        <w:hyperlink r:id="rId16" w:history="1">
+          <w:r>
+            <w:rPr>
+              <w:rStyle w:val="Hyperlink"/>
+            </w:rPr>
+            <w:t>i</w:t>
+          </w:r>
+        </w:hyperlink>
+      </w:r>
+      <w:r>
+        <w:rPr>
+          <w:rFonts w:ascii="Charis SIL Regular" w:hAnsi="Charis SIL Regular" w:eastAsia="Charis SIL Regular"/>
+          <w:b w:val="0"/>
+          <w:i w:val="0"/>
+          <w:color w:val="0000FF"/>
+          <w:sz w:val="24"/>
+        </w:rPr>
+        <w:t xml:space="preserve">n </w:t>
+      </w:r>
+      <w:r>
+        <w:rPr>
+          <w:rFonts w:ascii="Charis SIL Regular" w:hAnsi="Charis SIL Regular" w:eastAsia="Charis SIL Regular"/>
+          <w:b w:val="0"/>
+          <w:i w:val="0"/>
+          <w:color w:val="0000FF"/>
+          <w:sz w:val="24"/>
+          <w:u w:val="single"/>
+        </w:rPr>
+        <w:hyperlink r:id="rId16" w:history="1">
           <w:r>
             <w:rPr>
               <w:rStyle w:val="Hyperlink"/>
@@ -1455,7 +1589,7 @@
           <w:sz w:val="24"/>
           <w:u w:val="single"/>
         </w:rPr>
-        <w:hyperlink r:id="rId15" w:history="1">
+        <w:hyperlink r:id="rId16" w:history="1">
           <w:r>
             <w:rPr>
               <w:rStyle w:val="Hyperlink"/>
@@ -1484,7 +1618,7 @@
           <w:sz w:val="24"/>
           <w:u w:val="single"/>
         </w:rPr>
-        <w:hyperlink r:id="rId15" w:history="1">
+        <w:hyperlink r:id="rId16" w:history="1">
           <w:r>
             <w:rPr>
               <w:rStyle w:val="Hyperlink"/>
@@ -1502,7 +1636,7 @@
           <w:sz w:val="24"/>
           <w:u w:val="single"/>
         </w:rPr>
-        <w:hyperlink r:id="rId15" w:history="1">
+        <w:hyperlink r:id="rId16" w:history="1">
           <w:r>
             <w:rPr>
               <w:rStyle w:val="Hyperlink"/>
@@ -1530,7 +1664,7 @@
           <w:color w:val="000000"/>
           <w:sz w:val="24"/>
         </w:rPr>
-        <w:hyperlink r:id="rId15" w:history="1">
+        <w:hyperlink r:id="rId16" w:history="1">
           <w:r>
             <w:rPr>
               <w:rStyle w:val="Hyperlink"/>
@@ -1548,7 +1682,7 @@
           <w:color w:val="000000"/>
           <w:sz w:val="24"/>
         </w:rPr>
-        <w:hyperlink r:id="rId15" w:history="1">
+        <w:hyperlink r:id="rId16" w:history="1">
           <w:r>
             <w:rPr>
               <w:rStyle w:val="Hyperlink"/>
@@ -1566,7 +1700,7 @@
           <w:color w:val="000000"/>
           <w:sz w:val="24"/>
         </w:rPr>
-        <w:hyperlink r:id="rId15" w:history="1">
+        <w:hyperlink r:id="rId16" w:history="1">
           <w:r>
             <w:rPr>
               <w:rStyle w:val="Hyperlink"/>
@@ -1584,7 +1718,7 @@
           <w:color w:val="000000"/>
           <w:sz w:val="24"/>
         </w:rPr>
-        <w:hyperlink r:id="rId15" w:history="1">
+        <w:hyperlink r:id="rId16" w:history="1">
           <w:r>
             <w:rPr>
               <w:rStyle w:val="Hyperlink"/>
@@ -1602,7 +1736,7 @@
           <w:color w:val="000000"/>
           <w:sz w:val="24"/>
         </w:rPr>
-        <w:hyperlink r:id="rId15" w:history="1">
+        <w:hyperlink r:id="rId16" w:history="1">
           <w:r>
             <w:rPr>
               <w:rStyle w:val="Hyperlink"/>
@@ -1620,7 +1754,7 @@
           <w:color w:val="000000"/>
           <w:sz w:val="24"/>
         </w:rPr>
-        <w:hyperlink r:id="rId15" w:history="1">
+        <w:hyperlink r:id="rId16" w:history="1">
           <w:r>
             <w:rPr>
               <w:rStyle w:val="Hyperlink"/>
@@ -1697,7 +1831,7 @@
           <w:sz w:val="24"/>
           <w:u w:val="single"/>
         </w:rPr>
-        <w:hyperlink r:id="rId16" w:history="1">
+        <w:hyperlink r:id="rId17" w:history="1">
           <w:r>
             <w:rPr>
               <w:rStyle w:val="Hyperlink"/>
@@ -1735,7 +1869,7 @@
           <w:color w:val="000000"/>
           <w:sz w:val="24"/>
         </w:rPr>
-        <w:hyperlink r:id="rId16" w:history="1">
+        <w:hyperlink r:id="rId17" w:history="1">
           <w:r>
             <w:rPr>
               <w:rStyle w:val="Hyperlink"/>
@@ -1803,7 +1937,7 @@
           <w:sz w:val="24"/>
           <w:u w:val="single"/>
         </w:rPr>
-        <w:hyperlink r:id="rId17" w:history="1">
+        <w:hyperlink r:id="rId18" w:history="1">
           <w:r>
             <w:rPr>
               <w:rStyle w:val="Hyperlink"/>
@@ -1821,7 +1955,7 @@
           <w:sz w:val="24"/>
           <w:u w:val="single"/>
         </w:rPr>
-        <w:hyperlink r:id="rId17" w:history="1">
+        <w:hyperlink r:id="rId18" w:history="1">
           <w:r>
             <w:rPr>
               <w:rStyle w:val="Hyperlink"/>
@@ -2191,7 +2325,7 @@
           <w:sz w:val="24"/>
           <w:u w:val="single"/>
         </w:rPr>
-        <w:hyperlink r:id="rId18" w:history="1">
+        <w:hyperlink r:id="rId19" w:history="1">
           <w:r>
             <w:rPr>
               <w:rStyle w:val="Hyperlink"/>
@@ -2209,7 +2343,7 @@
           <w:sz w:val="24"/>
           <w:u w:val="single"/>
         </w:rPr>
-        <w:hyperlink r:id="rId18" w:history="1">
+        <w:hyperlink r:id="rId19" w:history="1">
           <w:r>
             <w:rPr>
               <w:rStyle w:val="Hyperlink"/>
@@ -2227,7 +2361,7 @@
           <w:sz w:val="24"/>
           <w:u w:val="single"/>
         </w:rPr>
-        <w:hyperlink r:id="rId18" w:history="1">
+        <w:hyperlink r:id="rId19" w:history="1">
           <w:r>
             <w:rPr>
               <w:rStyle w:val="Hyperlink"/>
@@ -2245,7 +2379,7 @@
           <w:sz w:val="24"/>
           <w:u w:val="single"/>
         </w:rPr>
-        <w:hyperlink r:id="rId18" w:history="1">
+        <w:hyperlink r:id="rId19" w:history="1">
           <w:r>
             <w:rPr>
               <w:rStyle w:val="Hyperlink"/>
@@ -2263,7 +2397,7 @@
           <w:sz w:val="24"/>
           <w:u w:val="single"/>
         </w:rPr>
-        <w:hyperlink r:id="rId18" w:history="1">
+        <w:hyperlink r:id="rId19" w:history="1">
           <w:r>
             <w:rPr>
               <w:rStyle w:val="Hyperlink"/>
@@ -2281,7 +2415,7 @@
           <w:sz w:val="24"/>
           <w:u w:val="single"/>
         </w:rPr>
-        <w:hyperlink r:id="rId18" w:history="1">
+        <w:hyperlink r:id="rId19" w:history="1">
           <w:r>
             <w:rPr>
               <w:rStyle w:val="Hyperlink"/>
@@ -2299,7 +2433,7 @@
           <w:sz w:val="24"/>
           <w:u w:val="single"/>
         </w:rPr>
-        <w:hyperlink r:id="rId18" w:history="1">
+        <w:hyperlink r:id="rId19" w:history="1">
           <w:r>
             <w:rPr>
               <w:rStyle w:val="Hyperlink"/>
@@ -2345,7 +2479,7 @@
           <w:sz w:val="24"/>
           <w:u w:val="single"/>
         </w:rPr>
-        <w:hyperlink r:id="rId19" w:history="1">
+        <w:hyperlink r:id="rId20" w:history="1">
           <w:r>
             <w:rPr>
               <w:rStyle w:val="Hyperlink"/>
@@ -2492,7 +2626,7 @@
           <w:sz w:val="24"/>
           <w:u w:val="single"/>
         </w:rPr>
-        <w:hyperlink r:id="rId20" w:history="1">
+        <w:hyperlink r:id="rId21" w:history="1">
           <w:r>
             <w:rPr>
               <w:rStyle w:val="Hyperlink"/>
@@ -2510,7 +2644,7 @@
           <w:sz w:val="24"/>
           <w:u w:val="single"/>
         </w:rPr>
-        <w:hyperlink r:id="rId20" w:history="1">
+        <w:hyperlink r:id="rId21" w:history="1">
           <w:r>
             <w:rPr>
               <w:rStyle w:val="Hyperlink"/>
@@ -2753,7 +2887,7 @@
           <w:sz w:val="24"/>
           <w:u w:val="single"/>
         </w:rPr>
-        <w:hyperlink r:id="rId21" w:history="1">
+        <w:hyperlink r:id="rId22" w:history="1">
           <w:r>
             <w:rPr>
               <w:rStyle w:val="Hyperlink"/>
@@ -2771,7 +2905,7 @@
           <w:sz w:val="24"/>
           <w:u w:val="single"/>
         </w:rPr>
-        <w:hyperlink r:id="rId21" w:history="1">
+        <w:hyperlink r:id="rId22" w:history="1">
           <w:r>
             <w:rPr>
               <w:rStyle w:val="Hyperlink"/>
@@ -2789,7 +2923,7 @@
           <w:sz w:val="24"/>
           <w:u w:val="single"/>
         </w:rPr>
-        <w:hyperlink r:id="rId21" w:history="1">
+        <w:hyperlink r:id="rId22" w:history="1">
           <w:r>
             <w:rPr>
               <w:rStyle w:val="Hyperlink"/>
@@ -2807,7 +2941,7 @@
           <w:sz w:val="24"/>
           <w:u w:val="single"/>
         </w:rPr>
-        <w:hyperlink r:id="rId21" w:history="1">
+        <w:hyperlink r:id="rId22" w:history="1">
           <w:r>
             <w:rPr>
               <w:rStyle w:val="Hyperlink"/>
@@ -2835,7 +2969,7 @@
           <w:sz w:val="24"/>
           <w:u w:val="single"/>
         </w:rPr>
-        <w:hyperlink r:id="rId22" w:history="1">
+        <w:hyperlink r:id="rId23" w:history="1">
           <w:r>
             <w:rPr>
               <w:rStyle w:val="Hyperlink"/>
@@ -2853,7 +2987,7 @@
           <w:sz w:val="24"/>
           <w:u w:val="single"/>
         </w:rPr>
-        <w:hyperlink r:id="rId22" w:history="1">
+        <w:hyperlink r:id="rId23" w:history="1">
           <w:r>
             <w:rPr>
               <w:rStyle w:val="Hyperlink"/>
@@ -2871,7 +3005,7 @@
           <w:sz w:val="24"/>
           <w:u w:val="single"/>
         </w:rPr>
-        <w:hyperlink r:id="rId21" w:history="1">
+        <w:hyperlink r:id="rId23" w:history="1">
           <w:r>
             <w:rPr>
               <w:rStyle w:val="Hyperlink"/>
@@ -2882,14 +3016,13 @@
       </w:r>
       <w:r>
         <w:rPr>
-          <w:u w:val="single" w:color="0000ff"/>
           <w:rFonts w:ascii="Charis SIL Regular" w:hAnsi="Charis SIL Regular" w:eastAsia="Charis SIL Regular"/>
           <w:b w:val="0"/>
           <w:i w:val="0"/>
           <w:color w:val="000000"/>
           <w:sz w:val="24"/>
         </w:rPr>
-        <w:hyperlink r:id="rId21" w:history="1">
+        <w:hyperlink r:id="rId22" w:history="1">
           <w:r>
             <w:rPr>
               <w:rStyle w:val="Hyperlink"/>
@@ -2907,7 +3040,7 @@
           <w:sz w:val="24"/>
           <w:u w:val="single"/>
         </w:rPr>
-        <w:hyperlink r:id="rId21" w:history="1">
+        <w:hyperlink r:id="rId22" w:history="1">
           <w:r>
             <w:rPr>
               <w:rStyle w:val="Hyperlink"/>
@@ -2936,7 +3069,7 @@
           <w:sz w:val="24"/>
           <w:u w:val="single"/>
         </w:rPr>
-        <w:hyperlink r:id="rId21" w:history="1">
+        <w:hyperlink r:id="rId24" w:history="1">
           <w:r>
             <w:rPr>
               <w:rStyle w:val="Hyperlink"/>
@@ -2954,7 +3087,7 @@
           <w:sz w:val="24"/>
           <w:u w:val="single"/>
         </w:rPr>
-        <w:hyperlink r:id="rId23" w:history="1">
+        <w:hyperlink r:id="rId24" w:history="1">
           <w:r>
             <w:rPr>
               <w:rStyle w:val="Hyperlink"/>

--- a/EXPORTS/DOCX/published/niveau3/Dutch/Bronbeek.docx
+++ b/EXPORTS/DOCX/published/niveau3/Dutch/Bronbeek.docx
@@ -230,25 +230,7 @@
           <w:color w:val="000000"/>
           <w:sz w:val="24"/>
         </w:rPr>
-        <w:t>Nederl</w:t>
-      </w:r>
-      <w:r>
-        <w:rPr>
-          <w:u w:val="single" w:color="0000ff"/>
-          <w:rFonts w:ascii="Charis SIL Regular" w:hAnsi="Charis SIL Regular" w:eastAsia="Charis SIL Regular"/>
-          <w:b w:val="0"/>
-          <w:i w:val="0"/>
-          <w:color w:val="000000"/>
-          <w:sz w:val="24"/>
-        </w:rPr>
-        <w:hyperlink r:id="rId9" w:history="1">
-          <w:r>
-            <w:rPr>
-              <w:rStyle w:val="Hyperlink"/>
-            </w:rPr>
-            <w:t>andse S</w:t>
-          </w:r>
-        </w:hyperlink>
+        <w:t>Nederlandse S</w:t>
       </w:r>
       <w:r>
         <w:rPr>
@@ -1181,7 +1163,7 @@
           <w:sz w:val="24"/>
           <w:u w:val="single"/>
         </w:rPr>
-        <w:hyperlink r:id="rId14" w:history="1">
+        <w:hyperlink r:id="rId13" w:history="1">
           <w:r>
             <w:rPr>
               <w:rStyle w:val="Hyperlink"/>
@@ -1229,7 +1211,7 @@
           <w:sz w:val="24"/>
           <w:u w:val="single"/>
         </w:rPr>
-        <w:hyperlink r:id="rId15" w:history="1">
+        <w:hyperlink r:id="rId14" w:history="1">
           <w:r>
             <w:rPr>
               <w:rStyle w:val="Hyperlink"/>
@@ -1258,7 +1240,7 @@
           <w:sz w:val="24"/>
           <w:u w:val="single"/>
         </w:rPr>
-        <w:hyperlink r:id="rId15" w:history="1">
+        <w:hyperlink r:id="rId14" w:history="1">
           <w:r>
             <w:rPr>
               <w:rStyle w:val="Hyperlink"/>
@@ -1286,7 +1268,7 @@
           <w:color w:val="000000"/>
           <w:sz w:val="24"/>
         </w:rPr>
-        <w:hyperlink r:id="rId15" w:history="1">
+        <w:hyperlink r:id="rId14" w:history="1">
           <w:r>
             <w:rPr>
               <w:rStyle w:val="Hyperlink"/>
@@ -1304,7 +1286,7 @@
           <w:color w:val="000000"/>
           <w:sz w:val="24"/>
         </w:rPr>
-        <w:hyperlink r:id="rId15" w:history="1">
+        <w:hyperlink r:id="rId14" w:history="1">
           <w:r>
             <w:rPr>
               <w:rStyle w:val="Hyperlink"/>
@@ -1322,7 +1304,7 @@
           <w:color w:val="000000"/>
           <w:sz w:val="24"/>
         </w:rPr>
-        <w:hyperlink r:id="rId15" w:history="1">
+        <w:hyperlink r:id="rId14" w:history="1">
           <w:r>
             <w:rPr>
               <w:rStyle w:val="Hyperlink"/>
@@ -1405,7 +1387,7 @@
           <w:sz w:val="24"/>
           <w:u w:val="single"/>
         </w:rPr>
-        <w:hyperlink r:id="rId16" w:history="1">
+        <w:hyperlink r:id="rId15" w:history="1">
           <w:r>
             <w:rPr>
               <w:rStyle w:val="Hyperlink"/>
@@ -1434,7 +1416,7 @@
           <w:sz w:val="24"/>
           <w:u w:val="single"/>
         </w:rPr>
-        <w:hyperlink r:id="rId16" w:history="1">
+        <w:hyperlink r:id="rId15" w:history="1">
           <w:r>
             <w:rPr>
               <w:rStyle w:val="Hyperlink"/>
@@ -1474,7 +1456,7 @@
           <w:sz w:val="24"/>
           <w:u w:val="single"/>
         </w:rPr>
-        <w:hyperlink r:id="rId16" w:history="1">
+        <w:hyperlink r:id="rId15" w:history="1">
           <w:r>
             <w:rPr>
               <w:rStyle w:val="Hyperlink"/>
@@ -1503,14 +1485,24 @@
           <w:sz w:val="24"/>
           <w:u w:val="single"/>
         </w:rPr>
-        <w:hyperlink r:id="rId16" w:history="1">
+        <w:hyperlink r:id="rId15" w:history="1">
           <w:r>
             <w:rPr>
               <w:rStyle w:val="Hyperlink"/>
             </w:rPr>
-            <w:t>Ridders</w:t>
+            <w:t>Ridder</w:t>
           </w:r>
         </w:hyperlink>
+      </w:r>
+      <w:r>
+        <w:rPr>
+          <w:rFonts w:ascii="Charis SIL Regular" w:hAnsi="Charis SIL Regular" w:eastAsia="Charis SIL Regular"/>
+          <w:b w:val="0"/>
+          <w:i w:val="0"/>
+          <w:color w:val="0000FF"/>
+          <w:sz w:val="24"/>
+        </w:rPr>
+        <w:t>s</w:t>
       </w:r>
       <w:r>
         <w:rPr>
@@ -1532,12 +1524,12 @@
           <w:sz w:val="24"/>
           <w:u w:val="single"/>
         </w:rPr>
-        <w:hyperlink r:id="rId16" w:history="1">
+        <w:hyperlink r:id="rId15" w:history="1">
           <w:r>
             <w:rPr>
               <w:rStyle w:val="Hyperlink"/>
             </w:rPr>
-            <w:t>i</w:t>
+            <w:t xml:space="preserve">in </w:t>
           </w:r>
         </w:hyperlink>
       </w:r>
@@ -1548,19 +1540,9 @@
           <w:i w:val="0"/>
           <w:color w:val="0000FF"/>
           <w:sz w:val="24"/>
-        </w:rPr>
-        <w:t xml:space="preserve">n </w:t>
-      </w:r>
-      <w:r>
-        <w:rPr>
-          <w:rFonts w:ascii="Charis SIL Regular" w:hAnsi="Charis SIL Regular" w:eastAsia="Charis SIL Regular"/>
-          <w:b w:val="0"/>
-          <w:i w:val="0"/>
-          <w:color w:val="0000FF"/>
-          <w:sz w:val="24"/>
           <w:u w:val="single"/>
         </w:rPr>
-        <w:hyperlink r:id="rId16" w:history="1">
+        <w:hyperlink r:id="rId15" w:history="1">
           <w:r>
             <w:rPr>
               <w:rStyle w:val="Hyperlink"/>
@@ -1589,7 +1571,7 @@
           <w:sz w:val="24"/>
           <w:u w:val="single"/>
         </w:rPr>
-        <w:hyperlink r:id="rId16" w:history="1">
+        <w:hyperlink r:id="rId15" w:history="1">
           <w:r>
             <w:rPr>
               <w:rStyle w:val="Hyperlink"/>
@@ -1618,7 +1600,7 @@
           <w:sz w:val="24"/>
           <w:u w:val="single"/>
         </w:rPr>
-        <w:hyperlink r:id="rId16" w:history="1">
+        <w:hyperlink r:id="rId15" w:history="1">
           <w:r>
             <w:rPr>
               <w:rStyle w:val="Hyperlink"/>
@@ -1636,7 +1618,7 @@
           <w:sz w:val="24"/>
           <w:u w:val="single"/>
         </w:rPr>
-        <w:hyperlink r:id="rId16" w:history="1">
+        <w:hyperlink r:id="rId15" w:history="1">
           <w:r>
             <w:rPr>
               <w:rStyle w:val="Hyperlink"/>
@@ -1664,7 +1646,7 @@
           <w:color w:val="000000"/>
           <w:sz w:val="24"/>
         </w:rPr>
-        <w:hyperlink r:id="rId16" w:history="1">
+        <w:hyperlink r:id="rId15" w:history="1">
           <w:r>
             <w:rPr>
               <w:rStyle w:val="Hyperlink"/>
@@ -1682,7 +1664,7 @@
           <w:color w:val="000000"/>
           <w:sz w:val="24"/>
         </w:rPr>
-        <w:hyperlink r:id="rId16" w:history="1">
+        <w:hyperlink r:id="rId15" w:history="1">
           <w:r>
             <w:rPr>
               <w:rStyle w:val="Hyperlink"/>
@@ -1700,7 +1682,7 @@
           <w:color w:val="000000"/>
           <w:sz w:val="24"/>
         </w:rPr>
-        <w:hyperlink r:id="rId16" w:history="1">
+        <w:hyperlink r:id="rId15" w:history="1">
           <w:r>
             <w:rPr>
               <w:rStyle w:val="Hyperlink"/>
@@ -1718,7 +1700,7 @@
           <w:color w:val="000000"/>
           <w:sz w:val="24"/>
         </w:rPr>
-        <w:hyperlink r:id="rId16" w:history="1">
+        <w:hyperlink r:id="rId15" w:history="1">
           <w:r>
             <w:rPr>
               <w:rStyle w:val="Hyperlink"/>
@@ -1736,7 +1718,7 @@
           <w:color w:val="000000"/>
           <w:sz w:val="24"/>
         </w:rPr>
-        <w:hyperlink r:id="rId16" w:history="1">
+        <w:hyperlink r:id="rId15" w:history="1">
           <w:r>
             <w:rPr>
               <w:rStyle w:val="Hyperlink"/>
@@ -1754,7 +1736,7 @@
           <w:color w:val="000000"/>
           <w:sz w:val="24"/>
         </w:rPr>
-        <w:hyperlink r:id="rId16" w:history="1">
+        <w:hyperlink r:id="rId15" w:history="1">
           <w:r>
             <w:rPr>
               <w:rStyle w:val="Hyperlink"/>
@@ -1831,7 +1813,7 @@
           <w:sz w:val="24"/>
           <w:u w:val="single"/>
         </w:rPr>
-        <w:hyperlink r:id="rId17" w:history="1">
+        <w:hyperlink r:id="rId16" w:history="1">
           <w:r>
             <w:rPr>
               <w:rStyle w:val="Hyperlink"/>
@@ -1869,7 +1851,7 @@
           <w:color w:val="000000"/>
           <w:sz w:val="24"/>
         </w:rPr>
-        <w:hyperlink r:id="rId17" w:history="1">
+        <w:hyperlink r:id="rId16" w:history="1">
           <w:r>
             <w:rPr>
               <w:rStyle w:val="Hyperlink"/>
@@ -1937,7 +1919,7 @@
           <w:sz w:val="24"/>
           <w:u w:val="single"/>
         </w:rPr>
-        <w:hyperlink r:id="rId18" w:history="1">
+        <w:hyperlink r:id="rId17" w:history="1">
           <w:r>
             <w:rPr>
               <w:rStyle w:val="Hyperlink"/>
@@ -1955,7 +1937,7 @@
           <w:sz w:val="24"/>
           <w:u w:val="single"/>
         </w:rPr>
-        <w:hyperlink r:id="rId18" w:history="1">
+        <w:hyperlink r:id="rId17" w:history="1">
           <w:r>
             <w:rPr>
               <w:rStyle w:val="Hyperlink"/>
@@ -2325,7 +2307,7 @@
           <w:sz w:val="24"/>
           <w:u w:val="single"/>
         </w:rPr>
-        <w:hyperlink r:id="rId19" w:history="1">
+        <w:hyperlink r:id="rId18" w:history="1">
           <w:r>
             <w:rPr>
               <w:rStyle w:val="Hyperlink"/>
@@ -2343,7 +2325,7 @@
           <w:sz w:val="24"/>
           <w:u w:val="single"/>
         </w:rPr>
-        <w:hyperlink r:id="rId19" w:history="1">
+        <w:hyperlink r:id="rId18" w:history="1">
           <w:r>
             <w:rPr>
               <w:rStyle w:val="Hyperlink"/>
@@ -2361,7 +2343,7 @@
           <w:sz w:val="24"/>
           <w:u w:val="single"/>
         </w:rPr>
-        <w:hyperlink r:id="rId19" w:history="1">
+        <w:hyperlink r:id="rId18" w:history="1">
           <w:r>
             <w:rPr>
               <w:rStyle w:val="Hyperlink"/>
@@ -2379,7 +2361,7 @@
           <w:sz w:val="24"/>
           <w:u w:val="single"/>
         </w:rPr>
-        <w:hyperlink r:id="rId19" w:history="1">
+        <w:hyperlink r:id="rId18" w:history="1">
           <w:r>
             <w:rPr>
               <w:rStyle w:val="Hyperlink"/>
@@ -2397,7 +2379,7 @@
           <w:sz w:val="24"/>
           <w:u w:val="single"/>
         </w:rPr>
-        <w:hyperlink r:id="rId19" w:history="1">
+        <w:hyperlink r:id="rId18" w:history="1">
           <w:r>
             <w:rPr>
               <w:rStyle w:val="Hyperlink"/>
@@ -2415,7 +2397,7 @@
           <w:sz w:val="24"/>
           <w:u w:val="single"/>
         </w:rPr>
-        <w:hyperlink r:id="rId19" w:history="1">
+        <w:hyperlink r:id="rId18" w:history="1">
           <w:r>
             <w:rPr>
               <w:rStyle w:val="Hyperlink"/>
@@ -2433,7 +2415,7 @@
           <w:sz w:val="24"/>
           <w:u w:val="single"/>
         </w:rPr>
-        <w:hyperlink r:id="rId19" w:history="1">
+        <w:hyperlink r:id="rId18" w:history="1">
           <w:r>
             <w:rPr>
               <w:rStyle w:val="Hyperlink"/>
@@ -2479,7 +2461,7 @@
           <w:sz w:val="24"/>
           <w:u w:val="single"/>
         </w:rPr>
-        <w:hyperlink r:id="rId20" w:history="1">
+        <w:hyperlink r:id="rId19" w:history="1">
           <w:r>
             <w:rPr>
               <w:rStyle w:val="Hyperlink"/>
@@ -2626,7 +2608,7 @@
           <w:sz w:val="24"/>
           <w:u w:val="single"/>
         </w:rPr>
-        <w:hyperlink r:id="rId21" w:history="1">
+        <w:hyperlink r:id="rId20" w:history="1">
           <w:r>
             <w:rPr>
               <w:rStyle w:val="Hyperlink"/>
@@ -2644,7 +2626,7 @@
           <w:sz w:val="24"/>
           <w:u w:val="single"/>
         </w:rPr>
-        <w:hyperlink r:id="rId21" w:history="1">
+        <w:hyperlink r:id="rId20" w:history="1">
           <w:r>
             <w:rPr>
               <w:rStyle w:val="Hyperlink"/>
@@ -2887,7 +2869,7 @@
           <w:sz w:val="24"/>
           <w:u w:val="single"/>
         </w:rPr>
-        <w:hyperlink r:id="rId22" w:history="1">
+        <w:hyperlink r:id="rId21" w:history="1">
           <w:r>
             <w:rPr>
               <w:rStyle w:val="Hyperlink"/>
@@ -2905,7 +2887,7 @@
           <w:sz w:val="24"/>
           <w:u w:val="single"/>
         </w:rPr>
-        <w:hyperlink r:id="rId22" w:history="1">
+        <w:hyperlink r:id="rId21" w:history="1">
           <w:r>
             <w:rPr>
               <w:rStyle w:val="Hyperlink"/>
@@ -2923,7 +2905,7 @@
           <w:sz w:val="24"/>
           <w:u w:val="single"/>
         </w:rPr>
-        <w:hyperlink r:id="rId22" w:history="1">
+        <w:hyperlink r:id="rId21" w:history="1">
           <w:r>
             <w:rPr>
               <w:rStyle w:val="Hyperlink"/>
@@ -2941,7 +2923,7 @@
           <w:sz w:val="24"/>
           <w:u w:val="single"/>
         </w:rPr>
-        <w:hyperlink r:id="rId22" w:history="1">
+        <w:hyperlink r:id="rId21" w:history="1">
           <w:r>
             <w:rPr>
               <w:rStyle w:val="Hyperlink"/>
@@ -2969,7 +2951,7 @@
           <w:sz w:val="24"/>
           <w:u w:val="single"/>
         </w:rPr>
-        <w:hyperlink r:id="rId23" w:history="1">
+        <w:hyperlink r:id="rId22" w:history="1">
           <w:r>
             <w:rPr>
               <w:rStyle w:val="Hyperlink"/>
@@ -2987,7 +2969,7 @@
           <w:sz w:val="24"/>
           <w:u w:val="single"/>
         </w:rPr>
-        <w:hyperlink r:id="rId23" w:history="1">
+        <w:hyperlink r:id="rId22" w:history="1">
           <w:r>
             <w:rPr>
               <w:rStyle w:val="Hyperlink"/>
@@ -3005,7 +2987,7 @@
           <w:sz w:val="24"/>
           <w:u w:val="single"/>
         </w:rPr>
-        <w:hyperlink r:id="rId23" w:history="1">
+        <w:hyperlink r:id="rId22" w:history="1">
           <w:r>
             <w:rPr>
               <w:rStyle w:val="Hyperlink"/>
@@ -3016,13 +2998,14 @@
       </w:r>
       <w:r>
         <w:rPr>
+          <w:u w:val="single" w:color="0000ff"/>
           <w:rFonts w:ascii="Charis SIL Regular" w:hAnsi="Charis SIL Regular" w:eastAsia="Charis SIL Regular"/>
           <w:b w:val="0"/>
           <w:i w:val="0"/>
           <w:color w:val="000000"/>
           <w:sz w:val="24"/>
         </w:rPr>
-        <w:hyperlink r:id="rId22" w:history="1">
+        <w:hyperlink r:id="rId21" w:history="1">
           <w:r>
             <w:rPr>
               <w:rStyle w:val="Hyperlink"/>
@@ -3040,7 +3023,7 @@
           <w:sz w:val="24"/>
           <w:u w:val="single"/>
         </w:rPr>
-        <w:hyperlink r:id="rId22" w:history="1">
+        <w:hyperlink r:id="rId21" w:history="1">
           <w:r>
             <w:rPr>
               <w:rStyle w:val="Hyperlink"/>
@@ -3069,7 +3052,7 @@
           <w:sz w:val="24"/>
           <w:u w:val="single"/>
         </w:rPr>
-        <w:hyperlink r:id="rId24" w:history="1">
+        <w:hyperlink r:id="rId21" w:history="1">
           <w:r>
             <w:rPr>
               <w:rStyle w:val="Hyperlink"/>
@@ -3087,7 +3070,7 @@
           <w:sz w:val="24"/>
           <w:u w:val="single"/>
         </w:rPr>
-        <w:hyperlink r:id="rId24" w:history="1">
+        <w:hyperlink r:id="rId21" w:history="1">
           <w:r>
             <w:rPr>
               <w:rStyle w:val="Hyperlink"/>

--- a/EXPORTS/DOCX/published/niveau3/Dutch/Bronbeek.docx
+++ b/EXPORTS/DOCX/published/niveau3/Dutch/Bronbeek.docx
@@ -230,7 +230,18 @@
           <w:color w:val="000000"/>
           <w:sz w:val="24"/>
         </w:rPr>
-        <w:t>Nederlandse S</w:t>
+        <w:t>Nederl</w:t>
+      </w:r>
+      <w:r>
+        <w:rPr>
+          <w:u w:val="single" w:color="0000ff"/>
+          <w:rFonts w:ascii="Charis SIL Regular" w:hAnsi="Charis SIL Regular" w:eastAsia="Charis SIL Regular"/>
+          <w:b w:val="0"/>
+          <w:i w:val="0"/>
+          <w:color w:val="000000"/>
+          <w:sz w:val="24"/>
+        </w:rPr>
+        <w:t>andse S</w:t>
       </w:r>
       <w:r>
         <w:rPr>
@@ -1490,7 +1501,7 @@
             <w:rPr>
               <w:rStyle w:val="Hyperlink"/>
             </w:rPr>
-            <w:t>Ridder</w:t>
+            <w:t>Ridders</w:t>
           </w:r>
         </w:hyperlink>
       </w:r>
@@ -1501,17 +1512,6 @@
           <w:i w:val="0"/>
           <w:color w:val="0000FF"/>
           <w:sz w:val="24"/>
-        </w:rPr>
-        <w:t>s</w:t>
-      </w:r>
-      <w:r>
-        <w:rPr>
-          <w:rFonts w:ascii="Charis SIL Regular" w:hAnsi="Charis SIL Regular" w:eastAsia="Charis SIL Regular"/>
-          <w:b w:val="0"/>
-          <w:i w:val="0"/>
-          <w:color w:val="0000FF"/>
-          <w:sz w:val="24"/>
-          <w:u w:val="single"/>
         </w:rPr>
         <w:t xml:space="preserve"> </w:t>
       </w:r>
@@ -2998,21 +2998,13 @@
       </w:r>
       <w:r>
         <w:rPr>
-          <w:u w:val="single" w:color="0000ff"/>
           <w:rFonts w:ascii="Charis SIL Regular" w:hAnsi="Charis SIL Regular" w:eastAsia="Charis SIL Regular"/>
           <w:b w:val="0"/>
           <w:i w:val="0"/>
           <w:color w:val="000000"/>
           <w:sz w:val="24"/>
         </w:rPr>
-        <w:hyperlink r:id="rId21" w:history="1">
-          <w:r>
-            <w:rPr>
-              <w:rStyle w:val="Hyperlink"/>
-            </w:rPr>
-            <w:t xml:space="preserve">, </w:t>
-          </w:r>
-        </w:hyperlink>
+        <w:t xml:space="preserve">, </w:t>
       </w:r>
       <w:r>
         <w:rPr>
@@ -3023,7 +3015,7 @@
           <w:sz w:val="24"/>
           <w:u w:val="single"/>
         </w:rPr>
-        <w:hyperlink r:id="rId21" w:history="1">
+        <w:hyperlink r:id="rId23" w:history="1">
           <w:r>
             <w:rPr>
               <w:rStyle w:val="Hyperlink"/>
@@ -3052,7 +3044,7 @@
           <w:sz w:val="24"/>
           <w:u w:val="single"/>
         </w:rPr>
-        <w:hyperlink r:id="rId21" w:history="1">
+        <w:hyperlink r:id="rId23" w:history="1">
           <w:r>
             <w:rPr>
               <w:rStyle w:val="Hyperlink"/>
@@ -3070,7 +3062,7 @@
           <w:sz w:val="24"/>
           <w:u w:val="single"/>
         </w:rPr>
-        <w:hyperlink r:id="rId21" w:history="1">
+        <w:hyperlink r:id="rId23" w:history="1">
           <w:r>
             <w:rPr>
               <w:rStyle w:val="Hyperlink"/>

--- a/EXPORTS/DOCX/published/niveau3/Dutch/Bronbeek.docx
+++ b/EXPORTS/DOCX/published/niveau3/Dutch/Bronbeek.docx
@@ -241,7 +241,14 @@
           <w:color w:val="000000"/>
           <w:sz w:val="24"/>
         </w:rPr>
-        <w:t>andse S</w:t>
+        <w:hyperlink r:id="rId9" w:history="1">
+          <w:r>
+            <w:rPr>
+              <w:rStyle w:val="Hyperlink"/>
+            </w:rPr>
+            <w:t>andse S</w:t>
+          </w:r>
+        </w:hyperlink>
       </w:r>
       <w:r>
         <w:rPr>
@@ -1512,6 +1519,7 @@
           <w:i w:val="0"/>
           <w:color w:val="0000FF"/>
           <w:sz w:val="24"/>
+          <w:u w:val="single"/>
         </w:rPr>
         <w:t xml:space="preserve"> </w:t>
       </w:r>
@@ -1529,9 +1537,19 @@
             <w:rPr>
               <w:rStyle w:val="Hyperlink"/>
             </w:rPr>
-            <w:t xml:space="preserve">in </w:t>
+            <w:t>i</w:t>
           </w:r>
         </w:hyperlink>
+      </w:r>
+      <w:r>
+        <w:rPr>
+          <w:rFonts w:ascii="Charis SIL Regular" w:hAnsi="Charis SIL Regular" w:eastAsia="Charis SIL Regular"/>
+          <w:b w:val="0"/>
+          <w:i w:val="0"/>
+          <w:color w:val="0000FF"/>
+          <w:sz w:val="24"/>
+        </w:rPr>
+        <w:t xml:space="preserve">n </w:t>
       </w:r>
       <w:r>
         <w:rPr>
@@ -1646,86 +1664,7 @@
           <w:color w:val="000000"/>
           <w:sz w:val="24"/>
         </w:rPr>
-        <w:hyperlink r:id="rId15" w:history="1">
-          <w:r>
-            <w:rPr>
-              <w:rStyle w:val="Hyperlink"/>
-            </w:rPr>
-            <w:t>es ov</w:t>
-          </w:r>
-        </w:hyperlink>
-      </w:r>
-      <w:r>
-        <w:rPr>
-          <w:u w:val="single" w:color="0000ff"/>
-          <w:rFonts w:ascii="Charis SIL Regular" w:hAnsi="Charis SIL Regular" w:eastAsia="Charis SIL Regular"/>
-          <w:b w:val="0"/>
-          <w:i w:val="0"/>
-          <w:color w:val="000000"/>
-          <w:sz w:val="24"/>
-        </w:rPr>
-        <w:hyperlink r:id="rId15" w:history="1">
-          <w:r>
-            <w:rPr>
-              <w:rStyle w:val="Hyperlink"/>
-            </w:rPr>
-            <w:t>e</w:t>
-          </w:r>
-        </w:hyperlink>
-      </w:r>
-      <w:r>
-        <w:rPr>
-          <w:u w:val="single" w:color="0000ff"/>
-          <w:rFonts w:ascii="Charis SIL Regular" w:hAnsi="Charis SIL Regular" w:eastAsia="Charis SIL Regular"/>
-          <w:b w:val="0"/>
-          <w:i w:val="0"/>
-          <w:color w:val="000000"/>
-          <w:sz w:val="24"/>
-        </w:rPr>
-        <w:hyperlink r:id="rId15" w:history="1">
-          <w:r>
-            <w:rPr>
-              <w:rStyle w:val="Hyperlink"/>
-            </w:rPr>
-            <w:t>r de Militai</w:t>
-          </w:r>
-        </w:hyperlink>
-      </w:r>
-      <w:r>
-        <w:rPr>
-          <w:u w:val="single" w:color="0000ff"/>
-          <w:rFonts w:ascii="Charis SIL Regular" w:hAnsi="Charis SIL Regular" w:eastAsia="Charis SIL Regular"/>
-          <w:b w:val="0"/>
-          <w:i w:val="0"/>
-          <w:color w:val="000000"/>
-          <w:sz w:val="24"/>
-        </w:rPr>
-        <w:hyperlink r:id="rId15" w:history="1">
-          <w:r>
-            <w:rPr>
-              <w:rStyle w:val="Hyperlink"/>
-            </w:rPr>
-            <w:t>r</w:t>
-          </w:r>
-        </w:hyperlink>
-      </w:r>
-      <w:r>
-        <w:rPr>
-          <w:u w:val="single" w:color="0000ff"/>
-          <w:rFonts w:ascii="Charis SIL Regular" w:hAnsi="Charis SIL Regular" w:eastAsia="Charis SIL Regular"/>
-          <w:b w:val="0"/>
-          <w:i w:val="0"/>
-          <w:color w:val="000000"/>
-          <w:sz w:val="24"/>
-        </w:rPr>
-        <w:hyperlink r:id="rId15" w:history="1">
-          <w:r>
-            <w:rPr>
-              <w:rStyle w:val="Hyperlink"/>
-            </w:rPr>
-            <w:t>e W</w:t>
-          </w:r>
-        </w:hyperlink>
+        <w:t>es over de Militaire W</w:t>
       </w:r>
       <w:r>
         <w:rPr>
@@ -2998,13 +2937,21 @@
       </w:r>
       <w:r>
         <w:rPr>
+          <w:u w:val="single" w:color="0000ff"/>
           <w:rFonts w:ascii="Charis SIL Regular" w:hAnsi="Charis SIL Regular" w:eastAsia="Charis SIL Regular"/>
           <w:b w:val="0"/>
           <w:i w:val="0"/>
           <w:color w:val="000000"/>
           <w:sz w:val="24"/>
         </w:rPr>
-        <w:t xml:space="preserve">, </w:t>
+        <w:hyperlink r:id="rId21" w:history="1">
+          <w:r>
+            <w:rPr>
+              <w:rStyle w:val="Hyperlink"/>
+            </w:rPr>
+            <w:t xml:space="preserve">, </w:t>
+          </w:r>
+        </w:hyperlink>
       </w:r>
       <w:r>
         <w:rPr>
@@ -3015,7 +2962,7 @@
           <w:sz w:val="24"/>
           <w:u w:val="single"/>
         </w:rPr>
-        <w:hyperlink r:id="rId23" w:history="1">
+        <w:hyperlink r:id="rId21" w:history="1">
           <w:r>
             <w:rPr>
               <w:rStyle w:val="Hyperlink"/>
@@ -3044,7 +2991,7 @@
           <w:sz w:val="24"/>
           <w:u w:val="single"/>
         </w:rPr>
-        <w:hyperlink r:id="rId23" w:history="1">
+        <w:hyperlink r:id="rId21" w:history="1">
           <w:r>
             <w:rPr>
               <w:rStyle w:val="Hyperlink"/>
@@ -3062,7 +3009,7 @@
           <w:sz w:val="24"/>
           <w:u w:val="single"/>
         </w:rPr>
-        <w:hyperlink r:id="rId23" w:history="1">
+        <w:hyperlink r:id="rId21" w:history="1">
           <w:r>
             <w:rPr>
               <w:rStyle w:val="Hyperlink"/>

--- a/EXPORTS/DOCX/published/niveau3/Dutch/Bronbeek.docx
+++ b/EXPORTS/DOCX/published/niveau3/Dutch/Bronbeek.docx
@@ -458,6 +458,7 @@
       </w:r>
       <w:r>
         <w:rPr>
+          <w:u w:val="single" w:color="0000ff"/>
           <w:rFonts w:ascii="Charis SIL Regular" w:hAnsi="Charis SIL Regular" w:eastAsia="Charis SIL Regular"/>
           <w:b w:val="0"/>
           <w:i w:val="0"/>
@@ -1664,7 +1665,86 @@
           <w:color w:val="000000"/>
           <w:sz w:val="24"/>
         </w:rPr>
-        <w:t>es over de Militaire W</w:t>
+        <w:hyperlink r:id="rId15" w:history="1">
+          <w:r>
+            <w:rPr>
+              <w:rStyle w:val="Hyperlink"/>
+            </w:rPr>
+            <w:t>es ov</w:t>
+          </w:r>
+        </w:hyperlink>
+      </w:r>
+      <w:r>
+        <w:rPr>
+          <w:u w:val="single" w:color="0000ff"/>
+          <w:rFonts w:ascii="Charis SIL Regular" w:hAnsi="Charis SIL Regular" w:eastAsia="Charis SIL Regular"/>
+          <w:b w:val="0"/>
+          <w:i w:val="0"/>
+          <w:color w:val="000000"/>
+          <w:sz w:val="24"/>
+        </w:rPr>
+        <w:hyperlink r:id="rId15" w:history="1">
+          <w:r>
+            <w:rPr>
+              <w:rStyle w:val="Hyperlink"/>
+            </w:rPr>
+            <w:t>e</w:t>
+          </w:r>
+        </w:hyperlink>
+      </w:r>
+      <w:r>
+        <w:rPr>
+          <w:u w:val="single" w:color="0000ff"/>
+          <w:rFonts w:ascii="Charis SIL Regular" w:hAnsi="Charis SIL Regular" w:eastAsia="Charis SIL Regular"/>
+          <w:b w:val="0"/>
+          <w:i w:val="0"/>
+          <w:color w:val="000000"/>
+          <w:sz w:val="24"/>
+        </w:rPr>
+        <w:hyperlink r:id="rId15" w:history="1">
+          <w:r>
+            <w:rPr>
+              <w:rStyle w:val="Hyperlink"/>
+            </w:rPr>
+            <w:t>r de Militai</w:t>
+          </w:r>
+        </w:hyperlink>
+      </w:r>
+      <w:r>
+        <w:rPr>
+          <w:u w:val="single" w:color="0000ff"/>
+          <w:rFonts w:ascii="Charis SIL Regular" w:hAnsi="Charis SIL Regular" w:eastAsia="Charis SIL Regular"/>
+          <w:b w:val="0"/>
+          <w:i w:val="0"/>
+          <w:color w:val="000000"/>
+          <w:sz w:val="24"/>
+        </w:rPr>
+        <w:hyperlink r:id="rId15" w:history="1">
+          <w:r>
+            <w:rPr>
+              <w:rStyle w:val="Hyperlink"/>
+            </w:rPr>
+            <w:t>r</w:t>
+          </w:r>
+        </w:hyperlink>
+      </w:r>
+      <w:r>
+        <w:rPr>
+          <w:u w:val="single" w:color="0000ff"/>
+          <w:rFonts w:ascii="Charis SIL Regular" w:hAnsi="Charis SIL Regular" w:eastAsia="Charis SIL Regular"/>
+          <w:b w:val="0"/>
+          <w:i w:val="0"/>
+          <w:color w:val="000000"/>
+          <w:sz w:val="24"/>
+        </w:rPr>
+        <w:hyperlink r:id="rId15" w:history="1">
+          <w:r>
+            <w:rPr>
+              <w:rStyle w:val="Hyperlink"/>
+            </w:rPr>
+            <w:t>e W</w:t>
+          </w:r>
+        </w:hyperlink>
       </w:r>
       <w:r>
         <w:rPr>
@@ -2991,7 +3071,7 @@
           <w:sz w:val="24"/>
           <w:u w:val="single"/>
         </w:rPr>
-        <w:hyperlink r:id="rId21" w:history="1">
+        <w:hyperlink r:id="rId23" w:history="1">
           <w:r>
             <w:rPr>
               <w:rStyle w:val="Hyperlink"/>
@@ -3009,7 +3089,7 @@
           <w:sz w:val="24"/>
           <w:u w:val="single"/>
         </w:rPr>
-        <w:hyperlink r:id="rId21" w:history="1">
+        <w:hyperlink r:id="rId23" w:history="1">
           <w:r>
             <w:rPr>
               <w:rStyle w:val="Hyperlink"/>

--- a/EXPORTS/DOCX/published/niveau3/Dutch/Bronbeek.docx
+++ b/EXPORTS/DOCX/published/niveau3/Dutch/Bronbeek.docx
@@ -1491,7 +1491,6 @@
           <w:i w:val="0"/>
           <w:color w:val="0000FF"/>
           <w:sz w:val="24"/>
-          <w:u w:val="single"/>
         </w:rPr>
         <w:t xml:space="preserve"> </w:t>
       </w:r>
@@ -1538,19 +1537,9 @@
             <w:rPr>
               <w:rStyle w:val="Hyperlink"/>
             </w:rPr>
-            <w:t>i</w:t>
+            <w:t xml:space="preserve">in </w:t>
           </w:r>
         </w:hyperlink>
-      </w:r>
-      <w:r>
-        <w:rPr>
-          <w:rFonts w:ascii="Charis SIL Regular" w:hAnsi="Charis SIL Regular" w:eastAsia="Charis SIL Regular"/>
-          <w:b w:val="0"/>
-          <w:i w:val="0"/>
-          <w:color w:val="0000FF"/>
-          <w:sz w:val="24"/>
-        </w:rPr>
-        <w:t xml:space="preserve">n </w:t>
       </w:r>
       <w:r>
         <w:rPr>
@@ -2988,7 +2977,7 @@
           <w:sz w:val="24"/>
           <w:u w:val="single"/>
         </w:rPr>
-        <w:hyperlink r:id="rId22" w:history="1">
+        <w:hyperlink r:id="rId21" w:history="1">
           <w:r>
             <w:rPr>
               <w:rStyle w:val="Hyperlink"/>
@@ -3024,14 +3013,7 @@
           <w:color w:val="000000"/>
           <w:sz w:val="24"/>
         </w:rPr>
-        <w:hyperlink r:id="rId21" w:history="1">
-          <w:r>
-            <w:rPr>
-              <w:rStyle w:val="Hyperlink"/>
-            </w:rPr>
-            <w:t xml:space="preserve">, </w:t>
-          </w:r>
-        </w:hyperlink>
+        <w:t xml:space="preserve">, </w:t>
       </w:r>
       <w:r>
         <w:rPr>
@@ -3042,7 +3024,7 @@
           <w:sz w:val="24"/>
           <w:u w:val="single"/>
         </w:rPr>
-        <w:hyperlink r:id="rId21" w:history="1">
+        <w:hyperlink r:id="rId23" w:history="1">
           <w:r>
             <w:rPr>
               <w:rStyle w:val="Hyperlink"/>
@@ -3089,7 +3071,7 @@
           <w:sz w:val="24"/>
           <w:u w:val="single"/>
         </w:rPr>
-        <w:hyperlink r:id="rId23" w:history="1">
+        <w:hyperlink r:id="rId21" w:history="1">
           <w:r>
             <w:rPr>
               <w:rStyle w:val="Hyperlink"/>

--- a/EXPORTS/DOCX/published/niveau3/Dutch/Bronbeek.docx
+++ b/EXPORTS/DOCX/published/niveau3/Dutch/Bronbeek.docx
@@ -458,7 +458,6 @@
       </w:r>
       <w:r>
         <w:rPr>
-          <w:u w:val="single" w:color="0000ff"/>
           <w:rFonts w:ascii="Charis SIL Regular" w:hAnsi="Charis SIL Regular" w:eastAsia="Charis SIL Regular"/>
           <w:b w:val="0"/>
           <w:i w:val="0"/>
@@ -1491,6 +1490,7 @@
           <w:i w:val="0"/>
           <w:color w:val="0000FF"/>
           <w:sz w:val="24"/>
+          <w:u w:val="single"/>
         </w:rPr>
         <w:t xml:space="preserve"> </w:t>
       </w:r>
@@ -1537,9 +1537,19 @@
             <w:rPr>
               <w:rStyle w:val="Hyperlink"/>
             </w:rPr>
-            <w:t xml:space="preserve">in </w:t>
+            <w:t>i</w:t>
           </w:r>
         </w:hyperlink>
+      </w:r>
+      <w:r>
+        <w:rPr>
+          <w:rFonts w:ascii="Charis SIL Regular" w:hAnsi="Charis SIL Regular" w:eastAsia="Charis SIL Regular"/>
+          <w:b w:val="0"/>
+          <w:i w:val="0"/>
+          <w:color w:val="0000FF"/>
+          <w:sz w:val="24"/>
+        </w:rPr>
+        <w:t xml:space="preserve">n </w:t>
       </w:r>
       <w:r>
         <w:rPr>
@@ -2469,7 +2479,7 @@
           <w:sz w:val="24"/>
           <w:u w:val="single"/>
         </w:rPr>
-        <w:hyperlink r:id="rId19" w:history="1">
+        <w:hyperlink r:id="rId18" w:history="1">
           <w:r>
             <w:rPr>
               <w:rStyle w:val="Hyperlink"/>
@@ -2498,7 +2508,7 @@
           <w:sz w:val="24"/>
           <w:u w:val="single"/>
         </w:rPr>
-        <w:hyperlink r:id="rId19" w:history="1">
+        <w:hyperlink r:id="rId18" w:history="1">
           <w:r>
             <w:rPr>
               <w:rStyle w:val="Hyperlink"/>
@@ -2995,7 +3005,7 @@
           <w:sz w:val="24"/>
           <w:u w:val="single"/>
         </w:rPr>
-        <w:hyperlink r:id="rId22" w:history="1">
+        <w:hyperlink r:id="rId21" w:history="1">
           <w:r>
             <w:rPr>
               <w:rStyle w:val="Hyperlink"/>
@@ -3013,7 +3023,14 @@
           <w:color w:val="000000"/>
           <w:sz w:val="24"/>
         </w:rPr>
-        <w:t xml:space="preserve">, </w:t>
+        <w:hyperlink r:id="rId21" w:history="1">
+          <w:r>
+            <w:rPr>
+              <w:rStyle w:val="Hyperlink"/>
+            </w:rPr>
+            <w:t xml:space="preserve">, </w:t>
+          </w:r>
+        </w:hyperlink>
       </w:r>
       <w:r>
         <w:rPr>
@@ -3024,7 +3041,7 @@
           <w:sz w:val="24"/>
           <w:u w:val="single"/>
         </w:rPr>
-        <w:hyperlink r:id="rId23" w:history="1">
+        <w:hyperlink r:id="rId21" w:history="1">
           <w:r>
             <w:rPr>
               <w:rStyle w:val="Hyperlink"/>
@@ -3071,7 +3088,7 @@
           <w:sz w:val="24"/>
           <w:u w:val="single"/>
         </w:rPr>
-        <w:hyperlink r:id="rId21" w:history="1">
+        <w:hyperlink r:id="rId23" w:history="1">
           <w:r>
             <w:rPr>
               <w:rStyle w:val="Hyperlink"/>

--- a/EXPORTS/DOCX/published/niveau3/Dutch/Bronbeek.docx
+++ b/EXPORTS/DOCX/published/niveau3/Dutch/Bronbeek.docx
@@ -458,6 +458,7 @@
       </w:r>
       <w:r>
         <w:rPr>
+          <w:u w:val="single" w:color="0000ff"/>
           <w:rFonts w:ascii="Charis SIL Regular" w:hAnsi="Charis SIL Regular" w:eastAsia="Charis SIL Regular"/>
           <w:b w:val="0"/>
           <w:i w:val="0"/>
@@ -1439,7 +1440,7 @@
             <w:rPr>
               <w:rStyle w:val="Hyperlink"/>
             </w:rPr>
-            <w:t>biografieë</w:t>
+            <w:t>biografie</w:t>
           </w:r>
         </w:hyperlink>
       </w:r>
@@ -1450,7 +1451,23 @@
           <w:i w:val="0"/>
           <w:color w:val="0000FF"/>
           <w:sz w:val="24"/>
-          <w:u w:val="single"/>
+        </w:rPr>
+        <w:hyperlink r:id="rId15" w:history="1">
+          <w:r>
+            <w:rPr>
+              <w:rStyle w:val="Hyperlink"/>
+            </w:rPr>
+            <w:t>ë</w:t>
+          </w:r>
+        </w:hyperlink>
+      </w:r>
+      <w:r>
+        <w:rPr>
+          <w:rFonts w:ascii="Charis SIL Regular" w:hAnsi="Charis SIL Regular" w:eastAsia="Charis SIL Regular"/>
+          <w:b w:val="0"/>
+          <w:i w:val="0"/>
+          <w:color w:val="0000FF"/>
+          <w:sz w:val="24"/>
         </w:rPr>
         <w:t>n</w:t>
       </w:r>
@@ -1537,19 +1554,9 @@
             <w:rPr>
               <w:rStyle w:val="Hyperlink"/>
             </w:rPr>
-            <w:t>i</w:t>
+            <w:t xml:space="preserve">in </w:t>
           </w:r>
         </w:hyperlink>
-      </w:r>
-      <w:r>
-        <w:rPr>
-          <w:rFonts w:ascii="Charis SIL Regular" w:hAnsi="Charis SIL Regular" w:eastAsia="Charis SIL Regular"/>
-          <w:b w:val="0"/>
-          <w:i w:val="0"/>
-          <w:color w:val="0000FF"/>
-          <w:sz w:val="24"/>
-        </w:rPr>
-        <w:t xml:space="preserve">n </w:t>
       </w:r>
       <w:r>
         <w:rPr>
@@ -2479,7 +2486,7 @@
           <w:sz w:val="24"/>
           <w:u w:val="single"/>
         </w:rPr>
-        <w:hyperlink r:id="rId18" w:history="1">
+        <w:hyperlink r:id="rId19" w:history="1">
           <w:r>
             <w:rPr>
               <w:rStyle w:val="Hyperlink"/>
@@ -2508,7 +2515,7 @@
           <w:sz w:val="24"/>
           <w:u w:val="single"/>
         </w:rPr>
-        <w:hyperlink r:id="rId18" w:history="1">
+        <w:hyperlink r:id="rId19" w:history="1">
           <w:r>
             <w:rPr>
               <w:rStyle w:val="Hyperlink"/>
@@ -2987,7 +2994,7 @@
           <w:sz w:val="24"/>
           <w:u w:val="single"/>
         </w:rPr>
-        <w:hyperlink r:id="rId21" w:history="1">
+        <w:hyperlink r:id="rId22" w:history="1">
           <w:r>
             <w:rPr>
               <w:rStyle w:val="Hyperlink"/>
@@ -3005,7 +3012,7 @@
           <w:sz w:val="24"/>
           <w:u w:val="single"/>
         </w:rPr>
-        <w:hyperlink r:id="rId21" w:history="1">
+        <w:hyperlink r:id="rId22" w:history="1">
           <w:r>
             <w:rPr>
               <w:rStyle w:val="Hyperlink"/>

--- a/EXPORTS/DOCX/published/niveau3/Dutch/Bronbeek.docx
+++ b/EXPORTS/DOCX/published/niveau3/Dutch/Bronbeek.docx
@@ -2468,7 +2468,7 @@
           <w:sz w:val="24"/>
           <w:u w:val="single"/>
         </w:rPr>
-        <w:hyperlink r:id="rId19" w:history="1">
+        <w:hyperlink r:id="rId18" w:history="1">
           <w:r>
             <w:rPr>
               <w:rStyle w:val="Hyperlink"/>
@@ -2515,7 +2515,7 @@
           <w:sz w:val="24"/>
           <w:u w:val="single"/>
         </w:rPr>
-        <w:hyperlink r:id="rId19" w:history="1">
+        <w:hyperlink r:id="rId18" w:history="1">
           <w:r>
             <w:rPr>
               <w:rStyle w:val="Hyperlink"/>
@@ -2994,7 +2994,7 @@
           <w:sz w:val="24"/>
           <w:u w:val="single"/>
         </w:rPr>
-        <w:hyperlink r:id="rId22" w:history="1">
+        <w:hyperlink r:id="rId21" w:history="1">
           <w:r>
             <w:rPr>
               <w:rStyle w:val="Hyperlink"/>
@@ -3023,21 +3023,13 @@
       </w:r>
       <w:r>
         <w:rPr>
-          <w:u w:val="single" w:color="0000ff"/>
           <w:rFonts w:ascii="Charis SIL Regular" w:hAnsi="Charis SIL Regular" w:eastAsia="Charis SIL Regular"/>
           <w:b w:val="0"/>
           <w:i w:val="0"/>
           <w:color w:val="000000"/>
           <w:sz w:val="24"/>
         </w:rPr>
-        <w:hyperlink r:id="rId21" w:history="1">
-          <w:r>
-            <w:rPr>
-              <w:rStyle w:val="Hyperlink"/>
-            </w:rPr>
-            <w:t xml:space="preserve">, </w:t>
-          </w:r>
-        </w:hyperlink>
+        <w:t xml:space="preserve">, </w:t>
       </w:r>
       <w:r>
         <w:rPr>
@@ -3095,7 +3087,7 @@
           <w:sz w:val="24"/>
           <w:u w:val="single"/>
         </w:rPr>
-        <w:hyperlink r:id="rId23" w:history="1">
+        <w:hyperlink r:id="rId21" w:history="1">
           <w:r>
             <w:rPr>
               <w:rStyle w:val="Hyperlink"/>

--- a/EXPORTS/DOCX/published/niveau3/Dutch/Bronbeek.docx
+++ b/EXPORTS/DOCX/published/niveau3/Dutch/Bronbeek.docx
@@ -458,7 +458,6 @@
       </w:r>
       <w:r>
         <w:rPr>
-          <w:u w:val="single" w:color="0000ff"/>
           <w:rFonts w:ascii="Charis SIL Regular" w:hAnsi="Charis SIL Regular" w:eastAsia="Charis SIL Regular"/>
           <w:b w:val="0"/>
           <w:i w:val="0"/>
@@ -1440,7 +1439,7 @@
             <w:rPr>
               <w:rStyle w:val="Hyperlink"/>
             </w:rPr>
-            <w:t>biografie</w:t>
+            <w:t>biografieë</w:t>
           </w:r>
         </w:hyperlink>
       </w:r>
@@ -1451,23 +1450,7 @@
           <w:i w:val="0"/>
           <w:color w:val="0000FF"/>
           <w:sz w:val="24"/>
-        </w:rPr>
-        <w:hyperlink r:id="rId15" w:history="1">
-          <w:r>
-            <w:rPr>
-              <w:rStyle w:val="Hyperlink"/>
-            </w:rPr>
-            <w:t>ë</w:t>
-          </w:r>
-        </w:hyperlink>
-      </w:r>
-      <w:r>
-        <w:rPr>
-          <w:rFonts w:ascii="Charis SIL Regular" w:hAnsi="Charis SIL Regular" w:eastAsia="Charis SIL Regular"/>
-          <w:b w:val="0"/>
-          <w:i w:val="0"/>
-          <w:color w:val="0000FF"/>
-          <w:sz w:val="24"/>
+          <w:u w:val="single"/>
         </w:rPr>
         <w:t>n</w:t>
       </w:r>
@@ -1525,9 +1508,19 @@
             <w:rPr>
               <w:rStyle w:val="Hyperlink"/>
             </w:rPr>
-            <w:t>Ridders</w:t>
+            <w:t>Ridder</w:t>
           </w:r>
         </w:hyperlink>
+      </w:r>
+      <w:r>
+        <w:rPr>
+          <w:rFonts w:ascii="Charis SIL Regular" w:hAnsi="Charis SIL Regular" w:eastAsia="Charis SIL Regular"/>
+          <w:b w:val="0"/>
+          <w:i w:val="0"/>
+          <w:color w:val="0000FF"/>
+          <w:sz w:val="24"/>
+        </w:rPr>
+        <w:t>s</w:t>
       </w:r>
       <w:r>
         <w:rPr>
@@ -2468,7 +2461,7 @@
           <w:sz w:val="24"/>
           <w:u w:val="single"/>
         </w:rPr>
-        <w:hyperlink r:id="rId18" w:history="1">
+        <w:hyperlink r:id="rId19" w:history="1">
           <w:r>
             <w:rPr>
               <w:rStyle w:val="Hyperlink"/>
@@ -2515,7 +2508,7 @@
           <w:sz w:val="24"/>
           <w:u w:val="single"/>
         </w:rPr>
-        <w:hyperlink r:id="rId18" w:history="1">
+        <w:hyperlink r:id="rId19" w:history="1">
           <w:r>
             <w:rPr>
               <w:rStyle w:val="Hyperlink"/>
@@ -2994,7 +2987,7 @@
           <w:sz w:val="24"/>
           <w:u w:val="single"/>
         </w:rPr>
-        <w:hyperlink r:id="rId21" w:history="1">
+        <w:hyperlink r:id="rId22" w:history="1">
           <w:r>
             <w:rPr>
               <w:rStyle w:val="Hyperlink"/>
@@ -3012,7 +3005,7 @@
           <w:sz w:val="24"/>
           <w:u w:val="single"/>
         </w:rPr>
-        <w:hyperlink r:id="rId22" w:history="1">
+        <w:hyperlink r:id="rId21" w:history="1">
           <w:r>
             <w:rPr>
               <w:rStyle w:val="Hyperlink"/>
@@ -3023,13 +3016,21 @@
       </w:r>
       <w:r>
         <w:rPr>
+          <w:u w:val="single" w:color="0000ff"/>
           <w:rFonts w:ascii="Charis SIL Regular" w:hAnsi="Charis SIL Regular" w:eastAsia="Charis SIL Regular"/>
           <w:b w:val="0"/>
           <w:i w:val="0"/>
           <w:color w:val="000000"/>
           <w:sz w:val="24"/>
         </w:rPr>
-        <w:t xml:space="preserve">, </w:t>
+        <w:hyperlink r:id="rId21" w:history="1">
+          <w:r>
+            <w:rPr>
+              <w:rStyle w:val="Hyperlink"/>
+            </w:rPr>
+            <w:t xml:space="preserve">, </w:t>
+          </w:r>
+        </w:hyperlink>
       </w:r>
       <w:r>
         <w:rPr>
@@ -3087,7 +3088,7 @@
           <w:sz w:val="24"/>
           <w:u w:val="single"/>
         </w:rPr>
-        <w:hyperlink r:id="rId21" w:history="1">
+        <w:hyperlink r:id="rId23" w:history="1">
           <w:r>
             <w:rPr>
               <w:rStyle w:val="Hyperlink"/>

--- a/EXPORTS/DOCX/published/niveau3/Dutch/Bronbeek.docx
+++ b/EXPORTS/DOCX/published/niveau3/Dutch/Bronbeek.docx
@@ -230,25 +230,7 @@
           <w:color w:val="000000"/>
           <w:sz w:val="24"/>
         </w:rPr>
-        <w:t>Nederl</w:t>
-      </w:r>
-      <w:r>
-        <w:rPr>
-          <w:u w:val="single" w:color="0000ff"/>
-          <w:rFonts w:ascii="Charis SIL Regular" w:hAnsi="Charis SIL Regular" w:eastAsia="Charis SIL Regular"/>
-          <w:b w:val="0"/>
-          <w:i w:val="0"/>
-          <w:color w:val="000000"/>
-          <w:sz w:val="24"/>
-        </w:rPr>
-        <w:hyperlink r:id="rId9" w:history="1">
-          <w:r>
-            <w:rPr>
-              <w:rStyle w:val="Hyperlink"/>
-            </w:rPr>
-            <w:t>andse S</w:t>
-          </w:r>
-        </w:hyperlink>
+        <w:t>Nederlandse S</w:t>
       </w:r>
       <w:r>
         <w:rPr>
@@ -447,24 +429,7 @@
           <w:color w:val="000000"/>
           <w:sz w:val="24"/>
         </w:rPr>
-        <w:hyperlink r:id="rId10" w:history="1">
-          <w:r>
-            <w:rPr>
-              <w:rStyle w:val="Hyperlink"/>
-            </w:rPr>
-            <w:t xml:space="preserve">teld voor </w:t>
-          </w:r>
-        </w:hyperlink>
-      </w:r>
-      <w:r>
-        <w:rPr>
-          <w:rFonts w:ascii="Charis SIL Regular" w:hAnsi="Charis SIL Regular" w:eastAsia="Charis SIL Regular"/>
-          <w:b w:val="0"/>
-          <w:i w:val="0"/>
-          <w:color w:val="000000"/>
-          <w:sz w:val="24"/>
-        </w:rPr>
-        <w:t>m</w:t>
+        <w:t>teld voor m</w:t>
       </w:r>
       <w:r>
         <w:rPr>
@@ -1439,7 +1404,7 @@
             <w:rPr>
               <w:rStyle w:val="Hyperlink"/>
             </w:rPr>
-            <w:t>biografieë</w:t>
+            <w:t>biografie</w:t>
           </w:r>
         </w:hyperlink>
       </w:r>
@@ -1450,7 +1415,23 @@
           <w:i w:val="0"/>
           <w:color w:val="0000FF"/>
           <w:sz w:val="24"/>
-          <w:u w:val="single"/>
+        </w:rPr>
+        <w:hyperlink r:id="rId15" w:history="1">
+          <w:r>
+            <w:rPr>
+              <w:rStyle w:val="Hyperlink"/>
+            </w:rPr>
+            <w:t>ë</w:t>
+          </w:r>
+        </w:hyperlink>
+      </w:r>
+      <w:r>
+        <w:rPr>
+          <w:rFonts w:ascii="Charis SIL Regular" w:hAnsi="Charis SIL Regular" w:eastAsia="Charis SIL Regular"/>
+          <w:b w:val="0"/>
+          <w:i w:val="0"/>
+          <w:color w:val="0000FF"/>
+          <w:sz w:val="24"/>
         </w:rPr>
         <w:t>n</w:t>
       </w:r>
@@ -1508,19 +1489,9 @@
             <w:rPr>
               <w:rStyle w:val="Hyperlink"/>
             </w:rPr>
-            <w:t>Ridder</w:t>
+            <w:t>Ridders</w:t>
           </w:r>
         </w:hyperlink>
-      </w:r>
-      <w:r>
-        <w:rPr>
-          <w:rFonts w:ascii="Charis SIL Regular" w:hAnsi="Charis SIL Regular" w:eastAsia="Charis SIL Regular"/>
-          <w:b w:val="0"/>
-          <w:i w:val="0"/>
-          <w:color w:val="0000FF"/>
-          <w:sz w:val="24"/>
-        </w:rPr>
-        <w:t>s</w:t>
       </w:r>
       <w:r>
         <w:rPr>
@@ -2987,7 +2958,7 @@
           <w:sz w:val="24"/>
           <w:u w:val="single"/>
         </w:rPr>
-        <w:hyperlink r:id="rId22" w:history="1">
+        <w:hyperlink r:id="rId21" w:history="1">
           <w:r>
             <w:rPr>
               <w:rStyle w:val="Hyperlink"/>
@@ -3005,7 +2976,7 @@
           <w:sz w:val="24"/>
           <w:u w:val="single"/>
         </w:rPr>
-        <w:hyperlink r:id="rId21" w:history="1">
+        <w:hyperlink r:id="rId22" w:history="1">
           <w:r>
             <w:rPr>
               <w:rStyle w:val="Hyperlink"/>
@@ -3023,14 +2994,7 @@
           <w:color w:val="000000"/>
           <w:sz w:val="24"/>
         </w:rPr>
-        <w:hyperlink r:id="rId21" w:history="1">
-          <w:r>
-            <w:rPr>
-              <w:rStyle w:val="Hyperlink"/>
-            </w:rPr>
-            <w:t xml:space="preserve">, </w:t>
-          </w:r>
-        </w:hyperlink>
+        <w:t xml:space="preserve">, </w:t>
       </w:r>
       <w:r>
         <w:rPr>
@@ -3041,7 +3005,7 @@
           <w:sz w:val="24"/>
           <w:u w:val="single"/>
         </w:rPr>
-        <w:hyperlink r:id="rId21" w:history="1">
+        <w:hyperlink r:id="rId23" w:history="1">
           <w:r>
             <w:rPr>
               <w:rStyle w:val="Hyperlink"/>
@@ -3088,7 +3052,7 @@
           <w:sz w:val="24"/>
           <w:u w:val="single"/>
         </w:rPr>
-        <w:hyperlink r:id="rId23" w:history="1">
+        <w:hyperlink r:id="rId21" w:history="1">
           <w:r>
             <w:rPr>
               <w:rStyle w:val="Hyperlink"/>

--- a/EXPORTS/DOCX/published/niveau3/Dutch/Bronbeek.docx
+++ b/EXPORTS/DOCX/published/niveau3/Dutch/Bronbeek.docx
@@ -230,7 +230,25 @@
           <w:color w:val="000000"/>
           <w:sz w:val="24"/>
         </w:rPr>
-        <w:t>Nederlandse S</w:t>
+        <w:t>Nederl</w:t>
+      </w:r>
+      <w:r>
+        <w:rPr>
+          <w:u w:val="single" w:color="0000ff"/>
+          <w:rFonts w:ascii="Charis SIL Regular" w:hAnsi="Charis SIL Regular" w:eastAsia="Charis SIL Regular"/>
+          <w:b w:val="0"/>
+          <w:i w:val="0"/>
+          <w:color w:val="000000"/>
+          <w:sz w:val="24"/>
+        </w:rPr>
+        <w:hyperlink r:id="rId9" w:history="1">
+          <w:r>
+            <w:rPr>
+              <w:rStyle w:val="Hyperlink"/>
+            </w:rPr>
+            <w:t>andse S</w:t>
+          </w:r>
+        </w:hyperlink>
       </w:r>
       <w:r>
         <w:rPr>
@@ -429,7 +447,24 @@
           <w:color w:val="000000"/>
           <w:sz w:val="24"/>
         </w:rPr>
-        <w:t>teld voor m</w:t>
+        <w:hyperlink r:id="rId10" w:history="1">
+          <w:r>
+            <w:rPr>
+              <w:rStyle w:val="Hyperlink"/>
+            </w:rPr>
+            <w:t xml:space="preserve">teld voor </w:t>
+          </w:r>
+        </w:hyperlink>
+      </w:r>
+      <w:r>
+        <w:rPr>
+          <w:rFonts w:ascii="Charis SIL Regular" w:hAnsi="Charis SIL Regular" w:eastAsia="Charis SIL Regular"/>
+          <w:b w:val="0"/>
+          <w:i w:val="0"/>
+          <w:color w:val="000000"/>
+          <w:sz w:val="24"/>
+        </w:rPr>
+        <w:t>m</w:t>
       </w:r>
       <w:r>
         <w:rPr>
@@ -1404,7 +1439,7 @@
             <w:rPr>
               <w:rStyle w:val="Hyperlink"/>
             </w:rPr>
-            <w:t>biografie</w:t>
+            <w:t>biografieë</w:t>
           </w:r>
         </w:hyperlink>
       </w:r>
@@ -1415,23 +1450,7 @@
           <w:i w:val="0"/>
           <w:color w:val="0000FF"/>
           <w:sz w:val="24"/>
-        </w:rPr>
-        <w:hyperlink r:id="rId15" w:history="1">
-          <w:r>
-            <w:rPr>
-              <w:rStyle w:val="Hyperlink"/>
-            </w:rPr>
-            <w:t>ë</w:t>
-          </w:r>
-        </w:hyperlink>
-      </w:r>
-      <w:r>
-        <w:rPr>
-          <w:rFonts w:ascii="Charis SIL Regular" w:hAnsi="Charis SIL Regular" w:eastAsia="Charis SIL Regular"/>
-          <w:b w:val="0"/>
-          <w:i w:val="0"/>
-          <w:color w:val="0000FF"/>
-          <w:sz w:val="24"/>
+          <w:u w:val="single"/>
         </w:rPr>
         <w:t>n</w:t>
       </w:r>
@@ -1518,9 +1537,19 @@
             <w:rPr>
               <w:rStyle w:val="Hyperlink"/>
             </w:rPr>
-            <w:t xml:space="preserve">in </w:t>
+            <w:t>i</w:t>
           </w:r>
         </w:hyperlink>
+      </w:r>
+      <w:r>
+        <w:rPr>
+          <w:rFonts w:ascii="Charis SIL Regular" w:hAnsi="Charis SIL Regular" w:eastAsia="Charis SIL Regular"/>
+          <w:b w:val="0"/>
+          <w:i w:val="0"/>
+          <w:color w:val="0000FF"/>
+          <w:sz w:val="24"/>
+        </w:rPr>
+        <w:t xml:space="preserve">n </w:t>
       </w:r>
       <w:r>
         <w:rPr>
@@ -2958,7 +2987,7 @@
           <w:sz w:val="24"/>
           <w:u w:val="single"/>
         </w:rPr>
-        <w:hyperlink r:id="rId21" w:history="1">
+        <w:hyperlink r:id="rId22" w:history="1">
           <w:r>
             <w:rPr>
               <w:rStyle w:val="Hyperlink"/>
@@ -2994,7 +3023,14 @@
           <w:color w:val="000000"/>
           <w:sz w:val="24"/>
         </w:rPr>
-        <w:t xml:space="preserve">, </w:t>
+        <w:hyperlink r:id="rId21" w:history="1">
+          <w:r>
+            <w:rPr>
+              <w:rStyle w:val="Hyperlink"/>
+            </w:rPr>
+            <w:t xml:space="preserve">, </w:t>
+          </w:r>
+        </w:hyperlink>
       </w:r>
       <w:r>
         <w:rPr>
@@ -3005,7 +3041,7 @@
           <w:sz w:val="24"/>
           <w:u w:val="single"/>
         </w:rPr>
-        <w:hyperlink r:id="rId23" w:history="1">
+        <w:hyperlink r:id="rId21" w:history="1">
           <w:r>
             <w:rPr>
               <w:rStyle w:val="Hyperlink"/>
@@ -3034,7 +3070,7 @@
           <w:sz w:val="24"/>
           <w:u w:val="single"/>
         </w:rPr>
-        <w:hyperlink r:id="rId23" w:history="1">
+        <w:hyperlink r:id="rId21" w:history="1">
           <w:r>
             <w:rPr>
               <w:rStyle w:val="Hyperlink"/>

--- a/EXPORTS/DOCX/published/niveau3/Dutch/Bronbeek.docx
+++ b/EXPORTS/DOCX/published/niveau3/Dutch/Bronbeek.docx
@@ -1181,7 +1181,7 @@
           <w:sz w:val="24"/>
           <w:u w:val="single"/>
         </w:rPr>
-        <w:hyperlink r:id="rId13" w:history="1">
+        <w:hyperlink r:id="rId14" w:history="1">
           <w:r>
             <w:rPr>
               <w:rStyle w:val="Hyperlink"/>
@@ -1229,7 +1229,7 @@
           <w:sz w:val="24"/>
           <w:u w:val="single"/>
         </w:rPr>
-        <w:hyperlink r:id="rId14" w:history="1">
+        <w:hyperlink r:id="rId15" w:history="1">
           <w:r>
             <w:rPr>
               <w:rStyle w:val="Hyperlink"/>
@@ -1258,7 +1258,7 @@
           <w:sz w:val="24"/>
           <w:u w:val="single"/>
         </w:rPr>
-        <w:hyperlink r:id="rId14" w:history="1">
+        <w:hyperlink r:id="rId15" w:history="1">
           <w:r>
             <w:rPr>
               <w:rStyle w:val="Hyperlink"/>
@@ -1286,7 +1286,7 @@
           <w:color w:val="000000"/>
           <w:sz w:val="24"/>
         </w:rPr>
-        <w:hyperlink r:id="rId14" w:history="1">
+        <w:hyperlink r:id="rId15" w:history="1">
           <w:r>
             <w:rPr>
               <w:rStyle w:val="Hyperlink"/>
@@ -1304,7 +1304,7 @@
           <w:color w:val="000000"/>
           <w:sz w:val="24"/>
         </w:rPr>
-        <w:hyperlink r:id="rId14" w:history="1">
+        <w:hyperlink r:id="rId15" w:history="1">
           <w:r>
             <w:rPr>
               <w:rStyle w:val="Hyperlink"/>
@@ -1322,7 +1322,7 @@
           <w:color w:val="000000"/>
           <w:sz w:val="24"/>
         </w:rPr>
-        <w:hyperlink r:id="rId14" w:history="1">
+        <w:hyperlink r:id="rId15" w:history="1">
           <w:r>
             <w:rPr>
               <w:rStyle w:val="Hyperlink"/>
@@ -1405,7 +1405,7 @@
           <w:sz w:val="24"/>
           <w:u w:val="single"/>
         </w:rPr>
-        <w:hyperlink r:id="rId15" w:history="1">
+        <w:hyperlink r:id="rId16" w:history="1">
           <w:r>
             <w:rPr>
               <w:rStyle w:val="Hyperlink"/>
@@ -1434,7 +1434,7 @@
           <w:sz w:val="24"/>
           <w:u w:val="single"/>
         </w:rPr>
-        <w:hyperlink r:id="rId15" w:history="1">
+        <w:hyperlink r:id="rId16" w:history="1">
           <w:r>
             <w:rPr>
               <w:rStyle w:val="Hyperlink"/>
@@ -1474,7 +1474,7 @@
           <w:sz w:val="24"/>
           <w:u w:val="single"/>
         </w:rPr>
-        <w:hyperlink r:id="rId15" w:history="1">
+        <w:hyperlink r:id="rId16" w:history="1">
           <w:r>
             <w:rPr>
               <w:rStyle w:val="Hyperlink"/>
@@ -1503,7 +1503,7 @@
           <w:sz w:val="24"/>
           <w:u w:val="single"/>
         </w:rPr>
-        <w:hyperlink r:id="rId15" w:history="1">
+        <w:hyperlink r:id="rId16" w:history="1">
           <w:r>
             <w:rPr>
               <w:rStyle w:val="Hyperlink"/>
@@ -1532,7 +1532,7 @@
           <w:sz w:val="24"/>
           <w:u w:val="single"/>
         </w:rPr>
-        <w:hyperlink r:id="rId15" w:history="1">
+        <w:hyperlink r:id="rId16" w:history="1">
           <w:r>
             <w:rPr>
               <w:rStyle w:val="Hyperlink"/>
@@ -1560,7 +1560,7 @@
           <w:sz w:val="24"/>
           <w:u w:val="single"/>
         </w:rPr>
-        <w:hyperlink r:id="rId15" w:history="1">
+        <w:hyperlink r:id="rId16" w:history="1">
           <w:r>
             <w:rPr>
               <w:rStyle w:val="Hyperlink"/>
@@ -1589,7 +1589,7 @@
           <w:sz w:val="24"/>
           <w:u w:val="single"/>
         </w:rPr>
-        <w:hyperlink r:id="rId15" w:history="1">
+        <w:hyperlink r:id="rId16" w:history="1">
           <w:r>
             <w:rPr>
               <w:rStyle w:val="Hyperlink"/>
@@ -1618,7 +1618,7 @@
           <w:sz w:val="24"/>
           <w:u w:val="single"/>
         </w:rPr>
-        <w:hyperlink r:id="rId15" w:history="1">
+        <w:hyperlink r:id="rId16" w:history="1">
           <w:r>
             <w:rPr>
               <w:rStyle w:val="Hyperlink"/>
@@ -1636,7 +1636,7 @@
           <w:sz w:val="24"/>
           <w:u w:val="single"/>
         </w:rPr>
-        <w:hyperlink r:id="rId15" w:history="1">
+        <w:hyperlink r:id="rId16" w:history="1">
           <w:r>
             <w:rPr>
               <w:rStyle w:val="Hyperlink"/>
@@ -1664,14 +1664,7 @@
           <w:color w:val="000000"/>
           <w:sz w:val="24"/>
         </w:rPr>
-        <w:hyperlink r:id="rId15" w:history="1">
-          <w:r>
-            <w:rPr>
-              <w:rStyle w:val="Hyperlink"/>
-            </w:rPr>
-            <w:t>es ov</w:t>
-          </w:r>
-        </w:hyperlink>
+        <w:t>es over de Militaire W</w:t>
       </w:r>
       <w:r>
         <w:rPr>
@@ -1682,79 +1675,7 @@
           <w:color w:val="000000"/>
           <w:sz w:val="24"/>
         </w:rPr>
-        <w:hyperlink r:id="rId15" w:history="1">
-          <w:r>
-            <w:rPr>
-              <w:rStyle w:val="Hyperlink"/>
-            </w:rPr>
-            <w:t>e</w:t>
-          </w:r>
-        </w:hyperlink>
-      </w:r>
-      <w:r>
-        <w:rPr>
-          <w:u w:val="single" w:color="0000ff"/>
-          <w:rFonts w:ascii="Charis SIL Regular" w:hAnsi="Charis SIL Regular" w:eastAsia="Charis SIL Regular"/>
-          <w:b w:val="0"/>
-          <w:i w:val="0"/>
-          <w:color w:val="000000"/>
-          <w:sz w:val="24"/>
-        </w:rPr>
-        <w:hyperlink r:id="rId15" w:history="1">
-          <w:r>
-            <w:rPr>
-              <w:rStyle w:val="Hyperlink"/>
-            </w:rPr>
-            <w:t>r de Militai</w:t>
-          </w:r>
-        </w:hyperlink>
-      </w:r>
-      <w:r>
-        <w:rPr>
-          <w:u w:val="single" w:color="0000ff"/>
-          <w:rFonts w:ascii="Charis SIL Regular" w:hAnsi="Charis SIL Regular" w:eastAsia="Charis SIL Regular"/>
-          <w:b w:val="0"/>
-          <w:i w:val="0"/>
-          <w:color w:val="000000"/>
-          <w:sz w:val="24"/>
-        </w:rPr>
-        <w:hyperlink r:id="rId15" w:history="1">
-          <w:r>
-            <w:rPr>
-              <w:rStyle w:val="Hyperlink"/>
-            </w:rPr>
-            <w:t>r</w:t>
-          </w:r>
-        </w:hyperlink>
-      </w:r>
-      <w:r>
-        <w:rPr>
-          <w:u w:val="single" w:color="0000ff"/>
-          <w:rFonts w:ascii="Charis SIL Regular" w:hAnsi="Charis SIL Regular" w:eastAsia="Charis SIL Regular"/>
-          <w:b w:val="0"/>
-          <w:i w:val="0"/>
-          <w:color w:val="000000"/>
-          <w:sz w:val="24"/>
-        </w:rPr>
-        <w:hyperlink r:id="rId15" w:history="1">
-          <w:r>
-            <w:rPr>
-              <w:rStyle w:val="Hyperlink"/>
-            </w:rPr>
-            <w:t>e W</w:t>
-          </w:r>
-        </w:hyperlink>
-      </w:r>
-      <w:r>
-        <w:rPr>
-          <w:u w:val="single" w:color="0000ff"/>
-          <w:rFonts w:ascii="Charis SIL Regular" w:hAnsi="Charis SIL Regular" w:eastAsia="Charis SIL Regular"/>
-          <w:b w:val="0"/>
-          <w:i w:val="0"/>
-          <w:color w:val="000000"/>
-          <w:sz w:val="24"/>
-        </w:rPr>
-        <w:hyperlink r:id="rId15" w:history="1">
+        <w:hyperlink r:id="rId16" w:history="1">
           <w:r>
             <w:rPr>
               <w:rStyle w:val="Hyperlink"/>
@@ -1831,7 +1752,7 @@
           <w:sz w:val="24"/>
           <w:u w:val="single"/>
         </w:rPr>
-        <w:hyperlink r:id="rId16" w:history="1">
+        <w:hyperlink r:id="rId17" w:history="1">
           <w:r>
             <w:rPr>
               <w:rStyle w:val="Hyperlink"/>
@@ -1869,7 +1790,7 @@
           <w:color w:val="000000"/>
           <w:sz w:val="24"/>
         </w:rPr>
-        <w:hyperlink r:id="rId16" w:history="1">
+        <w:hyperlink r:id="rId17" w:history="1">
           <w:r>
             <w:rPr>
               <w:rStyle w:val="Hyperlink"/>
@@ -1937,7 +1858,7 @@
           <w:sz w:val="24"/>
           <w:u w:val="single"/>
         </w:rPr>
-        <w:hyperlink r:id="rId17" w:history="1">
+        <w:hyperlink r:id="rId18" w:history="1">
           <w:r>
             <w:rPr>
               <w:rStyle w:val="Hyperlink"/>
@@ -1955,7 +1876,7 @@
           <w:sz w:val="24"/>
           <w:u w:val="single"/>
         </w:rPr>
-        <w:hyperlink r:id="rId17" w:history="1">
+        <w:hyperlink r:id="rId18" w:history="1">
           <w:r>
             <w:rPr>
               <w:rStyle w:val="Hyperlink"/>
@@ -2325,7 +2246,7 @@
           <w:sz w:val="24"/>
           <w:u w:val="single"/>
         </w:rPr>
-        <w:hyperlink r:id="rId18" w:history="1">
+        <w:hyperlink r:id="rId19" w:history="1">
           <w:r>
             <w:rPr>
               <w:rStyle w:val="Hyperlink"/>
@@ -2343,7 +2264,7 @@
           <w:sz w:val="24"/>
           <w:u w:val="single"/>
         </w:rPr>
-        <w:hyperlink r:id="rId18" w:history="1">
+        <w:hyperlink r:id="rId19" w:history="1">
           <w:r>
             <w:rPr>
               <w:rStyle w:val="Hyperlink"/>
@@ -2361,7 +2282,7 @@
           <w:sz w:val="24"/>
           <w:u w:val="single"/>
         </w:rPr>
-        <w:hyperlink r:id="rId18" w:history="1">
+        <w:hyperlink r:id="rId19" w:history="1">
           <w:r>
             <w:rPr>
               <w:rStyle w:val="Hyperlink"/>
@@ -2379,7 +2300,7 @@
           <w:sz w:val="24"/>
           <w:u w:val="single"/>
         </w:rPr>
-        <w:hyperlink r:id="rId18" w:history="1">
+        <w:hyperlink r:id="rId19" w:history="1">
           <w:r>
             <w:rPr>
               <w:rStyle w:val="Hyperlink"/>
@@ -2397,7 +2318,7 @@
           <w:sz w:val="24"/>
           <w:u w:val="single"/>
         </w:rPr>
-        <w:hyperlink r:id="rId18" w:history="1">
+        <w:hyperlink r:id="rId19" w:history="1">
           <w:r>
             <w:rPr>
               <w:rStyle w:val="Hyperlink"/>
@@ -2415,7 +2336,7 @@
           <w:sz w:val="24"/>
           <w:u w:val="single"/>
         </w:rPr>
-        <w:hyperlink r:id="rId18" w:history="1">
+        <w:hyperlink r:id="rId19" w:history="1">
           <w:r>
             <w:rPr>
               <w:rStyle w:val="Hyperlink"/>
@@ -2433,7 +2354,7 @@
           <w:sz w:val="24"/>
           <w:u w:val="single"/>
         </w:rPr>
-        <w:hyperlink r:id="rId18" w:history="1">
+        <w:hyperlink r:id="rId19" w:history="1">
           <w:r>
             <w:rPr>
               <w:rStyle w:val="Hyperlink"/>
@@ -2461,7 +2382,7 @@
           <w:sz w:val="24"/>
           <w:u w:val="single"/>
         </w:rPr>
-        <w:hyperlink r:id="rId19" w:history="1">
+        <w:hyperlink r:id="rId20" w:history="1">
           <w:r>
             <w:rPr>
               <w:rStyle w:val="Hyperlink"/>
@@ -2479,7 +2400,7 @@
           <w:sz w:val="24"/>
           <w:u w:val="single"/>
         </w:rPr>
-        <w:hyperlink r:id="rId19" w:history="1">
+        <w:hyperlink r:id="rId20" w:history="1">
           <w:r>
             <w:rPr>
               <w:rStyle w:val="Hyperlink"/>
@@ -2508,7 +2429,7 @@
           <w:sz w:val="24"/>
           <w:u w:val="single"/>
         </w:rPr>
-        <w:hyperlink r:id="rId19" w:history="1">
+        <w:hyperlink r:id="rId20" w:history="1">
           <w:r>
             <w:rPr>
               <w:rStyle w:val="Hyperlink"/>
@@ -2626,7 +2547,7 @@
           <w:sz w:val="24"/>
           <w:u w:val="single"/>
         </w:rPr>
-        <w:hyperlink r:id="rId20" w:history="1">
+        <w:hyperlink r:id="rId21" w:history="1">
           <w:r>
             <w:rPr>
               <w:rStyle w:val="Hyperlink"/>
@@ -2644,7 +2565,7 @@
           <w:sz w:val="24"/>
           <w:u w:val="single"/>
         </w:rPr>
-        <w:hyperlink r:id="rId20" w:history="1">
+        <w:hyperlink r:id="rId21" w:history="1">
           <w:r>
             <w:rPr>
               <w:rStyle w:val="Hyperlink"/>
@@ -2887,7 +2808,7 @@
           <w:sz w:val="24"/>
           <w:u w:val="single"/>
         </w:rPr>
-        <w:hyperlink r:id="rId21" w:history="1">
+        <w:hyperlink r:id="rId22" w:history="1">
           <w:r>
             <w:rPr>
               <w:rStyle w:val="Hyperlink"/>
@@ -2905,7 +2826,7 @@
           <w:sz w:val="24"/>
           <w:u w:val="single"/>
         </w:rPr>
-        <w:hyperlink r:id="rId21" w:history="1">
+        <w:hyperlink r:id="rId22" w:history="1">
           <w:r>
             <w:rPr>
               <w:rStyle w:val="Hyperlink"/>
@@ -2923,7 +2844,7 @@
           <w:sz w:val="24"/>
           <w:u w:val="single"/>
         </w:rPr>
-        <w:hyperlink r:id="rId21" w:history="1">
+        <w:hyperlink r:id="rId22" w:history="1">
           <w:r>
             <w:rPr>
               <w:rStyle w:val="Hyperlink"/>
@@ -2941,7 +2862,7 @@
           <w:sz w:val="24"/>
           <w:u w:val="single"/>
         </w:rPr>
-        <w:hyperlink r:id="rId21" w:history="1">
+        <w:hyperlink r:id="rId22" w:history="1">
           <w:r>
             <w:rPr>
               <w:rStyle w:val="Hyperlink"/>
@@ -2969,7 +2890,7 @@
           <w:sz w:val="24"/>
           <w:u w:val="single"/>
         </w:rPr>
-        <w:hyperlink r:id="rId22" w:history="1">
+        <w:hyperlink r:id="rId23" w:history="1">
           <w:r>
             <w:rPr>
               <w:rStyle w:val="Hyperlink"/>
@@ -3005,7 +2926,7 @@
           <w:sz w:val="24"/>
           <w:u w:val="single"/>
         </w:rPr>
-        <w:hyperlink r:id="rId22" w:history="1">
+        <w:hyperlink r:id="rId23" w:history="1">
           <w:r>
             <w:rPr>
               <w:rStyle w:val="Hyperlink"/>
@@ -3023,14 +2944,7 @@
           <w:color w:val="000000"/>
           <w:sz w:val="24"/>
         </w:rPr>
-        <w:hyperlink r:id="rId21" w:history="1">
-          <w:r>
-            <w:rPr>
-              <w:rStyle w:val="Hyperlink"/>
-            </w:rPr>
-            <w:t xml:space="preserve">, </w:t>
-          </w:r>
-        </w:hyperlink>
+        <w:t xml:space="preserve">, </w:t>
       </w:r>
       <w:r>
         <w:rPr>
@@ -3041,7 +2955,7 @@
           <w:sz w:val="24"/>
           <w:u w:val="single"/>
         </w:rPr>
-        <w:hyperlink r:id="rId21" w:history="1">
+        <w:hyperlink r:id="rId24" w:history="1">
           <w:r>
             <w:rPr>
               <w:rStyle w:val="Hyperlink"/>
@@ -3070,7 +2984,7 @@
           <w:sz w:val="24"/>
           <w:u w:val="single"/>
         </w:rPr>
-        <w:hyperlink r:id="rId21" w:history="1">
+        <w:hyperlink r:id="rId24" w:history="1">
           <w:r>
             <w:rPr>
               <w:rStyle w:val="Hyperlink"/>
@@ -3088,7 +3002,7 @@
           <w:sz w:val="24"/>
           <w:u w:val="single"/>
         </w:rPr>
-        <w:hyperlink r:id="rId21" w:history="1">
+        <w:hyperlink r:id="rId22" w:history="1">
           <w:r>
             <w:rPr>
               <w:rStyle w:val="Hyperlink"/>

--- a/EXPORTS/DOCX/published/niveau3/Dutch/Bronbeek.docx
+++ b/EXPORTS/DOCX/published/niveau3/Dutch/Bronbeek.docx
@@ -1181,7 +1181,7 @@
           <w:sz w:val="24"/>
           <w:u w:val="single"/>
         </w:rPr>
-        <w:hyperlink r:id="rId14" w:history="1">
+        <w:hyperlink r:id="rId13" w:history="1">
           <w:r>
             <w:rPr>
               <w:rStyle w:val="Hyperlink"/>
@@ -1229,7 +1229,7 @@
           <w:sz w:val="24"/>
           <w:u w:val="single"/>
         </w:rPr>
-        <w:hyperlink r:id="rId15" w:history="1">
+        <w:hyperlink r:id="rId14" w:history="1">
           <w:r>
             <w:rPr>
               <w:rStyle w:val="Hyperlink"/>
@@ -1258,7 +1258,7 @@
           <w:sz w:val="24"/>
           <w:u w:val="single"/>
         </w:rPr>
-        <w:hyperlink r:id="rId15" w:history="1">
+        <w:hyperlink r:id="rId14" w:history="1">
           <w:r>
             <w:rPr>
               <w:rStyle w:val="Hyperlink"/>
@@ -1286,7 +1286,7 @@
           <w:color w:val="000000"/>
           <w:sz w:val="24"/>
         </w:rPr>
-        <w:hyperlink r:id="rId15" w:history="1">
+        <w:hyperlink r:id="rId14" w:history="1">
           <w:r>
             <w:rPr>
               <w:rStyle w:val="Hyperlink"/>
@@ -1304,7 +1304,7 @@
           <w:color w:val="000000"/>
           <w:sz w:val="24"/>
         </w:rPr>
-        <w:hyperlink r:id="rId15" w:history="1">
+        <w:hyperlink r:id="rId14" w:history="1">
           <w:r>
             <w:rPr>
               <w:rStyle w:val="Hyperlink"/>
@@ -1322,7 +1322,7 @@
           <w:color w:val="000000"/>
           <w:sz w:val="24"/>
         </w:rPr>
-        <w:hyperlink r:id="rId15" w:history="1">
+        <w:hyperlink r:id="rId14" w:history="1">
           <w:r>
             <w:rPr>
               <w:rStyle w:val="Hyperlink"/>
@@ -1405,14 +1405,7 @@
           <w:sz w:val="24"/>
           <w:u w:val="single"/>
         </w:rPr>
-        <w:hyperlink r:id="rId16" w:history="1">
-          <w:r>
-            <w:rPr>
-              <w:rStyle w:val="Hyperlink"/>
-            </w:rPr>
-            <w:t>6000</w:t>
-          </w:r>
-        </w:hyperlink>
+        <w:t>6000 biografieën van</w:t>
       </w:r>
       <w:r>
         <w:rPr>
@@ -1421,7 +1414,6 @@
           <w:i w:val="0"/>
           <w:color w:val="0000FF"/>
           <w:sz w:val="24"/>
-          <w:u w:val="single"/>
         </w:rPr>
         <w:t xml:space="preserve"> </w:t>
       </w:r>
@@ -1434,76 +1426,7 @@
           <w:sz w:val="24"/>
           <w:u w:val="single"/>
         </w:rPr>
-        <w:hyperlink r:id="rId16" w:history="1">
-          <w:r>
-            <w:rPr>
-              <w:rStyle w:val="Hyperlink"/>
-            </w:rPr>
-            <w:t>biografieë</w:t>
-          </w:r>
-        </w:hyperlink>
-      </w:r>
-      <w:r>
-        <w:rPr>
-          <w:rFonts w:ascii="Charis SIL Regular" w:hAnsi="Charis SIL Regular" w:eastAsia="Charis SIL Regular"/>
-          <w:b w:val="0"/>
-          <w:i w:val="0"/>
-          <w:color w:val="0000FF"/>
-          <w:sz w:val="24"/>
-          <w:u w:val="single"/>
-        </w:rPr>
-        <w:t>n</w:t>
-      </w:r>
-      <w:r>
-        <w:rPr>
-          <w:rFonts w:ascii="Charis SIL Regular" w:hAnsi="Charis SIL Regular" w:eastAsia="Charis SIL Regular"/>
-          <w:b w:val="0"/>
-          <w:i w:val="0"/>
-          <w:color w:val="0000FF"/>
-          <w:sz w:val="24"/>
-          <w:u w:val="single"/>
-        </w:rPr>
-        <w:t xml:space="preserve"> </w:t>
-      </w:r>
-      <w:r>
-        <w:rPr>
-          <w:rFonts w:ascii="Charis SIL Regular" w:hAnsi="Charis SIL Regular" w:eastAsia="Charis SIL Regular"/>
-          <w:b w:val="0"/>
-          <w:i w:val="0"/>
-          <w:color w:val="0000FF"/>
-          <w:sz w:val="24"/>
-          <w:u w:val="single"/>
-        </w:rPr>
-        <w:hyperlink r:id="rId16" w:history="1">
-          <w:r>
-            <w:rPr>
-              <w:rStyle w:val="Hyperlink"/>
-            </w:rPr>
-            <w:t>van</w:t>
-          </w:r>
-        </w:hyperlink>
-      </w:r>
-      <w:r>
-        <w:rPr>
-          <w:rFonts w:ascii="Charis SIL Regular" w:hAnsi="Charis SIL Regular" w:eastAsia="Charis SIL Regular"/>
-          <w:b w:val="0"/>
-          <w:i w:val="0"/>
-          <w:color w:val="0000FF"/>
-          <w:sz w:val="24"/>
-          <w:u w:val="single"/>
-        </w:rPr>
-        <w:t xml:space="preserve"> </w:t>
-      </w:r>
-      <w:r>
-        <w:rPr>
-          <w:rFonts w:ascii="Charis SIL Regular" w:hAnsi="Charis SIL Regular" w:eastAsia="Charis SIL Regular"/>
-          <w:b w:val="0"/>
-          <w:i w:val="0"/>
-          <w:color w:val="0000FF"/>
-          <w:sz w:val="24"/>
-          <w:u w:val="single"/>
-        </w:rPr>
-        <w:hyperlink r:id="rId16" w:history="1">
+        <w:hyperlink r:id="rId15" w:history="1">
           <w:r>
             <w:rPr>
               <w:rStyle w:val="Hyperlink"/>
@@ -1532,12 +1455,12 @@
           <w:sz w:val="24"/>
           <w:u w:val="single"/>
         </w:rPr>
-        <w:hyperlink r:id="rId16" w:history="1">
+        <w:hyperlink r:id="rId15" w:history="1">
           <w:r>
             <w:rPr>
               <w:rStyle w:val="Hyperlink"/>
             </w:rPr>
-            <w:t>i</w:t>
+            <w:t xml:space="preserve">in </w:t>
           </w:r>
         </w:hyperlink>
       </w:r>
@@ -1548,19 +1471,9 @@
           <w:i w:val="0"/>
           <w:color w:val="0000FF"/>
           <w:sz w:val="24"/>
-        </w:rPr>
-        <w:t xml:space="preserve">n </w:t>
-      </w:r>
-      <w:r>
-        <w:rPr>
-          <w:rFonts w:ascii="Charis SIL Regular" w:hAnsi="Charis SIL Regular" w:eastAsia="Charis SIL Regular"/>
-          <w:b w:val="0"/>
-          <w:i w:val="0"/>
-          <w:color w:val="0000FF"/>
-          <w:sz w:val="24"/>
           <w:u w:val="single"/>
         </w:rPr>
-        <w:hyperlink r:id="rId16" w:history="1">
+        <w:hyperlink r:id="rId15" w:history="1">
           <w:r>
             <w:rPr>
               <w:rStyle w:val="Hyperlink"/>
@@ -1589,7 +1502,7 @@
           <w:sz w:val="24"/>
           <w:u w:val="single"/>
         </w:rPr>
-        <w:hyperlink r:id="rId16" w:history="1">
+        <w:hyperlink r:id="rId15" w:history="1">
           <w:r>
             <w:rPr>
               <w:rStyle w:val="Hyperlink"/>
@@ -1618,7 +1531,7 @@
           <w:sz w:val="24"/>
           <w:u w:val="single"/>
         </w:rPr>
-        <w:hyperlink r:id="rId16" w:history="1">
+        <w:hyperlink r:id="rId15" w:history="1">
           <w:r>
             <w:rPr>
               <w:rStyle w:val="Hyperlink"/>
@@ -1636,7 +1549,7 @@
           <w:sz w:val="24"/>
           <w:u w:val="single"/>
         </w:rPr>
-        <w:hyperlink r:id="rId16" w:history="1">
+        <w:hyperlink r:id="rId15" w:history="1">
           <w:r>
             <w:rPr>
               <w:rStyle w:val="Hyperlink"/>
@@ -1675,7 +1588,7 @@
           <w:color w:val="000000"/>
           <w:sz w:val="24"/>
         </w:rPr>
-        <w:hyperlink r:id="rId16" w:history="1">
+        <w:hyperlink r:id="rId15" w:history="1">
           <w:r>
             <w:rPr>
               <w:rStyle w:val="Hyperlink"/>
@@ -1752,7 +1665,7 @@
           <w:sz w:val="24"/>
           <w:u w:val="single"/>
         </w:rPr>
-        <w:hyperlink r:id="rId17" w:history="1">
+        <w:hyperlink r:id="rId16" w:history="1">
           <w:r>
             <w:rPr>
               <w:rStyle w:val="Hyperlink"/>
@@ -1790,7 +1703,7 @@
           <w:color w:val="000000"/>
           <w:sz w:val="24"/>
         </w:rPr>
-        <w:hyperlink r:id="rId17" w:history="1">
+        <w:hyperlink r:id="rId16" w:history="1">
           <w:r>
             <w:rPr>
               <w:rStyle w:val="Hyperlink"/>
@@ -1858,7 +1771,7 @@
           <w:sz w:val="24"/>
           <w:u w:val="single"/>
         </w:rPr>
-        <w:hyperlink r:id="rId18" w:history="1">
+        <w:hyperlink r:id="rId17" w:history="1">
           <w:r>
             <w:rPr>
               <w:rStyle w:val="Hyperlink"/>
@@ -1876,7 +1789,7 @@
           <w:sz w:val="24"/>
           <w:u w:val="single"/>
         </w:rPr>
-        <w:hyperlink r:id="rId18" w:history="1">
+        <w:hyperlink r:id="rId17" w:history="1">
           <w:r>
             <w:rPr>
               <w:rStyle w:val="Hyperlink"/>
@@ -2246,7 +2159,7 @@
           <w:sz w:val="24"/>
           <w:u w:val="single"/>
         </w:rPr>
-        <w:hyperlink r:id="rId19" w:history="1">
+        <w:hyperlink r:id="rId18" w:history="1">
           <w:r>
             <w:rPr>
               <w:rStyle w:val="Hyperlink"/>
@@ -2264,7 +2177,7 @@
           <w:sz w:val="24"/>
           <w:u w:val="single"/>
         </w:rPr>
-        <w:hyperlink r:id="rId19" w:history="1">
+        <w:hyperlink r:id="rId18" w:history="1">
           <w:r>
             <w:rPr>
               <w:rStyle w:val="Hyperlink"/>
@@ -2282,7 +2195,7 @@
           <w:sz w:val="24"/>
           <w:u w:val="single"/>
         </w:rPr>
-        <w:hyperlink r:id="rId19" w:history="1">
+        <w:hyperlink r:id="rId18" w:history="1">
           <w:r>
             <w:rPr>
               <w:rStyle w:val="Hyperlink"/>
@@ -2300,7 +2213,7 @@
           <w:sz w:val="24"/>
           <w:u w:val="single"/>
         </w:rPr>
-        <w:hyperlink r:id="rId19" w:history="1">
+        <w:hyperlink r:id="rId18" w:history="1">
           <w:r>
             <w:rPr>
               <w:rStyle w:val="Hyperlink"/>
@@ -2318,7 +2231,7 @@
           <w:sz w:val="24"/>
           <w:u w:val="single"/>
         </w:rPr>
-        <w:hyperlink r:id="rId19" w:history="1">
+        <w:hyperlink r:id="rId18" w:history="1">
           <w:r>
             <w:rPr>
               <w:rStyle w:val="Hyperlink"/>
@@ -2336,7 +2249,7 @@
           <w:sz w:val="24"/>
           <w:u w:val="single"/>
         </w:rPr>
-        <w:hyperlink r:id="rId19" w:history="1">
+        <w:hyperlink r:id="rId18" w:history="1">
           <w:r>
             <w:rPr>
               <w:rStyle w:val="Hyperlink"/>
@@ -2354,7 +2267,7 @@
           <w:sz w:val="24"/>
           <w:u w:val="single"/>
         </w:rPr>
-        <w:hyperlink r:id="rId19" w:history="1">
+        <w:hyperlink r:id="rId18" w:history="1">
           <w:r>
             <w:rPr>
               <w:rStyle w:val="Hyperlink"/>
@@ -2382,7 +2295,7 @@
           <w:sz w:val="24"/>
           <w:u w:val="single"/>
         </w:rPr>
-        <w:hyperlink r:id="rId20" w:history="1">
+        <w:hyperlink r:id="rId19" w:history="1">
           <w:r>
             <w:rPr>
               <w:rStyle w:val="Hyperlink"/>
@@ -2400,7 +2313,7 @@
           <w:sz w:val="24"/>
           <w:u w:val="single"/>
         </w:rPr>
-        <w:hyperlink r:id="rId20" w:history="1">
+        <w:hyperlink r:id="rId19" w:history="1">
           <w:r>
             <w:rPr>
               <w:rStyle w:val="Hyperlink"/>
@@ -2429,7 +2342,7 @@
           <w:sz w:val="24"/>
           <w:u w:val="single"/>
         </w:rPr>
-        <w:hyperlink r:id="rId20" w:history="1">
+        <w:hyperlink r:id="rId19" w:history="1">
           <w:r>
             <w:rPr>
               <w:rStyle w:val="Hyperlink"/>
@@ -2547,7 +2460,7 @@
           <w:sz w:val="24"/>
           <w:u w:val="single"/>
         </w:rPr>
-        <w:hyperlink r:id="rId21" w:history="1">
+        <w:hyperlink r:id="rId20" w:history="1">
           <w:r>
             <w:rPr>
               <w:rStyle w:val="Hyperlink"/>
@@ -2565,7 +2478,7 @@
           <w:sz w:val="24"/>
           <w:u w:val="single"/>
         </w:rPr>
-        <w:hyperlink r:id="rId21" w:history="1">
+        <w:hyperlink r:id="rId20" w:history="1">
           <w:r>
             <w:rPr>
               <w:rStyle w:val="Hyperlink"/>
@@ -2808,7 +2721,7 @@
           <w:sz w:val="24"/>
           <w:u w:val="single"/>
         </w:rPr>
-        <w:hyperlink r:id="rId22" w:history="1">
+        <w:hyperlink r:id="rId21" w:history="1">
           <w:r>
             <w:rPr>
               <w:rStyle w:val="Hyperlink"/>
@@ -2826,7 +2739,7 @@
           <w:sz w:val="24"/>
           <w:u w:val="single"/>
         </w:rPr>
-        <w:hyperlink r:id="rId22" w:history="1">
+        <w:hyperlink r:id="rId21" w:history="1">
           <w:r>
             <w:rPr>
               <w:rStyle w:val="Hyperlink"/>
@@ -2844,7 +2757,7 @@
           <w:sz w:val="24"/>
           <w:u w:val="single"/>
         </w:rPr>
-        <w:hyperlink r:id="rId22" w:history="1">
+        <w:hyperlink r:id="rId21" w:history="1">
           <w:r>
             <w:rPr>
               <w:rStyle w:val="Hyperlink"/>
@@ -2862,7 +2775,7 @@
           <w:sz w:val="24"/>
           <w:u w:val="single"/>
         </w:rPr>
-        <w:hyperlink r:id="rId22" w:history="1">
+        <w:hyperlink r:id="rId21" w:history="1">
           <w:r>
             <w:rPr>
               <w:rStyle w:val="Hyperlink"/>
@@ -2890,7 +2803,7 @@
           <w:sz w:val="24"/>
           <w:u w:val="single"/>
         </w:rPr>
-        <w:hyperlink r:id="rId23" w:history="1">
+        <w:hyperlink r:id="rId22" w:history="1">
           <w:r>
             <w:rPr>
               <w:rStyle w:val="Hyperlink"/>
@@ -2926,7 +2839,7 @@
           <w:sz w:val="24"/>
           <w:u w:val="single"/>
         </w:rPr>
-        <w:hyperlink r:id="rId23" w:history="1">
+        <w:hyperlink r:id="rId21" w:history="1">
           <w:r>
             <w:rPr>
               <w:rStyle w:val="Hyperlink"/>
@@ -2944,7 +2857,14 @@
           <w:color w:val="000000"/>
           <w:sz w:val="24"/>
         </w:rPr>
-        <w:t xml:space="preserve">, </w:t>
+        <w:hyperlink r:id="rId21" w:history="1">
+          <w:r>
+            <w:rPr>
+              <w:rStyle w:val="Hyperlink"/>
+            </w:rPr>
+            <w:t xml:space="preserve">, </w:t>
+          </w:r>
+        </w:hyperlink>
       </w:r>
       <w:r>
         <w:rPr>
@@ -2955,7 +2875,7 @@
           <w:sz w:val="24"/>
           <w:u w:val="single"/>
         </w:rPr>
-        <w:hyperlink r:id="rId24" w:history="1">
+        <w:hyperlink r:id="rId21" w:history="1">
           <w:r>
             <w:rPr>
               <w:rStyle w:val="Hyperlink"/>
@@ -2984,7 +2904,7 @@
           <w:sz w:val="24"/>
           <w:u w:val="single"/>
         </w:rPr>
-        <w:hyperlink r:id="rId24" w:history="1">
+        <w:hyperlink r:id="rId23" w:history="1">
           <w:r>
             <w:rPr>
               <w:rStyle w:val="Hyperlink"/>
@@ -3002,7 +2922,7 @@
           <w:sz w:val="24"/>
           <w:u w:val="single"/>
         </w:rPr>
-        <w:hyperlink r:id="rId22" w:history="1">
+        <w:hyperlink r:id="rId23" w:history="1">
           <w:r>
             <w:rPr>
               <w:rStyle w:val="Hyperlink"/>

--- a/EXPORTS/DOCX/published/niveau3/Dutch/Bronbeek.docx
+++ b/EXPORTS/DOCX/published/niveau3/Dutch/Bronbeek.docx
@@ -1181,7 +1181,7 @@
           <w:sz w:val="24"/>
           <w:u w:val="single"/>
         </w:rPr>
-        <w:hyperlink r:id="rId13" w:history="1">
+        <w:hyperlink r:id="rId14" w:history="1">
           <w:r>
             <w:rPr>
               <w:rStyle w:val="Hyperlink"/>
@@ -1229,7 +1229,7 @@
           <w:sz w:val="24"/>
           <w:u w:val="single"/>
         </w:rPr>
-        <w:hyperlink r:id="rId14" w:history="1">
+        <w:hyperlink r:id="rId15" w:history="1">
           <w:r>
             <w:rPr>
               <w:rStyle w:val="Hyperlink"/>
@@ -1258,7 +1258,7 @@
           <w:sz w:val="24"/>
           <w:u w:val="single"/>
         </w:rPr>
-        <w:hyperlink r:id="rId14" w:history="1">
+        <w:hyperlink r:id="rId15" w:history="1">
           <w:r>
             <w:rPr>
               <w:rStyle w:val="Hyperlink"/>
@@ -1286,7 +1286,7 @@
           <w:color w:val="000000"/>
           <w:sz w:val="24"/>
         </w:rPr>
-        <w:hyperlink r:id="rId14" w:history="1">
+        <w:hyperlink r:id="rId15" w:history="1">
           <w:r>
             <w:rPr>
               <w:rStyle w:val="Hyperlink"/>
@@ -1304,7 +1304,7 @@
           <w:color w:val="000000"/>
           <w:sz w:val="24"/>
         </w:rPr>
-        <w:hyperlink r:id="rId14" w:history="1">
+        <w:hyperlink r:id="rId15" w:history="1">
           <w:r>
             <w:rPr>
               <w:rStyle w:val="Hyperlink"/>
@@ -1322,7 +1322,7 @@
           <w:color w:val="000000"/>
           <w:sz w:val="24"/>
         </w:rPr>
-        <w:hyperlink r:id="rId14" w:history="1">
+        <w:hyperlink r:id="rId15" w:history="1">
           <w:r>
             <w:rPr>
               <w:rStyle w:val="Hyperlink"/>
@@ -1405,7 +1405,14 @@
           <w:sz w:val="24"/>
           <w:u w:val="single"/>
         </w:rPr>
-        <w:t>6000 biografieën van</w:t>
+        <w:hyperlink r:id="rId16" w:history="1">
+          <w:r>
+            <w:rPr>
+              <w:rStyle w:val="Hyperlink"/>
+            </w:rPr>
+            <w:t>6000</w:t>
+          </w:r>
+        </w:hyperlink>
       </w:r>
       <w:r>
         <w:rPr>
@@ -1414,6 +1421,7 @@
           <w:i w:val="0"/>
           <w:color w:val="0000FF"/>
           <w:sz w:val="24"/>
+          <w:u w:val="single"/>
         </w:rPr>
         <w:t xml:space="preserve"> </w:t>
       </w:r>
@@ -1426,7 +1434,76 @@
           <w:sz w:val="24"/>
           <w:u w:val="single"/>
         </w:rPr>
-        <w:hyperlink r:id="rId15" w:history="1">
+        <w:hyperlink r:id="rId16" w:history="1">
+          <w:r>
+            <w:rPr>
+              <w:rStyle w:val="Hyperlink"/>
+            </w:rPr>
+            <w:t>biografieë</w:t>
+          </w:r>
+        </w:hyperlink>
+      </w:r>
+      <w:r>
+        <w:rPr>
+          <w:rFonts w:ascii="Charis SIL Regular" w:hAnsi="Charis SIL Regular" w:eastAsia="Charis SIL Regular"/>
+          <w:b w:val="0"/>
+          <w:i w:val="0"/>
+          <w:color w:val="0000FF"/>
+          <w:sz w:val="24"/>
+          <w:u w:val="single"/>
+        </w:rPr>
+        <w:t>n</w:t>
+      </w:r>
+      <w:r>
+        <w:rPr>
+          <w:rFonts w:ascii="Charis SIL Regular" w:hAnsi="Charis SIL Regular" w:eastAsia="Charis SIL Regular"/>
+          <w:b w:val="0"/>
+          <w:i w:val="0"/>
+          <w:color w:val="0000FF"/>
+          <w:sz w:val="24"/>
+          <w:u w:val="single"/>
+        </w:rPr>
+        <w:t xml:space="preserve"> </w:t>
+      </w:r>
+      <w:r>
+        <w:rPr>
+          <w:rFonts w:ascii="Charis SIL Regular" w:hAnsi="Charis SIL Regular" w:eastAsia="Charis SIL Regular"/>
+          <w:b w:val="0"/>
+          <w:i w:val="0"/>
+          <w:color w:val="0000FF"/>
+          <w:sz w:val="24"/>
+          <w:u w:val="single"/>
+        </w:rPr>
+        <w:hyperlink r:id="rId16" w:history="1">
+          <w:r>
+            <w:rPr>
+              <w:rStyle w:val="Hyperlink"/>
+            </w:rPr>
+            <w:t>van</w:t>
+          </w:r>
+        </w:hyperlink>
+      </w:r>
+      <w:r>
+        <w:rPr>
+          <w:rFonts w:ascii="Charis SIL Regular" w:hAnsi="Charis SIL Regular" w:eastAsia="Charis SIL Regular"/>
+          <w:b w:val="0"/>
+          <w:i w:val="0"/>
+          <w:color w:val="0000FF"/>
+          <w:sz w:val="24"/>
+          <w:u w:val="single"/>
+        </w:rPr>
+        <w:t xml:space="preserve"> </w:t>
+      </w:r>
+      <w:r>
+        <w:rPr>
+          <w:rFonts w:ascii="Charis SIL Regular" w:hAnsi="Charis SIL Regular" w:eastAsia="Charis SIL Regular"/>
+          <w:b w:val="0"/>
+          <w:i w:val="0"/>
+          <w:color w:val="0000FF"/>
+          <w:sz w:val="24"/>
+          <w:u w:val="single"/>
+        </w:rPr>
+        <w:hyperlink r:id="rId16" w:history="1">
           <w:r>
             <w:rPr>
               <w:rStyle w:val="Hyperlink"/>
@@ -1455,12 +1532,12 @@
           <w:sz w:val="24"/>
           <w:u w:val="single"/>
         </w:rPr>
-        <w:hyperlink r:id="rId15" w:history="1">
+        <w:hyperlink r:id="rId16" w:history="1">
           <w:r>
             <w:rPr>
               <w:rStyle w:val="Hyperlink"/>
             </w:rPr>
-            <w:t xml:space="preserve">in </w:t>
+            <w:t>i</w:t>
           </w:r>
         </w:hyperlink>
       </w:r>
@@ -1471,9 +1548,19 @@
           <w:i w:val="0"/>
           <w:color w:val="0000FF"/>
           <w:sz w:val="24"/>
+        </w:rPr>
+        <w:t xml:space="preserve">n </w:t>
+      </w:r>
+      <w:r>
+        <w:rPr>
+          <w:rFonts w:ascii="Charis SIL Regular" w:hAnsi="Charis SIL Regular" w:eastAsia="Charis SIL Regular"/>
+          <w:b w:val="0"/>
+          <w:i w:val="0"/>
+          <w:color w:val="0000FF"/>
+          <w:sz w:val="24"/>
           <w:u w:val="single"/>
         </w:rPr>
-        <w:hyperlink r:id="rId15" w:history="1">
+        <w:hyperlink r:id="rId16" w:history="1">
           <w:r>
             <w:rPr>
               <w:rStyle w:val="Hyperlink"/>
@@ -1502,7 +1589,7 @@
           <w:sz w:val="24"/>
           <w:u w:val="single"/>
         </w:rPr>
-        <w:hyperlink r:id="rId15" w:history="1">
+        <w:hyperlink r:id="rId16" w:history="1">
           <w:r>
             <w:rPr>
               <w:rStyle w:val="Hyperlink"/>
@@ -1531,7 +1618,7 @@
           <w:sz w:val="24"/>
           <w:u w:val="single"/>
         </w:rPr>
-        <w:hyperlink r:id="rId15" w:history="1">
+        <w:hyperlink r:id="rId16" w:history="1">
           <w:r>
             <w:rPr>
               <w:rStyle w:val="Hyperlink"/>
@@ -1549,7 +1636,7 @@
           <w:sz w:val="24"/>
           <w:u w:val="single"/>
         </w:rPr>
-        <w:hyperlink r:id="rId15" w:history="1">
+        <w:hyperlink r:id="rId16" w:history="1">
           <w:r>
             <w:rPr>
               <w:rStyle w:val="Hyperlink"/>
@@ -1577,7 +1664,14 @@
           <w:color w:val="000000"/>
           <w:sz w:val="24"/>
         </w:rPr>
-        <w:t>es over de Militaire W</w:t>
+        <w:hyperlink r:id="rId16" w:history="1">
+          <w:r>
+            <w:rPr>
+              <w:rStyle w:val="Hyperlink"/>
+            </w:rPr>
+            <w:t>es ov</w:t>
+          </w:r>
+        </w:hyperlink>
       </w:r>
       <w:r>
         <w:rPr>
@@ -1588,7 +1682,79 @@
           <w:color w:val="000000"/>
           <w:sz w:val="24"/>
         </w:rPr>
-        <w:hyperlink r:id="rId15" w:history="1">
+        <w:hyperlink r:id="rId16" w:history="1">
+          <w:r>
+            <w:rPr>
+              <w:rStyle w:val="Hyperlink"/>
+            </w:rPr>
+            <w:t>e</w:t>
+          </w:r>
+        </w:hyperlink>
+      </w:r>
+      <w:r>
+        <w:rPr>
+          <w:u w:val="single" w:color="0000ff"/>
+          <w:rFonts w:ascii="Charis SIL Regular" w:hAnsi="Charis SIL Regular" w:eastAsia="Charis SIL Regular"/>
+          <w:b w:val="0"/>
+          <w:i w:val="0"/>
+          <w:color w:val="000000"/>
+          <w:sz w:val="24"/>
+        </w:rPr>
+        <w:hyperlink r:id="rId16" w:history="1">
+          <w:r>
+            <w:rPr>
+              <w:rStyle w:val="Hyperlink"/>
+            </w:rPr>
+            <w:t>r de Militai</w:t>
+          </w:r>
+        </w:hyperlink>
+      </w:r>
+      <w:r>
+        <w:rPr>
+          <w:u w:val="single" w:color="0000ff"/>
+          <w:rFonts w:ascii="Charis SIL Regular" w:hAnsi="Charis SIL Regular" w:eastAsia="Charis SIL Regular"/>
+          <w:b w:val="0"/>
+          <w:i w:val="0"/>
+          <w:color w:val="000000"/>
+          <w:sz w:val="24"/>
+        </w:rPr>
+        <w:hyperlink r:id="rId16" w:history="1">
+          <w:r>
+            <w:rPr>
+              <w:rStyle w:val="Hyperlink"/>
+            </w:rPr>
+            <w:t>r</w:t>
+          </w:r>
+        </w:hyperlink>
+      </w:r>
+      <w:r>
+        <w:rPr>
+          <w:u w:val="single" w:color="0000ff"/>
+          <w:rFonts w:ascii="Charis SIL Regular" w:hAnsi="Charis SIL Regular" w:eastAsia="Charis SIL Regular"/>
+          <w:b w:val="0"/>
+          <w:i w:val="0"/>
+          <w:color w:val="000000"/>
+          <w:sz w:val="24"/>
+        </w:rPr>
+        <w:hyperlink r:id="rId16" w:history="1">
+          <w:r>
+            <w:rPr>
+              <w:rStyle w:val="Hyperlink"/>
+            </w:rPr>
+            <w:t>e W</w:t>
+          </w:r>
+        </w:hyperlink>
+      </w:r>
+      <w:r>
+        <w:rPr>
+          <w:u w:val="single" w:color="0000ff"/>
+          <w:rFonts w:ascii="Charis SIL Regular" w:hAnsi="Charis SIL Regular" w:eastAsia="Charis SIL Regular"/>
+          <w:b w:val="0"/>
+          <w:i w:val="0"/>
+          <w:color w:val="000000"/>
+          <w:sz w:val="24"/>
+        </w:rPr>
+        <w:hyperlink r:id="rId16" w:history="1">
           <w:r>
             <w:rPr>
               <w:rStyle w:val="Hyperlink"/>
@@ -1665,7 +1831,7 @@
           <w:sz w:val="24"/>
           <w:u w:val="single"/>
         </w:rPr>
-        <w:hyperlink r:id="rId16" w:history="1">
+        <w:hyperlink r:id="rId17" w:history="1">
           <w:r>
             <w:rPr>
               <w:rStyle w:val="Hyperlink"/>
@@ -1703,7 +1869,7 @@
           <w:color w:val="000000"/>
           <w:sz w:val="24"/>
         </w:rPr>
-        <w:hyperlink r:id="rId16" w:history="1">
+        <w:hyperlink r:id="rId17" w:history="1">
           <w:r>
             <w:rPr>
               <w:rStyle w:val="Hyperlink"/>
@@ -1771,7 +1937,7 @@
           <w:sz w:val="24"/>
           <w:u w:val="single"/>
         </w:rPr>
-        <w:hyperlink r:id="rId17" w:history="1">
+        <w:hyperlink r:id="rId18" w:history="1">
           <w:r>
             <w:rPr>
               <w:rStyle w:val="Hyperlink"/>
@@ -1789,7 +1955,7 @@
           <w:sz w:val="24"/>
           <w:u w:val="single"/>
         </w:rPr>
-        <w:hyperlink r:id="rId17" w:history="1">
+        <w:hyperlink r:id="rId18" w:history="1">
           <w:r>
             <w:rPr>
               <w:rStyle w:val="Hyperlink"/>
@@ -2159,7 +2325,7 @@
           <w:sz w:val="24"/>
           <w:u w:val="single"/>
         </w:rPr>
-        <w:hyperlink r:id="rId18" w:history="1">
+        <w:hyperlink r:id="rId19" w:history="1">
           <w:r>
             <w:rPr>
               <w:rStyle w:val="Hyperlink"/>
@@ -2177,7 +2343,7 @@
           <w:sz w:val="24"/>
           <w:u w:val="single"/>
         </w:rPr>
-        <w:hyperlink r:id="rId18" w:history="1">
+        <w:hyperlink r:id="rId19" w:history="1">
           <w:r>
             <w:rPr>
               <w:rStyle w:val="Hyperlink"/>
@@ -2195,7 +2361,7 @@
           <w:sz w:val="24"/>
           <w:u w:val="single"/>
         </w:rPr>
-        <w:hyperlink r:id="rId18" w:history="1">
+        <w:hyperlink r:id="rId19" w:history="1">
           <w:r>
             <w:rPr>
               <w:rStyle w:val="Hyperlink"/>
@@ -2213,7 +2379,7 @@
           <w:sz w:val="24"/>
           <w:u w:val="single"/>
         </w:rPr>
-        <w:hyperlink r:id="rId18" w:history="1">
+        <w:hyperlink r:id="rId19" w:history="1">
           <w:r>
             <w:rPr>
               <w:rStyle w:val="Hyperlink"/>
@@ -2231,7 +2397,7 @@
           <w:sz w:val="24"/>
           <w:u w:val="single"/>
         </w:rPr>
-        <w:hyperlink r:id="rId18" w:history="1">
+        <w:hyperlink r:id="rId19" w:history="1">
           <w:r>
             <w:rPr>
               <w:rStyle w:val="Hyperlink"/>
@@ -2249,7 +2415,7 @@
           <w:sz w:val="24"/>
           <w:u w:val="single"/>
         </w:rPr>
-        <w:hyperlink r:id="rId18" w:history="1">
+        <w:hyperlink r:id="rId19" w:history="1">
           <w:r>
             <w:rPr>
               <w:rStyle w:val="Hyperlink"/>
@@ -2267,7 +2433,7 @@
           <w:sz w:val="24"/>
           <w:u w:val="single"/>
         </w:rPr>
-        <w:hyperlink r:id="rId18" w:history="1">
+        <w:hyperlink r:id="rId19" w:history="1">
           <w:r>
             <w:rPr>
               <w:rStyle w:val="Hyperlink"/>
@@ -2295,7 +2461,7 @@
           <w:sz w:val="24"/>
           <w:u w:val="single"/>
         </w:rPr>
-        <w:hyperlink r:id="rId19" w:history="1">
+        <w:hyperlink r:id="rId20" w:history="1">
           <w:r>
             <w:rPr>
               <w:rStyle w:val="Hyperlink"/>
@@ -2460,7 +2626,7 @@
           <w:sz w:val="24"/>
           <w:u w:val="single"/>
         </w:rPr>
-        <w:hyperlink r:id="rId20" w:history="1">
+        <w:hyperlink r:id="rId21" w:history="1">
           <w:r>
             <w:rPr>
               <w:rStyle w:val="Hyperlink"/>
@@ -2478,7 +2644,7 @@
           <w:sz w:val="24"/>
           <w:u w:val="single"/>
         </w:rPr>
-        <w:hyperlink r:id="rId20" w:history="1">
+        <w:hyperlink r:id="rId21" w:history="1">
           <w:r>
             <w:rPr>
               <w:rStyle w:val="Hyperlink"/>
@@ -2721,7 +2887,7 @@
           <w:sz w:val="24"/>
           <w:u w:val="single"/>
         </w:rPr>
-        <w:hyperlink r:id="rId21" w:history="1">
+        <w:hyperlink r:id="rId22" w:history="1">
           <w:r>
             <w:rPr>
               <w:rStyle w:val="Hyperlink"/>
@@ -2739,7 +2905,7 @@
           <w:sz w:val="24"/>
           <w:u w:val="single"/>
         </w:rPr>
-        <w:hyperlink r:id="rId21" w:history="1">
+        <w:hyperlink r:id="rId22" w:history="1">
           <w:r>
             <w:rPr>
               <w:rStyle w:val="Hyperlink"/>
@@ -2757,7 +2923,7 @@
           <w:sz w:val="24"/>
           <w:u w:val="single"/>
         </w:rPr>
-        <w:hyperlink r:id="rId21" w:history="1">
+        <w:hyperlink r:id="rId22" w:history="1">
           <w:r>
             <w:rPr>
               <w:rStyle w:val="Hyperlink"/>
@@ -2775,7 +2941,7 @@
           <w:sz w:val="24"/>
           <w:u w:val="single"/>
         </w:rPr>
-        <w:hyperlink r:id="rId21" w:history="1">
+        <w:hyperlink r:id="rId22" w:history="1">
           <w:r>
             <w:rPr>
               <w:rStyle w:val="Hyperlink"/>
@@ -2803,7 +2969,7 @@
           <w:sz w:val="24"/>
           <w:u w:val="single"/>
         </w:rPr>
-        <w:hyperlink r:id="rId22" w:history="1">
+        <w:hyperlink r:id="rId23" w:history="1">
           <w:r>
             <w:rPr>
               <w:rStyle w:val="Hyperlink"/>
@@ -2821,7 +2987,7 @@
           <w:sz w:val="24"/>
           <w:u w:val="single"/>
         </w:rPr>
-        <w:hyperlink r:id="rId22" w:history="1">
+        <w:hyperlink r:id="rId23" w:history="1">
           <w:r>
             <w:rPr>
               <w:rStyle w:val="Hyperlink"/>
@@ -2839,7 +3005,7 @@
           <w:sz w:val="24"/>
           <w:u w:val="single"/>
         </w:rPr>
-        <w:hyperlink r:id="rId21" w:history="1">
+        <w:hyperlink r:id="rId22" w:history="1">
           <w:r>
             <w:rPr>
               <w:rStyle w:val="Hyperlink"/>
@@ -2850,21 +3016,13 @@
       </w:r>
       <w:r>
         <w:rPr>
-          <w:u w:val="single" w:color="0000ff"/>
           <w:rFonts w:ascii="Charis SIL Regular" w:hAnsi="Charis SIL Regular" w:eastAsia="Charis SIL Regular"/>
           <w:b w:val="0"/>
           <w:i w:val="0"/>
           <w:color w:val="000000"/>
           <w:sz w:val="24"/>
         </w:rPr>
-        <w:hyperlink r:id="rId21" w:history="1">
-          <w:r>
-            <w:rPr>
-              <w:rStyle w:val="Hyperlink"/>
-            </w:rPr>
-            <w:t xml:space="preserve">, </w:t>
-          </w:r>
-        </w:hyperlink>
+        <w:t xml:space="preserve">, </w:t>
       </w:r>
       <w:r>
         <w:rPr>
@@ -2875,7 +3033,7 @@
           <w:sz w:val="24"/>
           <w:u w:val="single"/>
         </w:rPr>
-        <w:hyperlink r:id="rId21" w:history="1">
+        <w:hyperlink r:id="rId22" w:history="1">
           <w:r>
             <w:rPr>
               <w:rStyle w:val="Hyperlink"/>
@@ -2904,7 +3062,7 @@
           <w:sz w:val="24"/>
           <w:u w:val="single"/>
         </w:rPr>
-        <w:hyperlink r:id="rId23" w:history="1">
+        <w:hyperlink r:id="rId24" w:history="1">
           <w:r>
             <w:rPr>
               <w:rStyle w:val="Hyperlink"/>
@@ -2922,7 +3080,7 @@
           <w:sz w:val="24"/>
           <w:u w:val="single"/>
         </w:rPr>
-        <w:hyperlink r:id="rId23" w:history="1">
+        <w:hyperlink r:id="rId22" w:history="1">
           <w:r>
             <w:rPr>
               <w:rStyle w:val="Hyperlink"/>

--- a/EXPORTS/DOCX/published/niveau3/Dutch/Bronbeek.docx
+++ b/EXPORTS/DOCX/published/niveau3/Dutch/Bronbeek.docx
@@ -1181,7 +1181,7 @@
           <w:sz w:val="24"/>
           <w:u w:val="single"/>
         </w:rPr>
-        <w:hyperlink r:id="rId14" w:history="1">
+        <w:hyperlink r:id="rId13" w:history="1">
           <w:r>
             <w:rPr>
               <w:rStyle w:val="Hyperlink"/>
@@ -1229,7 +1229,7 @@
           <w:sz w:val="24"/>
           <w:u w:val="single"/>
         </w:rPr>
-        <w:hyperlink r:id="rId15" w:history="1">
+        <w:hyperlink r:id="rId14" w:history="1">
           <w:r>
             <w:rPr>
               <w:rStyle w:val="Hyperlink"/>
@@ -1258,7 +1258,7 @@
           <w:sz w:val="24"/>
           <w:u w:val="single"/>
         </w:rPr>
-        <w:hyperlink r:id="rId15" w:history="1">
+        <w:hyperlink r:id="rId14" w:history="1">
           <w:r>
             <w:rPr>
               <w:rStyle w:val="Hyperlink"/>
@@ -1286,7 +1286,7 @@
           <w:color w:val="000000"/>
           <w:sz w:val="24"/>
         </w:rPr>
-        <w:hyperlink r:id="rId15" w:history="1">
+        <w:hyperlink r:id="rId14" w:history="1">
           <w:r>
             <w:rPr>
               <w:rStyle w:val="Hyperlink"/>
@@ -1304,7 +1304,7 @@
           <w:color w:val="000000"/>
           <w:sz w:val="24"/>
         </w:rPr>
-        <w:hyperlink r:id="rId15" w:history="1">
+        <w:hyperlink r:id="rId14" w:history="1">
           <w:r>
             <w:rPr>
               <w:rStyle w:val="Hyperlink"/>
@@ -1322,7 +1322,7 @@
           <w:color w:val="000000"/>
           <w:sz w:val="24"/>
         </w:rPr>
-        <w:hyperlink r:id="rId15" w:history="1">
+        <w:hyperlink r:id="rId14" w:history="1">
           <w:r>
             <w:rPr>
               <w:rStyle w:val="Hyperlink"/>
@@ -1405,7 +1405,7 @@
           <w:sz w:val="24"/>
           <w:u w:val="single"/>
         </w:rPr>
-        <w:hyperlink r:id="rId16" w:history="1">
+        <w:hyperlink r:id="rId15" w:history="1">
           <w:r>
             <w:rPr>
               <w:rStyle w:val="Hyperlink"/>
@@ -1434,7 +1434,7 @@
           <w:sz w:val="24"/>
           <w:u w:val="single"/>
         </w:rPr>
-        <w:hyperlink r:id="rId16" w:history="1">
+        <w:hyperlink r:id="rId15" w:history="1">
           <w:r>
             <w:rPr>
               <w:rStyle w:val="Hyperlink"/>
@@ -1474,7 +1474,7 @@
           <w:sz w:val="24"/>
           <w:u w:val="single"/>
         </w:rPr>
-        <w:hyperlink r:id="rId16" w:history="1">
+        <w:hyperlink r:id="rId15" w:history="1">
           <w:r>
             <w:rPr>
               <w:rStyle w:val="Hyperlink"/>
@@ -1490,7 +1490,6 @@
           <w:i w:val="0"/>
           <w:color w:val="0000FF"/>
           <w:sz w:val="24"/>
-          <w:u w:val="single"/>
         </w:rPr>
         <w:t xml:space="preserve"> </w:t>
       </w:r>
@@ -1503,7 +1502,7 @@
           <w:sz w:val="24"/>
           <w:u w:val="single"/>
         </w:rPr>
-        <w:hyperlink r:id="rId16" w:history="1">
+        <w:hyperlink r:id="rId15" w:history="1">
           <w:r>
             <w:rPr>
               <w:rStyle w:val="Hyperlink"/>
@@ -1532,12 +1531,12 @@
           <w:sz w:val="24"/>
           <w:u w:val="single"/>
         </w:rPr>
-        <w:hyperlink r:id="rId16" w:history="1">
+        <w:hyperlink r:id="rId15" w:history="1">
           <w:r>
             <w:rPr>
               <w:rStyle w:val="Hyperlink"/>
             </w:rPr>
-            <w:t>i</w:t>
+            <w:t xml:space="preserve">in </w:t>
           </w:r>
         </w:hyperlink>
       </w:r>
@@ -1548,19 +1547,9 @@
           <w:i w:val="0"/>
           <w:color w:val="0000FF"/>
           <w:sz w:val="24"/>
-        </w:rPr>
-        <w:t xml:space="preserve">n </w:t>
-      </w:r>
-      <w:r>
-        <w:rPr>
-          <w:rFonts w:ascii="Charis SIL Regular" w:hAnsi="Charis SIL Regular" w:eastAsia="Charis SIL Regular"/>
-          <w:b w:val="0"/>
-          <w:i w:val="0"/>
-          <w:color w:val="0000FF"/>
-          <w:sz w:val="24"/>
           <w:u w:val="single"/>
         </w:rPr>
-        <w:hyperlink r:id="rId16" w:history="1">
+        <w:hyperlink r:id="rId15" w:history="1">
           <w:r>
             <w:rPr>
               <w:rStyle w:val="Hyperlink"/>
@@ -1589,7 +1578,7 @@
           <w:sz w:val="24"/>
           <w:u w:val="single"/>
         </w:rPr>
-        <w:hyperlink r:id="rId16" w:history="1">
+        <w:hyperlink r:id="rId15" w:history="1">
           <w:r>
             <w:rPr>
               <w:rStyle w:val="Hyperlink"/>
@@ -1618,7 +1607,7 @@
           <w:sz w:val="24"/>
           <w:u w:val="single"/>
         </w:rPr>
-        <w:hyperlink r:id="rId16" w:history="1">
+        <w:hyperlink r:id="rId15" w:history="1">
           <w:r>
             <w:rPr>
               <w:rStyle w:val="Hyperlink"/>
@@ -1636,7 +1625,7 @@
           <w:sz w:val="24"/>
           <w:u w:val="single"/>
         </w:rPr>
-        <w:hyperlink r:id="rId16" w:history="1">
+        <w:hyperlink r:id="rId15" w:history="1">
           <w:r>
             <w:rPr>
               <w:rStyle w:val="Hyperlink"/>
@@ -1664,7 +1653,7 @@
           <w:color w:val="000000"/>
           <w:sz w:val="24"/>
         </w:rPr>
-        <w:hyperlink r:id="rId16" w:history="1">
+        <w:hyperlink r:id="rId15" w:history="1">
           <w:r>
             <w:rPr>
               <w:rStyle w:val="Hyperlink"/>
@@ -1682,7 +1671,7 @@
           <w:color w:val="000000"/>
           <w:sz w:val="24"/>
         </w:rPr>
-        <w:hyperlink r:id="rId16" w:history="1">
+        <w:hyperlink r:id="rId15" w:history="1">
           <w:r>
             <w:rPr>
               <w:rStyle w:val="Hyperlink"/>
@@ -1700,7 +1689,7 @@
           <w:color w:val="000000"/>
           <w:sz w:val="24"/>
         </w:rPr>
-        <w:hyperlink r:id="rId16" w:history="1">
+        <w:hyperlink r:id="rId15" w:history="1">
           <w:r>
             <w:rPr>
               <w:rStyle w:val="Hyperlink"/>
@@ -1718,7 +1707,7 @@
           <w:color w:val="000000"/>
           <w:sz w:val="24"/>
         </w:rPr>
-        <w:hyperlink r:id="rId16" w:history="1">
+        <w:hyperlink r:id="rId15" w:history="1">
           <w:r>
             <w:rPr>
               <w:rStyle w:val="Hyperlink"/>
@@ -1736,7 +1725,7 @@
           <w:color w:val="000000"/>
           <w:sz w:val="24"/>
         </w:rPr>
-        <w:hyperlink r:id="rId16" w:history="1">
+        <w:hyperlink r:id="rId15" w:history="1">
           <w:r>
             <w:rPr>
               <w:rStyle w:val="Hyperlink"/>
@@ -1754,7 +1743,7 @@
           <w:color w:val="000000"/>
           <w:sz w:val="24"/>
         </w:rPr>
-        <w:hyperlink r:id="rId16" w:history="1">
+        <w:hyperlink r:id="rId15" w:history="1">
           <w:r>
             <w:rPr>
               <w:rStyle w:val="Hyperlink"/>
@@ -1831,7 +1820,7 @@
           <w:sz w:val="24"/>
           <w:u w:val="single"/>
         </w:rPr>
-        <w:hyperlink r:id="rId17" w:history="1">
+        <w:hyperlink r:id="rId16" w:history="1">
           <w:r>
             <w:rPr>
               <w:rStyle w:val="Hyperlink"/>
@@ -1869,7 +1858,7 @@
           <w:color w:val="000000"/>
           <w:sz w:val="24"/>
         </w:rPr>
-        <w:hyperlink r:id="rId17" w:history="1">
+        <w:hyperlink r:id="rId16" w:history="1">
           <w:r>
             <w:rPr>
               <w:rStyle w:val="Hyperlink"/>
@@ -1937,7 +1926,7 @@
           <w:sz w:val="24"/>
           <w:u w:val="single"/>
         </w:rPr>
-        <w:hyperlink r:id="rId18" w:history="1">
+        <w:hyperlink r:id="rId17" w:history="1">
           <w:r>
             <w:rPr>
               <w:rStyle w:val="Hyperlink"/>
@@ -1955,7 +1944,7 @@
           <w:sz w:val="24"/>
           <w:u w:val="single"/>
         </w:rPr>
-        <w:hyperlink r:id="rId18" w:history="1">
+        <w:hyperlink r:id="rId17" w:history="1">
           <w:r>
             <w:rPr>
               <w:rStyle w:val="Hyperlink"/>
@@ -2325,7 +2314,7 @@
           <w:sz w:val="24"/>
           <w:u w:val="single"/>
         </w:rPr>
-        <w:hyperlink r:id="rId19" w:history="1">
+        <w:hyperlink r:id="rId18" w:history="1">
           <w:r>
             <w:rPr>
               <w:rStyle w:val="Hyperlink"/>
@@ -2343,7 +2332,7 @@
           <w:sz w:val="24"/>
           <w:u w:val="single"/>
         </w:rPr>
-        <w:hyperlink r:id="rId19" w:history="1">
+        <w:hyperlink r:id="rId18" w:history="1">
           <w:r>
             <w:rPr>
               <w:rStyle w:val="Hyperlink"/>
@@ -2361,7 +2350,7 @@
           <w:sz w:val="24"/>
           <w:u w:val="single"/>
         </w:rPr>
-        <w:hyperlink r:id="rId19" w:history="1">
+        <w:hyperlink r:id="rId18" w:history="1">
           <w:r>
             <w:rPr>
               <w:rStyle w:val="Hyperlink"/>
@@ -2379,7 +2368,7 @@
           <w:sz w:val="24"/>
           <w:u w:val="single"/>
         </w:rPr>
-        <w:hyperlink r:id="rId19" w:history="1">
+        <w:hyperlink r:id="rId18" w:history="1">
           <w:r>
             <w:rPr>
               <w:rStyle w:val="Hyperlink"/>
@@ -2397,7 +2386,7 @@
           <w:sz w:val="24"/>
           <w:u w:val="single"/>
         </w:rPr>
-        <w:hyperlink r:id="rId19" w:history="1">
+        <w:hyperlink r:id="rId18" w:history="1">
           <w:r>
             <w:rPr>
               <w:rStyle w:val="Hyperlink"/>
@@ -2415,7 +2404,7 @@
           <w:sz w:val="24"/>
           <w:u w:val="single"/>
         </w:rPr>
-        <w:hyperlink r:id="rId19" w:history="1">
+        <w:hyperlink r:id="rId18" w:history="1">
           <w:r>
             <w:rPr>
               <w:rStyle w:val="Hyperlink"/>
@@ -2433,7 +2422,7 @@
           <w:sz w:val="24"/>
           <w:u w:val="single"/>
         </w:rPr>
-        <w:hyperlink r:id="rId19" w:history="1">
+        <w:hyperlink r:id="rId18" w:history="1">
           <w:r>
             <w:rPr>
               <w:rStyle w:val="Hyperlink"/>
@@ -2461,7 +2450,7 @@
           <w:sz w:val="24"/>
           <w:u w:val="single"/>
         </w:rPr>
-        <w:hyperlink r:id="rId20" w:history="1">
+        <w:hyperlink r:id="rId19" w:history="1">
           <w:r>
             <w:rPr>
               <w:rStyle w:val="Hyperlink"/>
@@ -2626,7 +2615,7 @@
           <w:sz w:val="24"/>
           <w:u w:val="single"/>
         </w:rPr>
-        <w:hyperlink r:id="rId21" w:history="1">
+        <w:hyperlink r:id="rId20" w:history="1">
           <w:r>
             <w:rPr>
               <w:rStyle w:val="Hyperlink"/>
@@ -2644,7 +2633,7 @@
           <w:sz w:val="24"/>
           <w:u w:val="single"/>
         </w:rPr>
-        <w:hyperlink r:id="rId21" w:history="1">
+        <w:hyperlink r:id="rId20" w:history="1">
           <w:r>
             <w:rPr>
               <w:rStyle w:val="Hyperlink"/>
@@ -2887,7 +2876,7 @@
           <w:sz w:val="24"/>
           <w:u w:val="single"/>
         </w:rPr>
-        <w:hyperlink r:id="rId22" w:history="1">
+        <w:hyperlink r:id="rId21" w:history="1">
           <w:r>
             <w:rPr>
               <w:rStyle w:val="Hyperlink"/>
@@ -2905,7 +2894,7 @@
           <w:sz w:val="24"/>
           <w:u w:val="single"/>
         </w:rPr>
-        <w:hyperlink r:id="rId22" w:history="1">
+        <w:hyperlink r:id="rId21" w:history="1">
           <w:r>
             <w:rPr>
               <w:rStyle w:val="Hyperlink"/>
@@ -2923,7 +2912,7 @@
           <w:sz w:val="24"/>
           <w:u w:val="single"/>
         </w:rPr>
-        <w:hyperlink r:id="rId22" w:history="1">
+        <w:hyperlink r:id="rId21" w:history="1">
           <w:r>
             <w:rPr>
               <w:rStyle w:val="Hyperlink"/>
@@ -2941,7 +2930,7 @@
           <w:sz w:val="24"/>
           <w:u w:val="single"/>
         </w:rPr>
-        <w:hyperlink r:id="rId22" w:history="1">
+        <w:hyperlink r:id="rId21" w:history="1">
           <w:r>
             <w:rPr>
               <w:rStyle w:val="Hyperlink"/>
@@ -2969,7 +2958,7 @@
           <w:sz w:val="24"/>
           <w:u w:val="single"/>
         </w:rPr>
-        <w:hyperlink r:id="rId23" w:history="1">
+        <w:hyperlink r:id="rId22" w:history="1">
           <w:r>
             <w:rPr>
               <w:rStyle w:val="Hyperlink"/>
@@ -2987,7 +2976,7 @@
           <w:sz w:val="24"/>
           <w:u w:val="single"/>
         </w:rPr>
-        <w:hyperlink r:id="rId23" w:history="1">
+        <w:hyperlink r:id="rId21" w:history="1">
           <w:r>
             <w:rPr>
               <w:rStyle w:val="Hyperlink"/>
@@ -3005,7 +2994,7 @@
           <w:sz w:val="24"/>
           <w:u w:val="single"/>
         </w:rPr>
-        <w:hyperlink r:id="rId22" w:history="1">
+        <w:hyperlink r:id="rId21" w:history="1">
           <w:r>
             <w:rPr>
               <w:rStyle w:val="Hyperlink"/>
@@ -3016,13 +3005,21 @@
       </w:r>
       <w:r>
         <w:rPr>
+          <w:u w:val="single" w:color="0000ff"/>
           <w:rFonts w:ascii="Charis SIL Regular" w:hAnsi="Charis SIL Regular" w:eastAsia="Charis SIL Regular"/>
           <w:b w:val="0"/>
           <w:i w:val="0"/>
           <w:color w:val="000000"/>
           <w:sz w:val="24"/>
         </w:rPr>
-        <w:t xml:space="preserve">, </w:t>
+        <w:hyperlink r:id="rId21" w:history="1">
+          <w:r>
+            <w:rPr>
+              <w:rStyle w:val="Hyperlink"/>
+            </w:rPr>
+            <w:t xml:space="preserve">, </w:t>
+          </w:r>
+        </w:hyperlink>
       </w:r>
       <w:r>
         <w:rPr>
@@ -3033,7 +3030,7 @@
           <w:sz w:val="24"/>
           <w:u w:val="single"/>
         </w:rPr>
-        <w:hyperlink r:id="rId22" w:history="1">
+        <w:hyperlink r:id="rId21" w:history="1">
           <w:r>
             <w:rPr>
               <w:rStyle w:val="Hyperlink"/>
@@ -3062,7 +3059,7 @@
           <w:sz w:val="24"/>
           <w:u w:val="single"/>
         </w:rPr>
-        <w:hyperlink r:id="rId24" w:history="1">
+        <w:hyperlink r:id="rId21" w:history="1">
           <w:r>
             <w:rPr>
               <w:rStyle w:val="Hyperlink"/>
@@ -3080,7 +3077,7 @@
           <w:sz w:val="24"/>
           <w:u w:val="single"/>
         </w:rPr>
-        <w:hyperlink r:id="rId22" w:history="1">
+        <w:hyperlink r:id="rId23" w:history="1">
           <w:r>
             <w:rPr>
               <w:rStyle w:val="Hyperlink"/>

--- a/EXPORTS/DOCX/published/niveau3/Dutch/Bronbeek.docx
+++ b/EXPORTS/DOCX/published/niveau3/Dutch/Bronbeek.docx
@@ -3005,7 +3005,6 @@
       </w:r>
       <w:r>
         <w:rPr>
-          <w:u w:val="single" w:color="0000ff"/>
           <w:rFonts w:ascii="Charis SIL Regular" w:hAnsi="Charis SIL Regular" w:eastAsia="Charis SIL Regular"/>
           <w:b w:val="0"/>
           <w:i w:val="0"/>
@@ -3059,7 +3058,7 @@
           <w:sz w:val="24"/>
           <w:u w:val="single"/>
         </w:rPr>
-        <w:hyperlink r:id="rId21" w:history="1">
+        <w:hyperlink r:id="rId23" w:history="1">
           <w:r>
             <w:rPr>
               <w:rStyle w:val="Hyperlink"/>

--- a/EXPORTS/DOCX/published/niveau3/Dutch/Bronbeek.docx
+++ b/EXPORTS/DOCX/published/niveau3/Dutch/Bronbeek.docx
@@ -2450,7 +2450,7 @@
           <w:sz w:val="24"/>
           <w:u w:val="single"/>
         </w:rPr>
-        <w:hyperlink r:id="rId19" w:history="1">
+        <w:hyperlink r:id="rId18" w:history="1">
           <w:r>
             <w:rPr>
               <w:rStyle w:val="Hyperlink"/>
@@ -2497,7 +2497,7 @@
           <w:sz w:val="24"/>
           <w:u w:val="single"/>
         </w:rPr>
-        <w:hyperlink r:id="rId19" w:history="1">
+        <w:hyperlink r:id="rId18" w:history="1">
           <w:r>
             <w:rPr>
               <w:rStyle w:val="Hyperlink"/>
@@ -2976,7 +2976,7 @@
           <w:sz w:val="24"/>
           <w:u w:val="single"/>
         </w:rPr>
-        <w:hyperlink r:id="rId21" w:history="1">
+        <w:hyperlink r:id="rId22" w:history="1">
           <w:r>
             <w:rPr>
               <w:rStyle w:val="Hyperlink"/>
@@ -3005,6 +3005,7 @@
       </w:r>
       <w:r>
         <w:rPr>
+          <w:u w:val="single" w:color="0000ff"/>
           <w:rFonts w:ascii="Charis SIL Regular" w:hAnsi="Charis SIL Regular" w:eastAsia="Charis SIL Regular"/>
           <w:b w:val="0"/>
           <w:i w:val="0"/>
@@ -3058,7 +3059,7 @@
           <w:sz w:val="24"/>
           <w:u w:val="single"/>
         </w:rPr>
-        <w:hyperlink r:id="rId23" w:history="1">
+        <w:hyperlink r:id="rId21" w:history="1">
           <w:r>
             <w:rPr>
               <w:rStyle w:val="Hyperlink"/>
@@ -3076,7 +3077,7 @@
           <w:sz w:val="24"/>
           <w:u w:val="single"/>
         </w:rPr>
-        <w:hyperlink r:id="rId23" w:history="1">
+        <w:hyperlink r:id="rId21" w:history="1">
           <w:r>
             <w:rPr>
               <w:rStyle w:val="Hyperlink"/>

--- a/EXPORTS/DOCX/published/niveau3/Dutch/Bronbeek.docx
+++ b/EXPORTS/DOCX/published/niveau3/Dutch/Bronbeek.docx
@@ -2450,7 +2450,7 @@
           <w:sz w:val="24"/>
           <w:u w:val="single"/>
         </w:rPr>
-        <w:hyperlink r:id="rId18" w:history="1">
+        <w:hyperlink r:id="rId19" w:history="1">
           <w:r>
             <w:rPr>
               <w:rStyle w:val="Hyperlink"/>
@@ -2497,7 +2497,7 @@
           <w:sz w:val="24"/>
           <w:u w:val="single"/>
         </w:rPr>
-        <w:hyperlink r:id="rId18" w:history="1">
+        <w:hyperlink r:id="rId19" w:history="1">
           <w:r>
             <w:rPr>
               <w:rStyle w:val="Hyperlink"/>
@@ -2976,7 +2976,7 @@
           <w:sz w:val="24"/>
           <w:u w:val="single"/>
         </w:rPr>
-        <w:hyperlink r:id="rId22" w:history="1">
+        <w:hyperlink r:id="rId21" w:history="1">
           <w:r>
             <w:rPr>
               <w:rStyle w:val="Hyperlink"/>
@@ -2994,7 +2994,7 @@
           <w:sz w:val="24"/>
           <w:u w:val="single"/>
         </w:rPr>
-        <w:hyperlink r:id="rId21" w:history="1">
+        <w:hyperlink r:id="rId22" w:history="1">
           <w:r>
             <w:rPr>
               <w:rStyle w:val="Hyperlink"/>
@@ -3005,21 +3005,13 @@
       </w:r>
       <w:r>
         <w:rPr>
-          <w:u w:val="single" w:color="0000ff"/>
           <w:rFonts w:ascii="Charis SIL Regular" w:hAnsi="Charis SIL Regular" w:eastAsia="Charis SIL Regular"/>
           <w:b w:val="0"/>
           <w:i w:val="0"/>
           <w:color w:val="000000"/>
           <w:sz w:val="24"/>
         </w:rPr>
-        <w:hyperlink r:id="rId21" w:history="1">
-          <w:r>
-            <w:rPr>
-              <w:rStyle w:val="Hyperlink"/>
-            </w:rPr>
-            <w:t xml:space="preserve">, </w:t>
-          </w:r>
-        </w:hyperlink>
+        <w:t xml:space="preserve">, </w:t>
       </w:r>
       <w:r>
         <w:rPr>
@@ -3030,7 +3022,7 @@
           <w:sz w:val="24"/>
           <w:u w:val="single"/>
         </w:rPr>
-        <w:hyperlink r:id="rId21" w:history="1">
+        <w:hyperlink r:id="rId23" w:history="1">
           <w:r>
             <w:rPr>
               <w:rStyle w:val="Hyperlink"/>
@@ -3059,7 +3051,7 @@
           <w:sz w:val="24"/>
           <w:u w:val="single"/>
         </w:rPr>
-        <w:hyperlink r:id="rId21" w:history="1">
+        <w:hyperlink r:id="rId23" w:history="1">
           <w:r>
             <w:rPr>
               <w:rStyle w:val="Hyperlink"/>

--- a/EXPORTS/DOCX/published/niveau3/Dutch/Bronbeek.docx
+++ b/EXPORTS/DOCX/published/niveau3/Dutch/Bronbeek.docx
@@ -2450,7 +2450,7 @@
           <w:sz w:val="24"/>
           <w:u w:val="single"/>
         </w:rPr>
-        <w:hyperlink r:id="rId19" w:history="1">
+        <w:hyperlink r:id="rId18" w:history="1">
           <w:r>
             <w:rPr>
               <w:rStyle w:val="Hyperlink"/>
@@ -2976,7 +2976,7 @@
           <w:sz w:val="24"/>
           <w:u w:val="single"/>
         </w:rPr>
-        <w:hyperlink r:id="rId21" w:history="1">
+        <w:hyperlink r:id="rId22" w:history="1">
           <w:r>
             <w:rPr>
               <w:rStyle w:val="Hyperlink"/>
@@ -3005,13 +3005,21 @@
       </w:r>
       <w:r>
         <w:rPr>
+          <w:u w:val="single" w:color="0000ff"/>
           <w:rFonts w:ascii="Charis SIL Regular" w:hAnsi="Charis SIL Regular" w:eastAsia="Charis SIL Regular"/>
           <w:b w:val="0"/>
           <w:i w:val="0"/>
           <w:color w:val="000000"/>
           <w:sz w:val="24"/>
         </w:rPr>
-        <w:t xml:space="preserve">, </w:t>
+        <w:hyperlink r:id="rId21" w:history="1">
+          <w:r>
+            <w:rPr>
+              <w:rStyle w:val="Hyperlink"/>
+            </w:rPr>
+            <w:t xml:space="preserve">, </w:t>
+          </w:r>
+        </w:hyperlink>
       </w:r>
       <w:r>
         <w:rPr>
@@ -3022,7 +3030,7 @@
           <w:sz w:val="24"/>
           <w:u w:val="single"/>
         </w:rPr>
-        <w:hyperlink r:id="rId23" w:history="1">
+        <w:hyperlink r:id="rId21" w:history="1">
           <w:r>
             <w:rPr>
               <w:rStyle w:val="Hyperlink"/>
@@ -3069,7 +3077,7 @@
           <w:sz w:val="24"/>
           <w:u w:val="single"/>
         </w:rPr>
-        <w:hyperlink r:id="rId21" w:history="1">
+        <w:hyperlink r:id="rId23" w:history="1">
           <w:r>
             <w:rPr>
               <w:rStyle w:val="Hyperlink"/>

--- a/EXPORTS/DOCX/published/niveau3/Dutch/Bronbeek.docx
+++ b/EXPORTS/DOCX/published/niveau3/Dutch/Bronbeek.docx
@@ -1439,7 +1439,7 @@
             <w:rPr>
               <w:rStyle w:val="Hyperlink"/>
             </w:rPr>
-            <w:t>biografie</w:t>
+            <w:t>biografieë</w:t>
           </w:r>
         </w:hyperlink>
       </w:r>
@@ -1450,23 +1450,7 @@
           <w:i w:val="0"/>
           <w:color w:val="0000FF"/>
           <w:sz w:val="24"/>
-        </w:rPr>
-        <w:hyperlink r:id="rId15" w:history="1">
-          <w:r>
-            <w:rPr>
-              <w:rStyle w:val="Hyperlink"/>
-            </w:rPr>
-            <w:t>ë</w:t>
-          </w:r>
-        </w:hyperlink>
-      </w:r>
-      <w:r>
-        <w:rPr>
-          <w:rFonts w:ascii="Charis SIL Regular" w:hAnsi="Charis SIL Regular" w:eastAsia="Charis SIL Regular"/>
-          <w:b w:val="0"/>
-          <w:i w:val="0"/>
-          <w:color w:val="0000FF"/>
-          <w:sz w:val="24"/>
+          <w:u w:val="single"/>
         </w:rPr>
         <w:t>n</w:t>
       </w:r>
@@ -1553,9 +1537,19 @@
             <w:rPr>
               <w:rStyle w:val="Hyperlink"/>
             </w:rPr>
-            <w:t xml:space="preserve">in </w:t>
+            <w:t>i</w:t>
           </w:r>
         </w:hyperlink>
+      </w:r>
+      <w:r>
+        <w:rPr>
+          <w:rFonts w:ascii="Charis SIL Regular" w:hAnsi="Charis SIL Regular" w:eastAsia="Charis SIL Regular"/>
+          <w:b w:val="0"/>
+          <w:i w:val="0"/>
+          <w:color w:val="0000FF"/>
+          <w:sz w:val="24"/>
+        </w:rPr>
+        <w:t xml:space="preserve">n </w:t>
       </w:r>
       <w:r>
         <w:rPr>
@@ -2993,7 +2987,7 @@
           <w:sz w:val="24"/>
           <w:u w:val="single"/>
         </w:rPr>
-        <w:hyperlink r:id="rId21" w:history="1">
+        <w:hyperlink r:id="rId22" w:history="1">
           <w:r>
             <w:rPr>
               <w:rStyle w:val="Hyperlink"/>
@@ -3039,7 +3033,7 @@
           <w:sz w:val="24"/>
           <w:u w:val="single"/>
         </w:rPr>
-        <w:hyperlink r:id="rId21" w:history="1">
+        <w:hyperlink r:id="rId23" w:history="1">
           <w:r>
             <w:rPr>
               <w:rStyle w:val="Hyperlink"/>
@@ -3068,7 +3062,7 @@
           <w:sz w:val="24"/>
           <w:u w:val="single"/>
         </w:rPr>
-        <w:hyperlink r:id="rId23" w:history="1">
+        <w:hyperlink r:id="rId21" w:history="1">
           <w:r>
             <w:rPr>
               <w:rStyle w:val="Hyperlink"/>

--- a/EXPORTS/DOCX/published/niveau3/Dutch/Bronbeek.docx
+++ b/EXPORTS/DOCX/published/niveau3/Dutch/Bronbeek.docx
@@ -458,6 +458,7 @@
       </w:r>
       <w:r>
         <w:rPr>
+          <w:u w:val="single" w:color="0000ff"/>
           <w:rFonts w:ascii="Charis SIL Regular" w:hAnsi="Charis SIL Regular" w:eastAsia="Charis SIL Regular"/>
           <w:b w:val="0"/>
           <w:i w:val="0"/>
@@ -1439,7 +1440,7 @@
             <w:rPr>
               <w:rStyle w:val="Hyperlink"/>
             </w:rPr>
-            <w:t>biografieë</w:t>
+            <w:t>biografie</w:t>
           </w:r>
         </w:hyperlink>
       </w:r>
@@ -1450,7 +1451,23 @@
           <w:i w:val="0"/>
           <w:color w:val="0000FF"/>
           <w:sz w:val="24"/>
-          <w:u w:val="single"/>
+        </w:rPr>
+        <w:hyperlink r:id="rId15" w:history="1">
+          <w:r>
+            <w:rPr>
+              <w:rStyle w:val="Hyperlink"/>
+            </w:rPr>
+            <w:t>ë</w:t>
+          </w:r>
+        </w:hyperlink>
+      </w:r>
+      <w:r>
+        <w:rPr>
+          <w:rFonts w:ascii="Charis SIL Regular" w:hAnsi="Charis SIL Regular" w:eastAsia="Charis SIL Regular"/>
+          <w:b w:val="0"/>
+          <w:i w:val="0"/>
+          <w:color w:val="0000FF"/>
+          <w:sz w:val="24"/>
         </w:rPr>
         <w:t>n</w:t>
       </w:r>
@@ -1537,19 +1554,9 @@
             <w:rPr>
               <w:rStyle w:val="Hyperlink"/>
             </w:rPr>
-            <w:t>i</w:t>
+            <w:t xml:space="preserve">in </w:t>
           </w:r>
         </w:hyperlink>
-      </w:r>
-      <w:r>
-        <w:rPr>
-          <w:rFonts w:ascii="Charis SIL Regular" w:hAnsi="Charis SIL Regular" w:eastAsia="Charis SIL Regular"/>
-          <w:b w:val="0"/>
-          <w:i w:val="0"/>
-          <w:color w:val="0000FF"/>
-          <w:sz w:val="24"/>
-        </w:rPr>
-        <w:t xml:space="preserve">n </w:t>
       </w:r>
       <w:r>
         <w:rPr>
@@ -2987,7 +2994,7 @@
           <w:sz w:val="24"/>
           <w:u w:val="single"/>
         </w:rPr>
-        <w:hyperlink r:id="rId22" w:history="1">
+        <w:hyperlink r:id="rId21" w:history="1">
           <w:r>
             <w:rPr>
               <w:rStyle w:val="Hyperlink"/>
@@ -3033,7 +3040,7 @@
           <w:sz w:val="24"/>
           <w:u w:val="single"/>
         </w:rPr>
-        <w:hyperlink r:id="rId23" w:history="1">
+        <w:hyperlink r:id="rId21" w:history="1">
           <w:r>
             <w:rPr>
               <w:rStyle w:val="Hyperlink"/>
@@ -3062,7 +3069,7 @@
           <w:sz w:val="24"/>
           <w:u w:val="single"/>
         </w:rPr>
-        <w:hyperlink r:id="rId21" w:history="1">
+        <w:hyperlink r:id="rId23" w:history="1">
           <w:r>
             <w:rPr>
               <w:rStyle w:val="Hyperlink"/>

--- a/EXPORTS/DOCX/published/niveau3/Dutch/Bronbeek.docx
+++ b/EXPORTS/DOCX/published/niveau3/Dutch/Bronbeek.docx
@@ -1451,15 +1451,9 @@
           <w:i w:val="0"/>
           <w:color w:val="0000FF"/>
           <w:sz w:val="24"/>
+          <w:u w:val="single"/>
         </w:rPr>
-        <w:hyperlink r:id="rId15" w:history="1">
-          <w:r>
-            <w:rPr>
-              <w:rStyle w:val="Hyperlink"/>
-            </w:rPr>
-            <w:t>ë</w:t>
-          </w:r>
-        </w:hyperlink>
+        <w:t>ë</w:t>
       </w:r>
       <w:r>
         <w:rPr>
@@ -2994,7 +2988,7 @@
           <w:sz w:val="24"/>
           <w:u w:val="single"/>
         </w:rPr>
-        <w:hyperlink r:id="rId21" w:history="1">
+        <w:hyperlink r:id="rId22" w:history="1">
           <w:r>
             <w:rPr>
               <w:rStyle w:val="Hyperlink"/>
@@ -3023,13 +3017,21 @@
       </w:r>
       <w:r>
         <w:rPr>
+          <w:u w:val="single" w:color="0000ff"/>
           <w:rFonts w:ascii="Charis SIL Regular" w:hAnsi="Charis SIL Regular" w:eastAsia="Charis SIL Regular"/>
           <w:b w:val="0"/>
           <w:i w:val="0"/>
           <w:color w:val="000000"/>
           <w:sz w:val="24"/>
         </w:rPr>
-        <w:t xml:space="preserve">, </w:t>
+        <w:hyperlink r:id="rId21" w:history="1">
+          <w:r>
+            <w:rPr>
+              <w:rStyle w:val="Hyperlink"/>
+            </w:rPr>
+            <w:t xml:space="preserve">, </w:t>
+          </w:r>
+        </w:hyperlink>
       </w:r>
       <w:r>
         <w:rPr>
@@ -3087,7 +3089,7 @@
           <w:sz w:val="24"/>
           <w:u w:val="single"/>
         </w:rPr>
-        <w:hyperlink r:id="rId21" w:history="1">
+        <w:hyperlink r:id="rId23" w:history="1">
           <w:r>
             <w:rPr>
               <w:rStyle w:val="Hyperlink"/>

--- a/EXPORTS/DOCX/published/niveau3/Dutch/Bronbeek.docx
+++ b/EXPORTS/DOCX/published/niveau3/Dutch/Bronbeek.docx
@@ -458,7 +458,6 @@
       </w:r>
       <w:r>
         <w:rPr>
-          <w:u w:val="single" w:color="0000ff"/>
           <w:rFonts w:ascii="Charis SIL Regular" w:hAnsi="Charis SIL Regular" w:eastAsia="Charis SIL Regular"/>
           <w:b w:val="0"/>
           <w:i w:val="0"/>
@@ -1451,9 +1450,15 @@
           <w:i w:val="0"/>
           <w:color w:val="0000FF"/>
           <w:sz w:val="24"/>
-          <w:u w:val="single"/>
         </w:rPr>
-        <w:t>ë</w:t>
+        <w:hyperlink r:id="rId15" w:history="1">
+          <w:r>
+            <w:rPr>
+              <w:rStyle w:val="Hyperlink"/>
+            </w:rPr>
+            <w:t>ë</w:t>
+          </w:r>
+        </w:hyperlink>
       </w:r>
       <w:r>
         <w:rPr>
@@ -3017,21 +3022,13 @@
       </w:r>
       <w:r>
         <w:rPr>
-          <w:u w:val="single" w:color="0000ff"/>
           <w:rFonts w:ascii="Charis SIL Regular" w:hAnsi="Charis SIL Regular" w:eastAsia="Charis SIL Regular"/>
           <w:b w:val="0"/>
           <w:i w:val="0"/>
           <w:color w:val="000000"/>
           <w:sz w:val="24"/>
         </w:rPr>
-        <w:hyperlink r:id="rId21" w:history="1">
-          <w:r>
-            <w:rPr>
-              <w:rStyle w:val="Hyperlink"/>
-            </w:rPr>
-            <w:t xml:space="preserve">, </w:t>
-          </w:r>
-        </w:hyperlink>
+        <w:t xml:space="preserve">, </w:t>
       </w:r>
       <w:r>
         <w:rPr>
@@ -3042,7 +3039,7 @@
           <w:sz w:val="24"/>
           <w:u w:val="single"/>
         </w:rPr>
-        <w:hyperlink r:id="rId21" w:history="1">
+        <w:hyperlink r:id="rId23" w:history="1">
           <w:r>
             <w:rPr>
               <w:rStyle w:val="Hyperlink"/>

--- a/EXPORTS/DOCX/published/niveau3/Dutch/Bronbeek.docx
+++ b/EXPORTS/DOCX/published/niveau3/Dutch/Bronbeek.docx
@@ -458,6 +458,7 @@
       </w:r>
       <w:r>
         <w:rPr>
+          <w:u w:val="single" w:color="0000ff"/>
           <w:rFonts w:ascii="Charis SIL Regular" w:hAnsi="Charis SIL Regular" w:eastAsia="Charis SIL Regular"/>
           <w:b w:val="0"/>
           <w:i w:val="0"/>
@@ -3022,13 +3023,21 @@
       </w:r>
       <w:r>
         <w:rPr>
+          <w:u w:val="single" w:color="0000ff"/>
           <w:rFonts w:ascii="Charis SIL Regular" w:hAnsi="Charis SIL Regular" w:eastAsia="Charis SIL Regular"/>
           <w:b w:val="0"/>
           <w:i w:val="0"/>
           <w:color w:val="000000"/>
           <w:sz w:val="24"/>
         </w:rPr>
-        <w:t xml:space="preserve">, </w:t>
+        <w:hyperlink r:id="rId21" w:history="1">
+          <w:r>
+            <w:rPr>
+              <w:rStyle w:val="Hyperlink"/>
+            </w:rPr>
+            <w:t xml:space="preserve">, </w:t>
+          </w:r>
+        </w:hyperlink>
       </w:r>
       <w:r>
         <w:rPr>
@@ -3039,7 +3048,7 @@
           <w:sz w:val="24"/>
           <w:u w:val="single"/>
         </w:rPr>
-        <w:hyperlink r:id="rId23" w:history="1">
+        <w:hyperlink r:id="rId21" w:history="1">
           <w:r>
             <w:rPr>
               <w:rStyle w:val="Hyperlink"/>
@@ -3086,7 +3095,7 @@
           <w:sz w:val="24"/>
           <w:u w:val="single"/>
         </w:rPr>
-        <w:hyperlink r:id="rId23" w:history="1">
+        <w:hyperlink r:id="rId21" w:history="1">
           <w:r>
             <w:rPr>
               <w:rStyle w:val="Hyperlink"/>

--- a/EXPORTS/DOCX/published/niveau3/Dutch/Bronbeek.docx
+++ b/EXPORTS/DOCX/published/niveau3/Dutch/Bronbeek.docx
@@ -230,25 +230,7 @@
           <w:color w:val="000000"/>
           <w:sz w:val="24"/>
         </w:rPr>
-        <w:t>Nederl</w:t>
-      </w:r>
-      <w:r>
-        <w:rPr>
-          <w:u w:val="single" w:color="0000ff"/>
-          <w:rFonts w:ascii="Charis SIL Regular" w:hAnsi="Charis SIL Regular" w:eastAsia="Charis SIL Regular"/>
-          <w:b w:val="0"/>
-          <w:i w:val="0"/>
-          <w:color w:val="000000"/>
-          <w:sz w:val="24"/>
-        </w:rPr>
-        <w:hyperlink r:id="rId9" w:history="1">
-          <w:r>
-            <w:rPr>
-              <w:rStyle w:val="Hyperlink"/>
-            </w:rPr>
-            <w:t>andse S</w:t>
-          </w:r>
-        </w:hyperlink>
+        <w:t>Nederlandse S</w:t>
       </w:r>
       <w:r>
         <w:rPr>
@@ -458,7 +440,6 @@
       </w:r>
       <w:r>
         <w:rPr>
-          <w:u w:val="single" w:color="0000ff"/>
           <w:rFonts w:ascii="Charis SIL Regular" w:hAnsi="Charis SIL Regular" w:eastAsia="Charis SIL Regular"/>
           <w:b w:val="0"/>
           <w:i w:val="0"/>
@@ -1440,7 +1421,7 @@
             <w:rPr>
               <w:rStyle w:val="Hyperlink"/>
             </w:rPr>
-            <w:t>biografie</w:t>
+            <w:t>biografieë</w:t>
           </w:r>
         </w:hyperlink>
       </w:r>
@@ -1451,23 +1432,7 @@
           <w:i w:val="0"/>
           <w:color w:val="0000FF"/>
           <w:sz w:val="24"/>
-        </w:rPr>
-        <w:hyperlink r:id="rId15" w:history="1">
-          <w:r>
-            <w:rPr>
-              <w:rStyle w:val="Hyperlink"/>
-            </w:rPr>
-            <w:t>ë</w:t>
-          </w:r>
-        </w:hyperlink>
-      </w:r>
-      <w:r>
-        <w:rPr>
-          <w:rFonts w:ascii="Charis SIL Regular" w:hAnsi="Charis SIL Regular" w:eastAsia="Charis SIL Regular"/>
-          <w:b w:val="0"/>
-          <w:i w:val="0"/>
-          <w:color w:val="0000FF"/>
-          <w:sz w:val="24"/>
+          <w:u w:val="single"/>
         </w:rPr>
         <w:t>n</w:t>
       </w:r>
@@ -1554,9 +1519,19 @@
             <w:rPr>
               <w:rStyle w:val="Hyperlink"/>
             </w:rPr>
-            <w:t xml:space="preserve">in </w:t>
+            <w:t>i</w:t>
           </w:r>
         </w:hyperlink>
+      </w:r>
+      <w:r>
+        <w:rPr>
+          <w:rFonts w:ascii="Charis SIL Regular" w:hAnsi="Charis SIL Regular" w:eastAsia="Charis SIL Regular"/>
+          <w:b w:val="0"/>
+          <w:i w:val="0"/>
+          <w:color w:val="0000FF"/>
+          <w:sz w:val="24"/>
+        </w:rPr>
+        <w:t xml:space="preserve">n </w:t>
       </w:r>
       <w:r>
         <w:rPr>
@@ -3023,21 +2998,13 @@
       </w:r>
       <w:r>
         <w:rPr>
-          <w:u w:val="single" w:color="0000ff"/>
           <w:rFonts w:ascii="Charis SIL Regular" w:hAnsi="Charis SIL Regular" w:eastAsia="Charis SIL Regular"/>
           <w:b w:val="0"/>
           <w:i w:val="0"/>
           <w:color w:val="000000"/>
           <w:sz w:val="24"/>
         </w:rPr>
-        <w:hyperlink r:id="rId21" w:history="1">
-          <w:r>
-            <w:rPr>
-              <w:rStyle w:val="Hyperlink"/>
-            </w:rPr>
-            <w:t xml:space="preserve">, </w:t>
-          </w:r>
-        </w:hyperlink>
+        <w:t xml:space="preserve">, </w:t>
       </w:r>
       <w:r>
         <w:rPr>

--- a/EXPORTS/DOCX/published/niveau3/Dutch/Bronbeek.docx
+++ b/EXPORTS/DOCX/published/niveau3/Dutch/Bronbeek.docx
@@ -230,7 +230,25 @@
           <w:color w:val="000000"/>
           <w:sz w:val="24"/>
         </w:rPr>
-        <w:t>Nederlandse S</w:t>
+        <w:t>Nederl</w:t>
+      </w:r>
+      <w:r>
+        <w:rPr>
+          <w:u w:val="single" w:color="0000ff"/>
+          <w:rFonts w:ascii="Charis SIL Regular" w:hAnsi="Charis SIL Regular" w:eastAsia="Charis SIL Regular"/>
+          <w:b w:val="0"/>
+          <w:i w:val="0"/>
+          <w:color w:val="000000"/>
+          <w:sz w:val="24"/>
+        </w:rPr>
+        <w:hyperlink r:id="rId9" w:history="1">
+          <w:r>
+            <w:rPr>
+              <w:rStyle w:val="Hyperlink"/>
+            </w:rPr>
+            <w:t>andse S</w:t>
+          </w:r>
+        </w:hyperlink>
       </w:r>
       <w:r>
         <w:rPr>
@@ -440,6 +458,7 @@
       </w:r>
       <w:r>
         <w:rPr>
+          <w:u w:val="single" w:color="0000ff"/>
           <w:rFonts w:ascii="Charis SIL Regular" w:hAnsi="Charis SIL Regular" w:eastAsia="Charis SIL Regular"/>
           <w:b w:val="0"/>
           <w:i w:val="0"/>
@@ -1461,9 +1480,19 @@
             <w:rPr>
               <w:rStyle w:val="Hyperlink"/>
             </w:rPr>
-            <w:t>van</w:t>
+            <w:t>va</w:t>
           </w:r>
         </w:hyperlink>
+      </w:r>
+      <w:r>
+        <w:rPr>
+          <w:rFonts w:ascii="Charis SIL Regular" w:hAnsi="Charis SIL Regular" w:eastAsia="Charis SIL Regular"/>
+          <w:b w:val="0"/>
+          <w:i w:val="0"/>
+          <w:color w:val="0000FF"/>
+          <w:sz w:val="24"/>
+        </w:rPr>
+        <w:t>n</w:t>
       </w:r>
       <w:r>
         <w:rPr>
@@ -1519,19 +1548,9 @@
             <w:rPr>
               <w:rStyle w:val="Hyperlink"/>
             </w:rPr>
-            <w:t>i</w:t>
+            <w:t xml:space="preserve">in </w:t>
           </w:r>
         </w:hyperlink>
-      </w:r>
-      <w:r>
-        <w:rPr>
-          <w:rFonts w:ascii="Charis SIL Regular" w:hAnsi="Charis SIL Regular" w:eastAsia="Charis SIL Regular"/>
-          <w:b w:val="0"/>
-          <w:i w:val="0"/>
-          <w:color w:val="0000FF"/>
-          <w:sz w:val="24"/>
-        </w:rPr>
-        <w:t xml:space="preserve">n </w:t>
       </w:r>
       <w:r>
         <w:rPr>
@@ -1635,97 +1654,7 @@
           <w:color w:val="000000"/>
           <w:sz w:val="24"/>
         </w:rPr>
-        <w:t>. Hierin zijn verschillende publicati</w:t>
-      </w:r>
-      <w:r>
-        <w:rPr>
-          <w:u w:val="single" w:color="0000ff"/>
-          <w:rFonts w:ascii="Charis SIL Regular" w:hAnsi="Charis SIL Regular" w:eastAsia="Charis SIL Regular"/>
-          <w:b w:val="0"/>
-          <w:i w:val="0"/>
-          <w:color w:val="000000"/>
-          <w:sz w:val="24"/>
-        </w:rPr>
-        <w:hyperlink r:id="rId15" w:history="1">
-          <w:r>
-            <w:rPr>
-              <w:rStyle w:val="Hyperlink"/>
-            </w:rPr>
-            <w:t>es ov</w:t>
-          </w:r>
-        </w:hyperlink>
-      </w:r>
-      <w:r>
-        <w:rPr>
-          <w:u w:val="single" w:color="0000ff"/>
-          <w:rFonts w:ascii="Charis SIL Regular" w:hAnsi="Charis SIL Regular" w:eastAsia="Charis SIL Regular"/>
-          <w:b w:val="0"/>
-          <w:i w:val="0"/>
-          <w:color w:val="000000"/>
-          <w:sz w:val="24"/>
-        </w:rPr>
-        <w:hyperlink r:id="rId15" w:history="1">
-          <w:r>
-            <w:rPr>
-              <w:rStyle w:val="Hyperlink"/>
-            </w:rPr>
-            <w:t>e</w:t>
-          </w:r>
-        </w:hyperlink>
-      </w:r>
-      <w:r>
-        <w:rPr>
-          <w:u w:val="single" w:color="0000ff"/>
-          <w:rFonts w:ascii="Charis SIL Regular" w:hAnsi="Charis SIL Regular" w:eastAsia="Charis SIL Regular"/>
-          <w:b w:val="0"/>
-          <w:i w:val="0"/>
-          <w:color w:val="000000"/>
-          <w:sz w:val="24"/>
-        </w:rPr>
-        <w:hyperlink r:id="rId15" w:history="1">
-          <w:r>
-            <w:rPr>
-              <w:rStyle w:val="Hyperlink"/>
-            </w:rPr>
-            <w:t>r de Militai</w:t>
-          </w:r>
-        </w:hyperlink>
-      </w:r>
-      <w:r>
-        <w:rPr>
-          <w:u w:val="single" w:color="0000ff"/>
-          <w:rFonts w:ascii="Charis SIL Regular" w:hAnsi="Charis SIL Regular" w:eastAsia="Charis SIL Regular"/>
-          <w:b w:val="0"/>
-          <w:i w:val="0"/>
-          <w:color w:val="000000"/>
-          <w:sz w:val="24"/>
-        </w:rPr>
-        <w:hyperlink r:id="rId15" w:history="1">
-          <w:r>
-            <w:rPr>
-              <w:rStyle w:val="Hyperlink"/>
-            </w:rPr>
-            <w:t>r</w:t>
-          </w:r>
-        </w:hyperlink>
-      </w:r>
-      <w:r>
-        <w:rPr>
-          <w:u w:val="single" w:color="0000ff"/>
-          <w:rFonts w:ascii="Charis SIL Regular" w:hAnsi="Charis SIL Regular" w:eastAsia="Charis SIL Regular"/>
-          <w:b w:val="0"/>
-          <w:i w:val="0"/>
-          <w:color w:val="000000"/>
-          <w:sz w:val="24"/>
-        </w:rPr>
-        <w:hyperlink r:id="rId15" w:history="1">
-          <w:r>
-            <w:rPr>
-              <w:rStyle w:val="Hyperlink"/>
-            </w:rPr>
-            <w:t>e W</w:t>
-          </w:r>
-        </w:hyperlink>
+        <w:t>. Hierin zijn verschillende publicaties over de Militaire W</w:t>
       </w:r>
       <w:r>
         <w:rPr>
@@ -2998,13 +2927,21 @@
       </w:r>
       <w:r>
         <w:rPr>
+          <w:u w:val="single" w:color="0000ff"/>
           <w:rFonts w:ascii="Charis SIL Regular" w:hAnsi="Charis SIL Regular" w:eastAsia="Charis SIL Regular"/>
           <w:b w:val="0"/>
           <w:i w:val="0"/>
           <w:color w:val="000000"/>
           <w:sz w:val="24"/>
         </w:rPr>
-        <w:t xml:space="preserve">, </w:t>
+        <w:hyperlink r:id="rId21" w:history="1">
+          <w:r>
+            <w:rPr>
+              <w:rStyle w:val="Hyperlink"/>
+            </w:rPr>
+            <w:t xml:space="preserve">, </w:t>
+          </w:r>
+        </w:hyperlink>
       </w:r>
       <w:r>
         <w:rPr>
@@ -3062,7 +2999,7 @@
           <w:sz w:val="24"/>
           <w:u w:val="single"/>
         </w:rPr>
-        <w:hyperlink r:id="rId21" w:history="1">
+        <w:hyperlink r:id="rId23" w:history="1">
           <w:r>
             <w:rPr>
               <w:rStyle w:val="Hyperlink"/>

--- a/EXPORTS/DOCX/published/niveau3/Dutch/Bronbeek.docx
+++ b/EXPORTS/DOCX/published/niveau3/Dutch/Bronbeek.docx
@@ -458,7 +458,6 @@
       </w:r>
       <w:r>
         <w:rPr>
-          <w:u w:val="single" w:color="0000ff"/>
           <w:rFonts w:ascii="Charis SIL Regular" w:hAnsi="Charis SIL Regular" w:eastAsia="Charis SIL Regular"/>
           <w:b w:val="0"/>
           <w:i w:val="0"/>
@@ -2898,7 +2897,7 @@
           <w:sz w:val="24"/>
           <w:u w:val="single"/>
         </w:rPr>
-        <w:hyperlink r:id="rId22" w:history="1">
+        <w:hyperlink r:id="rId21" w:history="1">
           <w:r>
             <w:rPr>
               <w:rStyle w:val="Hyperlink"/>
@@ -2927,21 +2926,13 @@
       </w:r>
       <w:r>
         <w:rPr>
-          <w:u w:val="single" w:color="0000ff"/>
           <w:rFonts w:ascii="Charis SIL Regular" w:hAnsi="Charis SIL Regular" w:eastAsia="Charis SIL Regular"/>
           <w:b w:val="0"/>
           <w:i w:val="0"/>
           <w:color w:val="000000"/>
           <w:sz w:val="24"/>
         </w:rPr>
-        <w:hyperlink r:id="rId21" w:history="1">
-          <w:r>
-            <w:rPr>
-              <w:rStyle w:val="Hyperlink"/>
-            </w:rPr>
-            <w:t xml:space="preserve">, </w:t>
-          </w:r>
-        </w:hyperlink>
+        <w:t xml:space="preserve">, </w:t>
       </w:r>
       <w:r>
         <w:rPr>
@@ -2952,7 +2943,7 @@
           <w:sz w:val="24"/>
           <w:u w:val="single"/>
         </w:rPr>
-        <w:hyperlink r:id="rId21" w:history="1">
+        <w:hyperlink r:id="rId23" w:history="1">
           <w:r>
             <w:rPr>
               <w:rStyle w:val="Hyperlink"/>
@@ -2999,7 +2990,7 @@
           <w:sz w:val="24"/>
           <w:u w:val="single"/>
         </w:rPr>
-        <w:hyperlink r:id="rId23" w:history="1">
+        <w:hyperlink r:id="rId21" w:history="1">
           <w:r>
             <w:rPr>
               <w:rStyle w:val="Hyperlink"/>

--- a/EXPORTS/DOCX/published/niveau3/Dutch/Bronbeek.docx
+++ b/EXPORTS/DOCX/published/niveau3/Dutch/Bronbeek.docx
@@ -458,6 +458,7 @@
       </w:r>
       <w:r>
         <w:rPr>
+          <w:u w:val="single" w:color="0000ff"/>
           <w:rFonts w:ascii="Charis SIL Regular" w:hAnsi="Charis SIL Regular" w:eastAsia="Charis SIL Regular"/>
           <w:b w:val="0"/>
           <w:i w:val="0"/>
@@ -1439,7 +1440,7 @@
             <w:rPr>
               <w:rStyle w:val="Hyperlink"/>
             </w:rPr>
-            <w:t>biografieë</w:t>
+            <w:t>biografie</w:t>
           </w:r>
         </w:hyperlink>
       </w:r>
@@ -1450,7 +1451,23 @@
           <w:i w:val="0"/>
           <w:color w:val="0000FF"/>
           <w:sz w:val="24"/>
-          <w:u w:val="single"/>
+        </w:rPr>
+        <w:hyperlink r:id="rId15" w:history="1">
+          <w:r>
+            <w:rPr>
+              <w:rStyle w:val="Hyperlink"/>
+            </w:rPr>
+            <w:t>ë</w:t>
+          </w:r>
+        </w:hyperlink>
+      </w:r>
+      <w:r>
+        <w:rPr>
+          <w:rFonts w:ascii="Charis SIL Regular" w:hAnsi="Charis SIL Regular" w:eastAsia="Charis SIL Regular"/>
+          <w:b w:val="0"/>
+          <w:i w:val="0"/>
+          <w:color w:val="0000FF"/>
+          <w:sz w:val="24"/>
         </w:rPr>
         <w:t>n</w:t>
       </w:r>
@@ -1479,19 +1496,9 @@
             <w:rPr>
               <w:rStyle w:val="Hyperlink"/>
             </w:rPr>
-            <w:t>va</w:t>
+            <w:t>van</w:t>
           </w:r>
         </w:hyperlink>
-      </w:r>
-      <w:r>
-        <w:rPr>
-          <w:rFonts w:ascii="Charis SIL Regular" w:hAnsi="Charis SIL Regular" w:eastAsia="Charis SIL Regular"/>
-          <w:b w:val="0"/>
-          <w:i w:val="0"/>
-          <w:color w:val="0000FF"/>
-          <w:sz w:val="24"/>
-        </w:rPr>
-        <w:t>n</w:t>
       </w:r>
       <w:r>
         <w:rPr>
@@ -1653,7 +1660,97 @@
           <w:color w:val="000000"/>
           <w:sz w:val="24"/>
         </w:rPr>
-        <w:t>. Hierin zijn verschillende publicaties over de Militaire W</w:t>
+        <w:t>. Hierin zijn verschillende publicati</w:t>
+      </w:r>
+      <w:r>
+        <w:rPr>
+          <w:u w:val="single" w:color="0000ff"/>
+          <w:rFonts w:ascii="Charis SIL Regular" w:hAnsi="Charis SIL Regular" w:eastAsia="Charis SIL Regular"/>
+          <w:b w:val="0"/>
+          <w:i w:val="0"/>
+          <w:color w:val="000000"/>
+          <w:sz w:val="24"/>
+        </w:rPr>
+        <w:hyperlink r:id="rId15" w:history="1">
+          <w:r>
+            <w:rPr>
+              <w:rStyle w:val="Hyperlink"/>
+            </w:rPr>
+            <w:t>es ov</w:t>
+          </w:r>
+        </w:hyperlink>
+      </w:r>
+      <w:r>
+        <w:rPr>
+          <w:u w:val="single" w:color="0000ff"/>
+          <w:rFonts w:ascii="Charis SIL Regular" w:hAnsi="Charis SIL Regular" w:eastAsia="Charis SIL Regular"/>
+          <w:b w:val="0"/>
+          <w:i w:val="0"/>
+          <w:color w:val="000000"/>
+          <w:sz w:val="24"/>
+        </w:rPr>
+        <w:hyperlink r:id="rId15" w:history="1">
+          <w:r>
+            <w:rPr>
+              <w:rStyle w:val="Hyperlink"/>
+            </w:rPr>
+            <w:t>e</w:t>
+          </w:r>
+        </w:hyperlink>
+      </w:r>
+      <w:r>
+        <w:rPr>
+          <w:u w:val="single" w:color="0000ff"/>
+          <w:rFonts w:ascii="Charis SIL Regular" w:hAnsi="Charis SIL Regular" w:eastAsia="Charis SIL Regular"/>
+          <w:b w:val="0"/>
+          <w:i w:val="0"/>
+          <w:color w:val="000000"/>
+          <w:sz w:val="24"/>
+        </w:rPr>
+        <w:hyperlink r:id="rId15" w:history="1">
+          <w:r>
+            <w:rPr>
+              <w:rStyle w:val="Hyperlink"/>
+            </w:rPr>
+            <w:t>r de Militai</w:t>
+          </w:r>
+        </w:hyperlink>
+      </w:r>
+      <w:r>
+        <w:rPr>
+          <w:u w:val="single" w:color="0000ff"/>
+          <w:rFonts w:ascii="Charis SIL Regular" w:hAnsi="Charis SIL Regular" w:eastAsia="Charis SIL Regular"/>
+          <w:b w:val="0"/>
+          <w:i w:val="0"/>
+          <w:color w:val="000000"/>
+          <w:sz w:val="24"/>
+        </w:rPr>
+        <w:hyperlink r:id="rId15" w:history="1">
+          <w:r>
+            <w:rPr>
+              <w:rStyle w:val="Hyperlink"/>
+            </w:rPr>
+            <w:t>r</w:t>
+          </w:r>
+        </w:hyperlink>
+      </w:r>
+      <w:r>
+        <w:rPr>
+          <w:u w:val="single" w:color="0000ff"/>
+          <w:rFonts w:ascii="Charis SIL Regular" w:hAnsi="Charis SIL Regular" w:eastAsia="Charis SIL Regular"/>
+          <w:b w:val="0"/>
+          <w:i w:val="0"/>
+          <w:color w:val="000000"/>
+          <w:sz w:val="24"/>
+        </w:rPr>
+        <w:hyperlink r:id="rId15" w:history="1">
+          <w:r>
+            <w:rPr>
+              <w:rStyle w:val="Hyperlink"/>
+            </w:rPr>
+            <w:t>e W</w:t>
+          </w:r>
+        </w:hyperlink>
       </w:r>
       <w:r>
         <w:rPr>
@@ -2915,7 +3012,7 @@
           <w:sz w:val="24"/>
           <w:u w:val="single"/>
         </w:rPr>
-        <w:hyperlink r:id="rId22" w:history="1">
+        <w:hyperlink r:id="rId21" w:history="1">
           <w:r>
             <w:rPr>
               <w:rStyle w:val="Hyperlink"/>
@@ -2926,13 +3023,21 @@
       </w:r>
       <w:r>
         <w:rPr>
+          <w:u w:val="single" w:color="0000ff"/>
           <w:rFonts w:ascii="Charis SIL Regular" w:hAnsi="Charis SIL Regular" w:eastAsia="Charis SIL Regular"/>
           <w:b w:val="0"/>
           <w:i w:val="0"/>
           <w:color w:val="000000"/>
           <w:sz w:val="24"/>
         </w:rPr>
-        <w:t xml:space="preserve">, </w:t>
+        <w:hyperlink r:id="rId21" w:history="1">
+          <w:r>
+            <w:rPr>
+              <w:rStyle w:val="Hyperlink"/>
+            </w:rPr>
+            <w:t xml:space="preserve">, </w:t>
+          </w:r>
+        </w:hyperlink>
       </w:r>
       <w:r>
         <w:rPr>
@@ -2943,7 +3048,7 @@
           <w:sz w:val="24"/>
           <w:u w:val="single"/>
         </w:rPr>
-        <w:hyperlink r:id="rId23" w:history="1">
+        <w:hyperlink r:id="rId21" w:history="1">
           <w:r>
             <w:rPr>
               <w:rStyle w:val="Hyperlink"/>
@@ -2972,7 +3077,7 @@
           <w:sz w:val="24"/>
           <w:u w:val="single"/>
         </w:rPr>
-        <w:hyperlink r:id="rId23" w:history="1">
+        <w:hyperlink r:id="rId21" w:history="1">
           <w:r>
             <w:rPr>
               <w:rStyle w:val="Hyperlink"/>
@@ -2990,7 +3095,7 @@
           <w:sz w:val="24"/>
           <w:u w:val="single"/>
         </w:rPr>
-        <w:hyperlink r:id="rId21" w:history="1">
+        <w:hyperlink r:id="rId23" w:history="1">
           <w:r>
             <w:rPr>
               <w:rStyle w:val="Hyperlink"/>

--- a/EXPORTS/DOCX/published/niveau3/Dutch/Bronbeek.docx
+++ b/EXPORTS/DOCX/published/niveau3/Dutch/Bronbeek.docx
@@ -447,25 +447,7 @@
           <w:color w:val="000000"/>
           <w:sz w:val="24"/>
         </w:rPr>
-        <w:hyperlink r:id="rId10" w:history="1">
-          <w:r>
-            <w:rPr>
-              <w:rStyle w:val="Hyperlink"/>
-            </w:rPr>
-            <w:t xml:space="preserve">teld voor </w:t>
-          </w:r>
-        </w:hyperlink>
-      </w:r>
-      <w:r>
-        <w:rPr>
-          <w:u w:val="single" w:color="0000ff"/>
-          <w:rFonts w:ascii="Charis SIL Regular" w:hAnsi="Charis SIL Regular" w:eastAsia="Charis SIL Regular"/>
-          <w:b w:val="0"/>
-          <w:i w:val="0"/>
-          <w:color w:val="000000"/>
-          <w:sz w:val="24"/>
-        </w:rPr>
-        <w:t>m</w:t>
+        <w:t>teld voor m</w:t>
       </w:r>
       <w:r>
         <w:rPr>
@@ -1435,14 +1417,7 @@
           <w:sz w:val="24"/>
           <w:u w:val="single"/>
         </w:rPr>
-        <w:hyperlink r:id="rId15" w:history="1">
-          <w:r>
-            <w:rPr>
-              <w:rStyle w:val="Hyperlink"/>
-            </w:rPr>
-            <w:t>biografie</w:t>
-          </w:r>
-        </w:hyperlink>
+        <w:t>biografieën</w:t>
       </w:r>
       <w:r>
         <w:rPr>
@@ -1451,34 +1426,6 @@
           <w:i w:val="0"/>
           <w:color w:val="0000FF"/>
           <w:sz w:val="24"/>
-        </w:rPr>
-        <w:hyperlink r:id="rId15" w:history="1">
-          <w:r>
-            <w:rPr>
-              <w:rStyle w:val="Hyperlink"/>
-            </w:rPr>
-            <w:t>ë</w:t>
-          </w:r>
-        </w:hyperlink>
-      </w:r>
-      <w:r>
-        <w:rPr>
-          <w:rFonts w:ascii="Charis SIL Regular" w:hAnsi="Charis SIL Regular" w:eastAsia="Charis SIL Regular"/>
-          <w:b w:val="0"/>
-          <w:i w:val="0"/>
-          <w:color w:val="0000FF"/>
-          <w:sz w:val="24"/>
-        </w:rPr>
-        <w:t>n</w:t>
-      </w:r>
-      <w:r>
-        <w:rPr>
-          <w:rFonts w:ascii="Charis SIL Regular" w:hAnsi="Charis SIL Regular" w:eastAsia="Charis SIL Regular"/>
-          <w:b w:val="0"/>
-          <w:i w:val="0"/>
-          <w:color w:val="0000FF"/>
-          <w:sz w:val="24"/>
-          <w:u w:val="single"/>
         </w:rPr>
         <w:t xml:space="preserve"> </w:t>
       </w:r>
@@ -1660,97 +1607,7 @@
           <w:color w:val="000000"/>
           <w:sz w:val="24"/>
         </w:rPr>
-        <w:t>. Hierin zijn verschillende publicati</w:t>
-      </w:r>
-      <w:r>
-        <w:rPr>
-          <w:u w:val="single" w:color="0000ff"/>
-          <w:rFonts w:ascii="Charis SIL Regular" w:hAnsi="Charis SIL Regular" w:eastAsia="Charis SIL Regular"/>
-          <w:b w:val="0"/>
-          <w:i w:val="0"/>
-          <w:color w:val="000000"/>
-          <w:sz w:val="24"/>
-        </w:rPr>
-        <w:hyperlink r:id="rId15" w:history="1">
-          <w:r>
-            <w:rPr>
-              <w:rStyle w:val="Hyperlink"/>
-            </w:rPr>
-            <w:t>es ov</w:t>
-          </w:r>
-        </w:hyperlink>
-      </w:r>
-      <w:r>
-        <w:rPr>
-          <w:u w:val="single" w:color="0000ff"/>
-          <w:rFonts w:ascii="Charis SIL Regular" w:hAnsi="Charis SIL Regular" w:eastAsia="Charis SIL Regular"/>
-          <w:b w:val="0"/>
-          <w:i w:val="0"/>
-          <w:color w:val="000000"/>
-          <w:sz w:val="24"/>
-        </w:rPr>
-        <w:hyperlink r:id="rId15" w:history="1">
-          <w:r>
-            <w:rPr>
-              <w:rStyle w:val="Hyperlink"/>
-            </w:rPr>
-            <w:t>e</w:t>
-          </w:r>
-        </w:hyperlink>
-      </w:r>
-      <w:r>
-        <w:rPr>
-          <w:u w:val="single" w:color="0000ff"/>
-          <w:rFonts w:ascii="Charis SIL Regular" w:hAnsi="Charis SIL Regular" w:eastAsia="Charis SIL Regular"/>
-          <w:b w:val="0"/>
-          <w:i w:val="0"/>
-          <w:color w:val="000000"/>
-          <w:sz w:val="24"/>
-        </w:rPr>
-        <w:hyperlink r:id="rId15" w:history="1">
-          <w:r>
-            <w:rPr>
-              <w:rStyle w:val="Hyperlink"/>
-            </w:rPr>
-            <w:t>r de Militai</w:t>
-          </w:r>
-        </w:hyperlink>
-      </w:r>
-      <w:r>
-        <w:rPr>
-          <w:u w:val="single" w:color="0000ff"/>
-          <w:rFonts w:ascii="Charis SIL Regular" w:hAnsi="Charis SIL Regular" w:eastAsia="Charis SIL Regular"/>
-          <w:b w:val="0"/>
-          <w:i w:val="0"/>
-          <w:color w:val="000000"/>
-          <w:sz w:val="24"/>
-        </w:rPr>
-        <w:hyperlink r:id="rId15" w:history="1">
-          <w:r>
-            <w:rPr>
-              <w:rStyle w:val="Hyperlink"/>
-            </w:rPr>
-            <w:t>r</w:t>
-          </w:r>
-        </w:hyperlink>
-      </w:r>
-      <w:r>
-        <w:rPr>
-          <w:u w:val="single" w:color="0000ff"/>
-          <w:rFonts w:ascii="Charis SIL Regular" w:hAnsi="Charis SIL Regular" w:eastAsia="Charis SIL Regular"/>
-          <w:b w:val="0"/>
-          <w:i w:val="0"/>
-          <w:color w:val="000000"/>
-          <w:sz w:val="24"/>
-        </w:rPr>
-        <w:hyperlink r:id="rId15" w:history="1">
-          <w:r>
-            <w:rPr>
-              <w:rStyle w:val="Hyperlink"/>
-            </w:rPr>
-            <w:t>e W</w:t>
-          </w:r>
-        </w:hyperlink>
+        <w:t>. Hierin zijn verschillende publicaties over de Militaire W</w:t>
       </w:r>
       <w:r>
         <w:rPr>
@@ -2994,7 +2851,7 @@
           <w:sz w:val="24"/>
           <w:u w:val="single"/>
         </w:rPr>
-        <w:hyperlink r:id="rId21" w:history="1">
+        <w:hyperlink r:id="rId22" w:history="1">
           <w:r>
             <w:rPr>
               <w:rStyle w:val="Hyperlink"/>
@@ -3012,7 +2869,7 @@
           <w:sz w:val="24"/>
           <w:u w:val="single"/>
         </w:rPr>
-        <w:hyperlink r:id="rId21" w:history="1">
+        <w:hyperlink r:id="rId22" w:history="1">
           <w:r>
             <w:rPr>
               <w:rStyle w:val="Hyperlink"/>
@@ -3048,7 +2905,7 @@
           <w:sz w:val="24"/>
           <w:u w:val="single"/>
         </w:rPr>
-        <w:hyperlink r:id="rId21" w:history="1">
+        <w:hyperlink r:id="rId23" w:history="1">
           <w:r>
             <w:rPr>
               <w:rStyle w:val="Hyperlink"/>
@@ -3095,7 +2952,7 @@
           <w:sz w:val="24"/>
           <w:u w:val="single"/>
         </w:rPr>
-        <w:hyperlink r:id="rId23" w:history="1">
+        <w:hyperlink r:id="rId21" w:history="1">
           <w:r>
             <w:rPr>
               <w:rStyle w:val="Hyperlink"/>

--- a/EXPORTS/DOCX/published/niveau3/Dutch/Bronbeek.docx
+++ b/EXPORTS/DOCX/published/niveau3/Dutch/Bronbeek.docx
@@ -447,7 +447,24 @@
           <w:color w:val="000000"/>
           <w:sz w:val="24"/>
         </w:rPr>
-        <w:t>teld voor m</w:t>
+        <w:hyperlink r:id="rId10" w:history="1">
+          <w:r>
+            <w:rPr>
+              <w:rStyle w:val="Hyperlink"/>
+            </w:rPr>
+            <w:t xml:space="preserve">teld voor </w:t>
+          </w:r>
+        </w:hyperlink>
+      </w:r>
+      <w:r>
+        <w:rPr>
+          <w:rFonts w:ascii="Charis SIL Regular" w:hAnsi="Charis SIL Regular" w:eastAsia="Charis SIL Regular"/>
+          <w:b w:val="0"/>
+          <w:i w:val="0"/>
+          <w:color w:val="000000"/>
+          <w:sz w:val="24"/>
+        </w:rPr>
+        <w:t>m</w:t>
       </w:r>
       <w:r>
         <w:rPr>
@@ -1417,7 +1434,14 @@
           <w:sz w:val="24"/>
           <w:u w:val="single"/>
         </w:rPr>
-        <w:t>biografieën</w:t>
+        <w:hyperlink r:id="rId15" w:history="1">
+          <w:r>
+            <w:rPr>
+              <w:rStyle w:val="Hyperlink"/>
+            </w:rPr>
+            <w:t>biografie</w:t>
+          </w:r>
+        </w:hyperlink>
       </w:r>
       <w:r>
         <w:rPr>
@@ -1426,6 +1450,34 @@
           <w:i w:val="0"/>
           <w:color w:val="0000FF"/>
           <w:sz w:val="24"/>
+        </w:rPr>
+        <w:hyperlink r:id="rId15" w:history="1">
+          <w:r>
+            <w:rPr>
+              <w:rStyle w:val="Hyperlink"/>
+            </w:rPr>
+            <w:t>ë</w:t>
+          </w:r>
+        </w:hyperlink>
+      </w:r>
+      <w:r>
+        <w:rPr>
+          <w:rFonts w:ascii="Charis SIL Regular" w:hAnsi="Charis SIL Regular" w:eastAsia="Charis SIL Regular"/>
+          <w:b w:val="0"/>
+          <w:i w:val="0"/>
+          <w:color w:val="0000FF"/>
+          <w:sz w:val="24"/>
+        </w:rPr>
+        <w:t>n</w:t>
+      </w:r>
+      <w:r>
+        <w:rPr>
+          <w:rFonts w:ascii="Charis SIL Regular" w:hAnsi="Charis SIL Regular" w:eastAsia="Charis SIL Regular"/>
+          <w:b w:val="0"/>
+          <w:i w:val="0"/>
+          <w:color w:val="0000FF"/>
+          <w:sz w:val="24"/>
+          <w:u w:val="single"/>
         </w:rPr>
         <w:t xml:space="preserve"> </w:t>
       </w:r>
@@ -1607,7 +1659,97 @@
           <w:color w:val="000000"/>
           <w:sz w:val="24"/>
         </w:rPr>
-        <w:t>. Hierin zijn verschillende publicaties over de Militaire W</w:t>
+        <w:t>. Hierin zijn verschillende publicati</w:t>
+      </w:r>
+      <w:r>
+        <w:rPr>
+          <w:u w:val="single" w:color="0000ff"/>
+          <w:rFonts w:ascii="Charis SIL Regular" w:hAnsi="Charis SIL Regular" w:eastAsia="Charis SIL Regular"/>
+          <w:b w:val="0"/>
+          <w:i w:val="0"/>
+          <w:color w:val="000000"/>
+          <w:sz w:val="24"/>
+        </w:rPr>
+        <w:hyperlink r:id="rId15" w:history="1">
+          <w:r>
+            <w:rPr>
+              <w:rStyle w:val="Hyperlink"/>
+            </w:rPr>
+            <w:t>es ov</w:t>
+          </w:r>
+        </w:hyperlink>
+      </w:r>
+      <w:r>
+        <w:rPr>
+          <w:u w:val="single" w:color="0000ff"/>
+          <w:rFonts w:ascii="Charis SIL Regular" w:hAnsi="Charis SIL Regular" w:eastAsia="Charis SIL Regular"/>
+          <w:b w:val="0"/>
+          <w:i w:val="0"/>
+          <w:color w:val="000000"/>
+          <w:sz w:val="24"/>
+        </w:rPr>
+        <w:hyperlink r:id="rId15" w:history="1">
+          <w:r>
+            <w:rPr>
+              <w:rStyle w:val="Hyperlink"/>
+            </w:rPr>
+            <w:t>e</w:t>
+          </w:r>
+        </w:hyperlink>
+      </w:r>
+      <w:r>
+        <w:rPr>
+          <w:u w:val="single" w:color="0000ff"/>
+          <w:rFonts w:ascii="Charis SIL Regular" w:hAnsi="Charis SIL Regular" w:eastAsia="Charis SIL Regular"/>
+          <w:b w:val="0"/>
+          <w:i w:val="0"/>
+          <w:color w:val="000000"/>
+          <w:sz w:val="24"/>
+        </w:rPr>
+        <w:hyperlink r:id="rId15" w:history="1">
+          <w:r>
+            <w:rPr>
+              <w:rStyle w:val="Hyperlink"/>
+            </w:rPr>
+            <w:t>r de Militai</w:t>
+          </w:r>
+        </w:hyperlink>
+      </w:r>
+      <w:r>
+        <w:rPr>
+          <w:u w:val="single" w:color="0000ff"/>
+          <w:rFonts w:ascii="Charis SIL Regular" w:hAnsi="Charis SIL Regular" w:eastAsia="Charis SIL Regular"/>
+          <w:b w:val="0"/>
+          <w:i w:val="0"/>
+          <w:color w:val="000000"/>
+          <w:sz w:val="24"/>
+        </w:rPr>
+        <w:hyperlink r:id="rId15" w:history="1">
+          <w:r>
+            <w:rPr>
+              <w:rStyle w:val="Hyperlink"/>
+            </w:rPr>
+            <w:t>r</w:t>
+          </w:r>
+        </w:hyperlink>
+      </w:r>
+      <w:r>
+        <w:rPr>
+          <w:u w:val="single" w:color="0000ff"/>
+          <w:rFonts w:ascii="Charis SIL Regular" w:hAnsi="Charis SIL Regular" w:eastAsia="Charis SIL Regular"/>
+          <w:b w:val="0"/>
+          <w:i w:val="0"/>
+          <w:color w:val="000000"/>
+          <w:sz w:val="24"/>
+        </w:rPr>
+        <w:hyperlink r:id="rId15" w:history="1">
+          <w:r>
+            <w:rPr>
+              <w:rStyle w:val="Hyperlink"/>
+            </w:rPr>
+            <w:t>e W</w:t>
+          </w:r>
+        </w:hyperlink>
       </w:r>
       <w:r>
         <w:rPr>
@@ -2851,7 +2993,7 @@
           <w:sz w:val="24"/>
           <w:u w:val="single"/>
         </w:rPr>
-        <w:hyperlink r:id="rId22" w:history="1">
+        <w:hyperlink r:id="rId21" w:history="1">
           <w:r>
             <w:rPr>
               <w:rStyle w:val="Hyperlink"/>
@@ -2887,14 +3029,7 @@
           <w:color w:val="000000"/>
           <w:sz w:val="24"/>
         </w:rPr>
-        <w:hyperlink r:id="rId21" w:history="1">
-          <w:r>
-            <w:rPr>
-              <w:rStyle w:val="Hyperlink"/>
-            </w:rPr>
-            <w:t xml:space="preserve">, </w:t>
-          </w:r>
-        </w:hyperlink>
+        <w:t xml:space="preserve">, </w:t>
       </w:r>
       <w:r>
         <w:rPr>
@@ -2934,7 +3069,7 @@
           <w:sz w:val="24"/>
           <w:u w:val="single"/>
         </w:rPr>
-        <w:hyperlink r:id="rId21" w:history="1">
+        <w:hyperlink r:id="rId23" w:history="1">
           <w:r>
             <w:rPr>
               <w:rStyle w:val="Hyperlink"/>

--- a/EXPORTS/DOCX/published/niveau3/Dutch/Bronbeek.docx
+++ b/EXPORTS/DOCX/published/niveau3/Dutch/Bronbeek.docx
@@ -230,25 +230,7 @@
           <w:color w:val="000000"/>
           <w:sz w:val="24"/>
         </w:rPr>
-        <w:t>Nederl</w:t>
-      </w:r>
-      <w:r>
-        <w:rPr>
-          <w:u w:val="single" w:color="0000ff"/>
-          <w:rFonts w:ascii="Charis SIL Regular" w:hAnsi="Charis SIL Regular" w:eastAsia="Charis SIL Regular"/>
-          <w:b w:val="0"/>
-          <w:i w:val="0"/>
-          <w:color w:val="000000"/>
-          <w:sz w:val="24"/>
-        </w:rPr>
-        <w:hyperlink r:id="rId9" w:history="1">
-          <w:r>
-            <w:rPr>
-              <w:rStyle w:val="Hyperlink"/>
-            </w:rPr>
-            <w:t>andse S</w:t>
-          </w:r>
-        </w:hyperlink>
+        <w:t>Nederlandse S</w:t>
       </w:r>
       <w:r>
         <w:rPr>
@@ -1439,7 +1421,7 @@
             <w:rPr>
               <w:rStyle w:val="Hyperlink"/>
             </w:rPr>
-            <w:t>biografie</w:t>
+            <w:t>biografieë</w:t>
           </w:r>
         </w:hyperlink>
       </w:r>
@@ -1450,23 +1432,7 @@
           <w:i w:val="0"/>
           <w:color w:val="0000FF"/>
           <w:sz w:val="24"/>
-        </w:rPr>
-        <w:hyperlink r:id="rId15" w:history="1">
-          <w:r>
-            <w:rPr>
-              <w:rStyle w:val="Hyperlink"/>
-            </w:rPr>
-            <w:t>ë</w:t>
-          </w:r>
-        </w:hyperlink>
-      </w:r>
-      <w:r>
-        <w:rPr>
-          <w:rFonts w:ascii="Charis SIL Regular" w:hAnsi="Charis SIL Regular" w:eastAsia="Charis SIL Regular"/>
-          <w:b w:val="0"/>
-          <w:i w:val="0"/>
-          <w:color w:val="0000FF"/>
-          <w:sz w:val="24"/>
+          <w:u w:val="single"/>
         </w:rPr>
         <w:t>n</w:t>
       </w:r>
@@ -1553,9 +1519,19 @@
             <w:rPr>
               <w:rStyle w:val="Hyperlink"/>
             </w:rPr>
-            <w:t xml:space="preserve">in </w:t>
+            <w:t>i</w:t>
           </w:r>
         </w:hyperlink>
+      </w:r>
+      <w:r>
+        <w:rPr>
+          <w:rFonts w:ascii="Charis SIL Regular" w:hAnsi="Charis SIL Regular" w:eastAsia="Charis SIL Regular"/>
+          <w:b w:val="0"/>
+          <w:i w:val="0"/>
+          <w:color w:val="0000FF"/>
+          <w:sz w:val="24"/>
+        </w:rPr>
+        <w:t xml:space="preserve">n </w:t>
       </w:r>
       <w:r>
         <w:rPr>
@@ -3022,7 +2998,6 @@
       </w:r>
       <w:r>
         <w:rPr>
-          <w:u w:val="single" w:color="0000ff"/>
           <w:rFonts w:ascii="Charis SIL Regular" w:hAnsi="Charis SIL Regular" w:eastAsia="Charis SIL Regular"/>
           <w:b w:val="0"/>
           <w:i w:val="0"/>

--- a/EXPORTS/DOCX/published/niveau3/Dutch/Bronbeek.docx
+++ b/EXPORTS/DOCX/published/niveau3/Dutch/Bronbeek.docx
@@ -230,7 +230,25 @@
           <w:color w:val="000000"/>
           <w:sz w:val="24"/>
         </w:rPr>
-        <w:t>Nederlandse S</w:t>
+        <w:t>Nederl</w:t>
+      </w:r>
+      <w:r>
+        <w:rPr>
+          <w:u w:val="single" w:color="0000ff"/>
+          <w:rFonts w:ascii="Charis SIL Regular" w:hAnsi="Charis SIL Regular" w:eastAsia="Charis SIL Regular"/>
+          <w:b w:val="0"/>
+          <w:i w:val="0"/>
+          <w:color w:val="000000"/>
+          <w:sz w:val="24"/>
+        </w:rPr>
+        <w:hyperlink r:id="rId9" w:history="1">
+          <w:r>
+            <w:rPr>
+              <w:rStyle w:val="Hyperlink"/>
+            </w:rPr>
+            <w:t>andse S</w:t>
+          </w:r>
+        </w:hyperlink>
       </w:r>
       <w:r>
         <w:rPr>
@@ -418,35 +436,7 @@
           <w:color w:val="000000"/>
           <w:sz w:val="24"/>
         </w:rPr>
-        <w:t>het tehuis ook openges</w:t>
-      </w:r>
-      <w:r>
-        <w:rPr>
-          <w:u w:val="single" w:color="0000ff"/>
-          <w:rFonts w:ascii="Charis SIL Regular" w:hAnsi="Charis SIL Regular" w:eastAsia="Charis SIL Regular"/>
-          <w:b w:val="0"/>
-          <w:i w:val="0"/>
-          <w:color w:val="000000"/>
-          <w:sz w:val="24"/>
-        </w:rPr>
-        <w:hyperlink r:id="rId10" w:history="1">
-          <w:r>
-            <w:rPr>
-              <w:rStyle w:val="Hyperlink"/>
-            </w:rPr>
-            <w:t xml:space="preserve">teld voor </w:t>
-          </w:r>
-        </w:hyperlink>
-      </w:r>
-      <w:r>
-        <w:rPr>
-          <w:rFonts w:ascii="Charis SIL Regular" w:hAnsi="Charis SIL Regular" w:eastAsia="Charis SIL Regular"/>
-          <w:b w:val="0"/>
-          <w:i w:val="0"/>
-          <w:color w:val="000000"/>
-          <w:sz w:val="24"/>
-        </w:rPr>
-        <w:t>m</w:t>
+        <w:t>het tehuis ook opengesteld voor m</w:t>
       </w:r>
       <w:r>
         <w:rPr>
@@ -1421,7 +1411,7 @@
             <w:rPr>
               <w:rStyle w:val="Hyperlink"/>
             </w:rPr>
-            <w:t>biografieë</w:t>
+            <w:t>biografie</w:t>
           </w:r>
         </w:hyperlink>
       </w:r>
@@ -1432,7 +1422,23 @@
           <w:i w:val="0"/>
           <w:color w:val="0000FF"/>
           <w:sz w:val="24"/>
-          <w:u w:val="single"/>
+        </w:rPr>
+        <w:hyperlink r:id="rId15" w:history="1">
+          <w:r>
+            <w:rPr>
+              <w:rStyle w:val="Hyperlink"/>
+            </w:rPr>
+            <w:t>ë</w:t>
+          </w:r>
+        </w:hyperlink>
+      </w:r>
+      <w:r>
+        <w:rPr>
+          <w:rFonts w:ascii="Charis SIL Regular" w:hAnsi="Charis SIL Regular" w:eastAsia="Charis SIL Regular"/>
+          <w:b w:val="0"/>
+          <w:i w:val="0"/>
+          <w:color w:val="0000FF"/>
+          <w:sz w:val="24"/>
         </w:rPr>
         <w:t>n</w:t>
       </w:r>
@@ -1519,19 +1525,9 @@
             <w:rPr>
               <w:rStyle w:val="Hyperlink"/>
             </w:rPr>
-            <w:t>i</w:t>
+            <w:t xml:space="preserve">in </w:t>
           </w:r>
         </w:hyperlink>
-      </w:r>
-      <w:r>
-        <w:rPr>
-          <w:rFonts w:ascii="Charis SIL Regular" w:hAnsi="Charis SIL Regular" w:eastAsia="Charis SIL Regular"/>
-          <w:b w:val="0"/>
-          <w:i w:val="0"/>
-          <w:color w:val="0000FF"/>
-          <w:sz w:val="24"/>
-        </w:rPr>
-        <w:t xml:space="preserve">n </w:t>
       </w:r>
       <w:r>
         <w:rPr>
@@ -2443,7 +2439,7 @@
           <w:sz w:val="24"/>
           <w:u w:val="single"/>
         </w:rPr>
-        <w:hyperlink r:id="rId19" w:history="1">
+        <w:hyperlink r:id="rId18" w:history="1">
           <w:r>
             <w:rPr>
               <w:rStyle w:val="Hyperlink"/>
@@ -2461,7 +2457,7 @@
           <w:sz w:val="24"/>
           <w:u w:val="single"/>
         </w:rPr>
-        <w:hyperlink r:id="rId19" w:history="1">
+        <w:hyperlink r:id="rId18" w:history="1">
           <w:r>
             <w:rPr>
               <w:rStyle w:val="Hyperlink"/>
@@ -3015,7 +3011,7 @@
           <w:sz w:val="24"/>
           <w:u w:val="single"/>
         </w:rPr>
-        <w:hyperlink r:id="rId23" w:history="1">
+        <w:hyperlink r:id="rId21" w:history="1">
           <w:r>
             <w:rPr>
               <w:rStyle w:val="Hyperlink"/>

--- a/EXPORTS/DOCX/published/niveau3/Dutch/Bronbeek.docx
+++ b/EXPORTS/DOCX/published/niveau3/Dutch/Bronbeek.docx
@@ -230,25 +230,7 @@
           <w:color w:val="000000"/>
           <w:sz w:val="24"/>
         </w:rPr>
-        <w:t>Nederl</w:t>
-      </w:r>
-      <w:r>
-        <w:rPr>
-          <w:u w:val="single" w:color="0000ff"/>
-          <w:rFonts w:ascii="Charis SIL Regular" w:hAnsi="Charis SIL Regular" w:eastAsia="Charis SIL Regular"/>
-          <w:b w:val="0"/>
-          <w:i w:val="0"/>
-          <w:color w:val="000000"/>
-          <w:sz w:val="24"/>
-        </w:rPr>
-        <w:hyperlink r:id="rId9" w:history="1">
-          <w:r>
-            <w:rPr>
-              <w:rStyle w:val="Hyperlink"/>
-            </w:rPr>
-            <w:t>andse S</w:t>
-          </w:r>
-        </w:hyperlink>
+        <w:t>Nederlandse S</w:t>
       </w:r>
       <w:r>
         <w:rPr>
@@ -436,7 +418,35 @@
           <w:color w:val="000000"/>
           <w:sz w:val="24"/>
         </w:rPr>
-        <w:t>het tehuis ook opengesteld voor m</w:t>
+        <w:t>het tehuis ook openges</w:t>
+      </w:r>
+      <w:r>
+        <w:rPr>
+          <w:u w:val="single" w:color="0000ff"/>
+          <w:rFonts w:ascii="Charis SIL Regular" w:hAnsi="Charis SIL Regular" w:eastAsia="Charis SIL Regular"/>
+          <w:b w:val="0"/>
+          <w:i w:val="0"/>
+          <w:color w:val="000000"/>
+          <w:sz w:val="24"/>
+        </w:rPr>
+        <w:hyperlink r:id="rId10" w:history="1">
+          <w:r>
+            <w:rPr>
+              <w:rStyle w:val="Hyperlink"/>
+            </w:rPr>
+            <w:t xml:space="preserve">teld voor </w:t>
+          </w:r>
+        </w:hyperlink>
+      </w:r>
+      <w:r>
+        <w:rPr>
+          <w:rFonts w:ascii="Charis SIL Regular" w:hAnsi="Charis SIL Regular" w:eastAsia="Charis SIL Regular"/>
+          <w:b w:val="0"/>
+          <w:i w:val="0"/>
+          <w:color w:val="000000"/>
+          <w:sz w:val="24"/>
+        </w:rPr>
+        <w:t>m</w:t>
       </w:r>
       <w:r>
         <w:rPr>
@@ -1153,7 +1163,7 @@
           <w:sz w:val="24"/>
           <w:u w:val="single"/>
         </w:rPr>
-        <w:hyperlink r:id="rId13" w:history="1">
+        <w:hyperlink r:id="rId14" w:history="1">
           <w:r>
             <w:rPr>
               <w:rStyle w:val="Hyperlink"/>
@@ -1201,7 +1211,7 @@
           <w:sz w:val="24"/>
           <w:u w:val="single"/>
         </w:rPr>
-        <w:hyperlink r:id="rId14" w:history="1">
+        <w:hyperlink r:id="rId15" w:history="1">
           <w:r>
             <w:rPr>
               <w:rStyle w:val="Hyperlink"/>
@@ -1230,7 +1240,7 @@
           <w:sz w:val="24"/>
           <w:u w:val="single"/>
         </w:rPr>
-        <w:hyperlink r:id="rId14" w:history="1">
+        <w:hyperlink r:id="rId15" w:history="1">
           <w:r>
             <w:rPr>
               <w:rStyle w:val="Hyperlink"/>
@@ -1258,7 +1268,7 @@
           <w:color w:val="000000"/>
           <w:sz w:val="24"/>
         </w:rPr>
-        <w:hyperlink r:id="rId14" w:history="1">
+        <w:hyperlink r:id="rId15" w:history="1">
           <w:r>
             <w:rPr>
               <w:rStyle w:val="Hyperlink"/>
@@ -1276,7 +1286,7 @@
           <w:color w:val="000000"/>
           <w:sz w:val="24"/>
         </w:rPr>
-        <w:hyperlink r:id="rId14" w:history="1">
+        <w:hyperlink r:id="rId15" w:history="1">
           <w:r>
             <w:rPr>
               <w:rStyle w:val="Hyperlink"/>
@@ -1294,7 +1304,7 @@
           <w:color w:val="000000"/>
           <w:sz w:val="24"/>
         </w:rPr>
-        <w:hyperlink r:id="rId14" w:history="1">
+        <w:hyperlink r:id="rId15" w:history="1">
           <w:r>
             <w:rPr>
               <w:rStyle w:val="Hyperlink"/>
@@ -1377,7 +1387,7 @@
           <w:sz w:val="24"/>
           <w:u w:val="single"/>
         </w:rPr>
-        <w:hyperlink r:id="rId15" w:history="1">
+        <w:hyperlink r:id="rId16" w:history="1">
           <w:r>
             <w:rPr>
               <w:rStyle w:val="Hyperlink"/>
@@ -1406,12 +1416,12 @@
           <w:sz w:val="24"/>
           <w:u w:val="single"/>
         </w:rPr>
-        <w:hyperlink r:id="rId15" w:history="1">
+        <w:hyperlink r:id="rId16" w:history="1">
           <w:r>
             <w:rPr>
               <w:rStyle w:val="Hyperlink"/>
             </w:rPr>
-            <w:t>biografie</w:t>
+            <w:t>biografieë</w:t>
           </w:r>
         </w:hyperlink>
       </w:r>
@@ -1422,23 +1432,7 @@
           <w:i w:val="0"/>
           <w:color w:val="0000FF"/>
           <w:sz w:val="24"/>
-        </w:rPr>
-        <w:hyperlink r:id="rId15" w:history="1">
-          <w:r>
-            <w:rPr>
-              <w:rStyle w:val="Hyperlink"/>
-            </w:rPr>
-            <w:t>ë</w:t>
-          </w:r>
-        </w:hyperlink>
-      </w:r>
-      <w:r>
-        <w:rPr>
-          <w:rFonts w:ascii="Charis SIL Regular" w:hAnsi="Charis SIL Regular" w:eastAsia="Charis SIL Regular"/>
-          <w:b w:val="0"/>
-          <w:i w:val="0"/>
-          <w:color w:val="0000FF"/>
-          <w:sz w:val="24"/>
+          <w:u w:val="single"/>
         </w:rPr>
         <w:t>n</w:t>
       </w:r>
@@ -1462,7 +1456,7 @@
           <w:sz w:val="24"/>
           <w:u w:val="single"/>
         </w:rPr>
-        <w:hyperlink r:id="rId15" w:history="1">
+        <w:hyperlink r:id="rId16" w:history="1">
           <w:r>
             <w:rPr>
               <w:rStyle w:val="Hyperlink"/>
@@ -1491,7 +1485,7 @@
           <w:sz w:val="24"/>
           <w:u w:val="single"/>
         </w:rPr>
-        <w:hyperlink r:id="rId15" w:history="1">
+        <w:hyperlink r:id="rId16" w:history="1">
           <w:r>
             <w:rPr>
               <w:rStyle w:val="Hyperlink"/>
@@ -1520,12 +1514,12 @@
           <w:sz w:val="24"/>
           <w:u w:val="single"/>
         </w:rPr>
-        <w:hyperlink r:id="rId15" w:history="1">
+        <w:hyperlink r:id="rId16" w:history="1">
           <w:r>
             <w:rPr>
               <w:rStyle w:val="Hyperlink"/>
             </w:rPr>
-            <w:t xml:space="preserve">in </w:t>
+            <w:t>i</w:t>
           </w:r>
         </w:hyperlink>
       </w:r>
@@ -1536,9 +1530,19 @@
           <w:i w:val="0"/>
           <w:color w:val="0000FF"/>
           <w:sz w:val="24"/>
+        </w:rPr>
+        <w:t xml:space="preserve">n </w:t>
+      </w:r>
+      <w:r>
+        <w:rPr>
+          <w:rFonts w:ascii="Charis SIL Regular" w:hAnsi="Charis SIL Regular" w:eastAsia="Charis SIL Regular"/>
+          <w:b w:val="0"/>
+          <w:i w:val="0"/>
+          <w:color w:val="0000FF"/>
+          <w:sz w:val="24"/>
           <w:u w:val="single"/>
         </w:rPr>
-        <w:hyperlink r:id="rId15" w:history="1">
+        <w:hyperlink r:id="rId16" w:history="1">
           <w:r>
             <w:rPr>
               <w:rStyle w:val="Hyperlink"/>
@@ -1567,7 +1571,7 @@
           <w:sz w:val="24"/>
           <w:u w:val="single"/>
         </w:rPr>
-        <w:hyperlink r:id="rId15" w:history="1">
+        <w:hyperlink r:id="rId16" w:history="1">
           <w:r>
             <w:rPr>
               <w:rStyle w:val="Hyperlink"/>
@@ -1596,7 +1600,7 @@
           <w:sz w:val="24"/>
           <w:u w:val="single"/>
         </w:rPr>
-        <w:hyperlink r:id="rId15" w:history="1">
+        <w:hyperlink r:id="rId16" w:history="1">
           <w:r>
             <w:rPr>
               <w:rStyle w:val="Hyperlink"/>
@@ -1614,7 +1618,7 @@
           <w:sz w:val="24"/>
           <w:u w:val="single"/>
         </w:rPr>
-        <w:hyperlink r:id="rId15" w:history="1">
+        <w:hyperlink r:id="rId16" w:history="1">
           <w:r>
             <w:rPr>
               <w:rStyle w:val="Hyperlink"/>
@@ -1642,7 +1646,7 @@
           <w:color w:val="000000"/>
           <w:sz w:val="24"/>
         </w:rPr>
-        <w:hyperlink r:id="rId15" w:history="1">
+        <w:hyperlink r:id="rId16" w:history="1">
           <w:r>
             <w:rPr>
               <w:rStyle w:val="Hyperlink"/>
@@ -1660,7 +1664,7 @@
           <w:color w:val="000000"/>
           <w:sz w:val="24"/>
         </w:rPr>
-        <w:hyperlink r:id="rId15" w:history="1">
+        <w:hyperlink r:id="rId16" w:history="1">
           <w:r>
             <w:rPr>
               <w:rStyle w:val="Hyperlink"/>
@@ -1678,7 +1682,7 @@
           <w:color w:val="000000"/>
           <w:sz w:val="24"/>
         </w:rPr>
-        <w:hyperlink r:id="rId15" w:history="1">
+        <w:hyperlink r:id="rId16" w:history="1">
           <w:r>
             <w:rPr>
               <w:rStyle w:val="Hyperlink"/>
@@ -1696,7 +1700,7 @@
           <w:color w:val="000000"/>
           <w:sz w:val="24"/>
         </w:rPr>
-        <w:hyperlink r:id="rId15" w:history="1">
+        <w:hyperlink r:id="rId16" w:history="1">
           <w:r>
             <w:rPr>
               <w:rStyle w:val="Hyperlink"/>
@@ -1714,7 +1718,7 @@
           <w:color w:val="000000"/>
           <w:sz w:val="24"/>
         </w:rPr>
-        <w:hyperlink r:id="rId15" w:history="1">
+        <w:hyperlink r:id="rId16" w:history="1">
           <w:r>
             <w:rPr>
               <w:rStyle w:val="Hyperlink"/>
@@ -1732,7 +1736,7 @@
           <w:color w:val="000000"/>
           <w:sz w:val="24"/>
         </w:rPr>
-        <w:hyperlink r:id="rId15" w:history="1">
+        <w:hyperlink r:id="rId16" w:history="1">
           <w:r>
             <w:rPr>
               <w:rStyle w:val="Hyperlink"/>
@@ -1809,7 +1813,7 @@
           <w:sz w:val="24"/>
           <w:u w:val="single"/>
         </w:rPr>
-        <w:hyperlink r:id="rId16" w:history="1">
+        <w:hyperlink r:id="rId17" w:history="1">
           <w:r>
             <w:rPr>
               <w:rStyle w:val="Hyperlink"/>
@@ -1847,7 +1851,7 @@
           <w:color w:val="000000"/>
           <w:sz w:val="24"/>
         </w:rPr>
-        <w:hyperlink r:id="rId16" w:history="1">
+        <w:hyperlink r:id="rId17" w:history="1">
           <w:r>
             <w:rPr>
               <w:rStyle w:val="Hyperlink"/>
@@ -1915,7 +1919,7 @@
           <w:sz w:val="24"/>
           <w:u w:val="single"/>
         </w:rPr>
-        <w:hyperlink r:id="rId17" w:history="1">
+        <w:hyperlink r:id="rId18" w:history="1">
           <w:r>
             <w:rPr>
               <w:rStyle w:val="Hyperlink"/>
@@ -1933,7 +1937,7 @@
           <w:sz w:val="24"/>
           <w:u w:val="single"/>
         </w:rPr>
-        <w:hyperlink r:id="rId17" w:history="1">
+        <w:hyperlink r:id="rId18" w:history="1">
           <w:r>
             <w:rPr>
               <w:rStyle w:val="Hyperlink"/>
@@ -2303,7 +2307,7 @@
           <w:sz w:val="24"/>
           <w:u w:val="single"/>
         </w:rPr>
-        <w:hyperlink r:id="rId18" w:history="1">
+        <w:hyperlink r:id="rId19" w:history="1">
           <w:r>
             <w:rPr>
               <w:rStyle w:val="Hyperlink"/>
@@ -2321,7 +2325,7 @@
           <w:sz w:val="24"/>
           <w:u w:val="single"/>
         </w:rPr>
-        <w:hyperlink r:id="rId18" w:history="1">
+        <w:hyperlink r:id="rId19" w:history="1">
           <w:r>
             <w:rPr>
               <w:rStyle w:val="Hyperlink"/>
@@ -2339,7 +2343,7 @@
           <w:sz w:val="24"/>
           <w:u w:val="single"/>
         </w:rPr>
-        <w:hyperlink r:id="rId18" w:history="1">
+        <w:hyperlink r:id="rId19" w:history="1">
           <w:r>
             <w:rPr>
               <w:rStyle w:val="Hyperlink"/>
@@ -2357,7 +2361,7 @@
           <w:sz w:val="24"/>
           <w:u w:val="single"/>
         </w:rPr>
-        <w:hyperlink r:id="rId18" w:history="1">
+        <w:hyperlink r:id="rId19" w:history="1">
           <w:r>
             <w:rPr>
               <w:rStyle w:val="Hyperlink"/>
@@ -2375,7 +2379,7 @@
           <w:sz w:val="24"/>
           <w:u w:val="single"/>
         </w:rPr>
-        <w:hyperlink r:id="rId18" w:history="1">
+        <w:hyperlink r:id="rId19" w:history="1">
           <w:r>
             <w:rPr>
               <w:rStyle w:val="Hyperlink"/>
@@ -2393,7 +2397,7 @@
           <w:sz w:val="24"/>
           <w:u w:val="single"/>
         </w:rPr>
-        <w:hyperlink r:id="rId18" w:history="1">
+        <w:hyperlink r:id="rId19" w:history="1">
           <w:r>
             <w:rPr>
               <w:rStyle w:val="Hyperlink"/>
@@ -2411,7 +2415,7 @@
           <w:sz w:val="24"/>
           <w:u w:val="single"/>
         </w:rPr>
-        <w:hyperlink r:id="rId18" w:history="1">
+        <w:hyperlink r:id="rId19" w:history="1">
           <w:r>
             <w:rPr>
               <w:rStyle w:val="Hyperlink"/>
@@ -2439,7 +2443,7 @@
           <w:sz w:val="24"/>
           <w:u w:val="single"/>
         </w:rPr>
-        <w:hyperlink r:id="rId18" w:history="1">
+        <w:hyperlink r:id="rId19" w:history="1">
           <w:r>
             <w:rPr>
               <w:rStyle w:val="Hyperlink"/>
@@ -2457,7 +2461,7 @@
           <w:sz w:val="24"/>
           <w:u w:val="single"/>
         </w:rPr>
-        <w:hyperlink r:id="rId18" w:history="1">
+        <w:hyperlink r:id="rId19" w:history="1">
           <w:r>
             <w:rPr>
               <w:rStyle w:val="Hyperlink"/>
@@ -2486,7 +2490,7 @@
           <w:sz w:val="24"/>
           <w:u w:val="single"/>
         </w:rPr>
-        <w:hyperlink r:id="rId19" w:history="1">
+        <w:hyperlink r:id="rId20" w:history="1">
           <w:r>
             <w:rPr>
               <w:rStyle w:val="Hyperlink"/>
@@ -2604,7 +2608,7 @@
           <w:sz w:val="24"/>
           <w:u w:val="single"/>
         </w:rPr>
-        <w:hyperlink r:id="rId20" w:history="1">
+        <w:hyperlink r:id="rId21" w:history="1">
           <w:r>
             <w:rPr>
               <w:rStyle w:val="Hyperlink"/>
@@ -2622,7 +2626,7 @@
           <w:sz w:val="24"/>
           <w:u w:val="single"/>
         </w:rPr>
-        <w:hyperlink r:id="rId20" w:history="1">
+        <w:hyperlink r:id="rId21" w:history="1">
           <w:r>
             <w:rPr>
               <w:rStyle w:val="Hyperlink"/>
@@ -2865,7 +2869,7 @@
           <w:sz w:val="24"/>
           <w:u w:val="single"/>
         </w:rPr>
-        <w:hyperlink r:id="rId21" w:history="1">
+        <w:hyperlink r:id="rId22" w:history="1">
           <w:r>
             <w:rPr>
               <w:rStyle w:val="Hyperlink"/>
@@ -2883,7 +2887,7 @@
           <w:sz w:val="24"/>
           <w:u w:val="single"/>
         </w:rPr>
-        <w:hyperlink r:id="rId21" w:history="1">
+        <w:hyperlink r:id="rId22" w:history="1">
           <w:r>
             <w:rPr>
               <w:rStyle w:val="Hyperlink"/>
@@ -2901,7 +2905,7 @@
           <w:sz w:val="24"/>
           <w:u w:val="single"/>
         </w:rPr>
-        <w:hyperlink r:id="rId21" w:history="1">
+        <w:hyperlink r:id="rId22" w:history="1">
           <w:r>
             <w:rPr>
               <w:rStyle w:val="Hyperlink"/>
@@ -2919,7 +2923,7 @@
           <w:sz w:val="24"/>
           <w:u w:val="single"/>
         </w:rPr>
-        <w:hyperlink r:id="rId21" w:history="1">
+        <w:hyperlink r:id="rId22" w:history="1">
           <w:r>
             <w:rPr>
               <w:rStyle w:val="Hyperlink"/>
@@ -2947,7 +2951,7 @@
           <w:sz w:val="24"/>
           <w:u w:val="single"/>
         </w:rPr>
-        <w:hyperlink r:id="rId22" w:history="1">
+        <w:hyperlink r:id="rId23" w:history="1">
           <w:r>
             <w:rPr>
               <w:rStyle w:val="Hyperlink"/>
@@ -2965,7 +2969,7 @@
           <w:sz w:val="24"/>
           <w:u w:val="single"/>
         </w:rPr>
-        <w:hyperlink r:id="rId21" w:history="1">
+        <w:hyperlink r:id="rId22" w:history="1">
           <w:r>
             <w:rPr>
               <w:rStyle w:val="Hyperlink"/>
@@ -2983,7 +2987,7 @@
           <w:sz w:val="24"/>
           <w:u w:val="single"/>
         </w:rPr>
-        <w:hyperlink r:id="rId22" w:history="1">
+        <w:hyperlink r:id="rId23" w:history="1">
           <w:r>
             <w:rPr>
               <w:rStyle w:val="Hyperlink"/>
@@ -2994,6 +2998,7 @@
       </w:r>
       <w:r>
         <w:rPr>
+          <w:u w:val="single" w:color="0000ff"/>
           <w:rFonts w:ascii="Charis SIL Regular" w:hAnsi="Charis SIL Regular" w:eastAsia="Charis SIL Regular"/>
           <w:b w:val="0"/>
           <w:i w:val="0"/>
@@ -3011,7 +3016,7 @@
           <w:sz w:val="24"/>
           <w:u w:val="single"/>
         </w:rPr>
-        <w:hyperlink r:id="rId21" w:history="1">
+        <w:hyperlink r:id="rId22" w:history="1">
           <w:r>
             <w:rPr>
               <w:rStyle w:val="Hyperlink"/>
@@ -3040,7 +3045,7 @@
           <w:sz w:val="24"/>
           <w:u w:val="single"/>
         </w:rPr>
-        <w:hyperlink r:id="rId23" w:history="1">
+        <w:hyperlink r:id="rId24" w:history="1">
           <w:r>
             <w:rPr>
               <w:rStyle w:val="Hyperlink"/>
@@ -3058,7 +3063,7 @@
           <w:sz w:val="24"/>
           <w:u w:val="single"/>
         </w:rPr>
-        <w:hyperlink r:id="rId21" w:history="1">
+        <w:hyperlink r:id="rId22" w:history="1">
           <w:r>
             <w:rPr>
               <w:rStyle w:val="Hyperlink"/>

--- a/EXPORTS/DOCX/published/niveau3/Dutch/Bronbeek.docx
+++ b/EXPORTS/DOCX/published/niveau3/Dutch/Bronbeek.docx
@@ -230,7 +230,25 @@
           <w:color w:val="000000"/>
           <w:sz w:val="24"/>
         </w:rPr>
-        <w:t>Nederlandse S</w:t>
+        <w:t>Nederl</w:t>
+      </w:r>
+      <w:r>
+        <w:rPr>
+          <w:u w:val="single" w:color="0000ff"/>
+          <w:rFonts w:ascii="Charis SIL Regular" w:hAnsi="Charis SIL Regular" w:eastAsia="Charis SIL Regular"/>
+          <w:b w:val="0"/>
+          <w:i w:val="0"/>
+          <w:color w:val="000000"/>
+          <w:sz w:val="24"/>
+        </w:rPr>
+        <w:hyperlink r:id="rId9" w:history="1">
+          <w:r>
+            <w:rPr>
+              <w:rStyle w:val="Hyperlink"/>
+            </w:rPr>
+            <w:t>andse S</w:t>
+          </w:r>
+        </w:hyperlink>
       </w:r>
       <w:r>
         <w:rPr>
@@ -1163,7 +1181,7 @@
           <w:sz w:val="24"/>
           <w:u w:val="single"/>
         </w:rPr>
-        <w:hyperlink r:id="rId14" w:history="1">
+        <w:hyperlink r:id="rId13" w:history="1">
           <w:r>
             <w:rPr>
               <w:rStyle w:val="Hyperlink"/>
@@ -1211,7 +1229,7 @@
           <w:sz w:val="24"/>
           <w:u w:val="single"/>
         </w:rPr>
-        <w:hyperlink r:id="rId15" w:history="1">
+        <w:hyperlink r:id="rId14" w:history="1">
           <w:r>
             <w:rPr>
               <w:rStyle w:val="Hyperlink"/>
@@ -1240,7 +1258,7 @@
           <w:sz w:val="24"/>
           <w:u w:val="single"/>
         </w:rPr>
-        <w:hyperlink r:id="rId15" w:history="1">
+        <w:hyperlink r:id="rId14" w:history="1">
           <w:r>
             <w:rPr>
               <w:rStyle w:val="Hyperlink"/>
@@ -1268,7 +1286,7 @@
           <w:color w:val="000000"/>
           <w:sz w:val="24"/>
         </w:rPr>
-        <w:hyperlink r:id="rId15" w:history="1">
+        <w:hyperlink r:id="rId14" w:history="1">
           <w:r>
             <w:rPr>
               <w:rStyle w:val="Hyperlink"/>
@@ -1286,7 +1304,7 @@
           <w:color w:val="000000"/>
           <w:sz w:val="24"/>
         </w:rPr>
-        <w:hyperlink r:id="rId15" w:history="1">
+        <w:hyperlink r:id="rId14" w:history="1">
           <w:r>
             <w:rPr>
               <w:rStyle w:val="Hyperlink"/>
@@ -1304,7 +1322,7 @@
           <w:color w:val="000000"/>
           <w:sz w:val="24"/>
         </w:rPr>
-        <w:hyperlink r:id="rId15" w:history="1">
+        <w:hyperlink r:id="rId14" w:history="1">
           <w:r>
             <w:rPr>
               <w:rStyle w:val="Hyperlink"/>
@@ -1387,7 +1405,7 @@
           <w:sz w:val="24"/>
           <w:u w:val="single"/>
         </w:rPr>
-        <w:hyperlink r:id="rId16" w:history="1">
+        <w:hyperlink r:id="rId15" w:history="1">
           <w:r>
             <w:rPr>
               <w:rStyle w:val="Hyperlink"/>
@@ -1416,12 +1434,12 @@
           <w:sz w:val="24"/>
           <w:u w:val="single"/>
         </w:rPr>
-        <w:hyperlink r:id="rId16" w:history="1">
+        <w:hyperlink r:id="rId15" w:history="1">
           <w:r>
             <w:rPr>
               <w:rStyle w:val="Hyperlink"/>
             </w:rPr>
-            <w:t>biografieë</w:t>
+            <w:t>biografie</w:t>
           </w:r>
         </w:hyperlink>
       </w:r>
@@ -1432,7 +1450,23 @@
           <w:i w:val="0"/>
           <w:color w:val="0000FF"/>
           <w:sz w:val="24"/>
-          <w:u w:val="single"/>
+        </w:rPr>
+        <w:hyperlink r:id="rId15" w:history="1">
+          <w:r>
+            <w:rPr>
+              <w:rStyle w:val="Hyperlink"/>
+            </w:rPr>
+            <w:t>ë</w:t>
+          </w:r>
+        </w:hyperlink>
+      </w:r>
+      <w:r>
+        <w:rPr>
+          <w:rFonts w:ascii="Charis SIL Regular" w:hAnsi="Charis SIL Regular" w:eastAsia="Charis SIL Regular"/>
+          <w:b w:val="0"/>
+          <w:i w:val="0"/>
+          <w:color w:val="0000FF"/>
+          <w:sz w:val="24"/>
         </w:rPr>
         <w:t>n</w:t>
       </w:r>
@@ -1456,7 +1490,7 @@
           <w:sz w:val="24"/>
           <w:u w:val="single"/>
         </w:rPr>
-        <w:hyperlink r:id="rId16" w:history="1">
+        <w:hyperlink r:id="rId15" w:history="1">
           <w:r>
             <w:rPr>
               <w:rStyle w:val="Hyperlink"/>
@@ -1485,7 +1519,7 @@
           <w:sz w:val="24"/>
           <w:u w:val="single"/>
         </w:rPr>
-        <w:hyperlink r:id="rId16" w:history="1">
+        <w:hyperlink r:id="rId15" w:history="1">
           <w:r>
             <w:rPr>
               <w:rStyle w:val="Hyperlink"/>
@@ -1514,12 +1548,12 @@
           <w:sz w:val="24"/>
           <w:u w:val="single"/>
         </w:rPr>
-        <w:hyperlink r:id="rId16" w:history="1">
+        <w:hyperlink r:id="rId15" w:history="1">
           <w:r>
             <w:rPr>
               <w:rStyle w:val="Hyperlink"/>
             </w:rPr>
-            <w:t>i</w:t>
+            <w:t xml:space="preserve">in </w:t>
           </w:r>
         </w:hyperlink>
       </w:r>
@@ -1530,19 +1564,9 @@
           <w:i w:val="0"/>
           <w:color w:val="0000FF"/>
           <w:sz w:val="24"/>
-        </w:rPr>
-        <w:t xml:space="preserve">n </w:t>
-      </w:r>
-      <w:r>
-        <w:rPr>
-          <w:rFonts w:ascii="Charis SIL Regular" w:hAnsi="Charis SIL Regular" w:eastAsia="Charis SIL Regular"/>
-          <w:b w:val="0"/>
-          <w:i w:val="0"/>
-          <w:color w:val="0000FF"/>
-          <w:sz w:val="24"/>
           <w:u w:val="single"/>
         </w:rPr>
-        <w:hyperlink r:id="rId16" w:history="1">
+        <w:hyperlink r:id="rId15" w:history="1">
           <w:r>
             <w:rPr>
               <w:rStyle w:val="Hyperlink"/>
@@ -1571,7 +1595,7 @@
           <w:sz w:val="24"/>
           <w:u w:val="single"/>
         </w:rPr>
-        <w:hyperlink r:id="rId16" w:history="1">
+        <w:hyperlink r:id="rId15" w:history="1">
           <w:r>
             <w:rPr>
               <w:rStyle w:val="Hyperlink"/>
@@ -1600,7 +1624,7 @@
           <w:sz w:val="24"/>
           <w:u w:val="single"/>
         </w:rPr>
-        <w:hyperlink r:id="rId16" w:history="1">
+        <w:hyperlink r:id="rId15" w:history="1">
           <w:r>
             <w:rPr>
               <w:rStyle w:val="Hyperlink"/>
@@ -1618,7 +1642,7 @@
           <w:sz w:val="24"/>
           <w:u w:val="single"/>
         </w:rPr>
-        <w:hyperlink r:id="rId16" w:history="1">
+        <w:hyperlink r:id="rId15" w:history="1">
           <w:r>
             <w:rPr>
               <w:rStyle w:val="Hyperlink"/>
@@ -1646,7 +1670,7 @@
           <w:color w:val="000000"/>
           <w:sz w:val="24"/>
         </w:rPr>
-        <w:hyperlink r:id="rId16" w:history="1">
+        <w:hyperlink r:id="rId15" w:history="1">
           <w:r>
             <w:rPr>
               <w:rStyle w:val="Hyperlink"/>
@@ -1664,7 +1688,7 @@
           <w:color w:val="000000"/>
           <w:sz w:val="24"/>
         </w:rPr>
-        <w:hyperlink r:id="rId16" w:history="1">
+        <w:hyperlink r:id="rId15" w:history="1">
           <w:r>
             <w:rPr>
               <w:rStyle w:val="Hyperlink"/>
@@ -1682,7 +1706,7 @@
           <w:color w:val="000000"/>
           <w:sz w:val="24"/>
         </w:rPr>
-        <w:hyperlink r:id="rId16" w:history="1">
+        <w:hyperlink r:id="rId15" w:history="1">
           <w:r>
             <w:rPr>
               <w:rStyle w:val="Hyperlink"/>
@@ -1700,7 +1724,7 @@
           <w:color w:val="000000"/>
           <w:sz w:val="24"/>
         </w:rPr>
-        <w:hyperlink r:id="rId16" w:history="1">
+        <w:hyperlink r:id="rId15" w:history="1">
           <w:r>
             <w:rPr>
               <w:rStyle w:val="Hyperlink"/>
@@ -1718,7 +1742,7 @@
           <w:color w:val="000000"/>
           <w:sz w:val="24"/>
         </w:rPr>
-        <w:hyperlink r:id="rId16" w:history="1">
+        <w:hyperlink r:id="rId15" w:history="1">
           <w:r>
             <w:rPr>
               <w:rStyle w:val="Hyperlink"/>
@@ -1736,7 +1760,7 @@
           <w:color w:val="000000"/>
           <w:sz w:val="24"/>
         </w:rPr>
-        <w:hyperlink r:id="rId16" w:history="1">
+        <w:hyperlink r:id="rId15" w:history="1">
           <w:r>
             <w:rPr>
               <w:rStyle w:val="Hyperlink"/>
@@ -1813,7 +1837,7 @@
           <w:sz w:val="24"/>
           <w:u w:val="single"/>
         </w:rPr>
-        <w:hyperlink r:id="rId17" w:history="1">
+        <w:hyperlink r:id="rId16" w:history="1">
           <w:r>
             <w:rPr>
               <w:rStyle w:val="Hyperlink"/>
@@ -1851,7 +1875,7 @@
           <w:color w:val="000000"/>
           <w:sz w:val="24"/>
         </w:rPr>
-        <w:hyperlink r:id="rId17" w:history="1">
+        <w:hyperlink r:id="rId16" w:history="1">
           <w:r>
             <w:rPr>
               <w:rStyle w:val="Hyperlink"/>
@@ -1919,7 +1943,7 @@
           <w:sz w:val="24"/>
           <w:u w:val="single"/>
         </w:rPr>
-        <w:hyperlink r:id="rId18" w:history="1">
+        <w:hyperlink r:id="rId17" w:history="1">
           <w:r>
             <w:rPr>
               <w:rStyle w:val="Hyperlink"/>
@@ -1937,7 +1961,7 @@
           <w:sz w:val="24"/>
           <w:u w:val="single"/>
         </w:rPr>
-        <w:hyperlink r:id="rId18" w:history="1">
+        <w:hyperlink r:id="rId17" w:history="1">
           <w:r>
             <w:rPr>
               <w:rStyle w:val="Hyperlink"/>
@@ -2307,7 +2331,7 @@
           <w:sz w:val="24"/>
           <w:u w:val="single"/>
         </w:rPr>
-        <w:hyperlink r:id="rId19" w:history="1">
+        <w:hyperlink r:id="rId18" w:history="1">
           <w:r>
             <w:rPr>
               <w:rStyle w:val="Hyperlink"/>
@@ -2325,7 +2349,7 @@
           <w:sz w:val="24"/>
           <w:u w:val="single"/>
         </w:rPr>
-        <w:hyperlink r:id="rId19" w:history="1">
+        <w:hyperlink r:id="rId18" w:history="1">
           <w:r>
             <w:rPr>
               <w:rStyle w:val="Hyperlink"/>
@@ -2343,7 +2367,7 @@
           <w:sz w:val="24"/>
           <w:u w:val="single"/>
         </w:rPr>
-        <w:hyperlink r:id="rId19" w:history="1">
+        <w:hyperlink r:id="rId18" w:history="1">
           <w:r>
             <w:rPr>
               <w:rStyle w:val="Hyperlink"/>
@@ -2361,7 +2385,7 @@
           <w:sz w:val="24"/>
           <w:u w:val="single"/>
         </w:rPr>
-        <w:hyperlink r:id="rId19" w:history="1">
+        <w:hyperlink r:id="rId18" w:history="1">
           <w:r>
             <w:rPr>
               <w:rStyle w:val="Hyperlink"/>
@@ -2379,7 +2403,7 @@
           <w:sz w:val="24"/>
           <w:u w:val="single"/>
         </w:rPr>
-        <w:hyperlink r:id="rId19" w:history="1">
+        <w:hyperlink r:id="rId18" w:history="1">
           <w:r>
             <w:rPr>
               <w:rStyle w:val="Hyperlink"/>
@@ -2397,7 +2421,7 @@
           <w:sz w:val="24"/>
           <w:u w:val="single"/>
         </w:rPr>
-        <w:hyperlink r:id="rId19" w:history="1">
+        <w:hyperlink r:id="rId18" w:history="1">
           <w:r>
             <w:rPr>
               <w:rStyle w:val="Hyperlink"/>
@@ -2415,7 +2439,7 @@
           <w:sz w:val="24"/>
           <w:u w:val="single"/>
         </w:rPr>
-        <w:hyperlink r:id="rId19" w:history="1">
+        <w:hyperlink r:id="rId18" w:history="1">
           <w:r>
             <w:rPr>
               <w:rStyle w:val="Hyperlink"/>
@@ -2490,7 +2514,7 @@
           <w:sz w:val="24"/>
           <w:u w:val="single"/>
         </w:rPr>
-        <w:hyperlink r:id="rId20" w:history="1">
+        <w:hyperlink r:id="rId19" w:history="1">
           <w:r>
             <w:rPr>
               <w:rStyle w:val="Hyperlink"/>
@@ -2608,7 +2632,7 @@
           <w:sz w:val="24"/>
           <w:u w:val="single"/>
         </w:rPr>
-        <w:hyperlink r:id="rId21" w:history="1">
+        <w:hyperlink r:id="rId20" w:history="1">
           <w:r>
             <w:rPr>
               <w:rStyle w:val="Hyperlink"/>
@@ -2626,7 +2650,7 @@
           <w:sz w:val="24"/>
           <w:u w:val="single"/>
         </w:rPr>
-        <w:hyperlink r:id="rId21" w:history="1">
+        <w:hyperlink r:id="rId20" w:history="1">
           <w:r>
             <w:rPr>
               <w:rStyle w:val="Hyperlink"/>
@@ -2869,7 +2893,7 @@
           <w:sz w:val="24"/>
           <w:u w:val="single"/>
         </w:rPr>
-        <w:hyperlink r:id="rId22" w:history="1">
+        <w:hyperlink r:id="rId21" w:history="1">
           <w:r>
             <w:rPr>
               <w:rStyle w:val="Hyperlink"/>
@@ -2887,7 +2911,7 @@
           <w:sz w:val="24"/>
           <w:u w:val="single"/>
         </w:rPr>
-        <w:hyperlink r:id="rId22" w:history="1">
+        <w:hyperlink r:id="rId21" w:history="1">
           <w:r>
             <w:rPr>
               <w:rStyle w:val="Hyperlink"/>
@@ -2905,7 +2929,7 @@
           <w:sz w:val="24"/>
           <w:u w:val="single"/>
         </w:rPr>
-        <w:hyperlink r:id="rId22" w:history="1">
+        <w:hyperlink r:id="rId21" w:history="1">
           <w:r>
             <w:rPr>
               <w:rStyle w:val="Hyperlink"/>
@@ -2923,7 +2947,7 @@
           <w:sz w:val="24"/>
           <w:u w:val="single"/>
         </w:rPr>
-        <w:hyperlink r:id="rId22" w:history="1">
+        <w:hyperlink r:id="rId21" w:history="1">
           <w:r>
             <w:rPr>
               <w:rStyle w:val="Hyperlink"/>
@@ -2951,7 +2975,7 @@
           <w:sz w:val="24"/>
           <w:u w:val="single"/>
         </w:rPr>
-        <w:hyperlink r:id="rId23" w:history="1">
+        <w:hyperlink r:id="rId22" w:history="1">
           <w:r>
             <w:rPr>
               <w:rStyle w:val="Hyperlink"/>
@@ -2969,7 +2993,7 @@
           <w:sz w:val="24"/>
           <w:u w:val="single"/>
         </w:rPr>
-        <w:hyperlink r:id="rId22" w:history="1">
+        <w:hyperlink r:id="rId21" w:history="1">
           <w:r>
             <w:rPr>
               <w:rStyle w:val="Hyperlink"/>
@@ -2987,7 +3011,7 @@
           <w:sz w:val="24"/>
           <w:u w:val="single"/>
         </w:rPr>
-        <w:hyperlink r:id="rId23" w:history="1">
+        <w:hyperlink r:id="rId22" w:history="1">
           <w:r>
             <w:rPr>
               <w:rStyle w:val="Hyperlink"/>
@@ -3016,7 +3040,7 @@
           <w:sz w:val="24"/>
           <w:u w:val="single"/>
         </w:rPr>
-        <w:hyperlink r:id="rId22" w:history="1">
+        <w:hyperlink r:id="rId23" w:history="1">
           <w:r>
             <w:rPr>
               <w:rStyle w:val="Hyperlink"/>
@@ -3045,7 +3069,7 @@
           <w:sz w:val="24"/>
           <w:u w:val="single"/>
         </w:rPr>
-        <w:hyperlink r:id="rId24" w:history="1">
+        <w:hyperlink r:id="rId23" w:history="1">
           <w:r>
             <w:rPr>
               <w:rStyle w:val="Hyperlink"/>
@@ -3063,7 +3087,7 @@
           <w:sz w:val="24"/>
           <w:u w:val="single"/>
         </w:rPr>
-        <w:hyperlink r:id="rId22" w:history="1">
+        <w:hyperlink r:id="rId21" w:history="1">
           <w:r>
             <w:rPr>
               <w:rStyle w:val="Hyperlink"/>

--- a/EXPORTS/DOCX/published/niveau3/Dutch/Bronbeek.docx
+++ b/EXPORTS/DOCX/published/niveau3/Dutch/Bronbeek.docx
@@ -230,25 +230,7 @@
           <w:color w:val="000000"/>
           <w:sz w:val="24"/>
         </w:rPr>
-        <w:t>Nederl</w:t>
-      </w:r>
-      <w:r>
-        <w:rPr>
-          <w:u w:val="single" w:color="0000ff"/>
-          <w:rFonts w:ascii="Charis SIL Regular" w:hAnsi="Charis SIL Regular" w:eastAsia="Charis SIL Regular"/>
-          <w:b w:val="0"/>
-          <w:i w:val="0"/>
-          <w:color w:val="000000"/>
-          <w:sz w:val="24"/>
-        </w:rPr>
-        <w:hyperlink r:id="rId9" w:history="1">
-          <w:r>
-            <w:rPr>
-              <w:rStyle w:val="Hyperlink"/>
-            </w:rPr>
-            <w:t>andse S</w:t>
-          </w:r>
-        </w:hyperlink>
+        <w:t>Nederlandse S</w:t>
       </w:r>
       <w:r>
         <w:rPr>
@@ -1439,7 +1421,7 @@
             <w:rPr>
               <w:rStyle w:val="Hyperlink"/>
             </w:rPr>
-            <w:t>biografie</w:t>
+            <w:t>biografieë</w:t>
           </w:r>
         </w:hyperlink>
       </w:r>
@@ -1450,23 +1432,7 @@
           <w:i w:val="0"/>
           <w:color w:val="0000FF"/>
           <w:sz w:val="24"/>
-        </w:rPr>
-        <w:hyperlink r:id="rId15" w:history="1">
-          <w:r>
-            <w:rPr>
-              <w:rStyle w:val="Hyperlink"/>
-            </w:rPr>
-            <w:t>ë</w:t>
-          </w:r>
-        </w:hyperlink>
-      </w:r>
-      <w:r>
-        <w:rPr>
-          <w:rFonts w:ascii="Charis SIL Regular" w:hAnsi="Charis SIL Regular" w:eastAsia="Charis SIL Regular"/>
-          <w:b w:val="0"/>
-          <w:i w:val="0"/>
-          <w:color w:val="0000FF"/>
-          <w:sz w:val="24"/>
+          <w:u w:val="single"/>
         </w:rPr>
         <w:t>n</w:t>
       </w:r>
@@ -1490,14 +1456,7 @@
           <w:sz w:val="24"/>
           <w:u w:val="single"/>
         </w:rPr>
-        <w:hyperlink r:id="rId15" w:history="1">
-          <w:r>
-            <w:rPr>
-              <w:rStyle w:val="Hyperlink"/>
-            </w:rPr>
-            <w:t>van</w:t>
-          </w:r>
-        </w:hyperlink>
+        <w:t>van Ridders</w:t>
       </w:r>
       <w:r>
         <w:rPr>
@@ -1506,36 +1465,6 @@
           <w:i w:val="0"/>
           <w:color w:val="0000FF"/>
           <w:sz w:val="24"/>
-          <w:u w:val="single"/>
-        </w:rPr>
-        <w:t xml:space="preserve"> </w:t>
-      </w:r>
-      <w:r>
-        <w:rPr>
-          <w:rFonts w:ascii="Charis SIL Regular" w:hAnsi="Charis SIL Regular" w:eastAsia="Charis SIL Regular"/>
-          <w:b w:val="0"/>
-          <w:i w:val="0"/>
-          <w:color w:val="0000FF"/>
-          <w:sz w:val="24"/>
-          <w:u w:val="single"/>
-        </w:rPr>
-        <w:hyperlink r:id="rId15" w:history="1">
-          <w:r>
-            <w:rPr>
-              <w:rStyle w:val="Hyperlink"/>
-            </w:rPr>
-            <w:t>Ridders</w:t>
-          </w:r>
-        </w:hyperlink>
-      </w:r>
-      <w:r>
-        <w:rPr>
-          <w:rFonts w:ascii="Charis SIL Regular" w:hAnsi="Charis SIL Regular" w:eastAsia="Charis SIL Regular"/>
-          <w:b w:val="0"/>
-          <w:i w:val="0"/>
-          <w:color w:val="0000FF"/>
-          <w:sz w:val="24"/>
-          <w:u w:val="single"/>
         </w:rPr>
         <w:t xml:space="preserve"> </w:t>
       </w:r>
@@ -2993,7 +2922,7 @@
           <w:sz w:val="24"/>
           <w:u w:val="single"/>
         </w:rPr>
-        <w:hyperlink r:id="rId21" w:history="1">
+        <w:hyperlink r:id="rId22" w:history="1">
           <w:r>
             <w:rPr>
               <w:rStyle w:val="Hyperlink"/>
@@ -3029,7 +2958,14 @@
           <w:color w:val="000000"/>
           <w:sz w:val="24"/>
         </w:rPr>
-        <w:t xml:space="preserve">, </w:t>
+        <w:hyperlink r:id="rId21" w:history="1">
+          <w:r>
+            <w:rPr>
+              <w:rStyle w:val="Hyperlink"/>
+            </w:rPr>
+            <w:t xml:space="preserve">, </w:t>
+          </w:r>
+        </w:hyperlink>
       </w:r>
       <w:r>
         <w:rPr>
@@ -3040,7 +2976,7 @@
           <w:sz w:val="24"/>
           <w:u w:val="single"/>
         </w:rPr>
-        <w:hyperlink r:id="rId23" w:history="1">
+        <w:hyperlink r:id="rId21" w:history="1">
           <w:r>
             <w:rPr>
               <w:rStyle w:val="Hyperlink"/>
@@ -3087,7 +3023,7 @@
           <w:sz w:val="24"/>
           <w:u w:val="single"/>
         </w:rPr>
-        <w:hyperlink r:id="rId21" w:history="1">
+        <w:hyperlink r:id="rId23" w:history="1">
           <w:r>
             <w:rPr>
               <w:rStyle w:val="Hyperlink"/>

--- a/EXPORTS/DOCX/published/niveau3/Dutch/Bronbeek.docx
+++ b/EXPORTS/DOCX/published/niveau3/Dutch/Bronbeek.docx
@@ -230,7 +230,25 @@
           <w:color w:val="000000"/>
           <w:sz w:val="24"/>
         </w:rPr>
-        <w:t>Nederlandse S</w:t>
+        <w:t>Nederl</w:t>
+      </w:r>
+      <w:r>
+        <w:rPr>
+          <w:u w:val="single" w:color="0000ff"/>
+          <w:rFonts w:ascii="Charis SIL Regular" w:hAnsi="Charis SIL Regular" w:eastAsia="Charis SIL Regular"/>
+          <w:b w:val="0"/>
+          <w:i w:val="0"/>
+          <w:color w:val="000000"/>
+          <w:sz w:val="24"/>
+        </w:rPr>
+        <w:hyperlink r:id="rId9" w:history="1">
+          <w:r>
+            <w:rPr>
+              <w:rStyle w:val="Hyperlink"/>
+            </w:rPr>
+            <w:t>andse S</w:t>
+          </w:r>
+        </w:hyperlink>
       </w:r>
       <w:r>
         <w:rPr>
@@ -1421,7 +1439,7 @@
             <w:rPr>
               <w:rStyle w:val="Hyperlink"/>
             </w:rPr>
-            <w:t>biografieë</w:t>
+            <w:t>biografie</w:t>
           </w:r>
         </w:hyperlink>
       </w:r>
@@ -1432,7 +1450,23 @@
           <w:i w:val="0"/>
           <w:color w:val="0000FF"/>
           <w:sz w:val="24"/>
-          <w:u w:val="single"/>
+        </w:rPr>
+        <w:hyperlink r:id="rId15" w:history="1">
+          <w:r>
+            <w:rPr>
+              <w:rStyle w:val="Hyperlink"/>
+            </w:rPr>
+            <w:t>ë</w:t>
+          </w:r>
+        </w:hyperlink>
+      </w:r>
+      <w:r>
+        <w:rPr>
+          <w:rFonts w:ascii="Charis SIL Regular" w:hAnsi="Charis SIL Regular" w:eastAsia="Charis SIL Regular"/>
+          <w:b w:val="0"/>
+          <w:i w:val="0"/>
+          <w:color w:val="0000FF"/>
+          <w:sz w:val="24"/>
         </w:rPr>
         <w:t>n</w:t>
       </w:r>
@@ -1456,7 +1490,14 @@
           <w:sz w:val="24"/>
           <w:u w:val="single"/>
         </w:rPr>
-        <w:t>van Ridders</w:t>
+        <w:hyperlink r:id="rId15" w:history="1">
+          <w:r>
+            <w:rPr>
+              <w:rStyle w:val="Hyperlink"/>
+            </w:rPr>
+            <w:t>van</w:t>
+          </w:r>
+        </w:hyperlink>
       </w:r>
       <w:r>
         <w:rPr>
@@ -1465,6 +1506,36 @@
           <w:i w:val="0"/>
           <w:color w:val="0000FF"/>
           <w:sz w:val="24"/>
+          <w:u w:val="single"/>
+        </w:rPr>
+        <w:t xml:space="preserve"> </w:t>
+      </w:r>
+      <w:r>
+        <w:rPr>
+          <w:rFonts w:ascii="Charis SIL Regular" w:hAnsi="Charis SIL Regular" w:eastAsia="Charis SIL Regular"/>
+          <w:b w:val="0"/>
+          <w:i w:val="0"/>
+          <w:color w:val="0000FF"/>
+          <w:sz w:val="24"/>
+          <w:u w:val="single"/>
+        </w:rPr>
+        <w:hyperlink r:id="rId15" w:history="1">
+          <w:r>
+            <w:rPr>
+              <w:rStyle w:val="Hyperlink"/>
+            </w:rPr>
+            <w:t>Ridders</w:t>
+          </w:r>
+        </w:hyperlink>
+      </w:r>
+      <w:r>
+        <w:rPr>
+          <w:rFonts w:ascii="Charis SIL Regular" w:hAnsi="Charis SIL Regular" w:eastAsia="Charis SIL Regular"/>
+          <w:b w:val="0"/>
+          <w:i w:val="0"/>
+          <w:color w:val="0000FF"/>
+          <w:sz w:val="24"/>
+          <w:u w:val="single"/>
         </w:rPr>
         <w:t xml:space="preserve"> </w:t>
       </w:r>

--- a/EXPORTS/DOCX/published/niveau3/Dutch/Bronbeek.docx
+++ b/EXPORTS/DOCX/published/niveau3/Dutch/Bronbeek.docx
@@ -458,6 +458,7 @@
       </w:r>
       <w:r>
         <w:rPr>
+          <w:u w:val="single" w:color="0000ff"/>
           <w:rFonts w:ascii="Charis SIL Regular" w:hAnsi="Charis SIL Regular" w:eastAsia="Charis SIL Regular"/>
           <w:b w:val="0"/>
           <w:i w:val="0"/>

--- a/EXPORTS/DOCX/published/niveau3/Dutch/Bronbeek.docx
+++ b/EXPORTS/DOCX/published/niveau3/Dutch/Bronbeek.docx
@@ -458,7 +458,6 @@
       </w:r>
       <w:r>
         <w:rPr>
-          <w:u w:val="single" w:color="0000ff"/>
           <w:rFonts w:ascii="Charis SIL Regular" w:hAnsi="Charis SIL Regular" w:eastAsia="Charis SIL Regular"/>
           <w:b w:val="0"/>
           <w:i w:val="0"/>
@@ -1182,7 +1181,7 @@
           <w:sz w:val="24"/>
           <w:u w:val="single"/>
         </w:rPr>
-        <w:hyperlink r:id="rId13" w:history="1">
+        <w:hyperlink r:id="rId14" w:history="1">
           <w:r>
             <w:rPr>
               <w:rStyle w:val="Hyperlink"/>
@@ -1230,7 +1229,7 @@
           <w:sz w:val="24"/>
           <w:u w:val="single"/>
         </w:rPr>
-        <w:hyperlink r:id="rId14" w:history="1">
+        <w:hyperlink r:id="rId15" w:history="1">
           <w:r>
             <w:rPr>
               <w:rStyle w:val="Hyperlink"/>
@@ -1259,7 +1258,7 @@
           <w:sz w:val="24"/>
           <w:u w:val="single"/>
         </w:rPr>
-        <w:hyperlink r:id="rId14" w:history="1">
+        <w:hyperlink r:id="rId15" w:history="1">
           <w:r>
             <w:rPr>
               <w:rStyle w:val="Hyperlink"/>
@@ -1287,7 +1286,7 @@
           <w:color w:val="000000"/>
           <w:sz w:val="24"/>
         </w:rPr>
-        <w:hyperlink r:id="rId14" w:history="1">
+        <w:hyperlink r:id="rId15" w:history="1">
           <w:r>
             <w:rPr>
               <w:rStyle w:val="Hyperlink"/>
@@ -1305,7 +1304,7 @@
           <w:color w:val="000000"/>
           <w:sz w:val="24"/>
         </w:rPr>
-        <w:hyperlink r:id="rId14" w:history="1">
+        <w:hyperlink r:id="rId15" w:history="1">
           <w:r>
             <w:rPr>
               <w:rStyle w:val="Hyperlink"/>
@@ -1323,7 +1322,7 @@
           <w:color w:val="000000"/>
           <w:sz w:val="24"/>
         </w:rPr>
-        <w:hyperlink r:id="rId14" w:history="1">
+        <w:hyperlink r:id="rId15" w:history="1">
           <w:r>
             <w:rPr>
               <w:rStyle w:val="Hyperlink"/>
@@ -1406,7 +1405,7 @@
           <w:sz w:val="24"/>
           <w:u w:val="single"/>
         </w:rPr>
-        <w:hyperlink r:id="rId15" w:history="1">
+        <w:hyperlink r:id="rId16" w:history="1">
           <w:r>
             <w:rPr>
               <w:rStyle w:val="Hyperlink"/>
@@ -1435,7 +1434,7 @@
           <w:sz w:val="24"/>
           <w:u w:val="single"/>
         </w:rPr>
-        <w:hyperlink r:id="rId15" w:history="1">
+        <w:hyperlink r:id="rId16" w:history="1">
           <w:r>
             <w:rPr>
               <w:rStyle w:val="Hyperlink"/>
@@ -1452,7 +1451,7 @@
           <w:color w:val="0000FF"/>
           <w:sz w:val="24"/>
         </w:rPr>
-        <w:hyperlink r:id="rId15" w:history="1">
+        <w:hyperlink r:id="rId16" w:history="1">
           <w:r>
             <w:rPr>
               <w:rStyle w:val="Hyperlink"/>
@@ -1491,7 +1490,7 @@
           <w:sz w:val="24"/>
           <w:u w:val="single"/>
         </w:rPr>
-        <w:hyperlink r:id="rId15" w:history="1">
+        <w:hyperlink r:id="rId16" w:history="1">
           <w:r>
             <w:rPr>
               <w:rStyle w:val="Hyperlink"/>
@@ -1520,7 +1519,7 @@
           <w:sz w:val="24"/>
           <w:u w:val="single"/>
         </w:rPr>
-        <w:hyperlink r:id="rId15" w:history="1">
+        <w:hyperlink r:id="rId16" w:history="1">
           <w:r>
             <w:rPr>
               <w:rStyle w:val="Hyperlink"/>
@@ -1549,7 +1548,7 @@
           <w:sz w:val="24"/>
           <w:u w:val="single"/>
         </w:rPr>
-        <w:hyperlink r:id="rId15" w:history="1">
+        <w:hyperlink r:id="rId16" w:history="1">
           <w:r>
             <w:rPr>
               <w:rStyle w:val="Hyperlink"/>
@@ -1567,7 +1566,7 @@
           <w:sz w:val="24"/>
           <w:u w:val="single"/>
         </w:rPr>
-        <w:hyperlink r:id="rId15" w:history="1">
+        <w:hyperlink r:id="rId16" w:history="1">
           <w:r>
             <w:rPr>
               <w:rStyle w:val="Hyperlink"/>
@@ -1596,7 +1595,7 @@
           <w:sz w:val="24"/>
           <w:u w:val="single"/>
         </w:rPr>
-        <w:hyperlink r:id="rId15" w:history="1">
+        <w:hyperlink r:id="rId16" w:history="1">
           <w:r>
             <w:rPr>
               <w:rStyle w:val="Hyperlink"/>
@@ -1625,7 +1624,7 @@
           <w:sz w:val="24"/>
           <w:u w:val="single"/>
         </w:rPr>
-        <w:hyperlink r:id="rId15" w:history="1">
+        <w:hyperlink r:id="rId16" w:history="1">
           <w:r>
             <w:rPr>
               <w:rStyle w:val="Hyperlink"/>
@@ -1643,7 +1642,7 @@
           <w:sz w:val="24"/>
           <w:u w:val="single"/>
         </w:rPr>
-        <w:hyperlink r:id="rId15" w:history="1">
+        <w:hyperlink r:id="rId16" w:history="1">
           <w:r>
             <w:rPr>
               <w:rStyle w:val="Hyperlink"/>
@@ -1671,7 +1670,7 @@
           <w:color w:val="000000"/>
           <w:sz w:val="24"/>
         </w:rPr>
-        <w:hyperlink r:id="rId15" w:history="1">
+        <w:hyperlink r:id="rId16" w:history="1">
           <w:r>
             <w:rPr>
               <w:rStyle w:val="Hyperlink"/>
@@ -1689,7 +1688,7 @@
           <w:color w:val="000000"/>
           <w:sz w:val="24"/>
         </w:rPr>
-        <w:hyperlink r:id="rId15" w:history="1">
+        <w:hyperlink r:id="rId16" w:history="1">
           <w:r>
             <w:rPr>
               <w:rStyle w:val="Hyperlink"/>
@@ -1707,7 +1706,7 @@
           <w:color w:val="000000"/>
           <w:sz w:val="24"/>
         </w:rPr>
-        <w:hyperlink r:id="rId15" w:history="1">
+        <w:hyperlink r:id="rId16" w:history="1">
           <w:r>
             <w:rPr>
               <w:rStyle w:val="Hyperlink"/>
@@ -1725,7 +1724,7 @@
           <w:color w:val="000000"/>
           <w:sz w:val="24"/>
         </w:rPr>
-        <w:hyperlink r:id="rId15" w:history="1">
+        <w:hyperlink r:id="rId16" w:history="1">
           <w:r>
             <w:rPr>
               <w:rStyle w:val="Hyperlink"/>
@@ -1743,7 +1742,7 @@
           <w:color w:val="000000"/>
           <w:sz w:val="24"/>
         </w:rPr>
-        <w:hyperlink r:id="rId15" w:history="1">
+        <w:hyperlink r:id="rId16" w:history="1">
           <w:r>
             <w:rPr>
               <w:rStyle w:val="Hyperlink"/>
@@ -1761,7 +1760,7 @@
           <w:color w:val="000000"/>
           <w:sz w:val="24"/>
         </w:rPr>
-        <w:hyperlink r:id="rId15" w:history="1">
+        <w:hyperlink r:id="rId16" w:history="1">
           <w:r>
             <w:rPr>
               <w:rStyle w:val="Hyperlink"/>
@@ -1838,7 +1837,7 @@
           <w:sz w:val="24"/>
           <w:u w:val="single"/>
         </w:rPr>
-        <w:hyperlink r:id="rId16" w:history="1">
+        <w:hyperlink r:id="rId17" w:history="1">
           <w:r>
             <w:rPr>
               <w:rStyle w:val="Hyperlink"/>
@@ -1876,7 +1875,7 @@
           <w:color w:val="000000"/>
           <w:sz w:val="24"/>
         </w:rPr>
-        <w:hyperlink r:id="rId16" w:history="1">
+        <w:hyperlink r:id="rId17" w:history="1">
           <w:r>
             <w:rPr>
               <w:rStyle w:val="Hyperlink"/>
@@ -1944,7 +1943,7 @@
           <w:sz w:val="24"/>
           <w:u w:val="single"/>
         </w:rPr>
-        <w:hyperlink r:id="rId17" w:history="1">
+        <w:hyperlink r:id="rId18" w:history="1">
           <w:r>
             <w:rPr>
               <w:rStyle w:val="Hyperlink"/>
@@ -1962,7 +1961,7 @@
           <w:sz w:val="24"/>
           <w:u w:val="single"/>
         </w:rPr>
-        <w:hyperlink r:id="rId17" w:history="1">
+        <w:hyperlink r:id="rId18" w:history="1">
           <w:r>
             <w:rPr>
               <w:rStyle w:val="Hyperlink"/>
@@ -2332,7 +2331,7 @@
           <w:sz w:val="24"/>
           <w:u w:val="single"/>
         </w:rPr>
-        <w:hyperlink r:id="rId18" w:history="1">
+        <w:hyperlink r:id="rId19" w:history="1">
           <w:r>
             <w:rPr>
               <w:rStyle w:val="Hyperlink"/>
@@ -2350,7 +2349,7 @@
           <w:sz w:val="24"/>
           <w:u w:val="single"/>
         </w:rPr>
-        <w:hyperlink r:id="rId18" w:history="1">
+        <w:hyperlink r:id="rId19" w:history="1">
           <w:r>
             <w:rPr>
               <w:rStyle w:val="Hyperlink"/>
@@ -2368,7 +2367,7 @@
           <w:sz w:val="24"/>
           <w:u w:val="single"/>
         </w:rPr>
-        <w:hyperlink r:id="rId18" w:history="1">
+        <w:hyperlink r:id="rId19" w:history="1">
           <w:r>
             <w:rPr>
               <w:rStyle w:val="Hyperlink"/>
@@ -2386,7 +2385,7 @@
           <w:sz w:val="24"/>
           <w:u w:val="single"/>
         </w:rPr>
-        <w:hyperlink r:id="rId18" w:history="1">
+        <w:hyperlink r:id="rId19" w:history="1">
           <w:r>
             <w:rPr>
               <w:rStyle w:val="Hyperlink"/>
@@ -2404,7 +2403,7 @@
           <w:sz w:val="24"/>
           <w:u w:val="single"/>
         </w:rPr>
-        <w:hyperlink r:id="rId18" w:history="1">
+        <w:hyperlink r:id="rId19" w:history="1">
           <w:r>
             <w:rPr>
               <w:rStyle w:val="Hyperlink"/>
@@ -2422,7 +2421,7 @@
           <w:sz w:val="24"/>
           <w:u w:val="single"/>
         </w:rPr>
-        <w:hyperlink r:id="rId18" w:history="1">
+        <w:hyperlink r:id="rId19" w:history="1">
           <w:r>
             <w:rPr>
               <w:rStyle w:val="Hyperlink"/>
@@ -2440,7 +2439,7 @@
           <w:sz w:val="24"/>
           <w:u w:val="single"/>
         </w:rPr>
-        <w:hyperlink r:id="rId18" w:history="1">
+        <w:hyperlink r:id="rId19" w:history="1">
           <w:r>
             <w:rPr>
               <w:rStyle w:val="Hyperlink"/>
@@ -2515,7 +2514,7 @@
           <w:sz w:val="24"/>
           <w:u w:val="single"/>
         </w:rPr>
-        <w:hyperlink r:id="rId19" w:history="1">
+        <w:hyperlink r:id="rId20" w:history="1">
           <w:r>
             <w:rPr>
               <w:rStyle w:val="Hyperlink"/>
@@ -2633,7 +2632,7 @@
           <w:sz w:val="24"/>
           <w:u w:val="single"/>
         </w:rPr>
-        <w:hyperlink r:id="rId20" w:history="1">
+        <w:hyperlink r:id="rId21" w:history="1">
           <w:r>
             <w:rPr>
               <w:rStyle w:val="Hyperlink"/>
@@ -2651,7 +2650,7 @@
           <w:sz w:val="24"/>
           <w:u w:val="single"/>
         </w:rPr>
-        <w:hyperlink r:id="rId20" w:history="1">
+        <w:hyperlink r:id="rId21" w:history="1">
           <w:r>
             <w:rPr>
               <w:rStyle w:val="Hyperlink"/>
@@ -2894,7 +2893,7 @@
           <w:sz w:val="24"/>
           <w:u w:val="single"/>
         </w:rPr>
-        <w:hyperlink r:id="rId21" w:history="1">
+        <w:hyperlink r:id="rId22" w:history="1">
           <w:r>
             <w:rPr>
               <w:rStyle w:val="Hyperlink"/>
@@ -2912,7 +2911,7 @@
           <w:sz w:val="24"/>
           <w:u w:val="single"/>
         </w:rPr>
-        <w:hyperlink r:id="rId21" w:history="1">
+        <w:hyperlink r:id="rId22" w:history="1">
           <w:r>
             <w:rPr>
               <w:rStyle w:val="Hyperlink"/>
@@ -2930,7 +2929,7 @@
           <w:sz w:val="24"/>
           <w:u w:val="single"/>
         </w:rPr>
-        <w:hyperlink r:id="rId21" w:history="1">
+        <w:hyperlink r:id="rId22" w:history="1">
           <w:r>
             <w:rPr>
               <w:rStyle w:val="Hyperlink"/>
@@ -2948,7 +2947,7 @@
           <w:sz w:val="24"/>
           <w:u w:val="single"/>
         </w:rPr>
-        <w:hyperlink r:id="rId21" w:history="1">
+        <w:hyperlink r:id="rId22" w:history="1">
           <w:r>
             <w:rPr>
               <w:rStyle w:val="Hyperlink"/>
@@ -2976,7 +2975,7 @@
           <w:sz w:val="24"/>
           <w:u w:val="single"/>
         </w:rPr>
-        <w:hyperlink r:id="rId22" w:history="1">
+        <w:hyperlink r:id="rId23" w:history="1">
           <w:r>
             <w:rPr>
               <w:rStyle w:val="Hyperlink"/>
@@ -2994,7 +2993,7 @@
           <w:sz w:val="24"/>
           <w:u w:val="single"/>
         </w:rPr>
-        <w:hyperlink r:id="rId22" w:history="1">
+        <w:hyperlink r:id="rId23" w:history="1">
           <w:r>
             <w:rPr>
               <w:rStyle w:val="Hyperlink"/>
@@ -3012,7 +3011,7 @@
           <w:sz w:val="24"/>
           <w:u w:val="single"/>
         </w:rPr>
-        <w:hyperlink r:id="rId22" w:history="1">
+        <w:hyperlink r:id="rId23" w:history="1">
           <w:r>
             <w:rPr>
               <w:rStyle w:val="Hyperlink"/>
@@ -3030,7 +3029,7 @@
           <w:color w:val="000000"/>
           <w:sz w:val="24"/>
         </w:rPr>
-        <w:hyperlink r:id="rId21" w:history="1">
+        <w:hyperlink r:id="rId22" w:history="1">
           <w:r>
             <w:rPr>
               <w:rStyle w:val="Hyperlink"/>
@@ -3048,7 +3047,7 @@
           <w:sz w:val="24"/>
           <w:u w:val="single"/>
         </w:rPr>
-        <w:hyperlink r:id="rId21" w:history="1">
+        <w:hyperlink r:id="rId22" w:history="1">
           <w:r>
             <w:rPr>
               <w:rStyle w:val="Hyperlink"/>
@@ -3077,7 +3076,7 @@
           <w:sz w:val="24"/>
           <w:u w:val="single"/>
         </w:rPr>
-        <w:hyperlink r:id="rId23" w:history="1">
+        <w:hyperlink r:id="rId24" w:history="1">
           <w:r>
             <w:rPr>
               <w:rStyle w:val="Hyperlink"/>
@@ -3095,7 +3094,7 @@
           <w:sz w:val="24"/>
           <w:u w:val="single"/>
         </w:rPr>
-        <w:hyperlink r:id="rId23" w:history="1">
+        <w:hyperlink r:id="rId24" w:history="1">
           <w:r>
             <w:rPr>
               <w:rStyle w:val="Hyperlink"/>

--- a/EXPORTS/DOCX/published/niveau3/Dutch/Bronbeek.docx
+++ b/EXPORTS/DOCX/published/niveau3/Dutch/Bronbeek.docx
@@ -458,6 +458,7 @@
       </w:r>
       <w:r>
         <w:rPr>
+          <w:u w:val="single" w:color="0000ff"/>
           <w:rFonts w:ascii="Charis SIL Regular" w:hAnsi="Charis SIL Regular" w:eastAsia="Charis SIL Regular"/>
           <w:b w:val="0"/>
           <w:i w:val="0"/>
@@ -1181,7 +1182,7 @@
           <w:sz w:val="24"/>
           <w:u w:val="single"/>
         </w:rPr>
-        <w:hyperlink r:id="rId14" w:history="1">
+        <w:hyperlink r:id="rId13" w:history="1">
           <w:r>
             <w:rPr>
               <w:rStyle w:val="Hyperlink"/>
@@ -1229,7 +1230,7 @@
           <w:sz w:val="24"/>
           <w:u w:val="single"/>
         </w:rPr>
-        <w:hyperlink r:id="rId15" w:history="1">
+        <w:hyperlink r:id="rId14" w:history="1">
           <w:r>
             <w:rPr>
               <w:rStyle w:val="Hyperlink"/>
@@ -1258,7 +1259,7 @@
           <w:sz w:val="24"/>
           <w:u w:val="single"/>
         </w:rPr>
-        <w:hyperlink r:id="rId15" w:history="1">
+        <w:hyperlink r:id="rId14" w:history="1">
           <w:r>
             <w:rPr>
               <w:rStyle w:val="Hyperlink"/>
@@ -1286,7 +1287,7 @@
           <w:color w:val="000000"/>
           <w:sz w:val="24"/>
         </w:rPr>
-        <w:hyperlink r:id="rId15" w:history="1">
+        <w:hyperlink r:id="rId14" w:history="1">
           <w:r>
             <w:rPr>
               <w:rStyle w:val="Hyperlink"/>
@@ -1304,7 +1305,7 @@
           <w:color w:val="000000"/>
           <w:sz w:val="24"/>
         </w:rPr>
-        <w:hyperlink r:id="rId15" w:history="1">
+        <w:hyperlink r:id="rId14" w:history="1">
           <w:r>
             <w:rPr>
               <w:rStyle w:val="Hyperlink"/>
@@ -1322,7 +1323,7 @@
           <w:color w:val="000000"/>
           <w:sz w:val="24"/>
         </w:rPr>
-        <w:hyperlink r:id="rId15" w:history="1">
+        <w:hyperlink r:id="rId14" w:history="1">
           <w:r>
             <w:rPr>
               <w:rStyle w:val="Hyperlink"/>
@@ -1405,7 +1406,7 @@
           <w:sz w:val="24"/>
           <w:u w:val="single"/>
         </w:rPr>
-        <w:hyperlink r:id="rId16" w:history="1">
+        <w:hyperlink r:id="rId15" w:history="1">
           <w:r>
             <w:rPr>
               <w:rStyle w:val="Hyperlink"/>
@@ -1434,7 +1435,7 @@
           <w:sz w:val="24"/>
           <w:u w:val="single"/>
         </w:rPr>
-        <w:hyperlink r:id="rId16" w:history="1">
+        <w:hyperlink r:id="rId15" w:history="1">
           <w:r>
             <w:rPr>
               <w:rStyle w:val="Hyperlink"/>
@@ -1450,15 +1451,9 @@
           <w:i w:val="0"/>
           <w:color w:val="0000FF"/>
           <w:sz w:val="24"/>
+          <w:u w:val="single"/>
         </w:rPr>
-        <w:hyperlink r:id="rId16" w:history="1">
-          <w:r>
-            <w:rPr>
-              <w:rStyle w:val="Hyperlink"/>
-            </w:rPr>
-            <w:t>ë</w:t>
-          </w:r>
-        </w:hyperlink>
+        <w:t>ë</w:t>
       </w:r>
       <w:r>
         <w:rPr>
@@ -1490,7 +1485,7 @@
           <w:sz w:val="24"/>
           <w:u w:val="single"/>
         </w:rPr>
-        <w:hyperlink r:id="rId16" w:history="1">
+        <w:hyperlink r:id="rId15" w:history="1">
           <w:r>
             <w:rPr>
               <w:rStyle w:val="Hyperlink"/>
@@ -1519,7 +1514,7 @@
           <w:sz w:val="24"/>
           <w:u w:val="single"/>
         </w:rPr>
-        <w:hyperlink r:id="rId16" w:history="1">
+        <w:hyperlink r:id="rId15" w:history="1">
           <w:r>
             <w:rPr>
               <w:rStyle w:val="Hyperlink"/>
@@ -1548,7 +1543,7 @@
           <w:sz w:val="24"/>
           <w:u w:val="single"/>
         </w:rPr>
-        <w:hyperlink r:id="rId16" w:history="1">
+        <w:hyperlink r:id="rId15" w:history="1">
           <w:r>
             <w:rPr>
               <w:rStyle w:val="Hyperlink"/>
@@ -1566,7 +1561,7 @@
           <w:sz w:val="24"/>
           <w:u w:val="single"/>
         </w:rPr>
-        <w:hyperlink r:id="rId16" w:history="1">
+        <w:hyperlink r:id="rId15" w:history="1">
           <w:r>
             <w:rPr>
               <w:rStyle w:val="Hyperlink"/>
@@ -1595,7 +1590,7 @@
           <w:sz w:val="24"/>
           <w:u w:val="single"/>
         </w:rPr>
-        <w:hyperlink r:id="rId16" w:history="1">
+        <w:hyperlink r:id="rId15" w:history="1">
           <w:r>
             <w:rPr>
               <w:rStyle w:val="Hyperlink"/>
@@ -1624,7 +1619,7 @@
           <w:sz w:val="24"/>
           <w:u w:val="single"/>
         </w:rPr>
-        <w:hyperlink r:id="rId16" w:history="1">
+        <w:hyperlink r:id="rId15" w:history="1">
           <w:r>
             <w:rPr>
               <w:rStyle w:val="Hyperlink"/>
@@ -1642,7 +1637,7 @@
           <w:sz w:val="24"/>
           <w:u w:val="single"/>
         </w:rPr>
-        <w:hyperlink r:id="rId16" w:history="1">
+        <w:hyperlink r:id="rId15" w:history="1">
           <w:r>
             <w:rPr>
               <w:rStyle w:val="Hyperlink"/>
@@ -1670,7 +1665,7 @@
           <w:color w:val="000000"/>
           <w:sz w:val="24"/>
         </w:rPr>
-        <w:hyperlink r:id="rId16" w:history="1">
+        <w:hyperlink r:id="rId15" w:history="1">
           <w:r>
             <w:rPr>
               <w:rStyle w:val="Hyperlink"/>
@@ -1688,7 +1683,7 @@
           <w:color w:val="000000"/>
           <w:sz w:val="24"/>
         </w:rPr>
-        <w:hyperlink r:id="rId16" w:history="1">
+        <w:hyperlink r:id="rId15" w:history="1">
           <w:r>
             <w:rPr>
               <w:rStyle w:val="Hyperlink"/>
@@ -1706,7 +1701,7 @@
           <w:color w:val="000000"/>
           <w:sz w:val="24"/>
         </w:rPr>
-        <w:hyperlink r:id="rId16" w:history="1">
+        <w:hyperlink r:id="rId15" w:history="1">
           <w:r>
             <w:rPr>
               <w:rStyle w:val="Hyperlink"/>
@@ -1724,7 +1719,7 @@
           <w:color w:val="000000"/>
           <w:sz w:val="24"/>
         </w:rPr>
-        <w:hyperlink r:id="rId16" w:history="1">
+        <w:hyperlink r:id="rId15" w:history="1">
           <w:r>
             <w:rPr>
               <w:rStyle w:val="Hyperlink"/>
@@ -1742,7 +1737,7 @@
           <w:color w:val="000000"/>
           <w:sz w:val="24"/>
         </w:rPr>
-        <w:hyperlink r:id="rId16" w:history="1">
+        <w:hyperlink r:id="rId15" w:history="1">
           <w:r>
             <w:rPr>
               <w:rStyle w:val="Hyperlink"/>
@@ -1760,7 +1755,7 @@
           <w:color w:val="000000"/>
           <w:sz w:val="24"/>
         </w:rPr>
-        <w:hyperlink r:id="rId16" w:history="1">
+        <w:hyperlink r:id="rId15" w:history="1">
           <w:r>
             <w:rPr>
               <w:rStyle w:val="Hyperlink"/>
@@ -1837,7 +1832,7 @@
           <w:sz w:val="24"/>
           <w:u w:val="single"/>
         </w:rPr>
-        <w:hyperlink r:id="rId17" w:history="1">
+        <w:hyperlink r:id="rId16" w:history="1">
           <w:r>
             <w:rPr>
               <w:rStyle w:val="Hyperlink"/>
@@ -1875,7 +1870,7 @@
           <w:color w:val="000000"/>
           <w:sz w:val="24"/>
         </w:rPr>
-        <w:hyperlink r:id="rId17" w:history="1">
+        <w:hyperlink r:id="rId16" w:history="1">
           <w:r>
             <w:rPr>
               <w:rStyle w:val="Hyperlink"/>
@@ -1943,7 +1938,7 @@
           <w:sz w:val="24"/>
           <w:u w:val="single"/>
         </w:rPr>
-        <w:hyperlink r:id="rId18" w:history="1">
+        <w:hyperlink r:id="rId17" w:history="1">
           <w:r>
             <w:rPr>
               <w:rStyle w:val="Hyperlink"/>
@@ -1961,7 +1956,7 @@
           <w:sz w:val="24"/>
           <w:u w:val="single"/>
         </w:rPr>
-        <w:hyperlink r:id="rId18" w:history="1">
+        <w:hyperlink r:id="rId17" w:history="1">
           <w:r>
             <w:rPr>
               <w:rStyle w:val="Hyperlink"/>
@@ -2331,7 +2326,7 @@
           <w:sz w:val="24"/>
           <w:u w:val="single"/>
         </w:rPr>
-        <w:hyperlink r:id="rId19" w:history="1">
+        <w:hyperlink r:id="rId18" w:history="1">
           <w:r>
             <w:rPr>
               <w:rStyle w:val="Hyperlink"/>
@@ -2349,7 +2344,7 @@
           <w:sz w:val="24"/>
           <w:u w:val="single"/>
         </w:rPr>
-        <w:hyperlink r:id="rId19" w:history="1">
+        <w:hyperlink r:id="rId18" w:history="1">
           <w:r>
             <w:rPr>
               <w:rStyle w:val="Hyperlink"/>
@@ -2367,7 +2362,7 @@
           <w:sz w:val="24"/>
           <w:u w:val="single"/>
         </w:rPr>
-        <w:hyperlink r:id="rId19" w:history="1">
+        <w:hyperlink r:id="rId18" w:history="1">
           <w:r>
             <w:rPr>
               <w:rStyle w:val="Hyperlink"/>
@@ -2385,7 +2380,7 @@
           <w:sz w:val="24"/>
           <w:u w:val="single"/>
         </w:rPr>
-        <w:hyperlink r:id="rId19" w:history="1">
+        <w:hyperlink r:id="rId18" w:history="1">
           <w:r>
             <w:rPr>
               <w:rStyle w:val="Hyperlink"/>
@@ -2403,7 +2398,7 @@
           <w:sz w:val="24"/>
           <w:u w:val="single"/>
         </w:rPr>
-        <w:hyperlink r:id="rId19" w:history="1">
+        <w:hyperlink r:id="rId18" w:history="1">
           <w:r>
             <w:rPr>
               <w:rStyle w:val="Hyperlink"/>
@@ -2421,7 +2416,7 @@
           <w:sz w:val="24"/>
           <w:u w:val="single"/>
         </w:rPr>
-        <w:hyperlink r:id="rId19" w:history="1">
+        <w:hyperlink r:id="rId18" w:history="1">
           <w:r>
             <w:rPr>
               <w:rStyle w:val="Hyperlink"/>
@@ -2439,7 +2434,7 @@
           <w:sz w:val="24"/>
           <w:u w:val="single"/>
         </w:rPr>
-        <w:hyperlink r:id="rId19" w:history="1">
+        <w:hyperlink r:id="rId18" w:history="1">
           <w:r>
             <w:rPr>
               <w:rStyle w:val="Hyperlink"/>
@@ -2514,7 +2509,7 @@
           <w:sz w:val="24"/>
           <w:u w:val="single"/>
         </w:rPr>
-        <w:hyperlink r:id="rId20" w:history="1">
+        <w:hyperlink r:id="rId19" w:history="1">
           <w:r>
             <w:rPr>
               <w:rStyle w:val="Hyperlink"/>
@@ -2632,7 +2627,7 @@
           <w:sz w:val="24"/>
           <w:u w:val="single"/>
         </w:rPr>
-        <w:hyperlink r:id="rId21" w:history="1">
+        <w:hyperlink r:id="rId20" w:history="1">
           <w:r>
             <w:rPr>
               <w:rStyle w:val="Hyperlink"/>
@@ -2650,7 +2645,7 @@
           <w:sz w:val="24"/>
           <w:u w:val="single"/>
         </w:rPr>
-        <w:hyperlink r:id="rId21" w:history="1">
+        <w:hyperlink r:id="rId20" w:history="1">
           <w:r>
             <w:rPr>
               <w:rStyle w:val="Hyperlink"/>
@@ -2893,7 +2888,7 @@
           <w:sz w:val="24"/>
           <w:u w:val="single"/>
         </w:rPr>
-        <w:hyperlink r:id="rId22" w:history="1">
+        <w:hyperlink r:id="rId21" w:history="1">
           <w:r>
             <w:rPr>
               <w:rStyle w:val="Hyperlink"/>
@@ -2911,7 +2906,7 @@
           <w:sz w:val="24"/>
           <w:u w:val="single"/>
         </w:rPr>
-        <w:hyperlink r:id="rId22" w:history="1">
+        <w:hyperlink r:id="rId21" w:history="1">
           <w:r>
             <w:rPr>
               <w:rStyle w:val="Hyperlink"/>
@@ -2929,7 +2924,7 @@
           <w:sz w:val="24"/>
           <w:u w:val="single"/>
         </w:rPr>
-        <w:hyperlink r:id="rId22" w:history="1">
+        <w:hyperlink r:id="rId21" w:history="1">
           <w:r>
             <w:rPr>
               <w:rStyle w:val="Hyperlink"/>
@@ -2947,7 +2942,7 @@
           <w:sz w:val="24"/>
           <w:u w:val="single"/>
         </w:rPr>
-        <w:hyperlink r:id="rId22" w:history="1">
+        <w:hyperlink r:id="rId21" w:history="1">
           <w:r>
             <w:rPr>
               <w:rStyle w:val="Hyperlink"/>
@@ -2975,7 +2970,7 @@
           <w:sz w:val="24"/>
           <w:u w:val="single"/>
         </w:rPr>
-        <w:hyperlink r:id="rId23" w:history="1">
+        <w:hyperlink r:id="rId22" w:history="1">
           <w:r>
             <w:rPr>
               <w:rStyle w:val="Hyperlink"/>
@@ -2993,7 +2988,7 @@
           <w:sz w:val="24"/>
           <w:u w:val="single"/>
         </w:rPr>
-        <w:hyperlink r:id="rId23" w:history="1">
+        <w:hyperlink r:id="rId21" w:history="1">
           <w:r>
             <w:rPr>
               <w:rStyle w:val="Hyperlink"/>
@@ -3011,7 +3006,7 @@
           <w:sz w:val="24"/>
           <w:u w:val="single"/>
         </w:rPr>
-        <w:hyperlink r:id="rId23" w:history="1">
+        <w:hyperlink r:id="rId21" w:history="1">
           <w:r>
             <w:rPr>
               <w:rStyle w:val="Hyperlink"/>
@@ -3029,7 +3024,7 @@
           <w:color w:val="000000"/>
           <w:sz w:val="24"/>
         </w:rPr>
-        <w:hyperlink r:id="rId22" w:history="1">
+        <w:hyperlink r:id="rId21" w:history="1">
           <w:r>
             <w:rPr>
               <w:rStyle w:val="Hyperlink"/>
@@ -3047,7 +3042,7 @@
           <w:sz w:val="24"/>
           <w:u w:val="single"/>
         </w:rPr>
-        <w:hyperlink r:id="rId22" w:history="1">
+        <w:hyperlink r:id="rId21" w:history="1">
           <w:r>
             <w:rPr>
               <w:rStyle w:val="Hyperlink"/>
@@ -3076,7 +3071,7 @@
           <w:sz w:val="24"/>
           <w:u w:val="single"/>
         </w:rPr>
-        <w:hyperlink r:id="rId24" w:history="1">
+        <w:hyperlink r:id="rId21" w:history="1">
           <w:r>
             <w:rPr>
               <w:rStyle w:val="Hyperlink"/>
@@ -3094,7 +3089,7 @@
           <w:sz w:val="24"/>
           <w:u w:val="single"/>
         </w:rPr>
-        <w:hyperlink r:id="rId24" w:history="1">
+        <w:hyperlink r:id="rId21" w:history="1">
           <w:r>
             <w:rPr>
               <w:rStyle w:val="Hyperlink"/>

--- a/EXPORTS/DOCX/published/niveau3/Dutch/Bronbeek.docx
+++ b/EXPORTS/DOCX/published/niveau3/Dutch/Bronbeek.docx
@@ -458,7 +458,6 @@
       </w:r>
       <w:r>
         <w:rPr>
-          <w:u w:val="single" w:color="0000ff"/>
           <w:rFonts w:ascii="Charis SIL Regular" w:hAnsi="Charis SIL Regular" w:eastAsia="Charis SIL Regular"/>
           <w:b w:val="0"/>
           <w:i w:val="0"/>
@@ -1451,9 +1450,15 @@
           <w:i w:val="0"/>
           <w:color w:val="0000FF"/>
           <w:sz w:val="24"/>
-          <w:u w:val="single"/>
         </w:rPr>
-        <w:t>ë</w:t>
+        <w:hyperlink r:id="rId15" w:history="1">
+          <w:r>
+            <w:rPr>
+              <w:rStyle w:val="Hyperlink"/>
+            </w:rPr>
+            <w:t>ë</w:t>
+          </w:r>
+        </w:hyperlink>
       </w:r>
       <w:r>
         <w:rPr>
@@ -2480,7 +2485,7 @@
           <w:sz w:val="24"/>
           <w:u w:val="single"/>
         </w:rPr>
-        <w:hyperlink r:id="rId19" w:history="1">
+        <w:hyperlink r:id="rId18" w:history="1">
           <w:r>
             <w:rPr>
               <w:rStyle w:val="Hyperlink"/>
@@ -2509,7 +2514,7 @@
           <w:sz w:val="24"/>
           <w:u w:val="single"/>
         </w:rPr>
-        <w:hyperlink r:id="rId19" w:history="1">
+        <w:hyperlink r:id="rId18" w:history="1">
           <w:r>
             <w:rPr>
               <w:rStyle w:val="Hyperlink"/>
@@ -2988,7 +2993,7 @@
           <w:sz w:val="24"/>
           <w:u w:val="single"/>
         </w:rPr>
-        <w:hyperlink r:id="rId21" w:history="1">
+        <w:hyperlink r:id="rId22" w:history="1">
           <w:r>
             <w:rPr>
               <w:rStyle w:val="Hyperlink"/>
@@ -3006,7 +3011,7 @@
           <w:sz w:val="24"/>
           <w:u w:val="single"/>
         </w:rPr>
-        <w:hyperlink r:id="rId21" w:history="1">
+        <w:hyperlink r:id="rId22" w:history="1">
           <w:r>
             <w:rPr>
               <w:rStyle w:val="Hyperlink"/>
@@ -3071,7 +3076,7 @@
           <w:sz w:val="24"/>
           <w:u w:val="single"/>
         </w:rPr>
-        <w:hyperlink r:id="rId21" w:history="1">
+        <w:hyperlink r:id="rId23" w:history="1">
           <w:r>
             <w:rPr>
               <w:rStyle w:val="Hyperlink"/>
@@ -3089,7 +3094,7 @@
           <w:sz w:val="24"/>
           <w:u w:val="single"/>
         </w:rPr>
-        <w:hyperlink r:id="rId21" w:history="1">
+        <w:hyperlink r:id="rId23" w:history="1">
           <w:r>
             <w:rPr>
               <w:rStyle w:val="Hyperlink"/>

--- a/EXPORTS/DOCX/published/niveau3/Dutch/Bronbeek.docx
+++ b/EXPORTS/DOCX/published/niveau3/Dutch/Bronbeek.docx
@@ -2485,7 +2485,7 @@
           <w:sz w:val="24"/>
           <w:u w:val="single"/>
         </w:rPr>
-        <w:hyperlink r:id="rId18" w:history="1">
+        <w:hyperlink r:id="rId19" w:history="1">
           <w:r>
             <w:rPr>
               <w:rStyle w:val="Hyperlink"/>
@@ -2514,7 +2514,7 @@
           <w:sz w:val="24"/>
           <w:u w:val="single"/>
         </w:rPr>
-        <w:hyperlink r:id="rId18" w:history="1">
+        <w:hyperlink r:id="rId19" w:history="1">
           <w:r>
             <w:rPr>
               <w:rStyle w:val="Hyperlink"/>
@@ -2993,7 +2993,7 @@
           <w:sz w:val="24"/>
           <w:u w:val="single"/>
         </w:rPr>
-        <w:hyperlink r:id="rId22" w:history="1">
+        <w:hyperlink r:id="rId21" w:history="1">
           <w:r>
             <w:rPr>
               <w:rStyle w:val="Hyperlink"/>
@@ -3029,14 +3029,7 @@
           <w:color w:val="000000"/>
           <w:sz w:val="24"/>
         </w:rPr>
-        <w:hyperlink r:id="rId21" w:history="1">
-          <w:r>
-            <w:rPr>
-              <w:rStyle w:val="Hyperlink"/>
-            </w:rPr>
-            <w:t xml:space="preserve">, </w:t>
-          </w:r>
-        </w:hyperlink>
+        <w:t xml:space="preserve">, </w:t>
       </w:r>
       <w:r>
         <w:rPr>
@@ -3094,7 +3087,7 @@
           <w:sz w:val="24"/>
           <w:u w:val="single"/>
         </w:rPr>
-        <w:hyperlink r:id="rId23" w:history="1">
+        <w:hyperlink r:id="rId21" w:history="1">
           <w:r>
             <w:rPr>
               <w:rStyle w:val="Hyperlink"/>

--- a/EXPORTS/DOCX/published/niveau3/Dutch/Bronbeek.docx
+++ b/EXPORTS/DOCX/published/niveau3/Dutch/Bronbeek.docx
@@ -3022,7 +3022,6 @@
       </w:r>
       <w:r>
         <w:rPr>
-          <w:u w:val="single" w:color="0000ff"/>
           <w:rFonts w:ascii="Charis SIL Regular" w:hAnsi="Charis SIL Regular" w:eastAsia="Charis SIL Regular"/>
           <w:b w:val="0"/>
           <w:i w:val="0"/>

--- a/EXPORTS/DOCX/published/niveau3/Dutch/Bronbeek.docx
+++ b/EXPORTS/DOCX/published/niveau3/Dutch/Bronbeek.docx
@@ -230,25 +230,7 @@
           <w:color w:val="000000"/>
           <w:sz w:val="24"/>
         </w:rPr>
-        <w:t>Nederl</w:t>
-      </w:r>
-      <w:r>
-        <w:rPr>
-          <w:u w:val="single" w:color="0000ff"/>
-          <w:rFonts w:ascii="Charis SIL Regular" w:hAnsi="Charis SIL Regular" w:eastAsia="Charis SIL Regular"/>
-          <w:b w:val="0"/>
-          <w:i w:val="0"/>
-          <w:color w:val="000000"/>
-          <w:sz w:val="24"/>
-        </w:rPr>
-        <w:hyperlink r:id="rId9" w:history="1">
-          <w:r>
-            <w:rPr>
-              <w:rStyle w:val="Hyperlink"/>
-            </w:rPr>
-            <w:t>andse S</w:t>
-          </w:r>
-        </w:hyperlink>
+        <w:t>Nederlandse S</w:t>
       </w:r>
       <w:r>
         <w:rPr>
@@ -1439,7 +1421,7 @@
             <w:rPr>
               <w:rStyle w:val="Hyperlink"/>
             </w:rPr>
-            <w:t>biografie</w:t>
+            <w:t>biografieë</w:t>
           </w:r>
         </w:hyperlink>
       </w:r>
@@ -1450,23 +1432,7 @@
           <w:i w:val="0"/>
           <w:color w:val="0000FF"/>
           <w:sz w:val="24"/>
-        </w:rPr>
-        <w:hyperlink r:id="rId15" w:history="1">
-          <w:r>
-            <w:rPr>
-              <w:rStyle w:val="Hyperlink"/>
-            </w:rPr>
-            <w:t>ë</w:t>
-          </w:r>
-        </w:hyperlink>
-      </w:r>
-      <w:r>
-        <w:rPr>
-          <w:rFonts w:ascii="Charis SIL Regular" w:hAnsi="Charis SIL Regular" w:eastAsia="Charis SIL Regular"/>
-          <w:b w:val="0"/>
-          <w:i w:val="0"/>
-          <w:color w:val="0000FF"/>
-          <w:sz w:val="24"/>
+          <w:u w:val="single"/>
         </w:rPr>
         <w:t>n</w:t>
       </w:r>
@@ -1553,9 +1519,19 @@
             <w:rPr>
               <w:rStyle w:val="Hyperlink"/>
             </w:rPr>
-            <w:t xml:space="preserve">in </w:t>
+            <w:t>i</w:t>
           </w:r>
         </w:hyperlink>
+      </w:r>
+      <w:r>
+        <w:rPr>
+          <w:rFonts w:ascii="Charis SIL Regular" w:hAnsi="Charis SIL Regular" w:eastAsia="Charis SIL Regular"/>
+          <w:b w:val="0"/>
+          <w:i w:val="0"/>
+          <w:color w:val="0000FF"/>
+          <w:sz w:val="24"/>
+        </w:rPr>
+        <w:t xml:space="preserve">n </w:t>
       </w:r>
       <w:r>
         <w:rPr>
@@ -2993,7 +2969,7 @@
           <w:sz w:val="24"/>
           <w:u w:val="single"/>
         </w:rPr>
-        <w:hyperlink r:id="rId21" w:history="1">
+        <w:hyperlink r:id="rId22" w:history="1">
           <w:r>
             <w:rPr>
               <w:rStyle w:val="Hyperlink"/>
@@ -3022,13 +2998,21 @@
       </w:r>
       <w:r>
         <w:rPr>
+          <w:u w:val="single" w:color="0000ff"/>
           <w:rFonts w:ascii="Charis SIL Regular" w:hAnsi="Charis SIL Regular" w:eastAsia="Charis SIL Regular"/>
           <w:b w:val="0"/>
           <w:i w:val="0"/>
           <w:color w:val="000000"/>
           <w:sz w:val="24"/>
         </w:rPr>
-        <w:t xml:space="preserve">, </w:t>
+        <w:hyperlink r:id="rId21" w:history="1">
+          <w:r>
+            <w:rPr>
+              <w:rStyle w:val="Hyperlink"/>
+            </w:rPr>
+            <w:t xml:space="preserve">, </w:t>
+          </w:r>
+        </w:hyperlink>
       </w:r>
       <w:r>
         <w:rPr>
@@ -3068,7 +3052,7 @@
           <w:sz w:val="24"/>
           <w:u w:val="single"/>
         </w:rPr>
-        <w:hyperlink r:id="rId23" w:history="1">
+        <w:hyperlink r:id="rId21" w:history="1">
           <w:r>
             <w:rPr>
               <w:rStyle w:val="Hyperlink"/>

--- a/EXPORTS/DOCX/published/niveau3/Dutch/Bronbeek.docx
+++ b/EXPORTS/DOCX/published/niveau3/Dutch/Bronbeek.docx
@@ -230,7 +230,18 @@
           <w:color w:val="000000"/>
           <w:sz w:val="24"/>
         </w:rPr>
-        <w:t>Nederlandse S</w:t>
+        <w:t>Nederl</w:t>
+      </w:r>
+      <w:r>
+        <w:rPr>
+          <w:u w:val="single" w:color="0000ff"/>
+          <w:rFonts w:ascii="Charis SIL Regular" w:hAnsi="Charis SIL Regular" w:eastAsia="Charis SIL Regular"/>
+          <w:b w:val="0"/>
+          <w:i w:val="0"/>
+          <w:color w:val="000000"/>
+          <w:sz w:val="24"/>
+        </w:rPr>
+        <w:t>andse S</w:t>
       </w:r>
       <w:r>
         <w:rPr>
@@ -1501,7 +1512,6 @@
           <w:i w:val="0"/>
           <w:color w:val="0000FF"/>
           <w:sz w:val="24"/>
-          <w:u w:val="single"/>
         </w:rPr>
         <w:t xml:space="preserve"> </w:t>
       </w:r>
@@ -1519,19 +1529,9 @@
             <w:rPr>
               <w:rStyle w:val="Hyperlink"/>
             </w:rPr>
-            <w:t>i</w:t>
+            <w:t xml:space="preserve">in </w:t>
           </w:r>
         </w:hyperlink>
-      </w:r>
-      <w:r>
-        <w:rPr>
-          <w:rFonts w:ascii="Charis SIL Regular" w:hAnsi="Charis SIL Regular" w:eastAsia="Charis SIL Regular"/>
-          <w:b w:val="0"/>
-          <w:i w:val="0"/>
-          <w:color w:val="0000FF"/>
-          <w:sz w:val="24"/>
-        </w:rPr>
-        <w:t xml:space="preserve">n </w:t>
       </w:r>
       <w:r>
         <w:rPr>
@@ -2443,7 +2443,7 @@
           <w:sz w:val="24"/>
           <w:u w:val="single"/>
         </w:rPr>
-        <w:hyperlink r:id="rId19" w:history="1">
+        <w:hyperlink r:id="rId18" w:history="1">
           <w:r>
             <w:rPr>
               <w:rStyle w:val="Hyperlink"/>
@@ -2461,7 +2461,7 @@
           <w:sz w:val="24"/>
           <w:u w:val="single"/>
         </w:rPr>
-        <w:hyperlink r:id="rId19" w:history="1">
+        <w:hyperlink r:id="rId18" w:history="1">
           <w:r>
             <w:rPr>
               <w:rStyle w:val="Hyperlink"/>
@@ -2969,7 +2969,7 @@
           <w:sz w:val="24"/>
           <w:u w:val="single"/>
         </w:rPr>
-        <w:hyperlink r:id="rId22" w:history="1">
+        <w:hyperlink r:id="rId21" w:history="1">
           <w:r>
             <w:rPr>
               <w:rStyle w:val="Hyperlink"/>
@@ -3005,14 +3005,7 @@
           <w:color w:val="000000"/>
           <w:sz w:val="24"/>
         </w:rPr>
-        <w:hyperlink r:id="rId21" w:history="1">
-          <w:r>
-            <w:rPr>
-              <w:rStyle w:val="Hyperlink"/>
-            </w:rPr>
-            <w:t xml:space="preserve">, </w:t>
-          </w:r>
-        </w:hyperlink>
+        <w:t xml:space="preserve">, </w:t>
       </w:r>
       <w:r>
         <w:rPr>
@@ -3052,7 +3045,7 @@
           <w:sz w:val="24"/>
           <w:u w:val="single"/>
         </w:rPr>
-        <w:hyperlink r:id="rId21" w:history="1">
+        <w:hyperlink r:id="rId23" w:history="1">
           <w:r>
             <w:rPr>
               <w:rStyle w:val="Hyperlink"/>

--- a/EXPORTS/DOCX/published/niveau3/Dutch/Bronbeek.docx
+++ b/EXPORTS/DOCX/published/niveau3/Dutch/Bronbeek.docx
@@ -1398,14 +1398,7 @@
           <w:sz w:val="24"/>
           <w:u w:val="single"/>
         </w:rPr>
-        <w:hyperlink r:id="rId15" w:history="1">
-          <w:r>
-            <w:rPr>
-              <w:rStyle w:val="Hyperlink"/>
-            </w:rPr>
-            <w:t>6000</w:t>
-          </w:r>
-        </w:hyperlink>
+        <w:t>6000 biografieën van</w:t>
       </w:r>
       <w:r>
         <w:rPr>
@@ -1414,76 +1407,6 @@
           <w:i w:val="0"/>
           <w:color w:val="0000FF"/>
           <w:sz w:val="24"/>
-          <w:u w:val="single"/>
-        </w:rPr>
-        <w:t xml:space="preserve"> </w:t>
-      </w:r>
-      <w:r>
-        <w:rPr>
-          <w:rFonts w:ascii="Charis SIL Regular" w:hAnsi="Charis SIL Regular" w:eastAsia="Charis SIL Regular"/>
-          <w:b w:val="0"/>
-          <w:i w:val="0"/>
-          <w:color w:val="0000FF"/>
-          <w:sz w:val="24"/>
-          <w:u w:val="single"/>
-        </w:rPr>
-        <w:hyperlink r:id="rId15" w:history="1">
-          <w:r>
-            <w:rPr>
-              <w:rStyle w:val="Hyperlink"/>
-            </w:rPr>
-            <w:t>biografieë</w:t>
-          </w:r>
-        </w:hyperlink>
-      </w:r>
-      <w:r>
-        <w:rPr>
-          <w:rFonts w:ascii="Charis SIL Regular" w:hAnsi="Charis SIL Regular" w:eastAsia="Charis SIL Regular"/>
-          <w:b w:val="0"/>
-          <w:i w:val="0"/>
-          <w:color w:val="0000FF"/>
-          <w:sz w:val="24"/>
-          <w:u w:val="single"/>
-        </w:rPr>
-        <w:t>n</w:t>
-      </w:r>
-      <w:r>
-        <w:rPr>
-          <w:rFonts w:ascii="Charis SIL Regular" w:hAnsi="Charis SIL Regular" w:eastAsia="Charis SIL Regular"/>
-          <w:b w:val="0"/>
-          <w:i w:val="0"/>
-          <w:color w:val="0000FF"/>
-          <w:sz w:val="24"/>
-          <w:u w:val="single"/>
-        </w:rPr>
-        <w:t xml:space="preserve"> </w:t>
-      </w:r>
-      <w:r>
-        <w:rPr>
-          <w:rFonts w:ascii="Charis SIL Regular" w:hAnsi="Charis SIL Regular" w:eastAsia="Charis SIL Regular"/>
-          <w:b w:val="0"/>
-          <w:i w:val="0"/>
-          <w:color w:val="0000FF"/>
-          <w:sz w:val="24"/>
-          <w:u w:val="single"/>
-        </w:rPr>
-        <w:hyperlink r:id="rId15" w:history="1">
-          <w:r>
-            <w:rPr>
-              <w:rStyle w:val="Hyperlink"/>
-            </w:rPr>
-            <w:t>van</w:t>
-          </w:r>
-        </w:hyperlink>
-      </w:r>
-      <w:r>
-        <w:rPr>
-          <w:rFonts w:ascii="Charis SIL Regular" w:hAnsi="Charis SIL Regular" w:eastAsia="Charis SIL Regular"/>
-          <w:b w:val="0"/>
-          <w:i w:val="0"/>
-          <w:color w:val="0000FF"/>
-          <w:sz w:val="24"/>
-          <w:u w:val="single"/>
         </w:rPr>
         <w:t xml:space="preserve"> </w:t>
       </w:r>
@@ -1512,6 +1435,7 @@
           <w:i w:val="0"/>
           <w:color w:val="0000FF"/>
           <w:sz w:val="24"/>
+          <w:u w:val="single"/>
         </w:rPr>
         <w:t xml:space="preserve"> </w:t>
       </w:r>
@@ -1646,86 +1570,7 @@
           <w:color w:val="000000"/>
           <w:sz w:val="24"/>
         </w:rPr>
-        <w:hyperlink r:id="rId15" w:history="1">
-          <w:r>
-            <w:rPr>
-              <w:rStyle w:val="Hyperlink"/>
-            </w:rPr>
-            <w:t>es ov</w:t>
-          </w:r>
-        </w:hyperlink>
-      </w:r>
-      <w:r>
-        <w:rPr>
-          <w:u w:val="single" w:color="0000ff"/>
-          <w:rFonts w:ascii="Charis SIL Regular" w:hAnsi="Charis SIL Regular" w:eastAsia="Charis SIL Regular"/>
-          <w:b w:val="0"/>
-          <w:i w:val="0"/>
-          <w:color w:val="000000"/>
-          <w:sz w:val="24"/>
-        </w:rPr>
-        <w:hyperlink r:id="rId15" w:history="1">
-          <w:r>
-            <w:rPr>
-              <w:rStyle w:val="Hyperlink"/>
-            </w:rPr>
-            <w:t>e</w:t>
-          </w:r>
-        </w:hyperlink>
-      </w:r>
-      <w:r>
-        <w:rPr>
-          <w:u w:val="single" w:color="0000ff"/>
-          <w:rFonts w:ascii="Charis SIL Regular" w:hAnsi="Charis SIL Regular" w:eastAsia="Charis SIL Regular"/>
-          <w:b w:val="0"/>
-          <w:i w:val="0"/>
-          <w:color w:val="000000"/>
-          <w:sz w:val="24"/>
-        </w:rPr>
-        <w:hyperlink r:id="rId15" w:history="1">
-          <w:r>
-            <w:rPr>
-              <w:rStyle w:val="Hyperlink"/>
-            </w:rPr>
-            <w:t>r de Militai</w:t>
-          </w:r>
-        </w:hyperlink>
-      </w:r>
-      <w:r>
-        <w:rPr>
-          <w:u w:val="single" w:color="0000ff"/>
-          <w:rFonts w:ascii="Charis SIL Regular" w:hAnsi="Charis SIL Regular" w:eastAsia="Charis SIL Regular"/>
-          <w:b w:val="0"/>
-          <w:i w:val="0"/>
-          <w:color w:val="000000"/>
-          <w:sz w:val="24"/>
-        </w:rPr>
-        <w:hyperlink r:id="rId15" w:history="1">
-          <w:r>
-            <w:rPr>
-              <w:rStyle w:val="Hyperlink"/>
-            </w:rPr>
-            <w:t>r</w:t>
-          </w:r>
-        </w:hyperlink>
-      </w:r>
-      <w:r>
-        <w:rPr>
-          <w:u w:val="single" w:color="0000ff"/>
-          <w:rFonts w:ascii="Charis SIL Regular" w:hAnsi="Charis SIL Regular" w:eastAsia="Charis SIL Regular"/>
-          <w:b w:val="0"/>
-          <w:i w:val="0"/>
-          <w:color w:val="000000"/>
-          <w:sz w:val="24"/>
-        </w:rPr>
-        <w:hyperlink r:id="rId15" w:history="1">
-          <w:r>
-            <w:rPr>
-              <w:rStyle w:val="Hyperlink"/>
-            </w:rPr>
-            <w:t>e W</w:t>
-          </w:r>
-        </w:hyperlink>
+        <w:t>es over de Militaire W</w:t>
       </w:r>
       <w:r>
         <w:rPr>
@@ -2443,7 +2288,7 @@
           <w:sz w:val="24"/>
           <w:u w:val="single"/>
         </w:rPr>
-        <w:hyperlink r:id="rId18" w:history="1">
+        <w:hyperlink r:id="rId19" w:history="1">
           <w:r>
             <w:rPr>
               <w:rStyle w:val="Hyperlink"/>
@@ -2461,7 +2306,7 @@
           <w:sz w:val="24"/>
           <w:u w:val="single"/>
         </w:rPr>
-        <w:hyperlink r:id="rId18" w:history="1">
+        <w:hyperlink r:id="rId19" w:history="1">
           <w:r>
             <w:rPr>
               <w:rStyle w:val="Hyperlink"/>
@@ -2969,7 +2814,7 @@
           <w:sz w:val="24"/>
           <w:u w:val="single"/>
         </w:rPr>
-        <w:hyperlink r:id="rId21" w:history="1">
+        <w:hyperlink r:id="rId22" w:history="1">
           <w:r>
             <w:rPr>
               <w:rStyle w:val="Hyperlink"/>
@@ -2998,7 +2843,6 @@
       </w:r>
       <w:r>
         <w:rPr>
-          <w:u w:val="single" w:color="0000ff"/>
           <w:rFonts w:ascii="Charis SIL Regular" w:hAnsi="Charis SIL Regular" w:eastAsia="Charis SIL Regular"/>
           <w:b w:val="0"/>
           <w:i w:val="0"/>

--- a/EXPORTS/DOCX/published/niveau3/Dutch/Bronbeek.docx
+++ b/EXPORTS/DOCX/published/niveau3/Dutch/Bronbeek.docx
@@ -241,7 +241,14 @@
           <w:color w:val="000000"/>
           <w:sz w:val="24"/>
         </w:rPr>
-        <w:t>andse S</w:t>
+        <w:hyperlink r:id="rId9" w:history="1">
+          <w:r>
+            <w:rPr>
+              <w:rStyle w:val="Hyperlink"/>
+            </w:rPr>
+            <w:t>andse S</w:t>
+          </w:r>
+        </w:hyperlink>
       </w:r>
       <w:r>
         <w:rPr>
@@ -429,35 +436,7 @@
           <w:color w:val="000000"/>
           <w:sz w:val="24"/>
         </w:rPr>
-        <w:t>het tehuis ook openges</w:t>
-      </w:r>
-      <w:r>
-        <w:rPr>
-          <w:u w:val="single" w:color="0000ff"/>
-          <w:rFonts w:ascii="Charis SIL Regular" w:hAnsi="Charis SIL Regular" w:eastAsia="Charis SIL Regular"/>
-          <w:b w:val="0"/>
-          <w:i w:val="0"/>
-          <w:color w:val="000000"/>
-          <w:sz w:val="24"/>
-        </w:rPr>
-        <w:hyperlink r:id="rId10" w:history="1">
-          <w:r>
-            <w:rPr>
-              <w:rStyle w:val="Hyperlink"/>
-            </w:rPr>
-            <w:t xml:space="preserve">teld voor </w:t>
-          </w:r>
-        </w:hyperlink>
-      </w:r>
-      <w:r>
-        <w:rPr>
-          <w:rFonts w:ascii="Charis SIL Regular" w:hAnsi="Charis SIL Regular" w:eastAsia="Charis SIL Regular"/>
-          <w:b w:val="0"/>
-          <w:i w:val="0"/>
-          <w:color w:val="000000"/>
-          <w:sz w:val="24"/>
-        </w:rPr>
-        <w:t>m</w:t>
+        <w:t>het tehuis ook opengesteld voor m</w:t>
       </w:r>
       <w:r>
         <w:rPr>
@@ -1398,7 +1377,14 @@
           <w:sz w:val="24"/>
           <w:u w:val="single"/>
         </w:rPr>
-        <w:t>6000 biografieën van</w:t>
+        <w:hyperlink r:id="rId15" w:history="1">
+          <w:r>
+            <w:rPr>
+              <w:rStyle w:val="Hyperlink"/>
+            </w:rPr>
+            <w:t>6000</w:t>
+          </w:r>
+        </w:hyperlink>
       </w:r>
       <w:r>
         <w:rPr>
@@ -1407,6 +1393,92 @@
           <w:i w:val="0"/>
           <w:color w:val="0000FF"/>
           <w:sz w:val="24"/>
+          <w:u w:val="single"/>
+        </w:rPr>
+        <w:t xml:space="preserve"> </w:t>
+      </w:r>
+      <w:r>
+        <w:rPr>
+          <w:rFonts w:ascii="Charis SIL Regular" w:hAnsi="Charis SIL Regular" w:eastAsia="Charis SIL Regular"/>
+          <w:b w:val="0"/>
+          <w:i w:val="0"/>
+          <w:color w:val="0000FF"/>
+          <w:sz w:val="24"/>
+          <w:u w:val="single"/>
+        </w:rPr>
+        <w:hyperlink r:id="rId15" w:history="1">
+          <w:r>
+            <w:rPr>
+              <w:rStyle w:val="Hyperlink"/>
+            </w:rPr>
+            <w:t>biografie</w:t>
+          </w:r>
+        </w:hyperlink>
+      </w:r>
+      <w:r>
+        <w:rPr>
+          <w:rFonts w:ascii="Charis SIL Regular" w:hAnsi="Charis SIL Regular" w:eastAsia="Charis SIL Regular"/>
+          <w:b w:val="0"/>
+          <w:i w:val="0"/>
+          <w:color w:val="0000FF"/>
+          <w:sz w:val="24"/>
+        </w:rPr>
+        <w:hyperlink r:id="rId15" w:history="1">
+          <w:r>
+            <w:rPr>
+              <w:rStyle w:val="Hyperlink"/>
+            </w:rPr>
+            <w:t>ë</w:t>
+          </w:r>
+        </w:hyperlink>
+      </w:r>
+      <w:r>
+        <w:rPr>
+          <w:rFonts w:ascii="Charis SIL Regular" w:hAnsi="Charis SIL Regular" w:eastAsia="Charis SIL Regular"/>
+          <w:b w:val="0"/>
+          <w:i w:val="0"/>
+          <w:color w:val="0000FF"/>
+          <w:sz w:val="24"/>
+        </w:rPr>
+        <w:t>n</w:t>
+      </w:r>
+      <w:r>
+        <w:rPr>
+          <w:rFonts w:ascii="Charis SIL Regular" w:hAnsi="Charis SIL Regular" w:eastAsia="Charis SIL Regular"/>
+          <w:b w:val="0"/>
+          <w:i w:val="0"/>
+          <w:color w:val="0000FF"/>
+          <w:sz w:val="24"/>
+          <w:u w:val="single"/>
+        </w:rPr>
+        <w:t xml:space="preserve"> </w:t>
+      </w:r>
+      <w:r>
+        <w:rPr>
+          <w:rFonts w:ascii="Charis SIL Regular" w:hAnsi="Charis SIL Regular" w:eastAsia="Charis SIL Regular"/>
+          <w:b w:val="0"/>
+          <w:i w:val="0"/>
+          <w:color w:val="0000FF"/>
+          <w:sz w:val="24"/>
+          <w:u w:val="single"/>
+        </w:rPr>
+        <w:hyperlink r:id="rId15" w:history="1">
+          <w:r>
+            <w:rPr>
+              <w:rStyle w:val="Hyperlink"/>
+            </w:rPr>
+            <w:t>van</w:t>
+          </w:r>
+        </w:hyperlink>
+      </w:r>
+      <w:r>
+        <w:rPr>
+          <w:rFonts w:ascii="Charis SIL Regular" w:hAnsi="Charis SIL Regular" w:eastAsia="Charis SIL Regular"/>
+          <w:b w:val="0"/>
+          <w:i w:val="0"/>
+          <w:color w:val="0000FF"/>
+          <w:sz w:val="24"/>
+          <w:u w:val="single"/>
         </w:rPr>
         <w:t xml:space="preserve"> </w:t>
       </w:r>
@@ -1570,7 +1642,86 @@
           <w:color w:val="000000"/>
           <w:sz w:val="24"/>
         </w:rPr>
-        <w:t>es over de Militaire W</w:t>
+        <w:hyperlink r:id="rId15" w:history="1">
+          <w:r>
+            <w:rPr>
+              <w:rStyle w:val="Hyperlink"/>
+            </w:rPr>
+            <w:t>es ov</w:t>
+          </w:r>
+        </w:hyperlink>
+      </w:r>
+      <w:r>
+        <w:rPr>
+          <w:u w:val="single" w:color="0000ff"/>
+          <w:rFonts w:ascii="Charis SIL Regular" w:hAnsi="Charis SIL Regular" w:eastAsia="Charis SIL Regular"/>
+          <w:b w:val="0"/>
+          <w:i w:val="0"/>
+          <w:color w:val="000000"/>
+          <w:sz w:val="24"/>
+        </w:rPr>
+        <w:hyperlink r:id="rId15" w:history="1">
+          <w:r>
+            <w:rPr>
+              <w:rStyle w:val="Hyperlink"/>
+            </w:rPr>
+            <w:t>e</w:t>
+          </w:r>
+        </w:hyperlink>
+      </w:r>
+      <w:r>
+        <w:rPr>
+          <w:u w:val="single" w:color="0000ff"/>
+          <w:rFonts w:ascii="Charis SIL Regular" w:hAnsi="Charis SIL Regular" w:eastAsia="Charis SIL Regular"/>
+          <w:b w:val="0"/>
+          <w:i w:val="0"/>
+          <w:color w:val="000000"/>
+          <w:sz w:val="24"/>
+        </w:rPr>
+        <w:hyperlink r:id="rId15" w:history="1">
+          <w:r>
+            <w:rPr>
+              <w:rStyle w:val="Hyperlink"/>
+            </w:rPr>
+            <w:t>r de Militai</w:t>
+          </w:r>
+        </w:hyperlink>
+      </w:r>
+      <w:r>
+        <w:rPr>
+          <w:u w:val="single" w:color="0000ff"/>
+          <w:rFonts w:ascii="Charis SIL Regular" w:hAnsi="Charis SIL Regular" w:eastAsia="Charis SIL Regular"/>
+          <w:b w:val="0"/>
+          <w:i w:val="0"/>
+          <w:color w:val="000000"/>
+          <w:sz w:val="24"/>
+        </w:rPr>
+        <w:hyperlink r:id="rId15" w:history="1">
+          <w:r>
+            <w:rPr>
+              <w:rStyle w:val="Hyperlink"/>
+            </w:rPr>
+            <w:t>r</w:t>
+          </w:r>
+        </w:hyperlink>
+      </w:r>
+      <w:r>
+        <w:rPr>
+          <w:u w:val="single" w:color="0000ff"/>
+          <w:rFonts w:ascii="Charis SIL Regular" w:hAnsi="Charis SIL Regular" w:eastAsia="Charis SIL Regular"/>
+          <w:b w:val="0"/>
+          <w:i w:val="0"/>
+          <w:color w:val="000000"/>
+          <w:sz w:val="24"/>
+        </w:rPr>
+        <w:hyperlink r:id="rId15" w:history="1">
+          <w:r>
+            <w:rPr>
+              <w:rStyle w:val="Hyperlink"/>
+            </w:rPr>
+            <w:t>e W</w:t>
+          </w:r>
+        </w:hyperlink>
       </w:r>
       <w:r>
         <w:rPr>
@@ -2288,7 +2439,7 @@
           <w:sz w:val="24"/>
           <w:u w:val="single"/>
         </w:rPr>
-        <w:hyperlink r:id="rId19" w:history="1">
+        <w:hyperlink r:id="rId18" w:history="1">
           <w:r>
             <w:rPr>
               <w:rStyle w:val="Hyperlink"/>
@@ -2306,7 +2457,7 @@
           <w:sz w:val="24"/>
           <w:u w:val="single"/>
         </w:rPr>
-        <w:hyperlink r:id="rId19" w:history="1">
+        <w:hyperlink r:id="rId18" w:history="1">
           <w:r>
             <w:rPr>
               <w:rStyle w:val="Hyperlink"/>

--- a/EXPORTS/DOCX/published/niveau3/Dutch/Bronbeek.docx
+++ b/EXPORTS/DOCX/published/niveau3/Dutch/Bronbeek.docx
@@ -1439,7 +1439,7 @@
             <w:rPr>
               <w:rStyle w:val="Hyperlink"/>
             </w:rPr>
-            <w:t>biografieë</w:t>
+            <w:t>biografie</w:t>
           </w:r>
         </w:hyperlink>
       </w:r>
@@ -1450,7 +1450,23 @@
           <w:i w:val="0"/>
           <w:color w:val="0000FF"/>
           <w:sz w:val="24"/>
-          <w:u w:val="single"/>
+        </w:rPr>
+        <w:hyperlink r:id="rId15" w:history="1">
+          <w:r>
+            <w:rPr>
+              <w:rStyle w:val="Hyperlink"/>
+            </w:rPr>
+            <w:t>ë</w:t>
+          </w:r>
+        </w:hyperlink>
+      </w:r>
+      <w:r>
+        <w:rPr>
+          <w:rFonts w:ascii="Charis SIL Regular" w:hAnsi="Charis SIL Regular" w:eastAsia="Charis SIL Regular"/>
+          <w:b w:val="0"/>
+          <w:i w:val="0"/>
+          <w:color w:val="0000FF"/>
+          <w:sz w:val="24"/>
         </w:rPr>
         <w:t>n</w:t>
       </w:r>
@@ -1479,19 +1495,9 @@
             <w:rPr>
               <w:rStyle w:val="Hyperlink"/>
             </w:rPr>
-            <w:t>va</w:t>
+            <w:t>van</w:t>
           </w:r>
         </w:hyperlink>
-      </w:r>
-      <w:r>
-        <w:rPr>
-          <w:rFonts w:ascii="Charis SIL Regular" w:hAnsi="Charis SIL Regular" w:eastAsia="Charis SIL Regular"/>
-          <w:b w:val="0"/>
-          <w:i w:val="0"/>
-          <w:color w:val="0000FF"/>
-          <w:sz w:val="24"/>
-        </w:rPr>
-        <w:t>n</w:t>
       </w:r>
       <w:r>
         <w:rPr>
@@ -1653,7 +1659,97 @@
           <w:color w:val="000000"/>
           <w:sz w:val="24"/>
         </w:rPr>
-        <w:t>. Hierin zijn verschillende publicaties over de Militaire W</w:t>
+        <w:t>. Hierin zijn verschillende publicati</w:t>
+      </w:r>
+      <w:r>
+        <w:rPr>
+          <w:u w:val="single" w:color="0000ff"/>
+          <w:rFonts w:ascii="Charis SIL Regular" w:hAnsi="Charis SIL Regular" w:eastAsia="Charis SIL Regular"/>
+          <w:b w:val="0"/>
+          <w:i w:val="0"/>
+          <w:color w:val="000000"/>
+          <w:sz w:val="24"/>
+        </w:rPr>
+        <w:hyperlink r:id="rId15" w:history="1">
+          <w:r>
+            <w:rPr>
+              <w:rStyle w:val="Hyperlink"/>
+            </w:rPr>
+            <w:t>es ov</w:t>
+          </w:r>
+        </w:hyperlink>
+      </w:r>
+      <w:r>
+        <w:rPr>
+          <w:u w:val="single" w:color="0000ff"/>
+          <w:rFonts w:ascii="Charis SIL Regular" w:hAnsi="Charis SIL Regular" w:eastAsia="Charis SIL Regular"/>
+          <w:b w:val="0"/>
+          <w:i w:val="0"/>
+          <w:color w:val="000000"/>
+          <w:sz w:val="24"/>
+        </w:rPr>
+        <w:hyperlink r:id="rId15" w:history="1">
+          <w:r>
+            <w:rPr>
+              <w:rStyle w:val="Hyperlink"/>
+            </w:rPr>
+            <w:t>e</w:t>
+          </w:r>
+        </w:hyperlink>
+      </w:r>
+      <w:r>
+        <w:rPr>
+          <w:u w:val="single" w:color="0000ff"/>
+          <w:rFonts w:ascii="Charis SIL Regular" w:hAnsi="Charis SIL Regular" w:eastAsia="Charis SIL Regular"/>
+          <w:b w:val="0"/>
+          <w:i w:val="0"/>
+          <w:color w:val="000000"/>
+          <w:sz w:val="24"/>
+        </w:rPr>
+        <w:hyperlink r:id="rId15" w:history="1">
+          <w:r>
+            <w:rPr>
+              <w:rStyle w:val="Hyperlink"/>
+            </w:rPr>
+            <w:t>r de Militai</w:t>
+          </w:r>
+        </w:hyperlink>
+      </w:r>
+      <w:r>
+        <w:rPr>
+          <w:u w:val="single" w:color="0000ff"/>
+          <w:rFonts w:ascii="Charis SIL Regular" w:hAnsi="Charis SIL Regular" w:eastAsia="Charis SIL Regular"/>
+          <w:b w:val="0"/>
+          <w:i w:val="0"/>
+          <w:color w:val="000000"/>
+          <w:sz w:val="24"/>
+        </w:rPr>
+        <w:hyperlink r:id="rId15" w:history="1">
+          <w:r>
+            <w:rPr>
+              <w:rStyle w:val="Hyperlink"/>
+            </w:rPr>
+            <w:t>r</w:t>
+          </w:r>
+        </w:hyperlink>
+      </w:r>
+      <w:r>
+        <w:rPr>
+          <w:u w:val="single" w:color="0000ff"/>
+          <w:rFonts w:ascii="Charis SIL Regular" w:hAnsi="Charis SIL Regular" w:eastAsia="Charis SIL Regular"/>
+          <w:b w:val="0"/>
+          <w:i w:val="0"/>
+          <w:color w:val="000000"/>
+          <w:sz w:val="24"/>
+        </w:rPr>
+        <w:hyperlink r:id="rId15" w:history="1">
+          <w:r>
+            <w:rPr>
+              <w:rStyle w:val="Hyperlink"/>
+            </w:rPr>
+            <w:t>e W</w:t>
+          </w:r>
+        </w:hyperlink>
       </w:r>
       <w:r>
         <w:rPr>
@@ -2926,7 +3022,6 @@
       </w:r>
       <w:r>
         <w:rPr>
-          <w:u w:val="single" w:color="0000ff"/>
           <w:rFonts w:ascii="Charis SIL Regular" w:hAnsi="Charis SIL Regular" w:eastAsia="Charis SIL Regular"/>
           <w:b w:val="0"/>
           <w:i w:val="0"/>
@@ -2944,7 +3039,7 @@
           <w:sz w:val="24"/>
           <w:u w:val="single"/>
         </w:rPr>
-        <w:hyperlink r:id="rId23" w:history="1">
+        <w:hyperlink r:id="rId21" w:history="1">
           <w:r>
             <w:rPr>
               <w:rStyle w:val="Hyperlink"/>

--- a/EXPORTS/DOCX/published/niveau3/Dutch/Bronbeek.docx
+++ b/EXPORTS/DOCX/published/niveau3/Dutch/Bronbeek.docx
@@ -3022,6 +3022,7 @@
       </w:r>
       <w:r>
         <w:rPr>
+          <w:u w:val="single" w:color="0000ff"/>
           <w:rFonts w:ascii="Charis SIL Regular" w:hAnsi="Charis SIL Regular" w:eastAsia="Charis SIL Regular"/>
           <w:b w:val="0"/>
           <w:i w:val="0"/>
@@ -3039,7 +3040,7 @@
           <w:sz w:val="24"/>
           <w:u w:val="single"/>
         </w:rPr>
-        <w:hyperlink r:id="rId21" w:history="1">
+        <w:hyperlink r:id="rId23" w:history="1">
           <w:r>
             <w:rPr>
               <w:rStyle w:val="Hyperlink"/>

--- a/EXPORTS/DOCX/published/niveau3/Dutch/Bronbeek.docx
+++ b/EXPORTS/DOCX/published/niveau3/Dutch/Bronbeek.docx
@@ -1439,7 +1439,7 @@
             <w:rPr>
               <w:rStyle w:val="Hyperlink"/>
             </w:rPr>
-            <w:t>biografie</w:t>
+            <w:t>biografieë</w:t>
           </w:r>
         </w:hyperlink>
       </w:r>
@@ -1450,23 +1450,7 @@
           <w:i w:val="0"/>
           <w:color w:val="0000FF"/>
           <w:sz w:val="24"/>
-        </w:rPr>
-        <w:hyperlink r:id="rId15" w:history="1">
-          <w:r>
-            <w:rPr>
-              <w:rStyle w:val="Hyperlink"/>
-            </w:rPr>
-            <w:t>ë</w:t>
-          </w:r>
-        </w:hyperlink>
-      </w:r>
-      <w:r>
-        <w:rPr>
-          <w:rFonts w:ascii="Charis SIL Regular" w:hAnsi="Charis SIL Regular" w:eastAsia="Charis SIL Regular"/>
-          <w:b w:val="0"/>
-          <w:i w:val="0"/>
-          <w:color w:val="0000FF"/>
-          <w:sz w:val="24"/>
+          <w:u w:val="single"/>
         </w:rPr>
         <w:t>n</w:t>
       </w:r>
@@ -1495,9 +1479,19 @@
             <w:rPr>
               <w:rStyle w:val="Hyperlink"/>
             </w:rPr>
-            <w:t>van</w:t>
+            <w:t>va</w:t>
           </w:r>
         </w:hyperlink>
+      </w:r>
+      <w:r>
+        <w:rPr>
+          <w:rFonts w:ascii="Charis SIL Regular" w:hAnsi="Charis SIL Regular" w:eastAsia="Charis SIL Regular"/>
+          <w:b w:val="0"/>
+          <w:i w:val="0"/>
+          <w:color w:val="0000FF"/>
+          <w:sz w:val="24"/>
+        </w:rPr>
+        <w:t>n</w:t>
       </w:r>
       <w:r>
         <w:rPr>
@@ -1659,97 +1653,7 @@
           <w:color w:val="000000"/>
           <w:sz w:val="24"/>
         </w:rPr>
-        <w:t>. Hierin zijn verschillende publicati</w:t>
-      </w:r>
-      <w:r>
-        <w:rPr>
-          <w:u w:val="single" w:color="0000ff"/>
-          <w:rFonts w:ascii="Charis SIL Regular" w:hAnsi="Charis SIL Regular" w:eastAsia="Charis SIL Regular"/>
-          <w:b w:val="0"/>
-          <w:i w:val="0"/>
-          <w:color w:val="000000"/>
-          <w:sz w:val="24"/>
-        </w:rPr>
-        <w:hyperlink r:id="rId15" w:history="1">
-          <w:r>
-            <w:rPr>
-              <w:rStyle w:val="Hyperlink"/>
-            </w:rPr>
-            <w:t>es ov</w:t>
-          </w:r>
-        </w:hyperlink>
-      </w:r>
-      <w:r>
-        <w:rPr>
-          <w:u w:val="single" w:color="0000ff"/>
-          <w:rFonts w:ascii="Charis SIL Regular" w:hAnsi="Charis SIL Regular" w:eastAsia="Charis SIL Regular"/>
-          <w:b w:val="0"/>
-          <w:i w:val="0"/>
-          <w:color w:val="000000"/>
-          <w:sz w:val="24"/>
-        </w:rPr>
-        <w:hyperlink r:id="rId15" w:history="1">
-          <w:r>
-            <w:rPr>
-              <w:rStyle w:val="Hyperlink"/>
-            </w:rPr>
-            <w:t>e</w:t>
-          </w:r>
-        </w:hyperlink>
-      </w:r>
-      <w:r>
-        <w:rPr>
-          <w:u w:val="single" w:color="0000ff"/>
-          <w:rFonts w:ascii="Charis SIL Regular" w:hAnsi="Charis SIL Regular" w:eastAsia="Charis SIL Regular"/>
-          <w:b w:val="0"/>
-          <w:i w:val="0"/>
-          <w:color w:val="000000"/>
-          <w:sz w:val="24"/>
-        </w:rPr>
-        <w:hyperlink r:id="rId15" w:history="1">
-          <w:r>
-            <w:rPr>
-              <w:rStyle w:val="Hyperlink"/>
-            </w:rPr>
-            <w:t>r de Militai</w:t>
-          </w:r>
-        </w:hyperlink>
-      </w:r>
-      <w:r>
-        <w:rPr>
-          <w:u w:val="single" w:color="0000ff"/>
-          <w:rFonts w:ascii="Charis SIL Regular" w:hAnsi="Charis SIL Regular" w:eastAsia="Charis SIL Regular"/>
-          <w:b w:val="0"/>
-          <w:i w:val="0"/>
-          <w:color w:val="000000"/>
-          <w:sz w:val="24"/>
-        </w:rPr>
-        <w:hyperlink r:id="rId15" w:history="1">
-          <w:r>
-            <w:rPr>
-              <w:rStyle w:val="Hyperlink"/>
-            </w:rPr>
-            <w:t>r</w:t>
-          </w:r>
-        </w:hyperlink>
-      </w:r>
-      <w:r>
-        <w:rPr>
-          <w:u w:val="single" w:color="0000ff"/>
-          <w:rFonts w:ascii="Charis SIL Regular" w:hAnsi="Charis SIL Regular" w:eastAsia="Charis SIL Regular"/>
-          <w:b w:val="0"/>
-          <w:i w:val="0"/>
-          <w:color w:val="000000"/>
-          <w:sz w:val="24"/>
-        </w:rPr>
-        <w:hyperlink r:id="rId15" w:history="1">
-          <w:r>
-            <w:rPr>
-              <w:rStyle w:val="Hyperlink"/>
-            </w:rPr>
-            <w:t>e W</w:t>
-          </w:r>
-        </w:hyperlink>
+        <w:t>. Hierin zijn verschillende publicaties over de Militaire W</w:t>
       </w:r>
       <w:r>
         <w:rPr>
@@ -2993,7 +2897,7 @@
           <w:sz w:val="24"/>
           <w:u w:val="single"/>
         </w:rPr>
-        <w:hyperlink r:id="rId21" w:history="1">
+        <w:hyperlink r:id="rId22" w:history="1">
           <w:r>
             <w:rPr>
               <w:rStyle w:val="Hyperlink"/>
@@ -3029,7 +2933,14 @@
           <w:color w:val="000000"/>
           <w:sz w:val="24"/>
         </w:rPr>
-        <w:t xml:space="preserve">, </w:t>
+        <w:hyperlink r:id="rId21" w:history="1">
+          <w:r>
+            <w:rPr>
+              <w:rStyle w:val="Hyperlink"/>
+            </w:rPr>
+            <w:t xml:space="preserve">, </w:t>
+          </w:r>
+        </w:hyperlink>
       </w:r>
       <w:r>
         <w:rPr>
@@ -3040,7 +2951,7 @@
           <w:sz w:val="24"/>
           <w:u w:val="single"/>
         </w:rPr>
-        <w:hyperlink r:id="rId23" w:history="1">
+        <w:hyperlink r:id="rId21" w:history="1">
           <w:r>
             <w:rPr>
               <w:rStyle w:val="Hyperlink"/>
@@ -3087,7 +2998,7 @@
           <w:sz w:val="24"/>
           <w:u w:val="single"/>
         </w:rPr>
-        <w:hyperlink r:id="rId21" w:history="1">
+        <w:hyperlink r:id="rId23" w:history="1">
           <w:r>
             <w:rPr>
               <w:rStyle w:val="Hyperlink"/>
@@ -3102,7 +3013,7 @@
         <w:autoSpaceDN w:val="0"/>
         <w:autoSpaceDE w:val="0"/>
         <w:widowControl/>
-        <w:spacing w:line="540" w:lineRule="exact" w:before="478" w:after="0"/>
+        <w:spacing w:line="540" w:lineRule="exact" w:before="458" w:after="0"/>
         <w:ind w:left="0" w:right="0" w:firstLine="0"/>
         <w:jc w:val="left"/>
       </w:pPr>

--- a/EXPORTS/DOCX/published/niveau3/Dutch/Bronbeek.docx
+++ b/EXPORTS/DOCX/published/niveau3/Dutch/Bronbeek.docx
@@ -458,6 +458,7 @@
       </w:r>
       <w:r>
         <w:rPr>
+          <w:u w:val="single" w:color="0000ff"/>
           <w:rFonts w:ascii="Charis SIL Regular" w:hAnsi="Charis SIL Regular" w:eastAsia="Charis SIL Regular"/>
           <w:b w:val="0"/>
           <w:i w:val="0"/>
@@ -1439,7 +1440,7 @@
             <w:rPr>
               <w:rStyle w:val="Hyperlink"/>
             </w:rPr>
-            <w:t>biografieë</w:t>
+            <w:t>biografie</w:t>
           </w:r>
         </w:hyperlink>
       </w:r>
@@ -1450,7 +1451,23 @@
           <w:i w:val="0"/>
           <w:color w:val="0000FF"/>
           <w:sz w:val="24"/>
-          <w:u w:val="single"/>
+        </w:rPr>
+        <w:hyperlink r:id="rId15" w:history="1">
+          <w:r>
+            <w:rPr>
+              <w:rStyle w:val="Hyperlink"/>
+            </w:rPr>
+            <w:t>ë</w:t>
+          </w:r>
+        </w:hyperlink>
+      </w:r>
+      <w:r>
+        <w:rPr>
+          <w:rFonts w:ascii="Charis SIL Regular" w:hAnsi="Charis SIL Regular" w:eastAsia="Charis SIL Regular"/>
+          <w:b w:val="0"/>
+          <w:i w:val="0"/>
+          <w:color w:val="0000FF"/>
+          <w:sz w:val="24"/>
         </w:rPr>
         <w:t>n</w:t>
       </w:r>
@@ -1479,19 +1496,9 @@
             <w:rPr>
               <w:rStyle w:val="Hyperlink"/>
             </w:rPr>
-            <w:t>va</w:t>
+            <w:t>van</w:t>
           </w:r>
         </w:hyperlink>
-      </w:r>
-      <w:r>
-        <w:rPr>
-          <w:rFonts w:ascii="Charis SIL Regular" w:hAnsi="Charis SIL Regular" w:eastAsia="Charis SIL Regular"/>
-          <w:b w:val="0"/>
-          <w:i w:val="0"/>
-          <w:color w:val="0000FF"/>
-          <w:sz w:val="24"/>
-        </w:rPr>
-        <w:t>n</w:t>
       </w:r>
       <w:r>
         <w:rPr>
@@ -1653,7 +1660,97 @@
           <w:color w:val="000000"/>
           <w:sz w:val="24"/>
         </w:rPr>
-        <w:t>. Hierin zijn verschillende publicaties over de Militaire W</w:t>
+        <w:t>. Hierin zijn verschillende publicati</w:t>
+      </w:r>
+      <w:r>
+        <w:rPr>
+          <w:u w:val="single" w:color="0000ff"/>
+          <w:rFonts w:ascii="Charis SIL Regular" w:hAnsi="Charis SIL Regular" w:eastAsia="Charis SIL Regular"/>
+          <w:b w:val="0"/>
+          <w:i w:val="0"/>
+          <w:color w:val="000000"/>
+          <w:sz w:val="24"/>
+        </w:rPr>
+        <w:hyperlink r:id="rId15" w:history="1">
+          <w:r>
+            <w:rPr>
+              <w:rStyle w:val="Hyperlink"/>
+            </w:rPr>
+            <w:t>es ov</w:t>
+          </w:r>
+        </w:hyperlink>
+      </w:r>
+      <w:r>
+        <w:rPr>
+          <w:u w:val="single" w:color="0000ff"/>
+          <w:rFonts w:ascii="Charis SIL Regular" w:hAnsi="Charis SIL Regular" w:eastAsia="Charis SIL Regular"/>
+          <w:b w:val="0"/>
+          <w:i w:val="0"/>
+          <w:color w:val="000000"/>
+          <w:sz w:val="24"/>
+        </w:rPr>
+        <w:hyperlink r:id="rId15" w:history="1">
+          <w:r>
+            <w:rPr>
+              <w:rStyle w:val="Hyperlink"/>
+            </w:rPr>
+            <w:t>e</w:t>
+          </w:r>
+        </w:hyperlink>
+      </w:r>
+      <w:r>
+        <w:rPr>
+          <w:u w:val="single" w:color="0000ff"/>
+          <w:rFonts w:ascii="Charis SIL Regular" w:hAnsi="Charis SIL Regular" w:eastAsia="Charis SIL Regular"/>
+          <w:b w:val="0"/>
+          <w:i w:val="0"/>
+          <w:color w:val="000000"/>
+          <w:sz w:val="24"/>
+        </w:rPr>
+        <w:hyperlink r:id="rId15" w:history="1">
+          <w:r>
+            <w:rPr>
+              <w:rStyle w:val="Hyperlink"/>
+            </w:rPr>
+            <w:t>r de Militai</w:t>
+          </w:r>
+        </w:hyperlink>
+      </w:r>
+      <w:r>
+        <w:rPr>
+          <w:u w:val="single" w:color="0000ff"/>
+          <w:rFonts w:ascii="Charis SIL Regular" w:hAnsi="Charis SIL Regular" w:eastAsia="Charis SIL Regular"/>
+          <w:b w:val="0"/>
+          <w:i w:val="0"/>
+          <w:color w:val="000000"/>
+          <w:sz w:val="24"/>
+        </w:rPr>
+        <w:hyperlink r:id="rId15" w:history="1">
+          <w:r>
+            <w:rPr>
+              <w:rStyle w:val="Hyperlink"/>
+            </w:rPr>
+            <w:t>r</w:t>
+          </w:r>
+        </w:hyperlink>
+      </w:r>
+      <w:r>
+        <w:rPr>
+          <w:u w:val="single" w:color="0000ff"/>
+          <w:rFonts w:ascii="Charis SIL Regular" w:hAnsi="Charis SIL Regular" w:eastAsia="Charis SIL Regular"/>
+          <w:b w:val="0"/>
+          <w:i w:val="0"/>
+          <w:color w:val="000000"/>
+          <w:sz w:val="24"/>
+        </w:rPr>
+        <w:hyperlink r:id="rId15" w:history="1">
+          <w:r>
+            <w:rPr>
+              <w:rStyle w:val="Hyperlink"/>
+            </w:rPr>
+            <w:t>e W</w:t>
+          </w:r>
+        </w:hyperlink>
       </w:r>
       <w:r>
         <w:rPr>
@@ -2998,7 +3095,7 @@
           <w:sz w:val="24"/>
           <w:u w:val="single"/>
         </w:rPr>
-        <w:hyperlink r:id="rId23" w:history="1">
+        <w:hyperlink r:id="rId21" w:history="1">
           <w:r>
             <w:rPr>
               <w:rStyle w:val="Hyperlink"/>

--- a/EXPORTS/DOCX/published/niveau3/Dutch/Bronbeek.docx
+++ b/EXPORTS/DOCX/published/niveau3/Dutch/Bronbeek.docx
@@ -1451,15 +1451,9 @@
           <w:i w:val="0"/>
           <w:color w:val="0000FF"/>
           <w:sz w:val="24"/>
+          <w:u w:val="single"/>
         </w:rPr>
-        <w:hyperlink r:id="rId15" w:history="1">
-          <w:r>
-            <w:rPr>
-              <w:rStyle w:val="Hyperlink"/>
-            </w:rPr>
-            <w:t>ë</w:t>
-          </w:r>
-        </w:hyperlink>
+        <w:t>ë</w:t>
       </w:r>
       <w:r>
         <w:rPr>
@@ -2994,7 +2988,7 @@
           <w:sz w:val="24"/>
           <w:u w:val="single"/>
         </w:rPr>
-        <w:hyperlink r:id="rId22" w:history="1">
+        <w:hyperlink r:id="rId21" w:history="1">
           <w:r>
             <w:rPr>
               <w:rStyle w:val="Hyperlink"/>

--- a/EXPORTS/DOCX/published/niveau3/Dutch/Bronbeek.docx
+++ b/EXPORTS/DOCX/published/niveau3/Dutch/Bronbeek.docx
@@ -458,7 +458,6 @@
       </w:r>
       <w:r>
         <w:rPr>
-          <w:u w:val="single" w:color="0000ff"/>
           <w:rFonts w:ascii="Charis SIL Regular" w:hAnsi="Charis SIL Regular" w:eastAsia="Charis SIL Regular"/>
           <w:b w:val="0"/>
           <w:i w:val="0"/>
@@ -1440,7 +1439,7 @@
             <w:rPr>
               <w:rStyle w:val="Hyperlink"/>
             </w:rPr>
-            <w:t>biografie</w:t>
+            <w:t>biografieë</w:t>
           </w:r>
         </w:hyperlink>
       </w:r>
@@ -1453,16 +1452,6 @@
           <w:sz w:val="24"/>
           <w:u w:val="single"/>
         </w:rPr>
-        <w:t>ë</w:t>
-      </w:r>
-      <w:r>
-        <w:rPr>
-          <w:rFonts w:ascii="Charis SIL Regular" w:hAnsi="Charis SIL Regular" w:eastAsia="Charis SIL Regular"/>
-          <w:b w:val="0"/>
-          <w:i w:val="0"/>
-          <w:color w:val="0000FF"/>
-          <w:sz w:val="24"/>
-        </w:rPr>
         <w:t>n</w:t>
       </w:r>
       <w:r>
@@ -1472,7 +1461,6 @@
           <w:i w:val="0"/>
           <w:color w:val="0000FF"/>
           <w:sz w:val="24"/>
-          <w:u w:val="single"/>
         </w:rPr>
         <w:t xml:space="preserve"> </w:t>
       </w:r>
@@ -2462,7 +2450,7 @@
           <w:sz w:val="24"/>
           <w:u w:val="single"/>
         </w:rPr>
-        <w:hyperlink r:id="rId19" w:history="1">
+        <w:hyperlink r:id="rId18" w:history="1">
           <w:r>
             <w:rPr>
               <w:rStyle w:val="Hyperlink"/>
@@ -2480,7 +2468,7 @@
           <w:sz w:val="24"/>
           <w:u w:val="single"/>
         </w:rPr>
-        <w:hyperlink r:id="rId19" w:history="1">
+        <w:hyperlink r:id="rId18" w:history="1">
           <w:r>
             <w:rPr>
               <w:rStyle w:val="Hyperlink"/>

--- a/EXPORTS/DOCX/published/niveau3/Dutch/Bronbeek.docx
+++ b/EXPORTS/DOCX/published/niveau3/Dutch/Bronbeek.docx
@@ -230,25 +230,7 @@
           <w:color w:val="000000"/>
           <w:sz w:val="24"/>
         </w:rPr>
-        <w:t>Nederl</w:t>
-      </w:r>
-      <w:r>
-        <w:rPr>
-          <w:u w:val="single" w:color="0000ff"/>
-          <w:rFonts w:ascii="Charis SIL Regular" w:hAnsi="Charis SIL Regular" w:eastAsia="Charis SIL Regular"/>
-          <w:b w:val="0"/>
-          <w:i w:val="0"/>
-          <w:color w:val="000000"/>
-          <w:sz w:val="24"/>
-        </w:rPr>
-        <w:hyperlink r:id="rId9" w:history="1">
-          <w:r>
-            <w:rPr>
-              <w:rStyle w:val="Hyperlink"/>
-            </w:rPr>
-            <w:t>andse S</w:t>
-          </w:r>
-        </w:hyperlink>
+        <w:t>Nederlandse S</w:t>
       </w:r>
       <w:r>
         <w:rPr>
@@ -1461,6 +1443,7 @@
           <w:i w:val="0"/>
           <w:color w:val="0000FF"/>
           <w:sz w:val="24"/>
+          <w:u w:val="single"/>
         </w:rPr>
         <w:t xml:space="preserve"> </w:t>
       </w:r>
@@ -1536,9 +1519,19 @@
             <w:rPr>
               <w:rStyle w:val="Hyperlink"/>
             </w:rPr>
-            <w:t xml:space="preserve">in </w:t>
+            <w:t>i</w:t>
           </w:r>
         </w:hyperlink>
+      </w:r>
+      <w:r>
+        <w:rPr>
+          <w:rFonts w:ascii="Charis SIL Regular" w:hAnsi="Charis SIL Regular" w:eastAsia="Charis SIL Regular"/>
+          <w:b w:val="0"/>
+          <w:i w:val="0"/>
+          <w:color w:val="0000FF"/>
+          <w:sz w:val="24"/>
+        </w:rPr>
+        <w:t xml:space="preserve">n </w:t>
       </w:r>
       <w:r>
         <w:rPr>
@@ -3005,21 +2998,13 @@
       </w:r>
       <w:r>
         <w:rPr>
-          <w:u w:val="single" w:color="0000ff"/>
           <w:rFonts w:ascii="Charis SIL Regular" w:hAnsi="Charis SIL Regular" w:eastAsia="Charis SIL Regular"/>
           <w:b w:val="0"/>
           <w:i w:val="0"/>
           <w:color w:val="000000"/>
           <w:sz w:val="24"/>
         </w:rPr>
-        <w:hyperlink r:id="rId21" w:history="1">
-          <w:r>
-            <w:rPr>
-              <w:rStyle w:val="Hyperlink"/>
-            </w:rPr>
-            <w:t xml:space="preserve">, </w:t>
-          </w:r>
-        </w:hyperlink>
+        <w:t xml:space="preserve">, </w:t>
       </w:r>
       <w:r>
         <w:rPr>

--- a/EXPORTS/DOCX/published/niveau3/Dutch/Bronbeek.docx
+++ b/EXPORTS/DOCX/published/niveau3/Dutch/Bronbeek.docx
@@ -1405,7 +1405,7 @@
           <w:sz w:val="24"/>
           <w:u w:val="single"/>
         </w:rPr>
-        <w:t xml:space="preserve"> </w:t>
+        <w:t xml:space="preserve"> biografieën van Ridders</w:t>
       </w:r>
       <w:r>
         <w:rPr>
@@ -1414,36 +1414,6 @@
           <w:i w:val="0"/>
           <w:color w:val="0000FF"/>
           <w:sz w:val="24"/>
-          <w:u w:val="single"/>
-        </w:rPr>
-        <w:hyperlink r:id="rId15" w:history="1">
-          <w:r>
-            <w:rPr>
-              <w:rStyle w:val="Hyperlink"/>
-            </w:rPr>
-            <w:t>biografieë</w:t>
-          </w:r>
-        </w:hyperlink>
-      </w:r>
-      <w:r>
-        <w:rPr>
-          <w:rFonts w:ascii="Charis SIL Regular" w:hAnsi="Charis SIL Regular" w:eastAsia="Charis SIL Regular"/>
-          <w:b w:val="0"/>
-          <w:i w:val="0"/>
-          <w:color w:val="0000FF"/>
-          <w:sz w:val="24"/>
-          <w:u w:val="single"/>
-        </w:rPr>
-        <w:t>n</w:t>
-      </w:r>
-      <w:r>
-        <w:rPr>
-          <w:rFonts w:ascii="Charis SIL Regular" w:hAnsi="Charis SIL Regular" w:eastAsia="Charis SIL Regular"/>
-          <w:b w:val="0"/>
-          <w:i w:val="0"/>
-          <w:color w:val="0000FF"/>
-          <w:sz w:val="24"/>
-          <w:u w:val="single"/>
         </w:rPr>
         <w:t xml:space="preserve"> </w:t>
       </w:r>
@@ -1461,77 +1431,9 @@
             <w:rPr>
               <w:rStyle w:val="Hyperlink"/>
             </w:rPr>
-            <w:t>van</w:t>
+            <w:t xml:space="preserve">in </w:t>
           </w:r>
         </w:hyperlink>
-      </w:r>
-      <w:r>
-        <w:rPr>
-          <w:rFonts w:ascii="Charis SIL Regular" w:hAnsi="Charis SIL Regular" w:eastAsia="Charis SIL Regular"/>
-          <w:b w:val="0"/>
-          <w:i w:val="0"/>
-          <w:color w:val="0000FF"/>
-          <w:sz w:val="24"/>
-          <w:u w:val="single"/>
-        </w:rPr>
-        <w:t xml:space="preserve"> </w:t>
-      </w:r>
-      <w:r>
-        <w:rPr>
-          <w:rFonts w:ascii="Charis SIL Regular" w:hAnsi="Charis SIL Regular" w:eastAsia="Charis SIL Regular"/>
-          <w:b w:val="0"/>
-          <w:i w:val="0"/>
-          <w:color w:val="0000FF"/>
-          <w:sz w:val="24"/>
-          <w:u w:val="single"/>
-        </w:rPr>
-        <w:hyperlink r:id="rId15" w:history="1">
-          <w:r>
-            <w:rPr>
-              <w:rStyle w:val="Hyperlink"/>
-            </w:rPr>
-            <w:t>Ridders</w:t>
-          </w:r>
-        </w:hyperlink>
-      </w:r>
-      <w:r>
-        <w:rPr>
-          <w:rFonts w:ascii="Charis SIL Regular" w:hAnsi="Charis SIL Regular" w:eastAsia="Charis SIL Regular"/>
-          <w:b w:val="0"/>
-          <w:i w:val="0"/>
-          <w:color w:val="0000FF"/>
-          <w:sz w:val="24"/>
-          <w:u w:val="single"/>
-        </w:rPr>
-        <w:t xml:space="preserve"> </w:t>
-      </w:r>
-      <w:r>
-        <w:rPr>
-          <w:rFonts w:ascii="Charis SIL Regular" w:hAnsi="Charis SIL Regular" w:eastAsia="Charis SIL Regular"/>
-          <w:b w:val="0"/>
-          <w:i w:val="0"/>
-          <w:color w:val="0000FF"/>
-          <w:sz w:val="24"/>
-          <w:u w:val="single"/>
-        </w:rPr>
-        <w:hyperlink r:id="rId15" w:history="1">
-          <w:r>
-            <w:rPr>
-              <w:rStyle w:val="Hyperlink"/>
-            </w:rPr>
-            <w:t>i</w:t>
-          </w:r>
-        </w:hyperlink>
-      </w:r>
-      <w:r>
-        <w:rPr>
-          <w:rFonts w:ascii="Charis SIL Regular" w:hAnsi="Charis SIL Regular" w:eastAsia="Charis SIL Regular"/>
-          <w:b w:val="0"/>
-          <w:i w:val="0"/>
-          <w:color w:val="0000FF"/>
-          <w:sz w:val="24"/>
-        </w:rPr>
-        <w:t xml:space="preserve">n </w:t>
       </w:r>
       <w:r>
         <w:rPr>
@@ -2443,7 +2345,7 @@
           <w:sz w:val="24"/>
           <w:u w:val="single"/>
         </w:rPr>
-        <w:hyperlink r:id="rId18" w:history="1">
+        <w:hyperlink r:id="rId19" w:history="1">
           <w:r>
             <w:rPr>
               <w:rStyle w:val="Hyperlink"/>
@@ -2461,7 +2363,7 @@
           <w:sz w:val="24"/>
           <w:u w:val="single"/>
         </w:rPr>
-        <w:hyperlink r:id="rId18" w:history="1">
+        <w:hyperlink r:id="rId19" w:history="1">
           <w:r>
             <w:rPr>
               <w:rStyle w:val="Hyperlink"/>
@@ -2969,7 +2871,7 @@
           <w:sz w:val="24"/>
           <w:u w:val="single"/>
         </w:rPr>
-        <w:hyperlink r:id="rId21" w:history="1">
+        <w:hyperlink r:id="rId22" w:history="1">
           <w:r>
             <w:rPr>
               <w:rStyle w:val="Hyperlink"/>
@@ -2998,13 +2900,21 @@
       </w:r>
       <w:r>
         <w:rPr>
+          <w:u w:val="single" w:color="0000ff"/>
           <w:rFonts w:ascii="Charis SIL Regular" w:hAnsi="Charis SIL Regular" w:eastAsia="Charis SIL Regular"/>
           <w:b w:val="0"/>
           <w:i w:val="0"/>
           <w:color w:val="000000"/>
           <w:sz w:val="24"/>
         </w:rPr>
-        <w:t xml:space="preserve">, </w:t>
+        <w:hyperlink r:id="rId21" w:history="1">
+          <w:r>
+            <w:rPr>
+              <w:rStyle w:val="Hyperlink"/>
+            </w:rPr>
+            <w:t xml:space="preserve">, </w:t>
+          </w:r>
+        </w:hyperlink>
       </w:r>
       <w:r>
         <w:rPr>
@@ -3044,7 +2954,7 @@
           <w:sz w:val="24"/>
           <w:u w:val="single"/>
         </w:rPr>
-        <w:hyperlink r:id="rId23" w:history="1">
+        <w:hyperlink r:id="rId21" w:history="1">
           <w:r>
             <w:rPr>
               <w:rStyle w:val="Hyperlink"/>

--- a/EXPORTS/DOCX/published/niveau3/Dutch/Bronbeek.docx
+++ b/EXPORTS/DOCX/published/niveau3/Dutch/Bronbeek.docx
@@ -1405,7 +1405,7 @@
           <w:sz w:val="24"/>
           <w:u w:val="single"/>
         </w:rPr>
-        <w:t xml:space="preserve"> biografieën van Ridders</w:t>
+        <w:t xml:space="preserve"> </w:t>
       </w:r>
       <w:r>
         <w:rPr>
@@ -1414,6 +1414,104 @@
           <w:i w:val="0"/>
           <w:color w:val="0000FF"/>
           <w:sz w:val="24"/>
+          <w:u w:val="single"/>
+        </w:rPr>
+        <w:hyperlink r:id="rId15" w:history="1">
+          <w:r>
+            <w:rPr>
+              <w:rStyle w:val="Hyperlink"/>
+            </w:rPr>
+            <w:t>biografieë</w:t>
+          </w:r>
+        </w:hyperlink>
+      </w:r>
+      <w:r>
+        <w:rPr>
+          <w:rFonts w:ascii="Charis SIL Regular" w:hAnsi="Charis SIL Regular" w:eastAsia="Charis SIL Regular"/>
+          <w:b w:val="0"/>
+          <w:i w:val="0"/>
+          <w:color w:val="0000FF"/>
+          <w:sz w:val="24"/>
+          <w:u w:val="single"/>
+        </w:rPr>
+        <w:t>n</w:t>
+      </w:r>
+      <w:r>
+        <w:rPr>
+          <w:rFonts w:ascii="Charis SIL Regular" w:hAnsi="Charis SIL Regular" w:eastAsia="Charis SIL Regular"/>
+          <w:b w:val="0"/>
+          <w:i w:val="0"/>
+          <w:color w:val="0000FF"/>
+          <w:sz w:val="24"/>
+          <w:u w:val="single"/>
+        </w:rPr>
+        <w:t xml:space="preserve"> </w:t>
+      </w:r>
+      <w:r>
+        <w:rPr>
+          <w:rFonts w:ascii="Charis SIL Regular" w:hAnsi="Charis SIL Regular" w:eastAsia="Charis SIL Regular"/>
+          <w:b w:val="0"/>
+          <w:i w:val="0"/>
+          <w:color w:val="0000FF"/>
+          <w:sz w:val="24"/>
+          <w:u w:val="single"/>
+        </w:rPr>
+        <w:hyperlink r:id="rId15" w:history="1">
+          <w:r>
+            <w:rPr>
+              <w:rStyle w:val="Hyperlink"/>
+            </w:rPr>
+            <w:t>van</w:t>
+          </w:r>
+        </w:hyperlink>
+      </w:r>
+      <w:r>
+        <w:rPr>
+          <w:rFonts w:ascii="Charis SIL Regular" w:hAnsi="Charis SIL Regular" w:eastAsia="Charis SIL Regular"/>
+          <w:b w:val="0"/>
+          <w:i w:val="0"/>
+          <w:color w:val="0000FF"/>
+          <w:sz w:val="24"/>
+          <w:u w:val="single"/>
+        </w:rPr>
+        <w:t xml:space="preserve"> </w:t>
+      </w:r>
+      <w:r>
+        <w:rPr>
+          <w:rFonts w:ascii="Charis SIL Regular" w:hAnsi="Charis SIL Regular" w:eastAsia="Charis SIL Regular"/>
+          <w:b w:val="0"/>
+          <w:i w:val="0"/>
+          <w:color w:val="0000FF"/>
+          <w:sz w:val="24"/>
+          <w:u w:val="single"/>
+        </w:rPr>
+        <w:hyperlink r:id="rId15" w:history="1">
+          <w:r>
+            <w:rPr>
+              <w:rStyle w:val="Hyperlink"/>
+            </w:rPr>
+            <w:t>Ridder</w:t>
+          </w:r>
+        </w:hyperlink>
+      </w:r>
+      <w:r>
+        <w:rPr>
+          <w:rFonts w:ascii="Charis SIL Regular" w:hAnsi="Charis SIL Regular" w:eastAsia="Charis SIL Regular"/>
+          <w:b w:val="0"/>
+          <w:i w:val="0"/>
+          <w:color w:val="0000FF"/>
+          <w:sz w:val="24"/>
+        </w:rPr>
+        <w:t>s</w:t>
+      </w:r>
+      <w:r>
+        <w:rPr>
+          <w:rFonts w:ascii="Charis SIL Regular" w:hAnsi="Charis SIL Regular" w:eastAsia="Charis SIL Regular"/>
+          <w:b w:val="0"/>
+          <w:i w:val="0"/>
+          <w:color w:val="0000FF"/>
+          <w:sz w:val="24"/>
+          <w:u w:val="single"/>
         </w:rPr>
         <w:t xml:space="preserve"> </w:t>
       </w:r>
@@ -2871,7 +2969,7 @@
           <w:sz w:val="24"/>
           <w:u w:val="single"/>
         </w:rPr>
-        <w:hyperlink r:id="rId22" w:history="1">
+        <w:hyperlink r:id="rId21" w:history="1">
           <w:r>
             <w:rPr>
               <w:rStyle w:val="Hyperlink"/>
@@ -2900,21 +2998,13 @@
       </w:r>
       <w:r>
         <w:rPr>
-          <w:u w:val="single" w:color="0000ff"/>
           <w:rFonts w:ascii="Charis SIL Regular" w:hAnsi="Charis SIL Regular" w:eastAsia="Charis SIL Regular"/>
           <w:b w:val="0"/>
           <w:i w:val="0"/>
           <w:color w:val="000000"/>
           <w:sz w:val="24"/>
         </w:rPr>
-        <w:hyperlink r:id="rId21" w:history="1">
-          <w:r>
-            <w:rPr>
-              <w:rStyle w:val="Hyperlink"/>
-            </w:rPr>
-            <w:t xml:space="preserve">, </w:t>
-          </w:r>
-        </w:hyperlink>
+        <w:t xml:space="preserve">, </w:t>
       </w:r>
       <w:r>
         <w:rPr>
@@ -2925,7 +3015,7 @@
           <w:sz w:val="24"/>
           <w:u w:val="single"/>
         </w:rPr>
-        <w:hyperlink r:id="rId21" w:history="1">
+        <w:hyperlink r:id="rId23" w:history="1">
           <w:r>
             <w:rPr>
               <w:rStyle w:val="Hyperlink"/>
@@ -2954,7 +3044,7 @@
           <w:sz w:val="24"/>
           <w:u w:val="single"/>
         </w:rPr>
-        <w:hyperlink r:id="rId21" w:history="1">
+        <w:hyperlink r:id="rId23" w:history="1">
           <w:r>
             <w:rPr>
               <w:rStyle w:val="Hyperlink"/>

--- a/EXPORTS/DOCX/published/niveau3/Dutch/Bronbeek.docx
+++ b/EXPORTS/DOCX/published/niveau3/Dutch/Bronbeek.docx
@@ -230,7 +230,25 @@
           <w:color w:val="000000"/>
           <w:sz w:val="24"/>
         </w:rPr>
-        <w:t>Nederlandse S</w:t>
+        <w:t>Nederl</w:t>
+      </w:r>
+      <w:r>
+        <w:rPr>
+          <w:u w:val="single" w:color="0000ff"/>
+          <w:rFonts w:ascii="Charis SIL Regular" w:hAnsi="Charis SIL Regular" w:eastAsia="Charis SIL Regular"/>
+          <w:b w:val="0"/>
+          <w:i w:val="0"/>
+          <w:color w:val="000000"/>
+          <w:sz w:val="24"/>
+        </w:rPr>
+        <w:hyperlink r:id="rId9" w:history="1">
+          <w:r>
+            <w:rPr>
+              <w:rStyle w:val="Hyperlink"/>
+            </w:rPr>
+            <w:t>andse S</w:t>
+          </w:r>
+        </w:hyperlink>
       </w:r>
       <w:r>
         <w:rPr>
@@ -1163,7 +1181,7 @@
           <w:sz w:val="24"/>
           <w:u w:val="single"/>
         </w:rPr>
-        <w:hyperlink r:id="rId13" w:history="1">
+        <w:hyperlink r:id="rId14" w:history="1">
           <w:r>
             <w:rPr>
               <w:rStyle w:val="Hyperlink"/>
@@ -1211,7 +1229,7 @@
           <w:sz w:val="24"/>
           <w:u w:val="single"/>
         </w:rPr>
-        <w:hyperlink r:id="rId14" w:history="1">
+        <w:hyperlink r:id="rId15" w:history="1">
           <w:r>
             <w:rPr>
               <w:rStyle w:val="Hyperlink"/>
@@ -1240,7 +1258,7 @@
           <w:sz w:val="24"/>
           <w:u w:val="single"/>
         </w:rPr>
-        <w:hyperlink r:id="rId14" w:history="1">
+        <w:hyperlink r:id="rId15" w:history="1">
           <w:r>
             <w:rPr>
               <w:rStyle w:val="Hyperlink"/>
@@ -1268,7 +1286,7 @@
           <w:color w:val="000000"/>
           <w:sz w:val="24"/>
         </w:rPr>
-        <w:hyperlink r:id="rId14" w:history="1">
+        <w:hyperlink r:id="rId15" w:history="1">
           <w:r>
             <w:rPr>
               <w:rStyle w:val="Hyperlink"/>
@@ -1286,7 +1304,7 @@
           <w:color w:val="000000"/>
           <w:sz w:val="24"/>
         </w:rPr>
-        <w:hyperlink r:id="rId14" w:history="1">
+        <w:hyperlink r:id="rId15" w:history="1">
           <w:r>
             <w:rPr>
               <w:rStyle w:val="Hyperlink"/>
@@ -1304,7 +1322,7 @@
           <w:color w:val="000000"/>
           <w:sz w:val="24"/>
         </w:rPr>
-        <w:hyperlink r:id="rId14" w:history="1">
+        <w:hyperlink r:id="rId15" w:history="1">
           <w:r>
             <w:rPr>
               <w:rStyle w:val="Hyperlink"/>
@@ -1387,7 +1405,7 @@
           <w:sz w:val="24"/>
           <w:u w:val="single"/>
         </w:rPr>
-        <w:hyperlink r:id="rId15" w:history="1">
+        <w:hyperlink r:id="rId16" w:history="1">
           <w:r>
             <w:rPr>
               <w:rStyle w:val="Hyperlink"/>
@@ -1416,12 +1434,12 @@
           <w:sz w:val="24"/>
           <w:u w:val="single"/>
         </w:rPr>
-        <w:hyperlink r:id="rId15" w:history="1">
+        <w:hyperlink r:id="rId16" w:history="1">
           <w:r>
             <w:rPr>
               <w:rStyle w:val="Hyperlink"/>
             </w:rPr>
-            <w:t>biografieë</w:t>
+            <w:t>biografie</w:t>
           </w:r>
         </w:hyperlink>
       </w:r>
@@ -1432,7 +1450,23 @@
           <w:i w:val="0"/>
           <w:color w:val="0000FF"/>
           <w:sz w:val="24"/>
-          <w:u w:val="single"/>
+        </w:rPr>
+        <w:hyperlink r:id="rId16" w:history="1">
+          <w:r>
+            <w:rPr>
+              <w:rStyle w:val="Hyperlink"/>
+            </w:rPr>
+            <w:t>ë</w:t>
+          </w:r>
+        </w:hyperlink>
+      </w:r>
+      <w:r>
+        <w:rPr>
+          <w:rFonts w:ascii="Charis SIL Regular" w:hAnsi="Charis SIL Regular" w:eastAsia="Charis SIL Regular"/>
+          <w:b w:val="0"/>
+          <w:i w:val="0"/>
+          <w:color w:val="0000FF"/>
+          <w:sz w:val="24"/>
         </w:rPr>
         <w:t>n</w:t>
       </w:r>
@@ -1456,7 +1490,7 @@
           <w:sz w:val="24"/>
           <w:u w:val="single"/>
         </w:rPr>
-        <w:hyperlink r:id="rId15" w:history="1">
+        <w:hyperlink r:id="rId16" w:history="1">
           <w:r>
             <w:rPr>
               <w:rStyle w:val="Hyperlink"/>
@@ -1485,24 +1519,14 @@
           <w:sz w:val="24"/>
           <w:u w:val="single"/>
         </w:rPr>
-        <w:hyperlink r:id="rId15" w:history="1">
+        <w:hyperlink r:id="rId16" w:history="1">
           <w:r>
             <w:rPr>
               <w:rStyle w:val="Hyperlink"/>
             </w:rPr>
-            <w:t>Ridder</w:t>
+            <w:t>Ridders</w:t>
           </w:r>
         </w:hyperlink>
-      </w:r>
-      <w:r>
-        <w:rPr>
-          <w:rFonts w:ascii="Charis SIL Regular" w:hAnsi="Charis SIL Regular" w:eastAsia="Charis SIL Regular"/>
-          <w:b w:val="0"/>
-          <w:i w:val="0"/>
-          <w:color w:val="0000FF"/>
-          <w:sz w:val="24"/>
-        </w:rPr>
-        <w:t>s</w:t>
       </w:r>
       <w:r>
         <w:rPr>
@@ -1524,7 +1548,7 @@
           <w:sz w:val="24"/>
           <w:u w:val="single"/>
         </w:rPr>
-        <w:hyperlink r:id="rId15" w:history="1">
+        <w:hyperlink r:id="rId16" w:history="1">
           <w:r>
             <w:rPr>
               <w:rStyle w:val="Hyperlink"/>
@@ -1542,7 +1566,7 @@
           <w:sz w:val="24"/>
           <w:u w:val="single"/>
         </w:rPr>
-        <w:hyperlink r:id="rId15" w:history="1">
+        <w:hyperlink r:id="rId16" w:history="1">
           <w:r>
             <w:rPr>
               <w:rStyle w:val="Hyperlink"/>
@@ -1571,7 +1595,7 @@
           <w:sz w:val="24"/>
           <w:u w:val="single"/>
         </w:rPr>
-        <w:hyperlink r:id="rId15" w:history="1">
+        <w:hyperlink r:id="rId16" w:history="1">
           <w:r>
             <w:rPr>
               <w:rStyle w:val="Hyperlink"/>
@@ -1600,7 +1624,7 @@
           <w:sz w:val="24"/>
           <w:u w:val="single"/>
         </w:rPr>
-        <w:hyperlink r:id="rId15" w:history="1">
+        <w:hyperlink r:id="rId16" w:history="1">
           <w:r>
             <w:rPr>
               <w:rStyle w:val="Hyperlink"/>
@@ -1618,7 +1642,7 @@
           <w:sz w:val="24"/>
           <w:u w:val="single"/>
         </w:rPr>
-        <w:hyperlink r:id="rId15" w:history="1">
+        <w:hyperlink r:id="rId16" w:history="1">
           <w:r>
             <w:rPr>
               <w:rStyle w:val="Hyperlink"/>
@@ -1646,7 +1670,7 @@
           <w:color w:val="000000"/>
           <w:sz w:val="24"/>
         </w:rPr>
-        <w:hyperlink r:id="rId15" w:history="1">
+        <w:hyperlink r:id="rId16" w:history="1">
           <w:r>
             <w:rPr>
               <w:rStyle w:val="Hyperlink"/>
@@ -1664,7 +1688,7 @@
           <w:color w:val="000000"/>
           <w:sz w:val="24"/>
         </w:rPr>
-        <w:hyperlink r:id="rId15" w:history="1">
+        <w:hyperlink r:id="rId16" w:history="1">
           <w:r>
             <w:rPr>
               <w:rStyle w:val="Hyperlink"/>
@@ -1682,7 +1706,7 @@
           <w:color w:val="000000"/>
           <w:sz w:val="24"/>
         </w:rPr>
-        <w:hyperlink r:id="rId15" w:history="1">
+        <w:hyperlink r:id="rId16" w:history="1">
           <w:r>
             <w:rPr>
               <w:rStyle w:val="Hyperlink"/>
@@ -1700,7 +1724,7 @@
           <w:color w:val="000000"/>
           <w:sz w:val="24"/>
         </w:rPr>
-        <w:hyperlink r:id="rId15" w:history="1">
+        <w:hyperlink r:id="rId16" w:history="1">
           <w:r>
             <w:rPr>
               <w:rStyle w:val="Hyperlink"/>
@@ -1718,7 +1742,7 @@
           <w:color w:val="000000"/>
           <w:sz w:val="24"/>
         </w:rPr>
-        <w:hyperlink r:id="rId15" w:history="1">
+        <w:hyperlink r:id="rId16" w:history="1">
           <w:r>
             <w:rPr>
               <w:rStyle w:val="Hyperlink"/>
@@ -1736,7 +1760,7 @@
           <w:color w:val="000000"/>
           <w:sz w:val="24"/>
         </w:rPr>
-        <w:hyperlink r:id="rId15" w:history="1">
+        <w:hyperlink r:id="rId16" w:history="1">
           <w:r>
             <w:rPr>
               <w:rStyle w:val="Hyperlink"/>
@@ -1813,7 +1837,7 @@
           <w:sz w:val="24"/>
           <w:u w:val="single"/>
         </w:rPr>
-        <w:hyperlink r:id="rId16" w:history="1">
+        <w:hyperlink r:id="rId17" w:history="1">
           <w:r>
             <w:rPr>
               <w:rStyle w:val="Hyperlink"/>
@@ -1851,7 +1875,7 @@
           <w:color w:val="000000"/>
           <w:sz w:val="24"/>
         </w:rPr>
-        <w:hyperlink r:id="rId16" w:history="1">
+        <w:hyperlink r:id="rId17" w:history="1">
           <w:r>
             <w:rPr>
               <w:rStyle w:val="Hyperlink"/>
@@ -1919,7 +1943,7 @@
           <w:sz w:val="24"/>
           <w:u w:val="single"/>
         </w:rPr>
-        <w:hyperlink r:id="rId17" w:history="1">
+        <w:hyperlink r:id="rId18" w:history="1">
           <w:r>
             <w:rPr>
               <w:rStyle w:val="Hyperlink"/>
@@ -1937,7 +1961,7 @@
           <w:sz w:val="24"/>
           <w:u w:val="single"/>
         </w:rPr>
-        <w:hyperlink r:id="rId17" w:history="1">
+        <w:hyperlink r:id="rId18" w:history="1">
           <w:r>
             <w:rPr>
               <w:rStyle w:val="Hyperlink"/>
@@ -2307,7 +2331,7 @@
           <w:sz w:val="24"/>
           <w:u w:val="single"/>
         </w:rPr>
-        <w:hyperlink r:id="rId18" w:history="1">
+        <w:hyperlink r:id="rId19" w:history="1">
           <w:r>
             <w:rPr>
               <w:rStyle w:val="Hyperlink"/>
@@ -2325,7 +2349,7 @@
           <w:sz w:val="24"/>
           <w:u w:val="single"/>
         </w:rPr>
-        <w:hyperlink r:id="rId18" w:history="1">
+        <w:hyperlink r:id="rId19" w:history="1">
           <w:r>
             <w:rPr>
               <w:rStyle w:val="Hyperlink"/>
@@ -2343,7 +2367,7 @@
           <w:sz w:val="24"/>
           <w:u w:val="single"/>
         </w:rPr>
-        <w:hyperlink r:id="rId18" w:history="1">
+        <w:hyperlink r:id="rId19" w:history="1">
           <w:r>
             <w:rPr>
               <w:rStyle w:val="Hyperlink"/>
@@ -2361,7 +2385,7 @@
           <w:sz w:val="24"/>
           <w:u w:val="single"/>
         </w:rPr>
-        <w:hyperlink r:id="rId18" w:history="1">
+        <w:hyperlink r:id="rId19" w:history="1">
           <w:r>
             <w:rPr>
               <w:rStyle w:val="Hyperlink"/>
@@ -2379,7 +2403,7 @@
           <w:sz w:val="24"/>
           <w:u w:val="single"/>
         </w:rPr>
-        <w:hyperlink r:id="rId18" w:history="1">
+        <w:hyperlink r:id="rId19" w:history="1">
           <w:r>
             <w:rPr>
               <w:rStyle w:val="Hyperlink"/>
@@ -2397,7 +2421,7 @@
           <w:sz w:val="24"/>
           <w:u w:val="single"/>
         </w:rPr>
-        <w:hyperlink r:id="rId18" w:history="1">
+        <w:hyperlink r:id="rId19" w:history="1">
           <w:r>
             <w:rPr>
               <w:rStyle w:val="Hyperlink"/>
@@ -2415,7 +2439,7 @@
           <w:sz w:val="24"/>
           <w:u w:val="single"/>
         </w:rPr>
-        <w:hyperlink r:id="rId18" w:history="1">
+        <w:hyperlink r:id="rId19" w:history="1">
           <w:r>
             <w:rPr>
               <w:rStyle w:val="Hyperlink"/>
@@ -2443,7 +2467,7 @@
           <w:sz w:val="24"/>
           <w:u w:val="single"/>
         </w:rPr>
-        <w:hyperlink r:id="rId19" w:history="1">
+        <w:hyperlink r:id="rId20" w:history="1">
           <w:r>
             <w:rPr>
               <w:rStyle w:val="Hyperlink"/>
@@ -2461,7 +2485,7 @@
           <w:sz w:val="24"/>
           <w:u w:val="single"/>
         </w:rPr>
-        <w:hyperlink r:id="rId19" w:history="1">
+        <w:hyperlink r:id="rId20" w:history="1">
           <w:r>
             <w:rPr>
               <w:rStyle w:val="Hyperlink"/>
@@ -2490,7 +2514,7 @@
           <w:sz w:val="24"/>
           <w:u w:val="single"/>
         </w:rPr>
-        <w:hyperlink r:id="rId19" w:history="1">
+        <w:hyperlink r:id="rId20" w:history="1">
           <w:r>
             <w:rPr>
               <w:rStyle w:val="Hyperlink"/>
@@ -2608,7 +2632,7 @@
           <w:sz w:val="24"/>
           <w:u w:val="single"/>
         </w:rPr>
-        <w:hyperlink r:id="rId20" w:history="1">
+        <w:hyperlink r:id="rId21" w:history="1">
           <w:r>
             <w:rPr>
               <w:rStyle w:val="Hyperlink"/>
@@ -2626,7 +2650,7 @@
           <w:sz w:val="24"/>
           <w:u w:val="single"/>
         </w:rPr>
-        <w:hyperlink r:id="rId20" w:history="1">
+        <w:hyperlink r:id="rId21" w:history="1">
           <w:r>
             <w:rPr>
               <w:rStyle w:val="Hyperlink"/>
@@ -2869,7 +2893,7 @@
           <w:sz w:val="24"/>
           <w:u w:val="single"/>
         </w:rPr>
-        <w:hyperlink r:id="rId21" w:history="1">
+        <w:hyperlink r:id="rId22" w:history="1">
           <w:r>
             <w:rPr>
               <w:rStyle w:val="Hyperlink"/>
@@ -2887,7 +2911,7 @@
           <w:sz w:val="24"/>
           <w:u w:val="single"/>
         </w:rPr>
-        <w:hyperlink r:id="rId21" w:history="1">
+        <w:hyperlink r:id="rId22" w:history="1">
           <w:r>
             <w:rPr>
               <w:rStyle w:val="Hyperlink"/>
@@ -2905,7 +2929,7 @@
           <w:sz w:val="24"/>
           <w:u w:val="single"/>
         </w:rPr>
-        <w:hyperlink r:id="rId21" w:history="1">
+        <w:hyperlink r:id="rId22" w:history="1">
           <w:r>
             <w:rPr>
               <w:rStyle w:val="Hyperlink"/>
@@ -2923,7 +2947,7 @@
           <w:sz w:val="24"/>
           <w:u w:val="single"/>
         </w:rPr>
-        <w:hyperlink r:id="rId21" w:history="1">
+        <w:hyperlink r:id="rId22" w:history="1">
           <w:r>
             <w:rPr>
               <w:rStyle w:val="Hyperlink"/>
@@ -2951,7 +2975,7 @@
           <w:sz w:val="24"/>
           <w:u w:val="single"/>
         </w:rPr>
-        <w:hyperlink r:id="rId22" w:history="1">
+        <w:hyperlink r:id="rId23" w:history="1">
           <w:r>
             <w:rPr>
               <w:rStyle w:val="Hyperlink"/>
@@ -2969,7 +2993,7 @@
           <w:sz w:val="24"/>
           <w:u w:val="single"/>
         </w:rPr>
-        <w:hyperlink r:id="rId21" w:history="1">
+        <w:hyperlink r:id="rId23" w:history="1">
           <w:r>
             <w:rPr>
               <w:rStyle w:val="Hyperlink"/>
@@ -2987,7 +3011,7 @@
           <w:sz w:val="24"/>
           <w:u w:val="single"/>
         </w:rPr>
-        <w:hyperlink r:id="rId22" w:history="1">
+        <w:hyperlink r:id="rId23" w:history="1">
           <w:r>
             <w:rPr>
               <w:rStyle w:val="Hyperlink"/>
@@ -3004,7 +3028,14 @@
           <w:color w:val="000000"/>
           <w:sz w:val="24"/>
         </w:rPr>
-        <w:t xml:space="preserve">, </w:t>
+        <w:hyperlink r:id="rId22" w:history="1">
+          <w:r>
+            <w:rPr>
+              <w:rStyle w:val="Hyperlink"/>
+            </w:rPr>
+            <w:t xml:space="preserve">, </w:t>
+          </w:r>
+        </w:hyperlink>
       </w:r>
       <w:r>
         <w:rPr>
@@ -3015,7 +3046,7 @@
           <w:sz w:val="24"/>
           <w:u w:val="single"/>
         </w:rPr>
-        <w:hyperlink r:id="rId23" w:history="1">
+        <w:hyperlink r:id="rId22" w:history="1">
           <w:r>
             <w:rPr>
               <w:rStyle w:val="Hyperlink"/>
@@ -3044,7 +3075,7 @@
           <w:sz w:val="24"/>
           <w:u w:val="single"/>
         </w:rPr>
-        <w:hyperlink r:id="rId23" w:history="1">
+        <w:hyperlink r:id="rId24" w:history="1">
           <w:r>
             <w:rPr>
               <w:rStyle w:val="Hyperlink"/>
@@ -3062,7 +3093,7 @@
           <w:sz w:val="24"/>
           <w:u w:val="single"/>
         </w:rPr>
-        <w:hyperlink r:id="rId21" w:history="1">
+        <w:hyperlink r:id="rId24" w:history="1">
           <w:r>
             <w:rPr>
               <w:rStyle w:val="Hyperlink"/>

--- a/EXPORTS/DOCX/published/niveau3/Dutch/Bronbeek.docx
+++ b/EXPORTS/DOCX/published/niveau3/Dutch/Bronbeek.docx
@@ -458,6 +458,7 @@
       </w:r>
       <w:r>
         <w:rPr>
+          <w:u w:val="single" w:color="0000ff"/>
           <w:rFonts w:ascii="Charis SIL Regular" w:hAnsi="Charis SIL Regular" w:eastAsia="Charis SIL Regular"/>
           <w:b w:val="0"/>
           <w:i w:val="0"/>
@@ -1181,7 +1182,7 @@
           <w:sz w:val="24"/>
           <w:u w:val="single"/>
         </w:rPr>
-        <w:hyperlink r:id="rId14" w:history="1">
+        <w:hyperlink r:id="rId13" w:history="1">
           <w:r>
             <w:rPr>
               <w:rStyle w:val="Hyperlink"/>
@@ -1229,7 +1230,7 @@
           <w:sz w:val="24"/>
           <w:u w:val="single"/>
         </w:rPr>
-        <w:hyperlink r:id="rId15" w:history="1">
+        <w:hyperlink r:id="rId14" w:history="1">
           <w:r>
             <w:rPr>
               <w:rStyle w:val="Hyperlink"/>
@@ -1258,7 +1259,7 @@
           <w:sz w:val="24"/>
           <w:u w:val="single"/>
         </w:rPr>
-        <w:hyperlink r:id="rId15" w:history="1">
+        <w:hyperlink r:id="rId14" w:history="1">
           <w:r>
             <w:rPr>
               <w:rStyle w:val="Hyperlink"/>
@@ -1286,7 +1287,7 @@
           <w:color w:val="000000"/>
           <w:sz w:val="24"/>
         </w:rPr>
-        <w:hyperlink r:id="rId15" w:history="1">
+        <w:hyperlink r:id="rId14" w:history="1">
           <w:r>
             <w:rPr>
               <w:rStyle w:val="Hyperlink"/>
@@ -1304,7 +1305,7 @@
           <w:color w:val="000000"/>
           <w:sz w:val="24"/>
         </w:rPr>
-        <w:hyperlink r:id="rId15" w:history="1">
+        <w:hyperlink r:id="rId14" w:history="1">
           <w:r>
             <w:rPr>
               <w:rStyle w:val="Hyperlink"/>
@@ -1322,7 +1323,7 @@
           <w:color w:val="000000"/>
           <w:sz w:val="24"/>
         </w:rPr>
-        <w:hyperlink r:id="rId15" w:history="1">
+        <w:hyperlink r:id="rId14" w:history="1">
           <w:r>
             <w:rPr>
               <w:rStyle w:val="Hyperlink"/>
@@ -1405,7 +1406,7 @@
           <w:sz w:val="24"/>
           <w:u w:val="single"/>
         </w:rPr>
-        <w:hyperlink r:id="rId16" w:history="1">
+        <w:hyperlink r:id="rId15" w:history="1">
           <w:r>
             <w:rPr>
               <w:rStyle w:val="Hyperlink"/>
@@ -1434,7 +1435,7 @@
           <w:sz w:val="24"/>
           <w:u w:val="single"/>
         </w:rPr>
-        <w:hyperlink r:id="rId16" w:history="1">
+        <w:hyperlink r:id="rId15" w:history="1">
           <w:r>
             <w:rPr>
               <w:rStyle w:val="Hyperlink"/>
@@ -1451,7 +1452,7 @@
           <w:color w:val="0000FF"/>
           <w:sz w:val="24"/>
         </w:rPr>
-        <w:hyperlink r:id="rId16" w:history="1">
+        <w:hyperlink r:id="rId15" w:history="1">
           <w:r>
             <w:rPr>
               <w:rStyle w:val="Hyperlink"/>
@@ -1490,7 +1491,7 @@
           <w:sz w:val="24"/>
           <w:u w:val="single"/>
         </w:rPr>
-        <w:hyperlink r:id="rId16" w:history="1">
+        <w:hyperlink r:id="rId15" w:history="1">
           <w:r>
             <w:rPr>
               <w:rStyle w:val="Hyperlink"/>
@@ -1519,7 +1520,7 @@
           <w:sz w:val="24"/>
           <w:u w:val="single"/>
         </w:rPr>
-        <w:hyperlink r:id="rId16" w:history="1">
+        <w:hyperlink r:id="rId15" w:history="1">
           <w:r>
             <w:rPr>
               <w:rStyle w:val="Hyperlink"/>
@@ -1548,7 +1549,7 @@
           <w:sz w:val="24"/>
           <w:u w:val="single"/>
         </w:rPr>
-        <w:hyperlink r:id="rId16" w:history="1">
+        <w:hyperlink r:id="rId15" w:history="1">
           <w:r>
             <w:rPr>
               <w:rStyle w:val="Hyperlink"/>
@@ -1566,7 +1567,7 @@
           <w:sz w:val="24"/>
           <w:u w:val="single"/>
         </w:rPr>
-        <w:hyperlink r:id="rId16" w:history="1">
+        <w:hyperlink r:id="rId15" w:history="1">
           <w:r>
             <w:rPr>
               <w:rStyle w:val="Hyperlink"/>
@@ -1595,7 +1596,7 @@
           <w:sz w:val="24"/>
           <w:u w:val="single"/>
         </w:rPr>
-        <w:hyperlink r:id="rId16" w:history="1">
+        <w:hyperlink r:id="rId15" w:history="1">
           <w:r>
             <w:rPr>
               <w:rStyle w:val="Hyperlink"/>
@@ -1624,7 +1625,7 @@
           <w:sz w:val="24"/>
           <w:u w:val="single"/>
         </w:rPr>
-        <w:hyperlink r:id="rId16" w:history="1">
+        <w:hyperlink r:id="rId15" w:history="1">
           <w:r>
             <w:rPr>
               <w:rStyle w:val="Hyperlink"/>
@@ -1642,7 +1643,7 @@
           <w:sz w:val="24"/>
           <w:u w:val="single"/>
         </w:rPr>
-        <w:hyperlink r:id="rId16" w:history="1">
+        <w:hyperlink r:id="rId15" w:history="1">
           <w:r>
             <w:rPr>
               <w:rStyle w:val="Hyperlink"/>
@@ -1670,7 +1671,7 @@
           <w:color w:val="000000"/>
           <w:sz w:val="24"/>
         </w:rPr>
-        <w:hyperlink r:id="rId16" w:history="1">
+        <w:hyperlink r:id="rId15" w:history="1">
           <w:r>
             <w:rPr>
               <w:rStyle w:val="Hyperlink"/>
@@ -1688,7 +1689,7 @@
           <w:color w:val="000000"/>
           <w:sz w:val="24"/>
         </w:rPr>
-        <w:hyperlink r:id="rId16" w:history="1">
+        <w:hyperlink r:id="rId15" w:history="1">
           <w:r>
             <w:rPr>
               <w:rStyle w:val="Hyperlink"/>
@@ -1706,7 +1707,7 @@
           <w:color w:val="000000"/>
           <w:sz w:val="24"/>
         </w:rPr>
-        <w:hyperlink r:id="rId16" w:history="1">
+        <w:hyperlink r:id="rId15" w:history="1">
           <w:r>
             <w:rPr>
               <w:rStyle w:val="Hyperlink"/>
@@ -1724,7 +1725,7 @@
           <w:color w:val="000000"/>
           <w:sz w:val="24"/>
         </w:rPr>
-        <w:hyperlink r:id="rId16" w:history="1">
+        <w:hyperlink r:id="rId15" w:history="1">
           <w:r>
             <w:rPr>
               <w:rStyle w:val="Hyperlink"/>
@@ -1742,7 +1743,7 @@
           <w:color w:val="000000"/>
           <w:sz w:val="24"/>
         </w:rPr>
-        <w:hyperlink r:id="rId16" w:history="1">
+        <w:hyperlink r:id="rId15" w:history="1">
           <w:r>
             <w:rPr>
               <w:rStyle w:val="Hyperlink"/>
@@ -1760,7 +1761,7 @@
           <w:color w:val="000000"/>
           <w:sz w:val="24"/>
         </w:rPr>
-        <w:hyperlink r:id="rId16" w:history="1">
+        <w:hyperlink r:id="rId15" w:history="1">
           <w:r>
             <w:rPr>
               <w:rStyle w:val="Hyperlink"/>
@@ -1837,7 +1838,7 @@
           <w:sz w:val="24"/>
           <w:u w:val="single"/>
         </w:rPr>
-        <w:hyperlink r:id="rId17" w:history="1">
+        <w:hyperlink r:id="rId16" w:history="1">
           <w:r>
             <w:rPr>
               <w:rStyle w:val="Hyperlink"/>
@@ -1875,7 +1876,7 @@
           <w:color w:val="000000"/>
           <w:sz w:val="24"/>
         </w:rPr>
-        <w:hyperlink r:id="rId17" w:history="1">
+        <w:hyperlink r:id="rId16" w:history="1">
           <w:r>
             <w:rPr>
               <w:rStyle w:val="Hyperlink"/>
@@ -1943,7 +1944,7 @@
           <w:sz w:val="24"/>
           <w:u w:val="single"/>
         </w:rPr>
-        <w:hyperlink r:id="rId18" w:history="1">
+        <w:hyperlink r:id="rId17" w:history="1">
           <w:r>
             <w:rPr>
               <w:rStyle w:val="Hyperlink"/>
@@ -1961,7 +1962,7 @@
           <w:sz w:val="24"/>
           <w:u w:val="single"/>
         </w:rPr>
-        <w:hyperlink r:id="rId18" w:history="1">
+        <w:hyperlink r:id="rId17" w:history="1">
           <w:r>
             <w:rPr>
               <w:rStyle w:val="Hyperlink"/>
@@ -2331,7 +2332,7 @@
           <w:sz w:val="24"/>
           <w:u w:val="single"/>
         </w:rPr>
-        <w:hyperlink r:id="rId19" w:history="1">
+        <w:hyperlink r:id="rId18" w:history="1">
           <w:r>
             <w:rPr>
               <w:rStyle w:val="Hyperlink"/>
@@ -2349,7 +2350,7 @@
           <w:sz w:val="24"/>
           <w:u w:val="single"/>
         </w:rPr>
-        <w:hyperlink r:id="rId19" w:history="1">
+        <w:hyperlink r:id="rId18" w:history="1">
           <w:r>
             <w:rPr>
               <w:rStyle w:val="Hyperlink"/>
@@ -2367,7 +2368,7 @@
           <w:sz w:val="24"/>
           <w:u w:val="single"/>
         </w:rPr>
-        <w:hyperlink r:id="rId19" w:history="1">
+        <w:hyperlink r:id="rId18" w:history="1">
           <w:r>
             <w:rPr>
               <w:rStyle w:val="Hyperlink"/>
@@ -2385,7 +2386,7 @@
           <w:sz w:val="24"/>
           <w:u w:val="single"/>
         </w:rPr>
-        <w:hyperlink r:id="rId19" w:history="1">
+        <w:hyperlink r:id="rId18" w:history="1">
           <w:r>
             <w:rPr>
               <w:rStyle w:val="Hyperlink"/>
@@ -2403,7 +2404,7 @@
           <w:sz w:val="24"/>
           <w:u w:val="single"/>
         </w:rPr>
-        <w:hyperlink r:id="rId19" w:history="1">
+        <w:hyperlink r:id="rId18" w:history="1">
           <w:r>
             <w:rPr>
               <w:rStyle w:val="Hyperlink"/>
@@ -2421,7 +2422,7 @@
           <w:sz w:val="24"/>
           <w:u w:val="single"/>
         </w:rPr>
-        <w:hyperlink r:id="rId19" w:history="1">
+        <w:hyperlink r:id="rId18" w:history="1">
           <w:r>
             <w:rPr>
               <w:rStyle w:val="Hyperlink"/>
@@ -2439,7 +2440,7 @@
           <w:sz w:val="24"/>
           <w:u w:val="single"/>
         </w:rPr>
-        <w:hyperlink r:id="rId19" w:history="1">
+        <w:hyperlink r:id="rId18" w:history="1">
           <w:r>
             <w:rPr>
               <w:rStyle w:val="Hyperlink"/>
@@ -2467,7 +2468,7 @@
           <w:sz w:val="24"/>
           <w:u w:val="single"/>
         </w:rPr>
-        <w:hyperlink r:id="rId20" w:history="1">
+        <w:hyperlink r:id="rId19" w:history="1">
           <w:r>
             <w:rPr>
               <w:rStyle w:val="Hyperlink"/>
@@ -2485,7 +2486,7 @@
           <w:sz w:val="24"/>
           <w:u w:val="single"/>
         </w:rPr>
-        <w:hyperlink r:id="rId20" w:history="1">
+        <w:hyperlink r:id="rId19" w:history="1">
           <w:r>
             <w:rPr>
               <w:rStyle w:val="Hyperlink"/>
@@ -2514,7 +2515,7 @@
           <w:sz w:val="24"/>
           <w:u w:val="single"/>
         </w:rPr>
-        <w:hyperlink r:id="rId20" w:history="1">
+        <w:hyperlink r:id="rId19" w:history="1">
           <w:r>
             <w:rPr>
               <w:rStyle w:val="Hyperlink"/>
@@ -2632,7 +2633,7 @@
           <w:sz w:val="24"/>
           <w:u w:val="single"/>
         </w:rPr>
-        <w:hyperlink r:id="rId21" w:history="1">
+        <w:hyperlink r:id="rId20" w:history="1">
           <w:r>
             <w:rPr>
               <w:rStyle w:val="Hyperlink"/>
@@ -2650,7 +2651,7 @@
           <w:sz w:val="24"/>
           <w:u w:val="single"/>
         </w:rPr>
-        <w:hyperlink r:id="rId21" w:history="1">
+        <w:hyperlink r:id="rId20" w:history="1">
           <w:r>
             <w:rPr>
               <w:rStyle w:val="Hyperlink"/>
@@ -2893,7 +2894,7 @@
           <w:sz w:val="24"/>
           <w:u w:val="single"/>
         </w:rPr>
-        <w:hyperlink r:id="rId22" w:history="1">
+        <w:hyperlink r:id="rId21" w:history="1">
           <w:r>
             <w:rPr>
               <w:rStyle w:val="Hyperlink"/>
@@ -2911,7 +2912,7 @@
           <w:sz w:val="24"/>
           <w:u w:val="single"/>
         </w:rPr>
-        <w:hyperlink r:id="rId22" w:history="1">
+        <w:hyperlink r:id="rId21" w:history="1">
           <w:r>
             <w:rPr>
               <w:rStyle w:val="Hyperlink"/>
@@ -2929,7 +2930,7 @@
           <w:sz w:val="24"/>
           <w:u w:val="single"/>
         </w:rPr>
-        <w:hyperlink r:id="rId22" w:history="1">
+        <w:hyperlink r:id="rId21" w:history="1">
           <w:r>
             <w:rPr>
               <w:rStyle w:val="Hyperlink"/>
@@ -2947,7 +2948,7 @@
           <w:sz w:val="24"/>
           <w:u w:val="single"/>
         </w:rPr>
-        <w:hyperlink r:id="rId22" w:history="1">
+        <w:hyperlink r:id="rId21" w:history="1">
           <w:r>
             <w:rPr>
               <w:rStyle w:val="Hyperlink"/>
@@ -2975,7 +2976,7 @@
           <w:sz w:val="24"/>
           <w:u w:val="single"/>
         </w:rPr>
-        <w:hyperlink r:id="rId23" w:history="1">
+        <w:hyperlink r:id="rId22" w:history="1">
           <w:r>
             <w:rPr>
               <w:rStyle w:val="Hyperlink"/>
@@ -2993,7 +2994,7 @@
           <w:sz w:val="24"/>
           <w:u w:val="single"/>
         </w:rPr>
-        <w:hyperlink r:id="rId23" w:history="1">
+        <w:hyperlink r:id="rId21" w:history="1">
           <w:r>
             <w:rPr>
               <w:rStyle w:val="Hyperlink"/>
@@ -3011,7 +3012,7 @@
           <w:sz w:val="24"/>
           <w:u w:val="single"/>
         </w:rPr>
-        <w:hyperlink r:id="rId23" w:history="1">
+        <w:hyperlink r:id="rId21" w:history="1">
           <w:r>
             <w:rPr>
               <w:rStyle w:val="Hyperlink"/>
@@ -3022,13 +3023,14 @@
       </w:r>
       <w:r>
         <w:rPr>
+          <w:u w:val="single" w:color="0000ff"/>
           <w:rFonts w:ascii="Charis SIL Regular" w:hAnsi="Charis SIL Regular" w:eastAsia="Charis SIL Regular"/>
           <w:b w:val="0"/>
           <w:i w:val="0"/>
           <w:color w:val="000000"/>
           <w:sz w:val="24"/>
         </w:rPr>
-        <w:hyperlink r:id="rId22" w:history="1">
+        <w:hyperlink r:id="rId21" w:history="1">
           <w:r>
             <w:rPr>
               <w:rStyle w:val="Hyperlink"/>
@@ -3046,7 +3048,7 @@
           <w:sz w:val="24"/>
           <w:u w:val="single"/>
         </w:rPr>
-        <w:hyperlink r:id="rId22" w:history="1">
+        <w:hyperlink r:id="rId21" w:history="1">
           <w:r>
             <w:rPr>
               <w:rStyle w:val="Hyperlink"/>
@@ -3075,7 +3077,7 @@
           <w:sz w:val="24"/>
           <w:u w:val="single"/>
         </w:rPr>
-        <w:hyperlink r:id="rId24" w:history="1">
+        <w:hyperlink r:id="rId21" w:history="1">
           <w:r>
             <w:rPr>
               <w:rStyle w:val="Hyperlink"/>
@@ -3093,7 +3095,7 @@
           <w:sz w:val="24"/>
           <w:u w:val="single"/>
         </w:rPr>
-        <w:hyperlink r:id="rId24" w:history="1">
+        <w:hyperlink r:id="rId21" w:history="1">
           <w:r>
             <w:rPr>
               <w:rStyle w:val="Hyperlink"/>

--- a/EXPORTS/DOCX/published/niveau3/Dutch/Bronbeek.docx
+++ b/EXPORTS/DOCX/published/niveau3/Dutch/Bronbeek.docx
@@ -458,7 +458,6 @@
       </w:r>
       <w:r>
         <w:rPr>
-          <w:u w:val="single" w:color="0000ff"/>
           <w:rFonts w:ascii="Charis SIL Regular" w:hAnsi="Charis SIL Regular" w:eastAsia="Charis SIL Regular"/>
           <w:b w:val="0"/>
           <w:i w:val="0"/>
@@ -1440,7 +1439,7 @@
             <w:rPr>
               <w:rStyle w:val="Hyperlink"/>
             </w:rPr>
-            <w:t>biografie</w:t>
+            <w:t>biografieë</w:t>
           </w:r>
         </w:hyperlink>
       </w:r>
@@ -1451,23 +1450,7 @@
           <w:i w:val="0"/>
           <w:color w:val="0000FF"/>
           <w:sz w:val="24"/>
-        </w:rPr>
-        <w:hyperlink r:id="rId15" w:history="1">
-          <w:r>
-            <w:rPr>
-              <w:rStyle w:val="Hyperlink"/>
-            </w:rPr>
-            <w:t>ë</w:t>
-          </w:r>
-        </w:hyperlink>
-      </w:r>
-      <w:r>
-        <w:rPr>
-          <w:rFonts w:ascii="Charis SIL Regular" w:hAnsi="Charis SIL Regular" w:eastAsia="Charis SIL Regular"/>
-          <w:b w:val="0"/>
-          <w:i w:val="0"/>
-          <w:color w:val="0000FF"/>
-          <w:sz w:val="24"/>
+          <w:u w:val="single"/>
         </w:rPr>
         <w:t>n</w:t>
       </w:r>
@@ -1496,9 +1479,19 @@
             <w:rPr>
               <w:rStyle w:val="Hyperlink"/>
             </w:rPr>
-            <w:t>van</w:t>
+            <w:t>va</w:t>
           </w:r>
         </w:hyperlink>
+      </w:r>
+      <w:r>
+        <w:rPr>
+          <w:rFonts w:ascii="Charis SIL Regular" w:hAnsi="Charis SIL Regular" w:eastAsia="Charis SIL Regular"/>
+          <w:b w:val="0"/>
+          <w:i w:val="0"/>
+          <w:color w:val="0000FF"/>
+          <w:sz w:val="24"/>
+        </w:rPr>
+        <w:t>n</w:t>
       </w:r>
       <w:r>
         <w:rPr>
@@ -1660,97 +1653,7 @@
           <w:color w:val="000000"/>
           <w:sz w:val="24"/>
         </w:rPr>
-        <w:t>. Hierin zijn verschillende publicati</w:t>
-      </w:r>
-      <w:r>
-        <w:rPr>
-          <w:u w:val="single" w:color="0000ff"/>
-          <w:rFonts w:ascii="Charis SIL Regular" w:hAnsi="Charis SIL Regular" w:eastAsia="Charis SIL Regular"/>
-          <w:b w:val="0"/>
-          <w:i w:val="0"/>
-          <w:color w:val="000000"/>
-          <w:sz w:val="24"/>
-        </w:rPr>
-        <w:hyperlink r:id="rId15" w:history="1">
-          <w:r>
-            <w:rPr>
-              <w:rStyle w:val="Hyperlink"/>
-            </w:rPr>
-            <w:t>es ov</w:t>
-          </w:r>
-        </w:hyperlink>
-      </w:r>
-      <w:r>
-        <w:rPr>
-          <w:u w:val="single" w:color="0000ff"/>
-          <w:rFonts w:ascii="Charis SIL Regular" w:hAnsi="Charis SIL Regular" w:eastAsia="Charis SIL Regular"/>
-          <w:b w:val="0"/>
-          <w:i w:val="0"/>
-          <w:color w:val="000000"/>
-          <w:sz w:val="24"/>
-        </w:rPr>
-        <w:hyperlink r:id="rId15" w:history="1">
-          <w:r>
-            <w:rPr>
-              <w:rStyle w:val="Hyperlink"/>
-            </w:rPr>
-            <w:t>e</w:t>
-          </w:r>
-        </w:hyperlink>
-      </w:r>
-      <w:r>
-        <w:rPr>
-          <w:u w:val="single" w:color="0000ff"/>
-          <w:rFonts w:ascii="Charis SIL Regular" w:hAnsi="Charis SIL Regular" w:eastAsia="Charis SIL Regular"/>
-          <w:b w:val="0"/>
-          <w:i w:val="0"/>
-          <w:color w:val="000000"/>
-          <w:sz w:val="24"/>
-        </w:rPr>
-        <w:hyperlink r:id="rId15" w:history="1">
-          <w:r>
-            <w:rPr>
-              <w:rStyle w:val="Hyperlink"/>
-            </w:rPr>
-            <w:t>r de Militai</w:t>
-          </w:r>
-        </w:hyperlink>
-      </w:r>
-      <w:r>
-        <w:rPr>
-          <w:u w:val="single" w:color="0000ff"/>
-          <w:rFonts w:ascii="Charis SIL Regular" w:hAnsi="Charis SIL Regular" w:eastAsia="Charis SIL Regular"/>
-          <w:b w:val="0"/>
-          <w:i w:val="0"/>
-          <w:color w:val="000000"/>
-          <w:sz w:val="24"/>
-        </w:rPr>
-        <w:hyperlink r:id="rId15" w:history="1">
-          <w:r>
-            <w:rPr>
-              <w:rStyle w:val="Hyperlink"/>
-            </w:rPr>
-            <w:t>r</w:t>
-          </w:r>
-        </w:hyperlink>
-      </w:r>
-      <w:r>
-        <w:rPr>
-          <w:u w:val="single" w:color="0000ff"/>
-          <w:rFonts w:ascii="Charis SIL Regular" w:hAnsi="Charis SIL Regular" w:eastAsia="Charis SIL Regular"/>
-          <w:b w:val="0"/>
-          <w:i w:val="0"/>
-          <w:color w:val="000000"/>
-          <w:sz w:val="24"/>
-        </w:rPr>
-        <w:hyperlink r:id="rId15" w:history="1">
-          <w:r>
-            <w:rPr>
-              <w:rStyle w:val="Hyperlink"/>
-            </w:rPr>
-            <w:t>e W</w:t>
-          </w:r>
-        </w:hyperlink>
+        <w:t>. Hierin zijn verschillende publicaties over de Militaire W</w:t>
       </w:r>
       <w:r>
         <w:rPr>
@@ -2994,7 +2897,7 @@
           <w:sz w:val="24"/>
           <w:u w:val="single"/>
         </w:rPr>
-        <w:hyperlink r:id="rId21" w:history="1">
+        <w:hyperlink r:id="rId22" w:history="1">
           <w:r>
             <w:rPr>
               <w:rStyle w:val="Hyperlink"/>
@@ -3012,7 +2915,7 @@
           <w:sz w:val="24"/>
           <w:u w:val="single"/>
         </w:rPr>
-        <w:hyperlink r:id="rId21" w:history="1">
+        <w:hyperlink r:id="rId22" w:history="1">
           <w:r>
             <w:rPr>
               <w:rStyle w:val="Hyperlink"/>
@@ -3077,7 +2980,7 @@
           <w:sz w:val="24"/>
           <w:u w:val="single"/>
         </w:rPr>
-        <w:hyperlink r:id="rId21" w:history="1">
+        <w:hyperlink r:id="rId23" w:history="1">
           <w:r>
             <w:rPr>
               <w:rStyle w:val="Hyperlink"/>
@@ -3095,7 +2998,7 @@
           <w:sz w:val="24"/>
           <w:u w:val="single"/>
         </w:rPr>
-        <w:hyperlink r:id="rId21" w:history="1">
+        <w:hyperlink r:id="rId23" w:history="1">
           <w:r>
             <w:rPr>
               <w:rStyle w:val="Hyperlink"/>

--- a/EXPORTS/DOCX/published/niveau3/Dutch/Bronbeek.docx
+++ b/EXPORTS/DOCX/published/niveau3/Dutch/Bronbeek.docx
@@ -458,6 +458,7 @@
       </w:r>
       <w:r>
         <w:rPr>
+          <w:u w:val="single" w:color="0000ff"/>
           <w:rFonts w:ascii="Charis SIL Regular" w:hAnsi="Charis SIL Regular" w:eastAsia="Charis SIL Regular"/>
           <w:b w:val="0"/>
           <w:i w:val="0"/>
@@ -1439,7 +1440,7 @@
             <w:rPr>
               <w:rStyle w:val="Hyperlink"/>
             </w:rPr>
-            <w:t>biografieë</w:t>
+            <w:t>biografie</w:t>
           </w:r>
         </w:hyperlink>
       </w:r>
@@ -1450,7 +1451,23 @@
           <w:i w:val="0"/>
           <w:color w:val="0000FF"/>
           <w:sz w:val="24"/>
-          <w:u w:val="single"/>
+        </w:rPr>
+        <w:hyperlink r:id="rId15" w:history="1">
+          <w:r>
+            <w:rPr>
+              <w:rStyle w:val="Hyperlink"/>
+            </w:rPr>
+            <w:t>ë</w:t>
+          </w:r>
+        </w:hyperlink>
+      </w:r>
+      <w:r>
+        <w:rPr>
+          <w:rFonts w:ascii="Charis SIL Regular" w:hAnsi="Charis SIL Regular" w:eastAsia="Charis SIL Regular"/>
+          <w:b w:val="0"/>
+          <w:i w:val="0"/>
+          <w:color w:val="0000FF"/>
+          <w:sz w:val="24"/>
         </w:rPr>
         <w:t>n</w:t>
       </w:r>
@@ -1479,19 +1496,9 @@
             <w:rPr>
               <w:rStyle w:val="Hyperlink"/>
             </w:rPr>
-            <w:t>va</w:t>
+            <w:t>van</w:t>
           </w:r>
         </w:hyperlink>
-      </w:r>
-      <w:r>
-        <w:rPr>
-          <w:rFonts w:ascii="Charis SIL Regular" w:hAnsi="Charis SIL Regular" w:eastAsia="Charis SIL Regular"/>
-          <w:b w:val="0"/>
-          <w:i w:val="0"/>
-          <w:color w:val="0000FF"/>
-          <w:sz w:val="24"/>
-        </w:rPr>
-        <w:t>n</w:t>
       </w:r>
       <w:r>
         <w:rPr>
@@ -1653,7 +1660,97 @@
           <w:color w:val="000000"/>
           <w:sz w:val="24"/>
         </w:rPr>
-        <w:t>. Hierin zijn verschillende publicaties over de Militaire W</w:t>
+        <w:t>. Hierin zijn verschillende publicati</w:t>
+      </w:r>
+      <w:r>
+        <w:rPr>
+          <w:u w:val="single" w:color="0000ff"/>
+          <w:rFonts w:ascii="Charis SIL Regular" w:hAnsi="Charis SIL Regular" w:eastAsia="Charis SIL Regular"/>
+          <w:b w:val="0"/>
+          <w:i w:val="0"/>
+          <w:color w:val="000000"/>
+          <w:sz w:val="24"/>
+        </w:rPr>
+        <w:hyperlink r:id="rId15" w:history="1">
+          <w:r>
+            <w:rPr>
+              <w:rStyle w:val="Hyperlink"/>
+            </w:rPr>
+            <w:t>es ov</w:t>
+          </w:r>
+        </w:hyperlink>
+      </w:r>
+      <w:r>
+        <w:rPr>
+          <w:u w:val="single" w:color="0000ff"/>
+          <w:rFonts w:ascii="Charis SIL Regular" w:hAnsi="Charis SIL Regular" w:eastAsia="Charis SIL Regular"/>
+          <w:b w:val="0"/>
+          <w:i w:val="0"/>
+          <w:color w:val="000000"/>
+          <w:sz w:val="24"/>
+        </w:rPr>
+        <w:hyperlink r:id="rId15" w:history="1">
+          <w:r>
+            <w:rPr>
+              <w:rStyle w:val="Hyperlink"/>
+            </w:rPr>
+            <w:t>e</w:t>
+          </w:r>
+        </w:hyperlink>
+      </w:r>
+      <w:r>
+        <w:rPr>
+          <w:u w:val="single" w:color="0000ff"/>
+          <w:rFonts w:ascii="Charis SIL Regular" w:hAnsi="Charis SIL Regular" w:eastAsia="Charis SIL Regular"/>
+          <w:b w:val="0"/>
+          <w:i w:val="0"/>
+          <w:color w:val="000000"/>
+          <w:sz w:val="24"/>
+        </w:rPr>
+        <w:hyperlink r:id="rId15" w:history="1">
+          <w:r>
+            <w:rPr>
+              <w:rStyle w:val="Hyperlink"/>
+            </w:rPr>
+            <w:t>r de Militai</w:t>
+          </w:r>
+        </w:hyperlink>
+      </w:r>
+      <w:r>
+        <w:rPr>
+          <w:u w:val="single" w:color="0000ff"/>
+          <w:rFonts w:ascii="Charis SIL Regular" w:hAnsi="Charis SIL Regular" w:eastAsia="Charis SIL Regular"/>
+          <w:b w:val="0"/>
+          <w:i w:val="0"/>
+          <w:color w:val="000000"/>
+          <w:sz w:val="24"/>
+        </w:rPr>
+        <w:hyperlink r:id="rId15" w:history="1">
+          <w:r>
+            <w:rPr>
+              <w:rStyle w:val="Hyperlink"/>
+            </w:rPr>
+            <w:t>r</w:t>
+          </w:r>
+        </w:hyperlink>
+      </w:r>
+      <w:r>
+        <w:rPr>
+          <w:u w:val="single" w:color="0000ff"/>
+          <w:rFonts w:ascii="Charis SIL Regular" w:hAnsi="Charis SIL Regular" w:eastAsia="Charis SIL Regular"/>
+          <w:b w:val="0"/>
+          <w:i w:val="0"/>
+          <w:color w:val="000000"/>
+          <w:sz w:val="24"/>
+        </w:rPr>
+        <w:hyperlink r:id="rId15" w:history="1">
+          <w:r>
+            <w:rPr>
+              <w:rStyle w:val="Hyperlink"/>
+            </w:rPr>
+            <w:t>e W</w:t>
+          </w:r>
+        </w:hyperlink>
       </w:r>
       <w:r>
         <w:rPr>
@@ -2980,7 +3077,7 @@
           <w:sz w:val="24"/>
           <w:u w:val="single"/>
         </w:rPr>
-        <w:hyperlink r:id="rId23" w:history="1">
+        <w:hyperlink r:id="rId21" w:history="1">
           <w:r>
             <w:rPr>
               <w:rStyle w:val="Hyperlink"/>
@@ -2998,7 +3095,7 @@
           <w:sz w:val="24"/>
           <w:u w:val="single"/>
         </w:rPr>
-        <w:hyperlink r:id="rId23" w:history="1">
+        <w:hyperlink r:id="rId21" w:history="1">
           <w:r>
             <w:rPr>
               <w:rStyle w:val="Hyperlink"/>

--- a/EXPORTS/DOCX/published/niveau3/Dutch/Bronbeek.docx
+++ b/EXPORTS/DOCX/published/niveau3/Dutch/Bronbeek.docx
@@ -458,7 +458,6 @@
       </w:r>
       <w:r>
         <w:rPr>
-          <w:u w:val="single" w:color="0000ff"/>
           <w:rFonts w:ascii="Charis SIL Regular" w:hAnsi="Charis SIL Regular" w:eastAsia="Charis SIL Regular"/>
           <w:b w:val="0"/>
           <w:i w:val="0"/>
@@ -3012,7 +3011,7 @@
           <w:sz w:val="24"/>
           <w:u w:val="single"/>
         </w:rPr>
-        <w:hyperlink r:id="rId22" w:history="1">
+        <w:hyperlink r:id="rId21" w:history="1">
           <w:r>
             <w:rPr>
               <w:rStyle w:val="Hyperlink"/>
@@ -3023,7 +3022,6 @@
       </w:r>
       <w:r>
         <w:rPr>
-          <w:u w:val="single" w:color="0000ff"/>
           <w:rFonts w:ascii="Charis SIL Regular" w:hAnsi="Charis SIL Regular" w:eastAsia="Charis SIL Regular"/>
           <w:b w:val="0"/>
           <w:i w:val="0"/>
@@ -3095,7 +3093,7 @@
           <w:sz w:val="24"/>
           <w:u w:val="single"/>
         </w:rPr>
-        <w:hyperlink r:id="rId21" w:history="1">
+        <w:hyperlink r:id="rId23" w:history="1">
           <w:r>
             <w:rPr>
               <w:rStyle w:val="Hyperlink"/>

--- a/EXPORTS/DOCX/published/niveau3/Dutch/Bronbeek.docx
+++ b/EXPORTS/DOCX/published/niveau3/Dutch/Bronbeek.docx
@@ -241,14 +241,7 @@
           <w:color w:val="000000"/>
           <w:sz w:val="24"/>
         </w:rPr>
-        <w:hyperlink r:id="rId9" w:history="1">
-          <w:r>
-            <w:rPr>
-              <w:rStyle w:val="Hyperlink"/>
-            </w:rPr>
-            <w:t>andse S</w:t>
-          </w:r>
-        </w:hyperlink>
+        <w:t>andse S</w:t>
       </w:r>
       <w:r>
         <w:rPr>
@@ -1439,7 +1432,7 @@
             <w:rPr>
               <w:rStyle w:val="Hyperlink"/>
             </w:rPr>
-            <w:t>biografie</w:t>
+            <w:t>biografieë</w:t>
           </w:r>
         </w:hyperlink>
       </w:r>
@@ -1450,23 +1443,7 @@
           <w:i w:val="0"/>
           <w:color w:val="0000FF"/>
           <w:sz w:val="24"/>
-        </w:rPr>
-        <w:hyperlink r:id="rId15" w:history="1">
-          <w:r>
-            <w:rPr>
-              <w:rStyle w:val="Hyperlink"/>
-            </w:rPr>
-            <w:t>ë</w:t>
-          </w:r>
-        </w:hyperlink>
-      </w:r>
-      <w:r>
-        <w:rPr>
-          <w:rFonts w:ascii="Charis SIL Regular" w:hAnsi="Charis SIL Regular" w:eastAsia="Charis SIL Regular"/>
-          <w:b w:val="0"/>
-          <w:i w:val="0"/>
-          <w:color w:val="0000FF"/>
-          <w:sz w:val="24"/>
+          <w:u w:val="single"/>
         </w:rPr>
         <w:t>n</w:t>
       </w:r>
@@ -1524,9 +1501,19 @@
             <w:rPr>
               <w:rStyle w:val="Hyperlink"/>
             </w:rPr>
-            <w:t>Ridders</w:t>
+            <w:t>Ridder</w:t>
           </w:r>
         </w:hyperlink>
+      </w:r>
+      <w:r>
+        <w:rPr>
+          <w:rFonts w:ascii="Charis SIL Regular" w:hAnsi="Charis SIL Regular" w:eastAsia="Charis SIL Regular"/>
+          <w:b w:val="0"/>
+          <w:i w:val="0"/>
+          <w:color w:val="0000FF"/>
+          <w:sz w:val="24"/>
+        </w:rPr>
+        <w:t>s</w:t>
       </w:r>
       <w:r>
         <w:rPr>
@@ -3011,7 +2998,7 @@
           <w:sz w:val="24"/>
           <w:u w:val="single"/>
         </w:rPr>
-        <w:hyperlink r:id="rId21" w:history="1">
+        <w:hyperlink r:id="rId22" w:history="1">
           <w:r>
             <w:rPr>
               <w:rStyle w:val="Hyperlink"/>
@@ -3022,20 +3009,14 @@
       </w:r>
       <w:r>
         <w:rPr>
+          <w:u w:val="single" w:color="0000ff"/>
           <w:rFonts w:ascii="Charis SIL Regular" w:hAnsi="Charis SIL Regular" w:eastAsia="Charis SIL Regular"/>
           <w:b w:val="0"/>
           <w:i w:val="0"/>
           <w:color w:val="000000"/>
           <w:sz w:val="24"/>
         </w:rPr>
-        <w:hyperlink r:id="rId21" w:history="1">
-          <w:r>
-            <w:rPr>
-              <w:rStyle w:val="Hyperlink"/>
-            </w:rPr>
-            <w:t xml:space="preserve">, </w:t>
-          </w:r>
-        </w:hyperlink>
+        <w:t xml:space="preserve">, </w:t>
       </w:r>
       <w:r>
         <w:rPr>
@@ -3046,7 +3027,7 @@
           <w:sz w:val="24"/>
           <w:u w:val="single"/>
         </w:rPr>
-        <w:hyperlink r:id="rId21" w:history="1">
+        <w:hyperlink r:id="rId23" w:history="1">
           <w:r>
             <w:rPr>
               <w:rStyle w:val="Hyperlink"/>
@@ -3075,7 +3056,7 @@
           <w:sz w:val="24"/>
           <w:u w:val="single"/>
         </w:rPr>
-        <w:hyperlink r:id="rId21" w:history="1">
+        <w:hyperlink r:id="rId23" w:history="1">
           <w:r>
             <w:rPr>
               <w:rStyle w:val="Hyperlink"/>
@@ -3093,7 +3074,7 @@
           <w:sz w:val="24"/>
           <w:u w:val="single"/>
         </w:rPr>
-        <w:hyperlink r:id="rId23" w:history="1">
+        <w:hyperlink r:id="rId21" w:history="1">
           <w:r>
             <w:rPr>
               <w:rStyle w:val="Hyperlink"/>

--- a/EXPORTS/DOCX/published/niveau3/Dutch/Bronbeek.docx
+++ b/EXPORTS/DOCX/published/niveau3/Dutch/Bronbeek.docx
@@ -1501,7 +1501,7 @@
             <w:rPr>
               <w:rStyle w:val="Hyperlink"/>
             </w:rPr>
-            <w:t>Ridder</w:t>
+            <w:t>Ridders</w:t>
           </w:r>
         </w:hyperlink>
       </w:r>
@@ -1512,17 +1512,6 @@
           <w:i w:val="0"/>
           <w:color w:val="0000FF"/>
           <w:sz w:val="24"/>
-        </w:rPr>
-        <w:t>s</w:t>
-      </w:r>
-      <w:r>
-        <w:rPr>
-          <w:rFonts w:ascii="Charis SIL Regular" w:hAnsi="Charis SIL Regular" w:eastAsia="Charis SIL Regular"/>
-          <w:b w:val="0"/>
-          <w:i w:val="0"/>
-          <w:color w:val="0000FF"/>
-          <w:sz w:val="24"/>
-          <w:u w:val="single"/>
         </w:rPr>
         <w:t xml:space="preserve"> </w:t>
       </w:r>
@@ -3016,7 +3005,14 @@
           <w:color w:val="000000"/>
           <w:sz w:val="24"/>
         </w:rPr>
-        <w:t xml:space="preserve">, </w:t>
+        <w:hyperlink r:id="rId21" w:history="1">
+          <w:r>
+            <w:rPr>
+              <w:rStyle w:val="Hyperlink"/>
+            </w:rPr>
+            <w:t xml:space="preserve">, </w:t>
+          </w:r>
+        </w:hyperlink>
       </w:r>
       <w:r>
         <w:rPr>
@@ -3027,7 +3023,7 @@
           <w:sz w:val="24"/>
           <w:u w:val="single"/>
         </w:rPr>
-        <w:hyperlink r:id="rId23" w:history="1">
+        <w:hyperlink r:id="rId21" w:history="1">
           <w:r>
             <w:rPr>
               <w:rStyle w:val="Hyperlink"/>
@@ -3074,7 +3070,7 @@
           <w:sz w:val="24"/>
           <w:u w:val="single"/>
         </w:rPr>
-        <w:hyperlink r:id="rId21" w:history="1">
+        <w:hyperlink r:id="rId23" w:history="1">
           <w:r>
             <w:rPr>
               <w:rStyle w:val="Hyperlink"/>

--- a/EXPORTS/DOCX/published/niveau3/Dutch/Bronbeek.docx
+++ b/EXPORTS/DOCX/published/niveau3/Dutch/Bronbeek.docx
@@ -241,7 +241,14 @@
           <w:color w:val="000000"/>
           <w:sz w:val="24"/>
         </w:rPr>
-        <w:t>andse S</w:t>
+        <w:hyperlink r:id="rId9" w:history="1">
+          <w:r>
+            <w:rPr>
+              <w:rStyle w:val="Hyperlink"/>
+            </w:rPr>
+            <w:t>andse S</w:t>
+          </w:r>
+        </w:hyperlink>
       </w:r>
       <w:r>
         <w:rPr>
@@ -1512,6 +1519,7 @@
           <w:i w:val="0"/>
           <w:color w:val="0000FF"/>
           <w:sz w:val="24"/>
+          <w:u w:val="single"/>
         </w:rPr>
         <w:t xml:space="preserve"> </w:t>
       </w:r>
@@ -1529,9 +1537,19 @@
             <w:rPr>
               <w:rStyle w:val="Hyperlink"/>
             </w:rPr>
-            <w:t xml:space="preserve">in </w:t>
+            <w:t>i</w:t>
           </w:r>
         </w:hyperlink>
+      </w:r>
+      <w:r>
+        <w:rPr>
+          <w:rFonts w:ascii="Charis SIL Regular" w:hAnsi="Charis SIL Regular" w:eastAsia="Charis SIL Regular"/>
+          <w:b w:val="0"/>
+          <w:i w:val="0"/>
+          <w:color w:val="0000FF"/>
+          <w:sz w:val="24"/>
+        </w:rPr>
+        <w:t xml:space="preserve">n </w:t>
       </w:r>
       <w:r>
         <w:rPr>
@@ -2969,7 +2987,7 @@
           <w:sz w:val="24"/>
           <w:u w:val="single"/>
         </w:rPr>
-        <w:hyperlink r:id="rId22" w:history="1">
+        <w:hyperlink r:id="rId21" w:history="1">
           <w:r>
             <w:rPr>
               <w:rStyle w:val="Hyperlink"/>
@@ -3070,7 +3088,7 @@
           <w:sz w:val="24"/>
           <w:u w:val="single"/>
         </w:rPr>
-        <w:hyperlink r:id="rId23" w:history="1">
+        <w:hyperlink r:id="rId21" w:history="1">
           <w:r>
             <w:rPr>
               <w:rStyle w:val="Hyperlink"/>

--- a/EXPORTS/DOCX/published/niveau3/Dutch/Bronbeek.docx
+++ b/EXPORTS/DOCX/published/niveau3/Dutch/Bronbeek.docx
@@ -241,14 +241,7 @@
           <w:color w:val="000000"/>
           <w:sz w:val="24"/>
         </w:rPr>
-        <w:hyperlink r:id="rId9" w:history="1">
-          <w:r>
-            <w:rPr>
-              <w:rStyle w:val="Hyperlink"/>
-            </w:rPr>
-            <w:t>andse S</w:t>
-          </w:r>
-        </w:hyperlink>
+        <w:t>andse S</w:t>
       </w:r>
       <w:r>
         <w:rPr>
@@ -1434,14 +1427,7 @@
           <w:sz w:val="24"/>
           <w:u w:val="single"/>
         </w:rPr>
-        <w:hyperlink r:id="rId15" w:history="1">
-          <w:r>
-            <w:rPr>
-              <w:rStyle w:val="Hyperlink"/>
-            </w:rPr>
-            <w:t>biografieë</w:t>
-          </w:r>
-        </w:hyperlink>
+        <w:t>biografieën van</w:t>
       </w:r>
       <w:r>
         <w:rPr>
@@ -1450,47 +1436,6 @@
           <w:i w:val="0"/>
           <w:color w:val="0000FF"/>
           <w:sz w:val="24"/>
-          <w:u w:val="single"/>
-        </w:rPr>
-        <w:t>n</w:t>
-      </w:r>
-      <w:r>
-        <w:rPr>
-          <w:rFonts w:ascii="Charis SIL Regular" w:hAnsi="Charis SIL Regular" w:eastAsia="Charis SIL Regular"/>
-          <w:b w:val="0"/>
-          <w:i w:val="0"/>
-          <w:color w:val="0000FF"/>
-          <w:sz w:val="24"/>
-          <w:u w:val="single"/>
-        </w:rPr>
-        <w:t xml:space="preserve"> </w:t>
-      </w:r>
-      <w:r>
-        <w:rPr>
-          <w:rFonts w:ascii="Charis SIL Regular" w:hAnsi="Charis SIL Regular" w:eastAsia="Charis SIL Regular"/>
-          <w:b w:val="0"/>
-          <w:i w:val="0"/>
-          <w:color w:val="0000FF"/>
-          <w:sz w:val="24"/>
-          <w:u w:val="single"/>
-        </w:rPr>
-        <w:hyperlink r:id="rId15" w:history="1">
-          <w:r>
-            <w:rPr>
-              <w:rStyle w:val="Hyperlink"/>
-            </w:rPr>
-            <w:t>van</w:t>
-          </w:r>
-        </w:hyperlink>
-      </w:r>
-      <w:r>
-        <w:rPr>
-          <w:rFonts w:ascii="Charis SIL Regular" w:hAnsi="Charis SIL Regular" w:eastAsia="Charis SIL Regular"/>
-          <w:b w:val="0"/>
-          <w:i w:val="0"/>
-          <w:color w:val="0000FF"/>
-          <w:sz w:val="24"/>
-          <w:u w:val="single"/>
         </w:rPr>
         <w:t xml:space="preserve"> </w:t>
       </w:r>
@@ -1537,19 +1482,9 @@
             <w:rPr>
               <w:rStyle w:val="Hyperlink"/>
             </w:rPr>
-            <w:t>i</w:t>
+            <w:t xml:space="preserve">in </w:t>
           </w:r>
         </w:hyperlink>
-      </w:r>
-      <w:r>
-        <w:rPr>
-          <w:rFonts w:ascii="Charis SIL Regular" w:hAnsi="Charis SIL Regular" w:eastAsia="Charis SIL Regular"/>
-          <w:b w:val="0"/>
-          <w:i w:val="0"/>
-          <w:color w:val="0000FF"/>
-          <w:sz w:val="24"/>
-        </w:rPr>
-        <w:t xml:space="preserve">n </w:t>
       </w:r>
       <w:r>
         <w:rPr>
@@ -1700,50 +1635,7 @@
           <w:color w:val="000000"/>
           <w:sz w:val="24"/>
         </w:rPr>
-        <w:hyperlink r:id="rId15" w:history="1">
-          <w:r>
-            <w:rPr>
-              <w:rStyle w:val="Hyperlink"/>
-            </w:rPr>
-            <w:t>r de Militai</w:t>
-          </w:r>
-        </w:hyperlink>
-      </w:r>
-      <w:r>
-        <w:rPr>
-          <w:u w:val="single" w:color="0000ff"/>
-          <w:rFonts w:ascii="Charis SIL Regular" w:hAnsi="Charis SIL Regular" w:eastAsia="Charis SIL Regular"/>
-          <w:b w:val="0"/>
-          <w:i w:val="0"/>
-          <w:color w:val="000000"/>
-          <w:sz w:val="24"/>
-        </w:rPr>
-        <w:hyperlink r:id="rId15" w:history="1">
-          <w:r>
-            <w:rPr>
-              <w:rStyle w:val="Hyperlink"/>
-            </w:rPr>
-            <w:t>r</w:t>
-          </w:r>
-        </w:hyperlink>
-      </w:r>
-      <w:r>
-        <w:rPr>
-          <w:u w:val="single" w:color="0000ff"/>
-          <w:rFonts w:ascii="Charis SIL Regular" w:hAnsi="Charis SIL Regular" w:eastAsia="Charis SIL Regular"/>
-          <w:b w:val="0"/>
-          <w:i w:val="0"/>
-          <w:color w:val="000000"/>
-          <w:sz w:val="24"/>
-        </w:rPr>
-        <w:hyperlink r:id="rId15" w:history="1">
-          <w:r>
-            <w:rPr>
-              <w:rStyle w:val="Hyperlink"/>
-            </w:rPr>
-            <w:t>e W</w:t>
-          </w:r>
-        </w:hyperlink>
+        <w:t>r de Militaire W</w:t>
       </w:r>
       <w:r>
         <w:rPr>
@@ -2479,7 +2371,7 @@
           <w:sz w:val="24"/>
           <w:u w:val="single"/>
         </w:rPr>
-        <w:hyperlink r:id="rId19" w:history="1">
+        <w:hyperlink r:id="rId18" w:history="1">
           <w:r>
             <w:rPr>
               <w:rStyle w:val="Hyperlink"/>
@@ -2508,7 +2400,7 @@
           <w:sz w:val="24"/>
           <w:u w:val="single"/>
         </w:rPr>
-        <w:hyperlink r:id="rId19" w:history="1">
+        <w:hyperlink r:id="rId18" w:history="1">
           <w:r>
             <w:rPr>
               <w:rStyle w:val="Hyperlink"/>
@@ -2987,7 +2879,7 @@
           <w:sz w:val="24"/>
           <w:u w:val="single"/>
         </w:rPr>
-        <w:hyperlink r:id="rId21" w:history="1">
+        <w:hyperlink r:id="rId22" w:history="1">
           <w:r>
             <w:rPr>
               <w:rStyle w:val="Hyperlink"/>
@@ -3005,7 +2897,7 @@
           <w:sz w:val="24"/>
           <w:u w:val="single"/>
         </w:rPr>
-        <w:hyperlink r:id="rId22" w:history="1">
+        <w:hyperlink r:id="rId21" w:history="1">
           <w:r>
             <w:rPr>
               <w:rStyle w:val="Hyperlink"/>
@@ -3070,7 +2962,7 @@
           <w:sz w:val="24"/>
           <w:u w:val="single"/>
         </w:rPr>
-        <w:hyperlink r:id="rId23" w:history="1">
+        <w:hyperlink r:id="rId21" w:history="1">
           <w:r>
             <w:rPr>
               <w:rStyle w:val="Hyperlink"/>
@@ -3088,7 +2980,7 @@
           <w:sz w:val="24"/>
           <w:u w:val="single"/>
         </w:rPr>
-        <w:hyperlink r:id="rId21" w:history="1">
+        <w:hyperlink r:id="rId23" w:history="1">
           <w:r>
             <w:rPr>
               <w:rStyle w:val="Hyperlink"/>

--- a/EXPORTS/DOCX/published/niveau3/Dutch/Bronbeek.docx
+++ b/EXPORTS/DOCX/published/niveau3/Dutch/Bronbeek.docx
@@ -241,7 +241,14 @@
           <w:color w:val="000000"/>
           <w:sz w:val="24"/>
         </w:rPr>
-        <w:t>andse S</w:t>
+        <w:hyperlink r:id="rId9" w:history="1">
+          <w:r>
+            <w:rPr>
+              <w:rStyle w:val="Hyperlink"/>
+            </w:rPr>
+            <w:t>andse S</w:t>
+          </w:r>
+        </w:hyperlink>
       </w:r>
       <w:r>
         <w:rPr>
@@ -1427,7 +1434,14 @@
           <w:sz w:val="24"/>
           <w:u w:val="single"/>
         </w:rPr>
-        <w:t>biografieën van</w:t>
+        <w:hyperlink r:id="rId15" w:history="1">
+          <w:r>
+            <w:rPr>
+              <w:rStyle w:val="Hyperlink"/>
+            </w:rPr>
+            <w:t>biografie</w:t>
+          </w:r>
+        </w:hyperlink>
       </w:r>
       <w:r>
         <w:rPr>
@@ -1436,6 +1450,63 @@
           <w:i w:val="0"/>
           <w:color w:val="0000FF"/>
           <w:sz w:val="24"/>
+        </w:rPr>
+        <w:hyperlink r:id="rId15" w:history="1">
+          <w:r>
+            <w:rPr>
+              <w:rStyle w:val="Hyperlink"/>
+            </w:rPr>
+            <w:t>ë</w:t>
+          </w:r>
+        </w:hyperlink>
+      </w:r>
+      <w:r>
+        <w:rPr>
+          <w:rFonts w:ascii="Charis SIL Regular" w:hAnsi="Charis SIL Regular" w:eastAsia="Charis SIL Regular"/>
+          <w:b w:val="0"/>
+          <w:i w:val="0"/>
+          <w:color w:val="0000FF"/>
+          <w:sz w:val="24"/>
+        </w:rPr>
+        <w:t>n</w:t>
+      </w:r>
+      <w:r>
+        <w:rPr>
+          <w:rFonts w:ascii="Charis SIL Regular" w:hAnsi="Charis SIL Regular" w:eastAsia="Charis SIL Regular"/>
+          <w:b w:val="0"/>
+          <w:i w:val="0"/>
+          <w:color w:val="0000FF"/>
+          <w:sz w:val="24"/>
+          <w:u w:val="single"/>
+        </w:rPr>
+        <w:t xml:space="preserve"> </w:t>
+      </w:r>
+      <w:r>
+        <w:rPr>
+          <w:rFonts w:ascii="Charis SIL Regular" w:hAnsi="Charis SIL Regular" w:eastAsia="Charis SIL Regular"/>
+          <w:b w:val="0"/>
+          <w:i w:val="0"/>
+          <w:color w:val="0000FF"/>
+          <w:sz w:val="24"/>
+          <w:u w:val="single"/>
+        </w:rPr>
+        <w:hyperlink r:id="rId15" w:history="1">
+          <w:r>
+            <w:rPr>
+              <w:rStyle w:val="Hyperlink"/>
+            </w:rPr>
+            <w:t>van</w:t>
+          </w:r>
+        </w:hyperlink>
+      </w:r>
+      <w:r>
+        <w:rPr>
+          <w:rFonts w:ascii="Charis SIL Regular" w:hAnsi="Charis SIL Regular" w:eastAsia="Charis SIL Regular"/>
+          <w:b w:val="0"/>
+          <w:i w:val="0"/>
+          <w:color w:val="0000FF"/>
+          <w:sz w:val="24"/>
+          <w:u w:val="single"/>
         </w:rPr>
         <w:t xml:space="preserve"> </w:t>
       </w:r>
@@ -1635,7 +1706,50 @@
           <w:color w:val="000000"/>
           <w:sz w:val="24"/>
         </w:rPr>
-        <w:t>r de Militaire W</w:t>
+        <w:hyperlink r:id="rId15" w:history="1">
+          <w:r>
+            <w:rPr>
+              <w:rStyle w:val="Hyperlink"/>
+            </w:rPr>
+            <w:t>r de Militai</w:t>
+          </w:r>
+        </w:hyperlink>
+      </w:r>
+      <w:r>
+        <w:rPr>
+          <w:u w:val="single" w:color="0000ff"/>
+          <w:rFonts w:ascii="Charis SIL Regular" w:hAnsi="Charis SIL Regular" w:eastAsia="Charis SIL Regular"/>
+          <w:b w:val="0"/>
+          <w:i w:val="0"/>
+          <w:color w:val="000000"/>
+          <w:sz w:val="24"/>
+        </w:rPr>
+        <w:hyperlink r:id="rId15" w:history="1">
+          <w:r>
+            <w:rPr>
+              <w:rStyle w:val="Hyperlink"/>
+            </w:rPr>
+            <w:t>r</w:t>
+          </w:r>
+        </w:hyperlink>
+      </w:r>
+      <w:r>
+        <w:rPr>
+          <w:u w:val="single" w:color="0000ff"/>
+          <w:rFonts w:ascii="Charis SIL Regular" w:hAnsi="Charis SIL Regular" w:eastAsia="Charis SIL Regular"/>
+          <w:b w:val="0"/>
+          <w:i w:val="0"/>
+          <w:color w:val="000000"/>
+          <w:sz w:val="24"/>
+        </w:rPr>
+        <w:hyperlink r:id="rId15" w:history="1">
+          <w:r>
+            <w:rPr>
+              <w:rStyle w:val="Hyperlink"/>
+            </w:rPr>
+            <w:t>e W</w:t>
+          </w:r>
+        </w:hyperlink>
       </w:r>
       <w:r>
         <w:rPr>
@@ -2897,7 +3011,7 @@
           <w:sz w:val="24"/>
           <w:u w:val="single"/>
         </w:rPr>
-        <w:hyperlink r:id="rId21" w:history="1">
+        <w:hyperlink r:id="rId22" w:history="1">
           <w:r>
             <w:rPr>
               <w:rStyle w:val="Hyperlink"/>
@@ -2980,7 +3094,7 @@
           <w:sz w:val="24"/>
           <w:u w:val="single"/>
         </w:rPr>
-        <w:hyperlink r:id="rId23" w:history="1">
+        <w:hyperlink r:id="rId21" w:history="1">
           <w:r>
             <w:rPr>
               <w:rStyle w:val="Hyperlink"/>

--- a/EXPORTS/DOCX/published/niveau3/Dutch/Bronbeek.docx
+++ b/EXPORTS/DOCX/published/niveau3/Dutch/Bronbeek.docx
@@ -2485,7 +2485,7 @@
           <w:sz w:val="24"/>
           <w:u w:val="single"/>
         </w:rPr>
-        <w:hyperlink r:id="rId18" w:history="1">
+        <w:hyperlink r:id="rId19" w:history="1">
           <w:r>
             <w:rPr>
               <w:rStyle w:val="Hyperlink"/>
@@ -2514,7 +2514,7 @@
           <w:sz w:val="24"/>
           <w:u w:val="single"/>
         </w:rPr>
-        <w:hyperlink r:id="rId18" w:history="1">
+        <w:hyperlink r:id="rId19" w:history="1">
           <w:r>
             <w:rPr>
               <w:rStyle w:val="Hyperlink"/>
@@ -2993,7 +2993,7 @@
           <w:sz w:val="24"/>
           <w:u w:val="single"/>
         </w:rPr>
-        <w:hyperlink r:id="rId22" w:history="1">
+        <w:hyperlink r:id="rId21" w:history="1">
           <w:r>
             <w:rPr>
               <w:rStyle w:val="Hyperlink"/>
@@ -3022,21 +3022,13 @@
       </w:r>
       <w:r>
         <w:rPr>
-          <w:u w:val="single" w:color="0000ff"/>
           <w:rFonts w:ascii="Charis SIL Regular" w:hAnsi="Charis SIL Regular" w:eastAsia="Charis SIL Regular"/>
           <w:b w:val="0"/>
           <w:i w:val="0"/>
           <w:color w:val="000000"/>
           <w:sz w:val="24"/>
         </w:rPr>
-        <w:hyperlink r:id="rId21" w:history="1">
-          <w:r>
-            <w:rPr>
-              <w:rStyle w:val="Hyperlink"/>
-            </w:rPr>
-            <w:t xml:space="preserve">, </w:t>
-          </w:r>
-        </w:hyperlink>
+        <w:t xml:space="preserve">, </w:t>
       </w:r>
       <w:r>
         <w:rPr>
@@ -3047,7 +3039,7 @@
           <w:sz w:val="24"/>
           <w:u w:val="single"/>
         </w:rPr>
-        <w:hyperlink r:id="rId21" w:history="1">
+        <w:hyperlink r:id="rId23" w:history="1">
           <w:r>
             <w:rPr>
               <w:rStyle w:val="Hyperlink"/>
@@ -3076,7 +3068,7 @@
           <w:sz w:val="24"/>
           <w:u w:val="single"/>
         </w:rPr>
-        <w:hyperlink r:id="rId21" w:history="1">
+        <w:hyperlink r:id="rId23" w:history="1">
           <w:r>
             <w:rPr>
               <w:rStyle w:val="Hyperlink"/>

--- a/EXPORTS/DOCX/published/niveau3/Dutch/Bronbeek.docx
+++ b/EXPORTS/DOCX/published/niveau3/Dutch/Bronbeek.docx
@@ -1181,7 +1181,7 @@
           <w:sz w:val="24"/>
           <w:u w:val="single"/>
         </w:rPr>
-        <w:hyperlink r:id="rId13" w:history="1">
+        <w:hyperlink r:id="rId14" w:history="1">
           <w:r>
             <w:rPr>
               <w:rStyle w:val="Hyperlink"/>
@@ -1229,7 +1229,7 @@
           <w:sz w:val="24"/>
           <w:u w:val="single"/>
         </w:rPr>
-        <w:hyperlink r:id="rId14" w:history="1">
+        <w:hyperlink r:id="rId15" w:history="1">
           <w:r>
             <w:rPr>
               <w:rStyle w:val="Hyperlink"/>
@@ -1258,7 +1258,7 @@
           <w:sz w:val="24"/>
           <w:u w:val="single"/>
         </w:rPr>
-        <w:hyperlink r:id="rId14" w:history="1">
+        <w:hyperlink r:id="rId15" w:history="1">
           <w:r>
             <w:rPr>
               <w:rStyle w:val="Hyperlink"/>
@@ -1286,7 +1286,7 @@
           <w:color w:val="000000"/>
           <w:sz w:val="24"/>
         </w:rPr>
-        <w:hyperlink r:id="rId14" w:history="1">
+        <w:hyperlink r:id="rId15" w:history="1">
           <w:r>
             <w:rPr>
               <w:rStyle w:val="Hyperlink"/>
@@ -1304,7 +1304,7 @@
           <w:color w:val="000000"/>
           <w:sz w:val="24"/>
         </w:rPr>
-        <w:hyperlink r:id="rId14" w:history="1">
+        <w:hyperlink r:id="rId15" w:history="1">
           <w:r>
             <w:rPr>
               <w:rStyle w:val="Hyperlink"/>
@@ -1322,7 +1322,7 @@
           <w:color w:val="000000"/>
           <w:sz w:val="24"/>
         </w:rPr>
-        <w:hyperlink r:id="rId14" w:history="1">
+        <w:hyperlink r:id="rId15" w:history="1">
           <w:r>
             <w:rPr>
               <w:rStyle w:val="Hyperlink"/>
@@ -1405,7 +1405,7 @@
           <w:sz w:val="24"/>
           <w:u w:val="single"/>
         </w:rPr>
-        <w:hyperlink r:id="rId15" w:history="1">
+        <w:hyperlink r:id="rId16" w:history="1">
           <w:r>
             <w:rPr>
               <w:rStyle w:val="Hyperlink"/>
@@ -1434,7 +1434,7 @@
           <w:sz w:val="24"/>
           <w:u w:val="single"/>
         </w:rPr>
-        <w:hyperlink r:id="rId15" w:history="1">
+        <w:hyperlink r:id="rId16" w:history="1">
           <w:r>
             <w:rPr>
               <w:rStyle w:val="Hyperlink"/>
@@ -1451,7 +1451,7 @@
           <w:color w:val="0000FF"/>
           <w:sz w:val="24"/>
         </w:rPr>
-        <w:hyperlink r:id="rId15" w:history="1">
+        <w:hyperlink r:id="rId16" w:history="1">
           <w:r>
             <w:rPr>
               <w:rStyle w:val="Hyperlink"/>
@@ -1490,7 +1490,7 @@
           <w:sz w:val="24"/>
           <w:u w:val="single"/>
         </w:rPr>
-        <w:hyperlink r:id="rId15" w:history="1">
+        <w:hyperlink r:id="rId16" w:history="1">
           <w:r>
             <w:rPr>
               <w:rStyle w:val="Hyperlink"/>
@@ -1519,7 +1519,7 @@
           <w:sz w:val="24"/>
           <w:u w:val="single"/>
         </w:rPr>
-        <w:hyperlink r:id="rId15" w:history="1">
+        <w:hyperlink r:id="rId16" w:history="1">
           <w:r>
             <w:rPr>
               <w:rStyle w:val="Hyperlink"/>
@@ -1548,7 +1548,7 @@
           <w:sz w:val="24"/>
           <w:u w:val="single"/>
         </w:rPr>
-        <w:hyperlink r:id="rId15" w:history="1">
+        <w:hyperlink r:id="rId16" w:history="1">
           <w:r>
             <w:rPr>
               <w:rStyle w:val="Hyperlink"/>
@@ -1566,7 +1566,7 @@
           <w:sz w:val="24"/>
           <w:u w:val="single"/>
         </w:rPr>
-        <w:hyperlink r:id="rId15" w:history="1">
+        <w:hyperlink r:id="rId16" w:history="1">
           <w:r>
             <w:rPr>
               <w:rStyle w:val="Hyperlink"/>
@@ -1595,7 +1595,7 @@
           <w:sz w:val="24"/>
           <w:u w:val="single"/>
         </w:rPr>
-        <w:hyperlink r:id="rId15" w:history="1">
+        <w:hyperlink r:id="rId16" w:history="1">
           <w:r>
             <w:rPr>
               <w:rStyle w:val="Hyperlink"/>
@@ -1624,7 +1624,7 @@
           <w:sz w:val="24"/>
           <w:u w:val="single"/>
         </w:rPr>
-        <w:hyperlink r:id="rId15" w:history="1">
+        <w:hyperlink r:id="rId16" w:history="1">
           <w:r>
             <w:rPr>
               <w:rStyle w:val="Hyperlink"/>
@@ -1642,7 +1642,7 @@
           <w:sz w:val="24"/>
           <w:u w:val="single"/>
         </w:rPr>
-        <w:hyperlink r:id="rId15" w:history="1">
+        <w:hyperlink r:id="rId16" w:history="1">
           <w:r>
             <w:rPr>
               <w:rStyle w:val="Hyperlink"/>
@@ -1670,7 +1670,7 @@
           <w:color w:val="000000"/>
           <w:sz w:val="24"/>
         </w:rPr>
-        <w:hyperlink r:id="rId15" w:history="1">
+        <w:hyperlink r:id="rId16" w:history="1">
           <w:r>
             <w:rPr>
               <w:rStyle w:val="Hyperlink"/>
@@ -1688,7 +1688,7 @@
           <w:color w:val="000000"/>
           <w:sz w:val="24"/>
         </w:rPr>
-        <w:hyperlink r:id="rId15" w:history="1">
+        <w:hyperlink r:id="rId16" w:history="1">
           <w:r>
             <w:rPr>
               <w:rStyle w:val="Hyperlink"/>
@@ -1706,7 +1706,7 @@
           <w:color w:val="000000"/>
           <w:sz w:val="24"/>
         </w:rPr>
-        <w:hyperlink r:id="rId15" w:history="1">
+        <w:hyperlink r:id="rId16" w:history="1">
           <w:r>
             <w:rPr>
               <w:rStyle w:val="Hyperlink"/>
@@ -1724,7 +1724,7 @@
           <w:color w:val="000000"/>
           <w:sz w:val="24"/>
         </w:rPr>
-        <w:hyperlink r:id="rId15" w:history="1">
+        <w:hyperlink r:id="rId16" w:history="1">
           <w:r>
             <w:rPr>
               <w:rStyle w:val="Hyperlink"/>
@@ -1742,7 +1742,7 @@
           <w:color w:val="000000"/>
           <w:sz w:val="24"/>
         </w:rPr>
-        <w:hyperlink r:id="rId15" w:history="1">
+        <w:hyperlink r:id="rId16" w:history="1">
           <w:r>
             <w:rPr>
               <w:rStyle w:val="Hyperlink"/>
@@ -1760,7 +1760,7 @@
           <w:color w:val="000000"/>
           <w:sz w:val="24"/>
         </w:rPr>
-        <w:hyperlink r:id="rId15" w:history="1">
+        <w:hyperlink r:id="rId16" w:history="1">
           <w:r>
             <w:rPr>
               <w:rStyle w:val="Hyperlink"/>
@@ -1837,7 +1837,7 @@
           <w:sz w:val="24"/>
           <w:u w:val="single"/>
         </w:rPr>
-        <w:hyperlink r:id="rId16" w:history="1">
+        <w:hyperlink r:id="rId17" w:history="1">
           <w:r>
             <w:rPr>
               <w:rStyle w:val="Hyperlink"/>
@@ -1875,7 +1875,7 @@
           <w:color w:val="000000"/>
           <w:sz w:val="24"/>
         </w:rPr>
-        <w:hyperlink r:id="rId16" w:history="1">
+        <w:hyperlink r:id="rId17" w:history="1">
           <w:r>
             <w:rPr>
               <w:rStyle w:val="Hyperlink"/>
@@ -1943,7 +1943,7 @@
           <w:sz w:val="24"/>
           <w:u w:val="single"/>
         </w:rPr>
-        <w:hyperlink r:id="rId17" w:history="1">
+        <w:hyperlink r:id="rId18" w:history="1">
           <w:r>
             <w:rPr>
               <w:rStyle w:val="Hyperlink"/>
@@ -1961,7 +1961,7 @@
           <w:sz w:val="24"/>
           <w:u w:val="single"/>
         </w:rPr>
-        <w:hyperlink r:id="rId17" w:history="1">
+        <w:hyperlink r:id="rId18" w:history="1">
           <w:r>
             <w:rPr>
               <w:rStyle w:val="Hyperlink"/>
@@ -2331,7 +2331,7 @@
           <w:sz w:val="24"/>
           <w:u w:val="single"/>
         </w:rPr>
-        <w:hyperlink r:id="rId18" w:history="1">
+        <w:hyperlink r:id="rId19" w:history="1">
           <w:r>
             <w:rPr>
               <w:rStyle w:val="Hyperlink"/>
@@ -2349,7 +2349,7 @@
           <w:sz w:val="24"/>
           <w:u w:val="single"/>
         </w:rPr>
-        <w:hyperlink r:id="rId18" w:history="1">
+        <w:hyperlink r:id="rId19" w:history="1">
           <w:r>
             <w:rPr>
               <w:rStyle w:val="Hyperlink"/>
@@ -2367,7 +2367,7 @@
           <w:sz w:val="24"/>
           <w:u w:val="single"/>
         </w:rPr>
-        <w:hyperlink r:id="rId18" w:history="1">
+        <w:hyperlink r:id="rId19" w:history="1">
           <w:r>
             <w:rPr>
               <w:rStyle w:val="Hyperlink"/>
@@ -2385,7 +2385,7 @@
           <w:sz w:val="24"/>
           <w:u w:val="single"/>
         </w:rPr>
-        <w:hyperlink r:id="rId18" w:history="1">
+        <w:hyperlink r:id="rId19" w:history="1">
           <w:r>
             <w:rPr>
               <w:rStyle w:val="Hyperlink"/>
@@ -2403,7 +2403,7 @@
           <w:sz w:val="24"/>
           <w:u w:val="single"/>
         </w:rPr>
-        <w:hyperlink r:id="rId18" w:history="1">
+        <w:hyperlink r:id="rId19" w:history="1">
           <w:r>
             <w:rPr>
               <w:rStyle w:val="Hyperlink"/>
@@ -2421,7 +2421,7 @@
           <w:sz w:val="24"/>
           <w:u w:val="single"/>
         </w:rPr>
-        <w:hyperlink r:id="rId18" w:history="1">
+        <w:hyperlink r:id="rId19" w:history="1">
           <w:r>
             <w:rPr>
               <w:rStyle w:val="Hyperlink"/>
@@ -2439,7 +2439,7 @@
           <w:sz w:val="24"/>
           <w:u w:val="single"/>
         </w:rPr>
-        <w:hyperlink r:id="rId18" w:history="1">
+        <w:hyperlink r:id="rId19" w:history="1">
           <w:r>
             <w:rPr>
               <w:rStyle w:val="Hyperlink"/>
@@ -2467,7 +2467,7 @@
           <w:sz w:val="24"/>
           <w:u w:val="single"/>
         </w:rPr>
-        <w:hyperlink r:id="rId19" w:history="1">
+        <w:hyperlink r:id="rId20" w:history="1">
           <w:r>
             <w:rPr>
               <w:rStyle w:val="Hyperlink"/>
@@ -2632,7 +2632,7 @@
           <w:sz w:val="24"/>
           <w:u w:val="single"/>
         </w:rPr>
-        <w:hyperlink r:id="rId20" w:history="1">
+        <w:hyperlink r:id="rId21" w:history="1">
           <w:r>
             <w:rPr>
               <w:rStyle w:val="Hyperlink"/>
@@ -2650,7 +2650,7 @@
           <w:sz w:val="24"/>
           <w:u w:val="single"/>
         </w:rPr>
-        <w:hyperlink r:id="rId20" w:history="1">
+        <w:hyperlink r:id="rId21" w:history="1">
           <w:r>
             <w:rPr>
               <w:rStyle w:val="Hyperlink"/>
@@ -2893,7 +2893,7 @@
           <w:sz w:val="24"/>
           <w:u w:val="single"/>
         </w:rPr>
-        <w:hyperlink r:id="rId21" w:history="1">
+        <w:hyperlink r:id="rId22" w:history="1">
           <w:r>
             <w:rPr>
               <w:rStyle w:val="Hyperlink"/>
@@ -2911,7 +2911,7 @@
           <w:sz w:val="24"/>
           <w:u w:val="single"/>
         </w:rPr>
-        <w:hyperlink r:id="rId21" w:history="1">
+        <w:hyperlink r:id="rId22" w:history="1">
           <w:r>
             <w:rPr>
               <w:rStyle w:val="Hyperlink"/>
@@ -2929,7 +2929,7 @@
           <w:sz w:val="24"/>
           <w:u w:val="single"/>
         </w:rPr>
-        <w:hyperlink r:id="rId21" w:history="1">
+        <w:hyperlink r:id="rId22" w:history="1">
           <w:r>
             <w:rPr>
               <w:rStyle w:val="Hyperlink"/>
@@ -2947,7 +2947,7 @@
           <w:sz w:val="24"/>
           <w:u w:val="single"/>
         </w:rPr>
-        <w:hyperlink r:id="rId21" w:history="1">
+        <w:hyperlink r:id="rId22" w:history="1">
           <w:r>
             <w:rPr>
               <w:rStyle w:val="Hyperlink"/>
@@ -2975,7 +2975,7 @@
           <w:sz w:val="24"/>
           <w:u w:val="single"/>
         </w:rPr>
-        <w:hyperlink r:id="rId22" w:history="1">
+        <w:hyperlink r:id="rId23" w:history="1">
           <w:r>
             <w:rPr>
               <w:rStyle w:val="Hyperlink"/>
@@ -2993,7 +2993,7 @@
           <w:sz w:val="24"/>
           <w:u w:val="single"/>
         </w:rPr>
-        <w:hyperlink r:id="rId21" w:history="1">
+        <w:hyperlink r:id="rId23" w:history="1">
           <w:r>
             <w:rPr>
               <w:rStyle w:val="Hyperlink"/>
@@ -3011,7 +3011,7 @@
           <w:sz w:val="24"/>
           <w:u w:val="single"/>
         </w:rPr>
-        <w:hyperlink r:id="rId22" w:history="1">
+        <w:hyperlink r:id="rId23" w:history="1">
           <w:r>
             <w:rPr>
               <w:rStyle w:val="Hyperlink"/>
@@ -3022,13 +3022,21 @@
       </w:r>
       <w:r>
         <w:rPr>
+          <w:u w:val="single" w:color="0000ff"/>
           <w:rFonts w:ascii="Charis SIL Regular" w:hAnsi="Charis SIL Regular" w:eastAsia="Charis SIL Regular"/>
           <w:b w:val="0"/>
           <w:i w:val="0"/>
           <w:color w:val="000000"/>
           <w:sz w:val="24"/>
         </w:rPr>
-        <w:t xml:space="preserve">, </w:t>
+        <w:hyperlink r:id="rId22" w:history="1">
+          <w:r>
+            <w:rPr>
+              <w:rStyle w:val="Hyperlink"/>
+            </w:rPr>
+            <w:t xml:space="preserve">, </w:t>
+          </w:r>
+        </w:hyperlink>
       </w:r>
       <w:r>
         <w:rPr>
@@ -3039,7 +3047,7 @@
           <w:sz w:val="24"/>
           <w:u w:val="single"/>
         </w:rPr>
-        <w:hyperlink r:id="rId23" w:history="1">
+        <w:hyperlink r:id="rId22" w:history="1">
           <w:r>
             <w:rPr>
               <w:rStyle w:val="Hyperlink"/>
@@ -3068,7 +3076,7 @@
           <w:sz w:val="24"/>
           <w:u w:val="single"/>
         </w:rPr>
-        <w:hyperlink r:id="rId23" w:history="1">
+        <w:hyperlink r:id="rId24" w:history="1">
           <w:r>
             <w:rPr>
               <w:rStyle w:val="Hyperlink"/>
@@ -3086,7 +3094,7 @@
           <w:sz w:val="24"/>
           <w:u w:val="single"/>
         </w:rPr>
-        <w:hyperlink r:id="rId21" w:history="1">
+        <w:hyperlink r:id="rId24" w:history="1">
           <w:r>
             <w:rPr>
               <w:rStyle w:val="Hyperlink"/>

--- a/EXPORTS/DOCX/published/niveau3/Dutch/Bronbeek.docx
+++ b/EXPORTS/DOCX/published/niveau3/Dutch/Bronbeek.docx
@@ -1181,7 +1181,7 @@
           <w:sz w:val="24"/>
           <w:u w:val="single"/>
         </w:rPr>
-        <w:hyperlink r:id="rId14" w:history="1">
+        <w:hyperlink r:id="rId13" w:history="1">
           <w:r>
             <w:rPr>
               <w:rStyle w:val="Hyperlink"/>
@@ -1229,7 +1229,7 @@
           <w:sz w:val="24"/>
           <w:u w:val="single"/>
         </w:rPr>
-        <w:hyperlink r:id="rId15" w:history="1">
+        <w:hyperlink r:id="rId14" w:history="1">
           <w:r>
             <w:rPr>
               <w:rStyle w:val="Hyperlink"/>
@@ -1258,7 +1258,7 @@
           <w:sz w:val="24"/>
           <w:u w:val="single"/>
         </w:rPr>
-        <w:hyperlink r:id="rId15" w:history="1">
+        <w:hyperlink r:id="rId14" w:history="1">
           <w:r>
             <w:rPr>
               <w:rStyle w:val="Hyperlink"/>
@@ -1286,7 +1286,7 @@
           <w:color w:val="000000"/>
           <w:sz w:val="24"/>
         </w:rPr>
-        <w:hyperlink r:id="rId15" w:history="1">
+        <w:hyperlink r:id="rId14" w:history="1">
           <w:r>
             <w:rPr>
               <w:rStyle w:val="Hyperlink"/>
@@ -1304,7 +1304,7 @@
           <w:color w:val="000000"/>
           <w:sz w:val="24"/>
         </w:rPr>
-        <w:hyperlink r:id="rId15" w:history="1">
+        <w:hyperlink r:id="rId14" w:history="1">
           <w:r>
             <w:rPr>
               <w:rStyle w:val="Hyperlink"/>
@@ -1322,7 +1322,7 @@
           <w:color w:val="000000"/>
           <w:sz w:val="24"/>
         </w:rPr>
-        <w:hyperlink r:id="rId15" w:history="1">
+        <w:hyperlink r:id="rId14" w:history="1">
           <w:r>
             <w:rPr>
               <w:rStyle w:val="Hyperlink"/>
@@ -1405,7 +1405,7 @@
           <w:sz w:val="24"/>
           <w:u w:val="single"/>
         </w:rPr>
-        <w:hyperlink r:id="rId16" w:history="1">
+        <w:hyperlink r:id="rId15" w:history="1">
           <w:r>
             <w:rPr>
               <w:rStyle w:val="Hyperlink"/>
@@ -1434,12 +1434,12 @@
           <w:sz w:val="24"/>
           <w:u w:val="single"/>
         </w:rPr>
-        <w:hyperlink r:id="rId16" w:history="1">
+        <w:hyperlink r:id="rId15" w:history="1">
           <w:r>
             <w:rPr>
               <w:rStyle w:val="Hyperlink"/>
             </w:rPr>
-            <w:t>biografie</w:t>
+            <w:t>biografieë</w:t>
           </w:r>
         </w:hyperlink>
       </w:r>
@@ -1450,23 +1450,7 @@
           <w:i w:val="0"/>
           <w:color w:val="0000FF"/>
           <w:sz w:val="24"/>
-        </w:rPr>
-        <w:hyperlink r:id="rId16" w:history="1">
-          <w:r>
-            <w:rPr>
-              <w:rStyle w:val="Hyperlink"/>
-            </w:rPr>
-            <w:t>ë</w:t>
-          </w:r>
-        </w:hyperlink>
-      </w:r>
-      <w:r>
-        <w:rPr>
-          <w:rFonts w:ascii="Charis SIL Regular" w:hAnsi="Charis SIL Regular" w:eastAsia="Charis SIL Regular"/>
-          <w:b w:val="0"/>
-          <w:i w:val="0"/>
-          <w:color w:val="0000FF"/>
-          <w:sz w:val="24"/>
+          <w:u w:val="single"/>
         </w:rPr>
         <w:t>n</w:t>
       </w:r>
@@ -1490,7 +1474,7 @@
           <w:sz w:val="24"/>
           <w:u w:val="single"/>
         </w:rPr>
-        <w:hyperlink r:id="rId16" w:history="1">
+        <w:hyperlink r:id="rId15" w:history="1">
           <w:r>
             <w:rPr>
               <w:rStyle w:val="Hyperlink"/>
@@ -1506,7 +1490,6 @@
           <w:i w:val="0"/>
           <w:color w:val="0000FF"/>
           <w:sz w:val="24"/>
-          <w:u w:val="single"/>
         </w:rPr>
         <w:t xml:space="preserve"> </w:t>
       </w:r>
@@ -1519,7 +1502,7 @@
           <w:sz w:val="24"/>
           <w:u w:val="single"/>
         </w:rPr>
-        <w:hyperlink r:id="rId16" w:history="1">
+        <w:hyperlink r:id="rId15" w:history="1">
           <w:r>
             <w:rPr>
               <w:rStyle w:val="Hyperlink"/>
@@ -1548,7 +1531,7 @@
           <w:sz w:val="24"/>
           <w:u w:val="single"/>
         </w:rPr>
-        <w:hyperlink r:id="rId16" w:history="1">
+        <w:hyperlink r:id="rId15" w:history="1">
           <w:r>
             <w:rPr>
               <w:rStyle w:val="Hyperlink"/>
@@ -1566,7 +1549,7 @@
           <w:sz w:val="24"/>
           <w:u w:val="single"/>
         </w:rPr>
-        <w:hyperlink r:id="rId16" w:history="1">
+        <w:hyperlink r:id="rId15" w:history="1">
           <w:r>
             <w:rPr>
               <w:rStyle w:val="Hyperlink"/>
@@ -1595,7 +1578,7 @@
           <w:sz w:val="24"/>
           <w:u w:val="single"/>
         </w:rPr>
-        <w:hyperlink r:id="rId16" w:history="1">
+        <w:hyperlink r:id="rId15" w:history="1">
           <w:r>
             <w:rPr>
               <w:rStyle w:val="Hyperlink"/>
@@ -1624,7 +1607,7 @@
           <w:sz w:val="24"/>
           <w:u w:val="single"/>
         </w:rPr>
-        <w:hyperlink r:id="rId16" w:history="1">
+        <w:hyperlink r:id="rId15" w:history="1">
           <w:r>
             <w:rPr>
               <w:rStyle w:val="Hyperlink"/>
@@ -1642,7 +1625,7 @@
           <w:sz w:val="24"/>
           <w:u w:val="single"/>
         </w:rPr>
-        <w:hyperlink r:id="rId16" w:history="1">
+        <w:hyperlink r:id="rId15" w:history="1">
           <w:r>
             <w:rPr>
               <w:rStyle w:val="Hyperlink"/>
@@ -1670,7 +1653,7 @@
           <w:color w:val="000000"/>
           <w:sz w:val="24"/>
         </w:rPr>
-        <w:hyperlink r:id="rId16" w:history="1">
+        <w:hyperlink r:id="rId15" w:history="1">
           <w:r>
             <w:rPr>
               <w:rStyle w:val="Hyperlink"/>
@@ -1688,7 +1671,7 @@
           <w:color w:val="000000"/>
           <w:sz w:val="24"/>
         </w:rPr>
-        <w:hyperlink r:id="rId16" w:history="1">
+        <w:hyperlink r:id="rId15" w:history="1">
           <w:r>
             <w:rPr>
               <w:rStyle w:val="Hyperlink"/>
@@ -1706,7 +1689,7 @@
           <w:color w:val="000000"/>
           <w:sz w:val="24"/>
         </w:rPr>
-        <w:hyperlink r:id="rId16" w:history="1">
+        <w:hyperlink r:id="rId15" w:history="1">
           <w:r>
             <w:rPr>
               <w:rStyle w:val="Hyperlink"/>
@@ -1724,7 +1707,7 @@
           <w:color w:val="000000"/>
           <w:sz w:val="24"/>
         </w:rPr>
-        <w:hyperlink r:id="rId16" w:history="1">
+        <w:hyperlink r:id="rId15" w:history="1">
           <w:r>
             <w:rPr>
               <w:rStyle w:val="Hyperlink"/>
@@ -1742,7 +1725,7 @@
           <w:color w:val="000000"/>
           <w:sz w:val="24"/>
         </w:rPr>
-        <w:hyperlink r:id="rId16" w:history="1">
+        <w:hyperlink r:id="rId15" w:history="1">
           <w:r>
             <w:rPr>
               <w:rStyle w:val="Hyperlink"/>
@@ -1760,7 +1743,7 @@
           <w:color w:val="000000"/>
           <w:sz w:val="24"/>
         </w:rPr>
-        <w:hyperlink r:id="rId16" w:history="1">
+        <w:hyperlink r:id="rId15" w:history="1">
           <w:r>
             <w:rPr>
               <w:rStyle w:val="Hyperlink"/>
@@ -1837,7 +1820,7 @@
           <w:sz w:val="24"/>
           <w:u w:val="single"/>
         </w:rPr>
-        <w:hyperlink r:id="rId17" w:history="1">
+        <w:hyperlink r:id="rId16" w:history="1">
           <w:r>
             <w:rPr>
               <w:rStyle w:val="Hyperlink"/>
@@ -1875,7 +1858,7 @@
           <w:color w:val="000000"/>
           <w:sz w:val="24"/>
         </w:rPr>
-        <w:hyperlink r:id="rId17" w:history="1">
+        <w:hyperlink r:id="rId16" w:history="1">
           <w:r>
             <w:rPr>
               <w:rStyle w:val="Hyperlink"/>
@@ -1943,7 +1926,7 @@
           <w:sz w:val="24"/>
           <w:u w:val="single"/>
         </w:rPr>
-        <w:hyperlink r:id="rId18" w:history="1">
+        <w:hyperlink r:id="rId17" w:history="1">
           <w:r>
             <w:rPr>
               <w:rStyle w:val="Hyperlink"/>
@@ -1961,7 +1944,7 @@
           <w:sz w:val="24"/>
           <w:u w:val="single"/>
         </w:rPr>
-        <w:hyperlink r:id="rId18" w:history="1">
+        <w:hyperlink r:id="rId17" w:history="1">
           <w:r>
             <w:rPr>
               <w:rStyle w:val="Hyperlink"/>
@@ -2331,7 +2314,7 @@
           <w:sz w:val="24"/>
           <w:u w:val="single"/>
         </w:rPr>
-        <w:hyperlink r:id="rId19" w:history="1">
+        <w:hyperlink r:id="rId18" w:history="1">
           <w:r>
             <w:rPr>
               <w:rStyle w:val="Hyperlink"/>
@@ -2349,7 +2332,7 @@
           <w:sz w:val="24"/>
           <w:u w:val="single"/>
         </w:rPr>
-        <w:hyperlink r:id="rId19" w:history="1">
+        <w:hyperlink r:id="rId18" w:history="1">
           <w:r>
             <w:rPr>
               <w:rStyle w:val="Hyperlink"/>
@@ -2367,7 +2350,7 @@
           <w:sz w:val="24"/>
           <w:u w:val="single"/>
         </w:rPr>
-        <w:hyperlink r:id="rId19" w:history="1">
+        <w:hyperlink r:id="rId18" w:history="1">
           <w:r>
             <w:rPr>
               <w:rStyle w:val="Hyperlink"/>
@@ -2385,7 +2368,7 @@
           <w:sz w:val="24"/>
           <w:u w:val="single"/>
         </w:rPr>
-        <w:hyperlink r:id="rId19" w:history="1">
+        <w:hyperlink r:id="rId18" w:history="1">
           <w:r>
             <w:rPr>
               <w:rStyle w:val="Hyperlink"/>
@@ -2403,7 +2386,7 @@
           <w:sz w:val="24"/>
           <w:u w:val="single"/>
         </w:rPr>
-        <w:hyperlink r:id="rId19" w:history="1">
+        <w:hyperlink r:id="rId18" w:history="1">
           <w:r>
             <w:rPr>
               <w:rStyle w:val="Hyperlink"/>
@@ -2421,7 +2404,7 @@
           <w:sz w:val="24"/>
           <w:u w:val="single"/>
         </w:rPr>
-        <w:hyperlink r:id="rId19" w:history="1">
+        <w:hyperlink r:id="rId18" w:history="1">
           <w:r>
             <w:rPr>
               <w:rStyle w:val="Hyperlink"/>
@@ -2439,7 +2422,7 @@
           <w:sz w:val="24"/>
           <w:u w:val="single"/>
         </w:rPr>
-        <w:hyperlink r:id="rId19" w:history="1">
+        <w:hyperlink r:id="rId18" w:history="1">
           <w:r>
             <w:rPr>
               <w:rStyle w:val="Hyperlink"/>
@@ -2467,7 +2450,7 @@
           <w:sz w:val="24"/>
           <w:u w:val="single"/>
         </w:rPr>
-        <w:hyperlink r:id="rId20" w:history="1">
+        <w:hyperlink r:id="rId19" w:history="1">
           <w:r>
             <w:rPr>
               <w:rStyle w:val="Hyperlink"/>
@@ -2632,7 +2615,7 @@
           <w:sz w:val="24"/>
           <w:u w:val="single"/>
         </w:rPr>
-        <w:hyperlink r:id="rId21" w:history="1">
+        <w:hyperlink r:id="rId20" w:history="1">
           <w:r>
             <w:rPr>
               <w:rStyle w:val="Hyperlink"/>
@@ -2650,7 +2633,7 @@
           <w:sz w:val="24"/>
           <w:u w:val="single"/>
         </w:rPr>
-        <w:hyperlink r:id="rId21" w:history="1">
+        <w:hyperlink r:id="rId20" w:history="1">
           <w:r>
             <w:rPr>
               <w:rStyle w:val="Hyperlink"/>
@@ -2893,7 +2876,7 @@
           <w:sz w:val="24"/>
           <w:u w:val="single"/>
         </w:rPr>
-        <w:hyperlink r:id="rId22" w:history="1">
+        <w:hyperlink r:id="rId21" w:history="1">
           <w:r>
             <w:rPr>
               <w:rStyle w:val="Hyperlink"/>
@@ -2911,7 +2894,7 @@
           <w:sz w:val="24"/>
           <w:u w:val="single"/>
         </w:rPr>
-        <w:hyperlink r:id="rId22" w:history="1">
+        <w:hyperlink r:id="rId21" w:history="1">
           <w:r>
             <w:rPr>
               <w:rStyle w:val="Hyperlink"/>
@@ -2929,7 +2912,7 @@
           <w:sz w:val="24"/>
           <w:u w:val="single"/>
         </w:rPr>
-        <w:hyperlink r:id="rId22" w:history="1">
+        <w:hyperlink r:id="rId21" w:history="1">
           <w:r>
             <w:rPr>
               <w:rStyle w:val="Hyperlink"/>
@@ -2947,7 +2930,7 @@
           <w:sz w:val="24"/>
           <w:u w:val="single"/>
         </w:rPr>
-        <w:hyperlink r:id="rId22" w:history="1">
+        <w:hyperlink r:id="rId21" w:history="1">
           <w:r>
             <w:rPr>
               <w:rStyle w:val="Hyperlink"/>
@@ -2975,7 +2958,7 @@
           <w:sz w:val="24"/>
           <w:u w:val="single"/>
         </w:rPr>
-        <w:hyperlink r:id="rId23" w:history="1">
+        <w:hyperlink r:id="rId22" w:history="1">
           <w:r>
             <w:rPr>
               <w:rStyle w:val="Hyperlink"/>
@@ -2993,7 +2976,7 @@
           <w:sz w:val="24"/>
           <w:u w:val="single"/>
         </w:rPr>
-        <w:hyperlink r:id="rId23" w:history="1">
+        <w:hyperlink r:id="rId21" w:history="1">
           <w:r>
             <w:rPr>
               <w:rStyle w:val="Hyperlink"/>
@@ -3011,7 +2994,7 @@
           <w:sz w:val="24"/>
           <w:u w:val="single"/>
         </w:rPr>
-        <w:hyperlink r:id="rId23" w:history="1">
+        <w:hyperlink r:id="rId22" w:history="1">
           <w:r>
             <w:rPr>
               <w:rStyle w:val="Hyperlink"/>
@@ -3022,21 +3005,13 @@
       </w:r>
       <w:r>
         <w:rPr>
-          <w:u w:val="single" w:color="0000ff"/>
           <w:rFonts w:ascii="Charis SIL Regular" w:hAnsi="Charis SIL Regular" w:eastAsia="Charis SIL Regular"/>
           <w:b w:val="0"/>
           <w:i w:val="0"/>
           <w:color w:val="000000"/>
           <w:sz w:val="24"/>
         </w:rPr>
-        <w:hyperlink r:id="rId22" w:history="1">
-          <w:r>
-            <w:rPr>
-              <w:rStyle w:val="Hyperlink"/>
-            </w:rPr>
-            <w:t xml:space="preserve">, </w:t>
-          </w:r>
-        </w:hyperlink>
+        <w:t xml:space="preserve">, </w:t>
       </w:r>
       <w:r>
         <w:rPr>
@@ -3047,7 +3022,7 @@
           <w:sz w:val="24"/>
           <w:u w:val="single"/>
         </w:rPr>
-        <w:hyperlink r:id="rId22" w:history="1">
+        <w:hyperlink r:id="rId23" w:history="1">
           <w:r>
             <w:rPr>
               <w:rStyle w:val="Hyperlink"/>
@@ -3076,7 +3051,7 @@
           <w:sz w:val="24"/>
           <w:u w:val="single"/>
         </w:rPr>
-        <w:hyperlink r:id="rId24" w:history="1">
+        <w:hyperlink r:id="rId23" w:history="1">
           <w:r>
             <w:rPr>
               <w:rStyle w:val="Hyperlink"/>
@@ -3094,7 +3069,7 @@
           <w:sz w:val="24"/>
           <w:u w:val="single"/>
         </w:rPr>
-        <w:hyperlink r:id="rId24" w:history="1">
+        <w:hyperlink r:id="rId21" w:history="1">
           <w:r>
             <w:rPr>
               <w:rStyle w:val="Hyperlink"/>

--- a/EXPORTS/DOCX/published/niveau3/Dutch/Bronbeek.docx
+++ b/EXPORTS/DOCX/published/niveau3/Dutch/Bronbeek.docx
@@ -1439,7 +1439,7 @@
             <w:rPr>
               <w:rStyle w:val="Hyperlink"/>
             </w:rPr>
-            <w:t>biografieë</w:t>
+            <w:t>biografie</w:t>
           </w:r>
         </w:hyperlink>
       </w:r>
@@ -1450,7 +1450,23 @@
           <w:i w:val="0"/>
           <w:color w:val="0000FF"/>
           <w:sz w:val="24"/>
-          <w:u w:val="single"/>
+        </w:rPr>
+        <w:hyperlink r:id="rId15" w:history="1">
+          <w:r>
+            <w:rPr>
+              <w:rStyle w:val="Hyperlink"/>
+            </w:rPr>
+            <w:t>ë</w:t>
+          </w:r>
+        </w:hyperlink>
+      </w:r>
+      <w:r>
+        <w:rPr>
+          <w:rFonts w:ascii="Charis SIL Regular" w:hAnsi="Charis SIL Regular" w:eastAsia="Charis SIL Regular"/>
+          <w:b w:val="0"/>
+          <w:i w:val="0"/>
+          <w:color w:val="0000FF"/>
+          <w:sz w:val="24"/>
         </w:rPr>
         <w:t>n</w:t>
       </w:r>
@@ -1490,6 +1506,7 @@
           <w:i w:val="0"/>
           <w:color w:val="0000FF"/>
           <w:sz w:val="24"/>
+          <w:u w:val="single"/>
         </w:rPr>
         <w:t xml:space="preserve"> </w:t>
       </w:r>
@@ -2994,7 +3011,7 @@
           <w:sz w:val="24"/>
           <w:u w:val="single"/>
         </w:rPr>
-        <w:hyperlink r:id="rId22" w:history="1">
+        <w:hyperlink r:id="rId21" w:history="1">
           <w:r>
             <w:rPr>
               <w:rStyle w:val="Hyperlink"/>
@@ -3005,13 +3022,21 @@
       </w:r>
       <w:r>
         <w:rPr>
+          <w:u w:val="single" w:color="0000ff"/>
           <w:rFonts w:ascii="Charis SIL Regular" w:hAnsi="Charis SIL Regular" w:eastAsia="Charis SIL Regular"/>
           <w:b w:val="0"/>
           <w:i w:val="0"/>
           <w:color w:val="000000"/>
           <w:sz w:val="24"/>
         </w:rPr>
-        <w:t xml:space="preserve">, </w:t>
+        <w:hyperlink r:id="rId21" w:history="1">
+          <w:r>
+            <w:rPr>
+              <w:rStyle w:val="Hyperlink"/>
+            </w:rPr>
+            <w:t xml:space="preserve">, </w:t>
+          </w:r>
+        </w:hyperlink>
       </w:r>
       <w:r>
         <w:rPr>
@@ -3022,7 +3047,7 @@
           <w:sz w:val="24"/>
           <w:u w:val="single"/>
         </w:rPr>
-        <w:hyperlink r:id="rId23" w:history="1">
+        <w:hyperlink r:id="rId21" w:history="1">
           <w:r>
             <w:rPr>
               <w:rStyle w:val="Hyperlink"/>

--- a/EXPORTS/DOCX/published/niveau3/Dutch/Bronbeek.docx
+++ b/EXPORTS/DOCX/published/niveau3/Dutch/Bronbeek.docx
@@ -241,14 +241,7 @@
           <w:color w:val="000000"/>
           <w:sz w:val="24"/>
         </w:rPr>
-        <w:hyperlink r:id="rId9" w:history="1">
-          <w:r>
-            <w:rPr>
-              <w:rStyle w:val="Hyperlink"/>
-            </w:rPr>
-            <w:t>andse S</w:t>
-          </w:r>
-        </w:hyperlink>
+        <w:t>andse S</w:t>
       </w:r>
       <w:r>
         <w:rPr>
@@ -1405,14 +1398,7 @@
           <w:sz w:val="24"/>
           <w:u w:val="single"/>
         </w:rPr>
-        <w:hyperlink r:id="rId15" w:history="1">
-          <w:r>
-            <w:rPr>
-              <w:rStyle w:val="Hyperlink"/>
-            </w:rPr>
-            <w:t>6000</w:t>
-          </w:r>
-        </w:hyperlink>
+        <w:t>6000 biografieën van Ridders</w:t>
       </w:r>
       <w:r>
         <w:rPr>
@@ -1421,121 +1407,6 @@
           <w:i w:val="0"/>
           <w:color w:val="0000FF"/>
           <w:sz w:val="24"/>
-          <w:u w:val="single"/>
-        </w:rPr>
-        <w:t xml:space="preserve"> </w:t>
-      </w:r>
-      <w:r>
-        <w:rPr>
-          <w:rFonts w:ascii="Charis SIL Regular" w:hAnsi="Charis SIL Regular" w:eastAsia="Charis SIL Regular"/>
-          <w:b w:val="0"/>
-          <w:i w:val="0"/>
-          <w:color w:val="0000FF"/>
-          <w:sz w:val="24"/>
-          <w:u w:val="single"/>
-        </w:rPr>
-        <w:hyperlink r:id="rId15" w:history="1">
-          <w:r>
-            <w:rPr>
-              <w:rStyle w:val="Hyperlink"/>
-            </w:rPr>
-            <w:t>biografie</w:t>
-          </w:r>
-        </w:hyperlink>
-      </w:r>
-      <w:r>
-        <w:rPr>
-          <w:rFonts w:ascii="Charis SIL Regular" w:hAnsi="Charis SIL Regular" w:eastAsia="Charis SIL Regular"/>
-          <w:b w:val="0"/>
-          <w:i w:val="0"/>
-          <w:color w:val="0000FF"/>
-          <w:sz w:val="24"/>
-        </w:rPr>
-        <w:hyperlink r:id="rId15" w:history="1">
-          <w:r>
-            <w:rPr>
-              <w:rStyle w:val="Hyperlink"/>
-            </w:rPr>
-            <w:t>ë</w:t>
-          </w:r>
-        </w:hyperlink>
-      </w:r>
-      <w:r>
-        <w:rPr>
-          <w:rFonts w:ascii="Charis SIL Regular" w:hAnsi="Charis SIL Regular" w:eastAsia="Charis SIL Regular"/>
-          <w:b w:val="0"/>
-          <w:i w:val="0"/>
-          <w:color w:val="0000FF"/>
-          <w:sz w:val="24"/>
-        </w:rPr>
-        <w:t>n</w:t>
-      </w:r>
-      <w:r>
-        <w:rPr>
-          <w:rFonts w:ascii="Charis SIL Regular" w:hAnsi="Charis SIL Regular" w:eastAsia="Charis SIL Regular"/>
-          <w:b w:val="0"/>
-          <w:i w:val="0"/>
-          <w:color w:val="0000FF"/>
-          <w:sz w:val="24"/>
-          <w:u w:val="single"/>
-        </w:rPr>
-        <w:t xml:space="preserve"> </w:t>
-      </w:r>
-      <w:r>
-        <w:rPr>
-          <w:rFonts w:ascii="Charis SIL Regular" w:hAnsi="Charis SIL Regular" w:eastAsia="Charis SIL Regular"/>
-          <w:b w:val="0"/>
-          <w:i w:val="0"/>
-          <w:color w:val="0000FF"/>
-          <w:sz w:val="24"/>
-          <w:u w:val="single"/>
-        </w:rPr>
-        <w:hyperlink r:id="rId15" w:history="1">
-          <w:r>
-            <w:rPr>
-              <w:rStyle w:val="Hyperlink"/>
-            </w:rPr>
-            <w:t>van</w:t>
-          </w:r>
-        </w:hyperlink>
-      </w:r>
-      <w:r>
-        <w:rPr>
-          <w:rFonts w:ascii="Charis SIL Regular" w:hAnsi="Charis SIL Regular" w:eastAsia="Charis SIL Regular"/>
-          <w:b w:val="0"/>
-          <w:i w:val="0"/>
-          <w:color w:val="0000FF"/>
-          <w:sz w:val="24"/>
-          <w:u w:val="single"/>
-        </w:rPr>
-        <w:t xml:space="preserve"> </w:t>
-      </w:r>
-      <w:r>
-        <w:rPr>
-          <w:rFonts w:ascii="Charis SIL Regular" w:hAnsi="Charis SIL Regular" w:eastAsia="Charis SIL Regular"/>
-          <w:b w:val="0"/>
-          <w:i w:val="0"/>
-          <w:color w:val="0000FF"/>
-          <w:sz w:val="24"/>
-          <w:u w:val="single"/>
-        </w:rPr>
-        <w:hyperlink r:id="rId15" w:history="1">
-          <w:r>
-            <w:rPr>
-              <w:rStyle w:val="Hyperlink"/>
-            </w:rPr>
-            <w:t>Ridders</w:t>
-          </w:r>
-        </w:hyperlink>
-      </w:r>
-      <w:r>
-        <w:rPr>
-          <w:rFonts w:ascii="Charis SIL Regular" w:hAnsi="Charis SIL Regular" w:eastAsia="Charis SIL Regular"/>
-          <w:b w:val="0"/>
-          <w:i w:val="0"/>
-          <w:color w:val="0000FF"/>
-          <w:sz w:val="24"/>
-          <w:u w:val="single"/>
         </w:rPr>
         <w:t xml:space="preserve"> </w:t>
       </w:r>
@@ -2467,7 +2338,7 @@
           <w:sz w:val="24"/>
           <w:u w:val="single"/>
         </w:rPr>
-        <w:hyperlink r:id="rId19" w:history="1">
+        <w:hyperlink r:id="rId18" w:history="1">
           <w:r>
             <w:rPr>
               <w:rStyle w:val="Hyperlink"/>
@@ -2485,7 +2356,7 @@
           <w:sz w:val="24"/>
           <w:u w:val="single"/>
         </w:rPr>
-        <w:hyperlink r:id="rId19" w:history="1">
+        <w:hyperlink r:id="rId18" w:history="1">
           <w:r>
             <w:rPr>
               <w:rStyle w:val="Hyperlink"/>
@@ -3011,7 +2882,7 @@
           <w:sz w:val="24"/>
           <w:u w:val="single"/>
         </w:rPr>
-        <w:hyperlink r:id="rId21" w:history="1">
+        <w:hyperlink r:id="rId22" w:history="1">
           <w:r>
             <w:rPr>
               <w:rStyle w:val="Hyperlink"/>
@@ -3029,14 +2900,7 @@
           <w:color w:val="000000"/>
           <w:sz w:val="24"/>
         </w:rPr>
-        <w:hyperlink r:id="rId21" w:history="1">
-          <w:r>
-            <w:rPr>
-              <w:rStyle w:val="Hyperlink"/>
-            </w:rPr>
-            <w:t xml:space="preserve">, </w:t>
-          </w:r>
-        </w:hyperlink>
+        <w:t xml:space="preserve">, </w:t>
       </w:r>
       <w:r>
         <w:rPr>
@@ -3047,7 +2911,7 @@
           <w:sz w:val="24"/>
           <w:u w:val="single"/>
         </w:rPr>
-        <w:hyperlink r:id="rId21" w:history="1">
+        <w:hyperlink r:id="rId23" w:history="1">
           <w:r>
             <w:rPr>
               <w:rStyle w:val="Hyperlink"/>

--- a/EXPORTS/DOCX/published/niveau3/Dutch/Bronbeek.docx
+++ b/EXPORTS/DOCX/published/niveau3/Dutch/Bronbeek.docx
@@ -241,7 +241,14 @@
           <w:color w:val="000000"/>
           <w:sz w:val="24"/>
         </w:rPr>
-        <w:t>andse S</w:t>
+        <w:hyperlink r:id="rId9" w:history="1">
+          <w:r>
+            <w:rPr>
+              <w:rStyle w:val="Hyperlink"/>
+            </w:rPr>
+            <w:t>andse S</w:t>
+          </w:r>
+        </w:hyperlink>
       </w:r>
       <w:r>
         <w:rPr>
@@ -1398,7 +1405,14 @@
           <w:sz w:val="24"/>
           <w:u w:val="single"/>
         </w:rPr>
-        <w:t>6000 biografieën van Ridders</w:t>
+        <w:hyperlink r:id="rId15" w:history="1">
+          <w:r>
+            <w:rPr>
+              <w:rStyle w:val="Hyperlink"/>
+            </w:rPr>
+            <w:t>6000</w:t>
+          </w:r>
+        </w:hyperlink>
       </w:r>
       <w:r>
         <w:rPr>
@@ -1407,6 +1421,7 @@
           <w:i w:val="0"/>
           <w:color w:val="0000FF"/>
           <w:sz w:val="24"/>
+          <w:u w:val="single"/>
         </w:rPr>
         <w:t xml:space="preserve"> </w:t>
       </w:r>
@@ -1424,9 +1439,117 @@
             <w:rPr>
               <w:rStyle w:val="Hyperlink"/>
             </w:rPr>
-            <w:t xml:space="preserve">in </w:t>
+            <w:t>biografieë</w:t>
           </w:r>
         </w:hyperlink>
+      </w:r>
+      <w:r>
+        <w:rPr>
+          <w:rFonts w:ascii="Charis SIL Regular" w:hAnsi="Charis SIL Regular" w:eastAsia="Charis SIL Regular"/>
+          <w:b w:val="0"/>
+          <w:i w:val="0"/>
+          <w:color w:val="0000FF"/>
+          <w:sz w:val="24"/>
+          <w:u w:val="single"/>
+        </w:rPr>
+        <w:t>n</w:t>
+      </w:r>
+      <w:r>
+        <w:rPr>
+          <w:rFonts w:ascii="Charis SIL Regular" w:hAnsi="Charis SIL Regular" w:eastAsia="Charis SIL Regular"/>
+          <w:b w:val="0"/>
+          <w:i w:val="0"/>
+          <w:color w:val="0000FF"/>
+          <w:sz w:val="24"/>
+          <w:u w:val="single"/>
+        </w:rPr>
+        <w:t xml:space="preserve"> </w:t>
+      </w:r>
+      <w:r>
+        <w:rPr>
+          <w:rFonts w:ascii="Charis SIL Regular" w:hAnsi="Charis SIL Regular" w:eastAsia="Charis SIL Regular"/>
+          <w:b w:val="0"/>
+          <w:i w:val="0"/>
+          <w:color w:val="0000FF"/>
+          <w:sz w:val="24"/>
+          <w:u w:val="single"/>
+        </w:rPr>
+        <w:hyperlink r:id="rId15" w:history="1">
+          <w:r>
+            <w:rPr>
+              <w:rStyle w:val="Hyperlink"/>
+            </w:rPr>
+            <w:t>van</w:t>
+          </w:r>
+        </w:hyperlink>
+      </w:r>
+      <w:r>
+        <w:rPr>
+          <w:rFonts w:ascii="Charis SIL Regular" w:hAnsi="Charis SIL Regular" w:eastAsia="Charis SIL Regular"/>
+          <w:b w:val="0"/>
+          <w:i w:val="0"/>
+          <w:color w:val="0000FF"/>
+          <w:sz w:val="24"/>
+          <w:u w:val="single"/>
+        </w:rPr>
+        <w:t xml:space="preserve"> </w:t>
+      </w:r>
+      <w:r>
+        <w:rPr>
+          <w:rFonts w:ascii="Charis SIL Regular" w:hAnsi="Charis SIL Regular" w:eastAsia="Charis SIL Regular"/>
+          <w:b w:val="0"/>
+          <w:i w:val="0"/>
+          <w:color w:val="0000FF"/>
+          <w:sz w:val="24"/>
+          <w:u w:val="single"/>
+        </w:rPr>
+        <w:hyperlink r:id="rId15" w:history="1">
+          <w:r>
+            <w:rPr>
+              <w:rStyle w:val="Hyperlink"/>
+            </w:rPr>
+            <w:t>Ridders</w:t>
+          </w:r>
+        </w:hyperlink>
+      </w:r>
+      <w:r>
+        <w:rPr>
+          <w:rFonts w:ascii="Charis SIL Regular" w:hAnsi="Charis SIL Regular" w:eastAsia="Charis SIL Regular"/>
+          <w:b w:val="0"/>
+          <w:i w:val="0"/>
+          <w:color w:val="0000FF"/>
+          <w:sz w:val="24"/>
+          <w:u w:val="single"/>
+        </w:rPr>
+        <w:t xml:space="preserve"> </w:t>
+      </w:r>
+      <w:r>
+        <w:rPr>
+          <w:rFonts w:ascii="Charis SIL Regular" w:hAnsi="Charis SIL Regular" w:eastAsia="Charis SIL Regular"/>
+          <w:b w:val="0"/>
+          <w:i w:val="0"/>
+          <w:color w:val="0000FF"/>
+          <w:sz w:val="24"/>
+          <w:u w:val="single"/>
+        </w:rPr>
+        <w:hyperlink r:id="rId15" w:history="1">
+          <w:r>
+            <w:rPr>
+              <w:rStyle w:val="Hyperlink"/>
+            </w:rPr>
+            <w:t>i</w:t>
+          </w:r>
+        </w:hyperlink>
+      </w:r>
+      <w:r>
+        <w:rPr>
+          <w:rFonts w:ascii="Charis SIL Regular" w:hAnsi="Charis SIL Regular" w:eastAsia="Charis SIL Regular"/>
+          <w:b w:val="0"/>
+          <w:i w:val="0"/>
+          <w:color w:val="0000FF"/>
+          <w:sz w:val="24"/>
+        </w:rPr>
+        <w:t xml:space="preserve">n </w:t>
       </w:r>
       <w:r>
         <w:rPr>
@@ -2338,7 +2461,7 @@
           <w:sz w:val="24"/>
           <w:u w:val="single"/>
         </w:rPr>
-        <w:hyperlink r:id="rId18" w:history="1">
+        <w:hyperlink r:id="rId19" w:history="1">
           <w:r>
             <w:rPr>
               <w:rStyle w:val="Hyperlink"/>
@@ -2356,7 +2479,7 @@
           <w:sz w:val="24"/>
           <w:u w:val="single"/>
         </w:rPr>
-        <w:hyperlink r:id="rId18" w:history="1">
+        <w:hyperlink r:id="rId19" w:history="1">
           <w:r>
             <w:rPr>
               <w:rStyle w:val="Hyperlink"/>
@@ -2900,7 +3023,14 @@
           <w:color w:val="000000"/>
           <w:sz w:val="24"/>
         </w:rPr>
-        <w:t xml:space="preserve">, </w:t>
+        <w:hyperlink r:id="rId21" w:history="1">
+          <w:r>
+            <w:rPr>
+              <w:rStyle w:val="Hyperlink"/>
+            </w:rPr>
+            <w:t xml:space="preserve">, </w:t>
+          </w:r>
+        </w:hyperlink>
       </w:r>
       <w:r>
         <w:rPr>
@@ -2911,7 +3041,7 @@
           <w:sz w:val="24"/>
           <w:u w:val="single"/>
         </w:rPr>
-        <w:hyperlink r:id="rId23" w:history="1">
+        <w:hyperlink r:id="rId21" w:history="1">
           <w:r>
             <w:rPr>
               <w:rStyle w:val="Hyperlink"/>

--- a/EXPORTS/DOCX/published/niveau3/Dutch/Bronbeek.docx
+++ b/EXPORTS/DOCX/published/niveau3/Dutch/Bronbeek.docx
@@ -458,6 +458,7 @@
       </w:r>
       <w:r>
         <w:rPr>
+          <w:u w:val="single" w:color="0000ff"/>
           <w:rFonts w:ascii="Charis SIL Regular" w:hAnsi="Charis SIL Regular" w:eastAsia="Charis SIL Regular"/>
           <w:b w:val="0"/>
           <w:i w:val="0"/>
@@ -1461,7 +1462,6 @@
           <w:i w:val="0"/>
           <w:color w:val="0000FF"/>
           <w:sz w:val="24"/>
-          <w:u w:val="single"/>
         </w:rPr>
         <w:t xml:space="preserve"> </w:t>
       </w:r>
@@ -1537,19 +1537,9 @@
             <w:rPr>
               <w:rStyle w:val="Hyperlink"/>
             </w:rPr>
-            <w:t>i</w:t>
+            <w:t xml:space="preserve">in </w:t>
           </w:r>
         </w:hyperlink>
-      </w:r>
-      <w:r>
-        <w:rPr>
-          <w:rFonts w:ascii="Charis SIL Regular" w:hAnsi="Charis SIL Regular" w:eastAsia="Charis SIL Regular"/>
-          <w:b w:val="0"/>
-          <w:i w:val="0"/>
-          <w:color w:val="0000FF"/>
-          <w:sz w:val="24"/>
-        </w:rPr>
-        <w:t xml:space="preserve">n </w:t>
       </w:r>
       <w:r>
         <w:rPr>
@@ -2987,7 +2977,7 @@
           <w:sz w:val="24"/>
           <w:u w:val="single"/>
         </w:rPr>
-        <w:hyperlink r:id="rId21" w:history="1">
+        <w:hyperlink r:id="rId22" w:history="1">
           <w:r>
             <w:rPr>
               <w:rStyle w:val="Hyperlink"/>
@@ -3088,7 +3078,7 @@
           <w:sz w:val="24"/>
           <w:u w:val="single"/>
         </w:rPr>
-        <w:hyperlink r:id="rId21" w:history="1">
+        <w:hyperlink r:id="rId23" w:history="1">
           <w:r>
             <w:rPr>
               <w:rStyle w:val="Hyperlink"/>
